--- a/LLDD/word/BE/LLDD-BE-API-Lookup.docx
+++ b/LLDD/word/BE/LLDD-BE-API-Lookup.docx
@@ -5,7 +5,7 @@
     <w:p>
       <w:r>
         <w:rPr>
-          <w:rFonts w:ascii="Arial" w:hAnsi="Arial" w:eastAsia="Arial"/>
+          <w:rFonts w:ascii="Arial" w:hAnsi="Arial" w:eastAsia="Arial" w:cs="Tahoma"/>
           <w:b/>
           <w:color w:val="0B2545"/>
           <w:sz w:val="40"/>
@@ -58,7 +58,7 @@
             <w:r/>
             <w:r>
               <w:rPr>
-                <w:rFonts w:ascii="Arial" w:hAnsi="Arial" w:eastAsia="Arial"/>
+                <w:rFonts w:ascii="Arial" w:hAnsi="Arial" w:eastAsia="Arial" w:cs="Tahoma"/>
                 <w:b/>
                 <w:sz w:val="18"/>
               </w:rPr>
@@ -80,7 +80,7 @@
             <w:r/>
             <w:r>
               <w:rPr>
-                <w:rFonts w:ascii="Arial" w:hAnsi="Arial" w:eastAsia="Arial"/>
+                <w:rFonts w:ascii="Arial" w:hAnsi="Arial" w:eastAsia="Arial" w:cs="Tahoma"/>
                 <w:b/>
                 <w:sz w:val="18"/>
               </w:rPr>
@@ -105,13 +105,13 @@
             </w:pPr>
             <w:r>
               <w:rPr>
-                <w:rFonts w:ascii="Arial" w:hAnsi="Arial" w:eastAsia="Arial"/>
-                <w:sz w:val="18"/>
-              </w:rPr>
-            </w:r>
-            <w:r>
-              <w:rPr>
-                <w:rFonts w:ascii="Arial" w:hAnsi="Arial" w:eastAsia="Arial"/>
+                <w:rFonts w:ascii="Arial" w:hAnsi="Arial" w:eastAsia="Arial" w:cs="Tahoma"/>
+                <w:sz w:val="18"/>
+              </w:rPr>
+            </w:r>
+            <w:r>
+              <w:rPr>
+                <w:rFonts w:ascii="Arial" w:hAnsi="Arial" w:eastAsia="Arial" w:cs="Tahoma"/>
                 <w:sz w:val="18"/>
               </w:rPr>
               <w:t>วัตถุประสงค์</w:t>
@@ -130,13 +130,13 @@
             </w:pPr>
             <w:r>
               <w:rPr>
-                <w:rFonts w:ascii="Arial" w:hAnsi="Arial" w:eastAsia="Arial"/>
-                <w:sz w:val="18"/>
-              </w:rPr>
-            </w:r>
-            <w:r>
-              <w:rPr>
-                <w:rFonts w:ascii="Arial" w:hAnsi="Arial" w:eastAsia="Arial"/>
+                <w:rFonts w:ascii="Arial" w:hAnsi="Arial" w:eastAsia="Arial" w:cs="Tahoma"/>
+                <w:sz w:val="18"/>
+              </w:rPr>
+            </w:r>
+            <w:r>
+              <w:rPr>
+                <w:rFonts w:ascii="Arial" w:hAnsi="Arial" w:eastAsia="Arial" w:cs="Tahoma"/>
                 <w:sz w:val="18"/>
               </w:rPr>
               <w:t>ใช้เป็นรายละเอียดระดับพัฒนาสำหรับออกแบบ ลงมือพัฒนา ตรวจทาน และทดสอบขอบเขตที่ระบุในฉบับนี้</w:t>
@@ -160,13 +160,13 @@
             </w:pPr>
             <w:r>
               <w:rPr>
-                <w:rFonts w:ascii="Arial" w:hAnsi="Arial" w:eastAsia="Arial"/>
-                <w:sz w:val="18"/>
-              </w:rPr>
-            </w:r>
-            <w:r>
-              <w:rPr>
-                <w:rFonts w:ascii="Arial" w:hAnsi="Arial" w:eastAsia="Arial"/>
+                <w:rFonts w:ascii="Arial" w:hAnsi="Arial" w:eastAsia="Arial" w:cs="Tahoma"/>
+                <w:sz w:val="18"/>
+              </w:rPr>
+            </w:r>
+            <w:r>
+              <w:rPr>
+                <w:rFonts w:ascii="Arial" w:hAnsi="Arial" w:eastAsia="Arial" w:cs="Tahoma"/>
                 <w:sz w:val="18"/>
               </w:rPr>
               <w:t>ลำดับการอ่าน</w:t>
@@ -185,13 +185,13 @@
             </w:pPr>
             <w:r>
               <w:rPr>
-                <w:rFonts w:ascii="Arial" w:hAnsi="Arial" w:eastAsia="Arial"/>
-                <w:sz w:val="18"/>
-              </w:rPr>
-            </w:r>
-            <w:r>
-              <w:rPr>
-                <w:rFonts w:ascii="Arial" w:hAnsi="Arial" w:eastAsia="Arial"/>
+                <w:rFonts w:ascii="Arial" w:hAnsi="Arial" w:eastAsia="Arial" w:cs="Tahoma"/>
+                <w:sz w:val="18"/>
+              </w:rPr>
+            </w:r>
+            <w:r>
+              <w:rPr>
+                <w:rFonts w:ascii="Arial" w:hAnsi="Arial" w:eastAsia="Arial" w:cs="Tahoma"/>
                 <w:sz w:val="18"/>
               </w:rPr>
               <w:t>เริ่มจาก Overview และ Scope จากนั้นตรวจ Field/Validation, Implementation, Contract, Processing Flow, Acceptance Criteria และ Test Checklist ตามลำดับ</w:t>
@@ -215,13 +215,13 @@
             </w:pPr>
             <w:r>
               <w:rPr>
-                <w:rFonts w:ascii="Arial" w:hAnsi="Arial" w:eastAsia="Arial"/>
-                <w:sz w:val="18"/>
-              </w:rPr>
-            </w:r>
-            <w:r>
-              <w:rPr>
-                <w:rFonts w:ascii="Arial" w:hAnsi="Arial" w:eastAsia="Arial"/>
+                <w:rFonts w:ascii="Arial" w:hAnsi="Arial" w:eastAsia="Arial" w:cs="Tahoma"/>
+                <w:sz w:val="18"/>
+              </w:rPr>
+            </w:r>
+            <w:r>
+              <w:rPr>
+                <w:rFonts w:ascii="Arial" w:hAnsi="Arial" w:eastAsia="Arial" w:cs="Tahoma"/>
                 <w:sz w:val="18"/>
               </w:rPr>
               <w:t>ผลลัพธ์ที่คาดหวัง</w:t>
@@ -240,13 +240,13 @@
             </w:pPr>
             <w:r>
               <w:rPr>
-                <w:rFonts w:ascii="Arial" w:hAnsi="Arial" w:eastAsia="Arial"/>
-                <w:sz w:val="18"/>
-              </w:rPr>
-            </w:r>
-            <w:r>
-              <w:rPr>
-                <w:rFonts w:ascii="Arial" w:hAnsi="Arial" w:eastAsia="Arial"/>
+                <w:rFonts w:ascii="Arial" w:hAnsi="Arial" w:eastAsia="Arial" w:cs="Tahoma"/>
+                <w:sz w:val="18"/>
+              </w:rPr>
+            </w:r>
+            <w:r>
+              <w:rPr>
+                <w:rFonts w:ascii="Arial" w:hAnsi="Arial" w:eastAsia="Arial" w:cs="Tahoma"/>
                 <w:sz w:val="18"/>
               </w:rPr>
               <w:t>ผู้อ่านสามารถระบุ input, ขั้นตอนประมวลผล, output, เงื่อนไขผิดพลาด และหลักฐานการทดสอบได้จากเนื้อหาในฉบับเดียว</w:t>
@@ -301,7 +301,7 @@
             <w:r/>
             <w:r>
               <w:rPr>
-                <w:rFonts w:ascii="Arial" w:hAnsi="Arial" w:eastAsia="Arial"/>
+                <w:rFonts w:ascii="Arial" w:hAnsi="Arial" w:eastAsia="Arial" w:cs="Tahoma"/>
                 <w:b/>
                 <w:sz w:val="18"/>
               </w:rPr>
@@ -323,7 +323,7 @@
             <w:r/>
             <w:r>
               <w:rPr>
-                <w:rFonts w:ascii="Arial" w:hAnsi="Arial" w:eastAsia="Arial"/>
+                <w:rFonts w:ascii="Arial" w:hAnsi="Arial" w:eastAsia="Arial" w:cs="Tahoma"/>
                 <w:b/>
                 <w:sz w:val="18"/>
               </w:rPr>
@@ -348,13 +348,13 @@
             </w:pPr>
             <w:r>
               <w:rPr>
-                <w:rFonts w:ascii="Arial" w:hAnsi="Arial" w:eastAsia="Arial"/>
-                <w:sz w:val="18"/>
-              </w:rPr>
-            </w:r>
-            <w:r>
-              <w:rPr>
-                <w:rFonts w:ascii="Arial" w:hAnsi="Arial" w:eastAsia="Arial"/>
+                <w:rFonts w:ascii="Arial" w:hAnsi="Arial" w:eastAsia="Arial" w:cs="Tahoma"/>
+                <w:sz w:val="18"/>
+              </w:rPr>
+            </w:r>
+            <w:r>
+              <w:rPr>
+                <w:rFonts w:ascii="Arial" w:hAnsi="Arial" w:eastAsia="Arial" w:cs="Tahoma"/>
                 <w:sz w:val="18"/>
               </w:rPr>
               <w:t>Track</w:t>
@@ -373,13 +373,13 @@
             </w:pPr>
             <w:r>
               <w:rPr>
-                <w:rFonts w:ascii="Arial" w:hAnsi="Arial" w:eastAsia="Arial"/>
-                <w:sz w:val="18"/>
-              </w:rPr>
-            </w:r>
-            <w:r>
-              <w:rPr>
-                <w:rFonts w:ascii="Arial" w:hAnsi="Arial" w:eastAsia="Arial"/>
+                <w:rFonts w:ascii="Arial" w:hAnsi="Arial" w:eastAsia="Arial" w:cs="Tahoma"/>
+                <w:sz w:val="18"/>
+              </w:rPr>
+            </w:r>
+            <w:r>
+              <w:rPr>
+                <w:rFonts w:ascii="Arial" w:hAnsi="Arial" w:eastAsia="Arial" w:cs="Tahoma"/>
                 <w:sz w:val="18"/>
               </w:rPr>
               <w:t>BE</w:t>
@@ -403,13 +403,13 @@
             </w:pPr>
             <w:r>
               <w:rPr>
-                <w:rFonts w:ascii="Arial" w:hAnsi="Arial" w:eastAsia="Arial"/>
-                <w:sz w:val="18"/>
-              </w:rPr>
-            </w:r>
-            <w:r>
-              <w:rPr>
-                <w:rFonts w:ascii="Arial" w:hAnsi="Arial" w:eastAsia="Arial"/>
+                <w:rFonts w:ascii="Arial" w:hAnsi="Arial" w:eastAsia="Arial" w:cs="Tahoma"/>
+                <w:sz w:val="18"/>
+              </w:rPr>
+            </w:r>
+            <w:r>
+              <w:rPr>
+                <w:rFonts w:ascii="Arial" w:hAnsi="Arial" w:eastAsia="Arial" w:cs="Tahoma"/>
                 <w:sz w:val="18"/>
               </w:rPr>
               <w:t>Estimate</w:t>
@@ -428,16 +428,24 @@
             </w:pPr>
             <w:r>
               <w:rPr>
-                <w:rFonts w:ascii="Arial" w:hAnsi="Arial" w:eastAsia="Arial"/>
-                <w:sz w:val="18"/>
-              </w:rPr>
-            </w:r>
-            <w:r>
-              <w:rPr>
-                <w:rFonts w:ascii="Arial" w:hAnsi="Arial" w:eastAsia="Arial"/>
-                <w:sz w:val="18"/>
-              </w:rPr>
-              <w:t>10 ชั่วโมง</w:t>
+                <w:rFonts w:ascii="Arial" w:hAnsi="Arial" w:eastAsia="Arial" w:cs="Tahoma"/>
+                <w:sz w:val="18"/>
+              </w:rPr>
+            </w:r>
+            <w:r>
+              <w:rPr>
+                <w:rFonts w:ascii="Arial" w:hAnsi="Arial" w:eastAsia="Arial" w:cs="Tahoma"/>
+                <w:b/>
+                <w:sz w:val="18"/>
+              </w:rPr>
+              <w:t>13 ชั่วโมง</w:t>
+            </w:r>
+            <w:r>
+              <w:rPr>
+                <w:rFonts w:ascii="Arial" w:hAnsi="Arial" w:eastAsia="Arial" w:cs="Tahoma"/>
+                <w:sz w:val="18"/>
+              </w:rPr>
+              <w:t xml:space="preserve"> = implementation 10 + unit test 3 (30%)</w:t>
             </w:r>
           </w:p>
         </w:tc>
@@ -458,13 +466,13 @@
             </w:pPr>
             <w:r>
               <w:rPr>
-                <w:rFonts w:ascii="Arial" w:hAnsi="Arial" w:eastAsia="Arial"/>
-                <w:sz w:val="18"/>
-              </w:rPr>
-            </w:r>
-            <w:r>
-              <w:rPr>
-                <w:rFonts w:ascii="Arial" w:hAnsi="Arial" w:eastAsia="Arial"/>
+                <w:rFonts w:ascii="Arial" w:hAnsi="Arial" w:eastAsia="Arial" w:cs="Tahoma"/>
+                <w:sz w:val="18"/>
+              </w:rPr>
+            </w:r>
+            <w:r>
+              <w:rPr>
+                <w:rFonts w:ascii="Arial" w:hAnsi="Arial" w:eastAsia="Arial" w:cs="Tahoma"/>
                 <w:sz w:val="18"/>
               </w:rPr>
               <w:t>Owner</w:t>
@@ -483,13 +491,13 @@
             </w:pPr>
             <w:r>
               <w:rPr>
-                <w:rFonts w:ascii="Arial" w:hAnsi="Arial" w:eastAsia="Arial"/>
-                <w:sz w:val="18"/>
-              </w:rPr>
-            </w:r>
-            <w:r>
-              <w:rPr>
-                <w:rFonts w:ascii="Arial" w:hAnsi="Arial" w:eastAsia="Arial"/>
+                <w:rFonts w:ascii="Arial" w:hAnsi="Arial" w:eastAsia="Arial" w:cs="Tahoma"/>
+                <w:sz w:val="18"/>
+              </w:rPr>
+            </w:r>
+            <w:r>
+              <w:rPr>
+                <w:rFonts w:ascii="Arial" w:hAnsi="Arial" w:eastAsia="Arial" w:cs="Tahoma"/>
                 <w:sz w:val="18"/>
               </w:rPr>
               <w:t>Tunyatorn &lt;Vava&gt; Kiatkongphongsa</w:t>
@@ -513,16 +521,16 @@
             </w:pPr>
             <w:r>
               <w:rPr>
-                <w:rFonts w:ascii="Arial" w:hAnsi="Arial" w:eastAsia="Arial"/>
-                <w:sz w:val="18"/>
-              </w:rPr>
-            </w:r>
-            <w:r>
-              <w:rPr>
-                <w:rFonts w:ascii="Arial" w:hAnsi="Arial" w:eastAsia="Arial"/>
-                <w:sz w:val="18"/>
-              </w:rPr>
-              <w:t>Objective</w:t>
+                <w:rFonts w:ascii="Arial" w:hAnsi="Arial" w:eastAsia="Arial" w:cs="Tahoma"/>
+                <w:sz w:val="18"/>
+              </w:rPr>
+            </w:r>
+            <w:r>
+              <w:rPr>
+                <w:rFonts w:ascii="Arial" w:hAnsi="Arial" w:eastAsia="Arial" w:cs="Tahoma"/>
+                <w:sz w:val="18"/>
+              </w:rPr>
+              <w:t>Target repository</w:t>
             </w:r>
           </w:p>
         </w:tc>
@@ -538,13 +546,103 @@
             </w:pPr>
             <w:r>
               <w:rPr>
-                <w:rFonts w:ascii="Arial" w:hAnsi="Arial" w:eastAsia="Arial"/>
-                <w:sz w:val="18"/>
-              </w:rPr>
-            </w:r>
-            <w:r>
-              <w:rPr>
-                <w:rFonts w:ascii="Arial" w:hAnsi="Arial" w:eastAsia="Arial"/>
+                <w:rFonts w:ascii="Arial" w:hAnsi="Arial" w:eastAsia="Arial" w:cs="Tahoma"/>
+                <w:sz w:val="18"/>
+              </w:rPr>
+            </w:r>
+            <w:r>
+              <w:rPr>
+                <w:rFonts w:ascii="Courier New" w:hAnsi="Courier New" w:eastAsia="Courier New" w:cs="Tahoma"/>
+                <w:sz w:val="18"/>
+              </w:rPr>
+              <w:t>SBP/srm-sps-spsap-store-backend</w:t>
+            </w:r>
+            <w:r>
+              <w:rPr>
+                <w:rFonts w:ascii="Arial" w:hAnsi="Arial" w:eastAsia="Arial" w:cs="Tahoma"/>
+                <w:sz w:val="18"/>
+              </w:rPr>
+              <w:t xml:space="preserve"> (NestJS + TypeORM · schema </w:t>
+            </w:r>
+            <w:r>
+              <w:rPr>
+                <w:rFonts w:ascii="Courier New" w:hAnsi="Courier New" w:eastAsia="Courier New" w:cs="Tahoma"/>
+                <w:sz w:val="18"/>
+              </w:rPr>
+              <w:t>sps_store</w:t>
+            </w:r>
+            <w:r>
+              <w:rPr>
+                <w:rFonts w:ascii="Arial" w:hAnsi="Arial" w:eastAsia="Arial" w:cs="Tahoma"/>
+                <w:sz w:val="18"/>
+              </w:rPr>
+              <w:t xml:space="preserve">) + </w:t>
+            </w:r>
+            <w:r>
+              <w:rPr>
+                <w:rFonts w:ascii="Courier New" w:hAnsi="Courier New" w:eastAsia="Courier New" w:cs="Tahoma"/>
+                <w:sz w:val="18"/>
+              </w:rPr>
+              <w:t>SBP/srm-sps-spsap-sbp-bff</w:t>
+            </w:r>
+            <w:r>
+              <w:rPr>
+                <w:rFonts w:ascii="Arial" w:hAnsi="Arial" w:eastAsia="Arial" w:cs="Tahoma"/>
+                <w:sz w:val="18"/>
+              </w:rPr>
+              <w:t xml:space="preserve"> (forward ผ่าน client service · ไม่มี DB) สำหรับเส้นที่ FE เรียก</w:t>
+            </w:r>
+          </w:p>
+        </w:tc>
+      </w:tr>
+      <w:tr>
+        <w:trPr>
+          <w:cantSplit/>
+        </w:trPr>
+        <w:tc>
+          <w:tcPr>
+            <w:tcW w:type="dxa" w:w="5040"/>
+            <w:vAlign w:val="center"/>
+          </w:tcPr>
+          <w:p>
+            <w:pPr>
+              <w:keepLines/>
+              <w:spacing w:after="0"/>
+            </w:pPr>
+            <w:r>
+              <w:rPr>
+                <w:rFonts w:ascii="Arial" w:hAnsi="Arial" w:eastAsia="Arial" w:cs="Tahoma"/>
+                <w:sz w:val="18"/>
+              </w:rPr>
+            </w:r>
+            <w:r>
+              <w:rPr>
+                <w:rFonts w:ascii="Arial" w:hAnsi="Arial" w:eastAsia="Arial" w:cs="Tahoma"/>
+                <w:sz w:val="18"/>
+              </w:rPr>
+              <w:t>Objective</w:t>
+            </w:r>
+          </w:p>
+        </w:tc>
+        <w:tc>
+          <w:tcPr>
+            <w:tcW w:type="dxa" w:w="5040"/>
+            <w:vAlign w:val="center"/>
+          </w:tcPr>
+          <w:p>
+            <w:pPr>
+              <w:keepLines/>
+              <w:spacing w:after="0"/>
+            </w:pPr>
+            <w:r>
+              <w:rPr>
+                <w:rFonts w:ascii="Arial" w:hAnsi="Arial" w:eastAsia="Arial" w:cs="Tahoma"/>
+                <w:sz w:val="18"/>
+              </w:rPr>
+            </w:r>
+            <w:r>
+              <w:rPr>
+                <w:rFonts w:ascii="Arial" w:hAnsi="Arial" w:eastAsia="Arial" w:cs="Tahoma"/>
                 <w:sz w:val="18"/>
               </w:rPr>
               <w:t>ออกแบบ APIs กลุ่ม lookup ที่ใช้ร่วมทุกหน้าจอของ SBP Mall</w:t>
@@ -586,6 +684,25 @@
       </w:pPr>
       <w:r>
         <w:t>Auth endpoints are platform reference only</w:t>
+      </w:r>
+    </w:p>
+    <w:p>
+      <w:pPr>
+        <w:pStyle w:val="Heading1"/>
+        <w:keepNext/>
+        <w:keepLines/>
+        <w:pageBreakBefore w:val="0"/>
+      </w:pPr>
+      <w:r>
+        <w:t>3. Screenshot Reference</w:t>
+      </w:r>
+    </w:p>
+    <w:p>
+      <w:pPr>
+        <w:keepNext w:val="0"/>
+      </w:pPr>
+      <w:r>
+        <w:t>ไม่มีภาพหน้าจอสำหรับหัวข้อนี้ — เป็นเอกสารฝั่ง Backend/Batch ที่ไม่มี UI (ภาพหน้าจอทั้งหมดอยู่ในเอกสารชุด FE)</w:t>
       </w:r>
     </w:p>
     <w:p>
@@ -694,7 +811,7 @@
             <w:r/>
             <w:r>
               <w:rPr>
-                <w:rFonts w:ascii="Arial" w:hAnsi="Arial" w:eastAsia="Arial"/>
+                <w:rFonts w:ascii="Arial" w:hAnsi="Arial" w:eastAsia="Arial" w:cs="Tahoma"/>
                 <w:b/>
                 <w:sz w:val="18"/>
               </w:rPr>
@@ -716,7 +833,7 @@
             <w:r/>
             <w:r>
               <w:rPr>
-                <w:rFonts w:ascii="Arial" w:hAnsi="Arial" w:eastAsia="Arial"/>
+                <w:rFonts w:ascii="Arial" w:hAnsi="Arial" w:eastAsia="Arial" w:cs="Tahoma"/>
                 <w:b/>
                 <w:sz w:val="18"/>
               </w:rPr>
@@ -738,7 +855,7 @@
             <w:r/>
             <w:r>
               <w:rPr>
-                <w:rFonts w:ascii="Arial" w:hAnsi="Arial" w:eastAsia="Arial"/>
+                <w:rFonts w:ascii="Arial" w:hAnsi="Arial" w:eastAsia="Arial" w:cs="Tahoma"/>
                 <w:b/>
                 <w:sz w:val="18"/>
               </w:rPr>
@@ -760,7 +877,7 @@
             <w:r/>
             <w:r>
               <w:rPr>
-                <w:rFonts w:ascii="Arial" w:hAnsi="Arial" w:eastAsia="Arial"/>
+                <w:rFonts w:ascii="Arial" w:hAnsi="Arial" w:eastAsia="Arial" w:cs="Tahoma"/>
                 <w:b/>
                 <w:sz w:val="18"/>
               </w:rPr>
@@ -785,13 +902,13 @@
             </w:pPr>
             <w:r>
               <w:rPr>
-                <w:rFonts w:ascii="Arial" w:hAnsi="Arial" w:eastAsia="Arial"/>
-                <w:sz w:val="18"/>
-              </w:rPr>
-            </w:r>
-            <w:r>
-              <w:rPr>
-                <w:rFonts w:ascii="Arial" w:hAnsi="Arial" w:eastAsia="Arial"/>
+                <w:rFonts w:ascii="Arial" w:hAnsi="Arial" w:eastAsia="Arial" w:cs="Tahoma"/>
+                <w:sz w:val="18"/>
+              </w:rPr>
+            </w:r>
+            <w:r>
+              <w:rPr>
+                <w:rFonts w:ascii="Arial" w:hAnsi="Arial" w:eastAsia="Arial" w:cs="Tahoma"/>
                 <w:sz w:val="18"/>
               </w:rPr>
               <w:t>q</w:t>
@@ -810,13 +927,13 @@
             </w:pPr>
             <w:r>
               <w:rPr>
-                <w:rFonts w:ascii="Arial" w:hAnsi="Arial" w:eastAsia="Arial"/>
-                <w:sz w:val="18"/>
-              </w:rPr>
-            </w:r>
-            <w:r>
-              <w:rPr>
-                <w:rFonts w:ascii="Arial" w:hAnsi="Arial" w:eastAsia="Arial"/>
+                <w:rFonts w:ascii="Arial" w:hAnsi="Arial" w:eastAsia="Arial" w:cs="Tahoma"/>
+                <w:sz w:val="18"/>
+              </w:rPr>
+            </w:r>
+            <w:r>
+              <w:rPr>
+                <w:rFonts w:ascii="Arial" w:hAnsi="Arial" w:eastAsia="Arial" w:cs="Tahoma"/>
                 <w:sz w:val="18"/>
               </w:rPr>
               <w:t>string</w:t>
@@ -835,13 +952,13 @@
             </w:pPr>
             <w:r>
               <w:rPr>
-                <w:rFonts w:ascii="Arial" w:hAnsi="Arial" w:eastAsia="Arial"/>
-                <w:sz w:val="18"/>
-              </w:rPr>
-            </w:r>
-            <w:r>
-              <w:rPr>
-                <w:rFonts w:ascii="Arial" w:hAnsi="Arial" w:eastAsia="Arial"/>
+                <w:rFonts w:ascii="Arial" w:hAnsi="Arial" w:eastAsia="Arial" w:cs="Tahoma"/>
+                <w:sz w:val="18"/>
+              </w:rPr>
+            </w:r>
+            <w:r>
+              <w:rPr>
+                <w:rFonts w:ascii="Arial" w:hAnsi="Arial" w:eastAsia="Arial" w:cs="Tahoma"/>
                 <w:sz w:val="18"/>
               </w:rPr>
               <w:t>optional</w:t>
@@ -860,13 +977,13 @@
             </w:pPr>
             <w:r>
               <w:rPr>
-                <w:rFonts w:ascii="Arial" w:hAnsi="Arial" w:eastAsia="Arial"/>
-                <w:sz w:val="18"/>
-              </w:rPr>
-            </w:r>
-            <w:r>
-              <w:rPr>
-                <w:rFonts w:ascii="Arial" w:hAnsi="Arial" w:eastAsia="Arial"/>
+                <w:rFonts w:ascii="Arial" w:hAnsi="Arial" w:eastAsia="Arial" w:cs="Tahoma"/>
+                <w:sz w:val="18"/>
+              </w:rPr>
+            </w:r>
+            <w:r>
+              <w:rPr>
+                <w:rFonts w:ascii="Arial" w:hAnsi="Arial" w:eastAsia="Arial" w:cs="Tahoma"/>
                 <w:sz w:val="18"/>
               </w:rPr>
               <w:t>ใช้ค้นหา ร้าน (store/mas_store ระบบเดิม) · พนักงาน (business_user ระบบเดิม) · คู่แข่ง (competitors ของ SBPGI)</w:t>
@@ -890,13 +1007,13 @@
             </w:pPr>
             <w:r>
               <w:rPr>
-                <w:rFonts w:ascii="Arial" w:hAnsi="Arial" w:eastAsia="Arial"/>
-                <w:sz w:val="18"/>
-              </w:rPr>
-            </w:r>
-            <w:r>
-              <w:rPr>
-                <w:rFonts w:ascii="Arial" w:hAnsi="Arial" w:eastAsia="Arial"/>
+                <w:rFonts w:ascii="Arial" w:hAnsi="Arial" w:eastAsia="Arial" w:cs="Tahoma"/>
+                <w:sz w:val="18"/>
+              </w:rPr>
+            </w:r>
+            <w:r>
+              <w:rPr>
+                <w:rFonts w:ascii="Arial" w:hAnsi="Arial" w:eastAsia="Arial" w:cs="Tahoma"/>
                 <w:sz w:val="18"/>
               </w:rPr>
               <w:t>type</w:t>
@@ -915,13 +1032,13 @@
             </w:pPr>
             <w:r>
               <w:rPr>
-                <w:rFonts w:ascii="Arial" w:hAnsi="Arial" w:eastAsia="Arial"/>
-                <w:sz w:val="18"/>
-              </w:rPr>
-            </w:r>
-            <w:r>
-              <w:rPr>
-                <w:rFonts w:ascii="Arial" w:hAnsi="Arial" w:eastAsia="Arial"/>
+                <w:rFonts w:ascii="Arial" w:hAnsi="Arial" w:eastAsia="Arial" w:cs="Tahoma"/>
+                <w:sz w:val="18"/>
+              </w:rPr>
+            </w:r>
+            <w:r>
+              <w:rPr>
+                <w:rFonts w:ascii="Arial" w:hAnsi="Arial" w:eastAsia="Arial" w:cs="Tahoma"/>
                 <w:sz w:val="18"/>
               </w:rPr>
               <w:t>impacted|new</w:t>
@@ -940,13 +1057,13 @@
             </w:pPr>
             <w:r>
               <w:rPr>
-                <w:rFonts w:ascii="Arial" w:hAnsi="Arial" w:eastAsia="Arial"/>
-                <w:sz w:val="18"/>
-              </w:rPr>
-            </w:r>
-            <w:r>
-              <w:rPr>
-                <w:rFonts w:ascii="Arial" w:hAnsi="Arial" w:eastAsia="Arial"/>
+                <w:rFonts w:ascii="Arial" w:hAnsi="Arial" w:eastAsia="Arial" w:cs="Tahoma"/>
+                <w:sz w:val="18"/>
+              </w:rPr>
+            </w:r>
+            <w:r>
+              <w:rPr>
+                <w:rFonts w:ascii="Arial" w:hAnsi="Arial" w:eastAsia="Arial" w:cs="Tahoma"/>
                 <w:sz w:val="18"/>
               </w:rPr>
               <w:t>required for /store/search (ระบบ SBP เดิม)</w:t>
@@ -965,13 +1082,13 @@
             </w:pPr>
             <w:r>
               <w:rPr>
-                <w:rFonts w:ascii="Arial" w:hAnsi="Arial" w:eastAsia="Arial"/>
-                <w:sz w:val="18"/>
-              </w:rPr>
-            </w:r>
-            <w:r>
-              <w:rPr>
-                <w:rFonts w:ascii="Arial" w:hAnsi="Arial" w:eastAsia="Arial"/>
+                <w:rFonts w:ascii="Arial" w:hAnsi="Arial" w:eastAsia="Arial" w:cs="Tahoma"/>
+                <w:sz w:val="18"/>
+              </w:rPr>
+            </w:r>
+            <w:r>
+              <w:rPr>
+                <w:rFonts w:ascii="Arial" w:hAnsi="Arial" w:eastAsia="Arial" w:cs="Tahoma"/>
                 <w:sz w:val="18"/>
               </w:rPr>
               <w:t>เลือกแหล่งร้านถูกกระทบ/ร้านเปิดใหม่</w:t>
@@ -995,13 +1112,13 @@
             </w:pPr>
             <w:r>
               <w:rPr>
-                <w:rFonts w:ascii="Arial" w:hAnsi="Arial" w:eastAsia="Arial"/>
-                <w:sz w:val="18"/>
-              </w:rPr>
-            </w:r>
-            <w:r>
-              <w:rPr>
-                <w:rFonts w:ascii="Arial" w:hAnsi="Arial" w:eastAsia="Arial"/>
+                <w:rFonts w:ascii="Arial" w:hAnsi="Arial" w:eastAsia="Arial" w:cs="Tahoma"/>
+                <w:sz w:val="18"/>
+              </w:rPr>
+            </w:r>
+            <w:r>
+              <w:rPr>
+                <w:rFonts w:ascii="Arial" w:hAnsi="Arial" w:eastAsia="Arial" w:cs="Tahoma"/>
                 <w:sz w:val="18"/>
               </w:rPr>
               <w:t>roleCode</w:t>
@@ -1020,13 +1137,13 @@
             </w:pPr>
             <w:r>
               <w:rPr>
-                <w:rFonts w:ascii="Arial" w:hAnsi="Arial" w:eastAsia="Arial"/>
-                <w:sz w:val="18"/>
-              </w:rPr>
-            </w:r>
-            <w:r>
-              <w:rPr>
-                <w:rFonts w:ascii="Arial" w:hAnsi="Arial" w:eastAsia="Arial"/>
+                <w:rFonts w:ascii="Arial" w:hAnsi="Arial" w:eastAsia="Arial" w:cs="Tahoma"/>
+                <w:sz w:val="18"/>
+              </w:rPr>
+            </w:r>
+            <w:r>
+              <w:rPr>
+                <w:rFonts w:ascii="Arial" w:hAnsi="Arial" w:eastAsia="Arial" w:cs="Tahoma"/>
                 <w:sz w:val="18"/>
               </w:rPr>
               <w:t>00-10</w:t>
@@ -1045,13 +1162,13 @@
             </w:pPr>
             <w:r>
               <w:rPr>
-                <w:rFonts w:ascii="Arial" w:hAnsi="Arial" w:eastAsia="Arial"/>
-                <w:sz w:val="18"/>
-              </w:rPr>
-            </w:r>
-            <w:r>
-              <w:rPr>
-                <w:rFonts w:ascii="Arial" w:hAnsi="Arial" w:eastAsia="Arial"/>
+                <w:rFonts w:ascii="Arial" w:hAnsi="Arial" w:eastAsia="Arial" w:cs="Tahoma"/>
+                <w:sz w:val="18"/>
+              </w:rPr>
+            </w:r>
+            <w:r>
+              <w:rPr>
+                <w:rFonts w:ascii="Arial" w:hAnsi="Arial" w:eastAsia="Arial" w:cs="Tahoma"/>
                 <w:sz w:val="18"/>
               </w:rPr>
               <w:t>required for permission</w:t>
@@ -1070,13 +1187,13 @@
             </w:pPr>
             <w:r>
               <w:rPr>
-                <w:rFonts w:ascii="Arial" w:hAnsi="Arial" w:eastAsia="Arial"/>
-                <w:sz w:val="18"/>
-              </w:rPr>
-            </w:r>
-            <w:r>
-              <w:rPr>
-                <w:rFonts w:ascii="Arial" w:hAnsi="Arial" w:eastAsia="Arial"/>
+                <w:rFonts w:ascii="Arial" w:hAnsi="Arial" w:eastAsia="Arial" w:cs="Tahoma"/>
+                <w:sz w:val="18"/>
+              </w:rPr>
+            </w:r>
+            <w:r>
+              <w:rPr>
+                <w:rFonts w:ascii="Arial" w:hAnsi="Arial" w:eastAsia="Arial" w:cs="Tahoma"/>
                 <w:sz w:val="18"/>
               </w:rPr>
               <w:t>group ของ auth-backend (ระบบเดิม) — SBPGI ไม่มีตาราง roles</w:t>
@@ -1100,13 +1217,13 @@
             </w:pPr>
             <w:r>
               <w:rPr>
-                <w:rFonts w:ascii="Arial" w:hAnsi="Arial" w:eastAsia="Arial"/>
-                <w:sz w:val="18"/>
-              </w:rPr>
-            </w:r>
-            <w:r>
-              <w:rPr>
-                <w:rFonts w:ascii="Arial" w:hAnsi="Arial" w:eastAsia="Arial"/>
+                <w:rFonts w:ascii="Arial" w:hAnsi="Arial" w:eastAsia="Arial" w:cs="Tahoma"/>
+                <w:sz w:val="18"/>
+              </w:rPr>
+            </w:r>
+            <w:r>
+              <w:rPr>
+                <w:rFonts w:ascii="Arial" w:hAnsi="Arial" w:eastAsia="Arial" w:cs="Tahoma"/>
                 <w:sz w:val="18"/>
               </w:rPr>
               <w:t>menuCode</w:t>
@@ -1125,13 +1242,13 @@
             </w:pPr>
             <w:r>
               <w:rPr>
-                <w:rFonts w:ascii="Arial" w:hAnsi="Arial" w:eastAsia="Arial"/>
-                <w:sz w:val="18"/>
-              </w:rPr>
-            </w:r>
-            <w:r>
-              <w:rPr>
-                <w:rFonts w:ascii="Arial" w:hAnsi="Arial" w:eastAsia="Arial"/>
+                <w:rFonts w:ascii="Arial" w:hAnsi="Arial" w:eastAsia="Arial" w:cs="Tahoma"/>
+                <w:sz w:val="18"/>
+              </w:rPr>
+            </w:r>
+            <w:r>
+              <w:rPr>
+                <w:rFonts w:ascii="Arial" w:hAnsi="Arial" w:eastAsia="Arial" w:cs="Tahoma"/>
                 <w:sz w:val="18"/>
               </w:rPr>
               <w:t>string</w:t>
@@ -1150,13 +1267,13 @@
             </w:pPr>
             <w:r>
               <w:rPr>
-                <w:rFonts w:ascii="Arial" w:hAnsi="Arial" w:eastAsia="Arial"/>
-                <w:sz w:val="18"/>
-              </w:rPr>
-            </w:r>
-            <w:r>
-              <w:rPr>
-                <w:rFonts w:ascii="Arial" w:hAnsi="Arial" w:eastAsia="Arial"/>
+                <w:rFonts w:ascii="Arial" w:hAnsi="Arial" w:eastAsia="Arial" w:cs="Tahoma"/>
+                <w:sz w:val="18"/>
+              </w:rPr>
+            </w:r>
+            <w:r>
+              <w:rPr>
+                <w:rFonts w:ascii="Arial" w:hAnsi="Arial" w:eastAsia="Arial" w:cs="Tahoma"/>
                 <w:sz w:val="18"/>
               </w:rPr>
               <w:t>required for permission</w:t>
@@ -1175,13 +1292,13 @@
             </w:pPr>
             <w:r>
               <w:rPr>
-                <w:rFonts w:ascii="Arial" w:hAnsi="Arial" w:eastAsia="Arial"/>
-                <w:sz w:val="18"/>
-              </w:rPr>
-            </w:r>
-            <w:r>
-              <w:rPr>
-                <w:rFonts w:ascii="Arial" w:hAnsi="Arial" w:eastAsia="Arial"/>
+                <w:rFonts w:ascii="Arial" w:hAnsi="Arial" w:eastAsia="Arial" w:cs="Tahoma"/>
+                <w:sz w:val="18"/>
+              </w:rPr>
+            </w:r>
+            <w:r>
+              <w:rPr>
+                <w:rFonts w:ascii="Arial" w:hAnsi="Arial" w:eastAsia="Arial" w:cs="Tahoma"/>
                 <w:sz w:val="18"/>
               </w:rPr>
               <w:t>menu ของ auth-backend (ระบบเดิม) — SBPGI ไม่มีตาราง menus</w:t>
@@ -1205,13 +1322,13 @@
             </w:pPr>
             <w:r>
               <w:rPr>
-                <w:rFonts w:ascii="Arial" w:hAnsi="Arial" w:eastAsia="Arial"/>
-                <w:sz w:val="18"/>
-              </w:rPr>
-            </w:r>
-            <w:r>
-              <w:rPr>
-                <w:rFonts w:ascii="Arial" w:hAnsi="Arial" w:eastAsia="Arial"/>
+                <w:rFonts w:ascii="Arial" w:hAnsi="Arial" w:eastAsia="Arial" w:cs="Tahoma"/>
+                <w:sz w:val="18"/>
+              </w:rPr>
+            </w:r>
+            <w:r>
+              <w:rPr>
+                <w:rFonts w:ascii="Arial" w:hAnsi="Arial" w:eastAsia="Arial" w:cs="Tahoma"/>
                 <w:sz w:val="18"/>
               </w:rPr>
               <w:t>templateCode</w:t>
@@ -1230,13 +1347,13 @@
             </w:pPr>
             <w:r>
               <w:rPr>
-                <w:rFonts w:ascii="Arial" w:hAnsi="Arial" w:eastAsia="Arial"/>
-                <w:sz w:val="18"/>
-              </w:rPr>
-            </w:r>
-            <w:r>
-              <w:rPr>
-                <w:rFonts w:ascii="Arial" w:hAnsi="Arial" w:eastAsia="Arial"/>
+                <w:rFonts w:ascii="Arial" w:hAnsi="Arial" w:eastAsia="Arial" w:cs="Tahoma"/>
+                <w:sz w:val="18"/>
+              </w:rPr>
+            </w:r>
+            <w:r>
+              <w:rPr>
+                <w:rFonts w:ascii="Arial" w:hAnsi="Arial" w:eastAsia="Arial" w:cs="Tahoma"/>
                 <w:sz w:val="18"/>
               </w:rPr>
               <w:t>EM-01..EM-08</w:t>
@@ -1255,13 +1372,13 @@
             </w:pPr>
             <w:r>
               <w:rPr>
-                <w:rFonts w:ascii="Arial" w:hAnsi="Arial" w:eastAsia="Arial"/>
-                <w:sz w:val="18"/>
-              </w:rPr>
-            </w:r>
-            <w:r>
-              <w:rPr>
-                <w:rFonts w:ascii="Arial" w:hAnsi="Arial" w:eastAsia="Arial"/>
+                <w:rFonts w:ascii="Arial" w:hAnsi="Arial" w:eastAsia="Arial" w:cs="Tahoma"/>
+                <w:sz w:val="18"/>
+              </w:rPr>
+            </w:r>
+            <w:r>
+              <w:rPr>
+                <w:rFonts w:ascii="Arial" w:hAnsi="Arial" w:eastAsia="Arial" w:cs="Tahoma"/>
                 <w:sz w:val="18"/>
               </w:rPr>
               <w:t>required</w:t>
@@ -1280,13 +1397,13 @@
             </w:pPr>
             <w:r>
               <w:rPr>
-                <w:rFonts w:ascii="Arial" w:hAnsi="Arial" w:eastAsia="Arial"/>
-                <w:sz w:val="18"/>
-              </w:rPr>
-            </w:r>
-            <w:r>
-              <w:rPr>
-                <w:rFonts w:ascii="Arial" w:hAnsi="Arial" w:eastAsia="Arial"/>
+                <w:rFonts w:ascii="Arial" w:hAnsi="Arial" w:eastAsia="Arial" w:cs="Tahoma"/>
+                <w:sz w:val="18"/>
+              </w:rPr>
+            </w:r>
+            <w:r>
+              <w:rPr>
+                <w:rFonts w:ascii="Arial" w:hAnsi="Arial" w:eastAsia="Arial" w:cs="Tahoma"/>
                 <w:sz w:val="18"/>
               </w:rPr>
               <w:t>email template key</w:t>
@@ -1310,13 +1427,13 @@
             </w:pPr>
             <w:r>
               <w:rPr>
-                <w:rFonts w:ascii="Arial" w:hAnsi="Arial" w:eastAsia="Arial"/>
-                <w:sz w:val="18"/>
-              </w:rPr>
-            </w:r>
-            <w:r>
-              <w:rPr>
-                <w:rFonts w:ascii="Arial" w:hAnsi="Arial" w:eastAsia="Arial"/>
+                <w:rFonts w:ascii="Arial" w:hAnsi="Arial" w:eastAsia="Arial" w:cs="Tahoma"/>
+                <w:sz w:val="18"/>
+              </w:rPr>
+            </w:r>
+            <w:r>
+              <w:rPr>
+                <w:rFonts w:ascii="Arial" w:hAnsi="Arial" w:eastAsia="Arial" w:cs="Tahoma"/>
                 <w:sz w:val="18"/>
               </w:rPr>
               <w:t>reason</w:t>
@@ -1335,13 +1452,13 @@
             </w:pPr>
             <w:r>
               <w:rPr>
-                <w:rFonts w:ascii="Arial" w:hAnsi="Arial" w:eastAsia="Arial"/>
-                <w:sz w:val="18"/>
-              </w:rPr>
-            </w:r>
-            <w:r>
-              <w:rPr>
-                <w:rFonts w:ascii="Arial" w:hAnsi="Arial" w:eastAsia="Arial"/>
+                <w:rFonts w:ascii="Arial" w:hAnsi="Arial" w:eastAsia="Arial" w:cs="Tahoma"/>
+                <w:sz w:val="18"/>
+              </w:rPr>
+            </w:r>
+            <w:r>
+              <w:rPr>
+                <w:rFonts w:ascii="Arial" w:hAnsi="Arial" w:eastAsia="Arial" w:cs="Tahoma"/>
                 <w:sz w:val="18"/>
               </w:rPr>
               <w:t>text</w:t>
@@ -1360,13 +1477,13 @@
             </w:pPr>
             <w:r>
               <w:rPr>
-                <w:rFonts w:ascii="Arial" w:hAnsi="Arial" w:eastAsia="Arial"/>
-                <w:sz w:val="18"/>
-              </w:rPr>
-            </w:r>
-            <w:r>
-              <w:rPr>
-                <w:rFonts w:ascii="Arial" w:hAnsi="Arial" w:eastAsia="Arial"/>
+                <w:rFonts w:ascii="Arial" w:hAnsi="Arial" w:eastAsia="Arial" w:cs="Tahoma"/>
+                <w:sz w:val="18"/>
+              </w:rPr>
+            </w:r>
+            <w:r>
+              <w:rPr>
+                <w:rFonts w:ascii="Arial" w:hAnsi="Arial" w:eastAsia="Arial" w:cs="Tahoma"/>
                 <w:sz w:val="18"/>
               </w:rPr>
               <w:t>ไม่บังคับแล้ว</w:t>
@@ -1385,13 +1502,13 @@
             </w:pPr>
             <w:r>
               <w:rPr>
-                <w:rFonts w:ascii="Arial" w:hAnsi="Arial" w:eastAsia="Arial"/>
-                <w:sz w:val="18"/>
-              </w:rPr>
-            </w:r>
-            <w:r>
-              <w:rPr>
-                <w:rFonts w:ascii="Arial" w:hAnsi="Arial" w:eastAsia="Arial"/>
+                <w:rFonts w:ascii="Arial" w:hAnsi="Arial" w:eastAsia="Arial" w:cs="Tahoma"/>
+                <w:sz w:val="18"/>
+              </w:rPr>
+            </w:r>
+            <w:r>
+              <w:rPr>
+                <w:rFonts w:ascii="Arial" w:hAnsi="Arial" w:eastAsia="Arial" w:cs="Tahoma"/>
                 <w:sz w:val="18"/>
               </w:rPr>
               <w:t>ไม่มีปลายทางเก็บ (ยกเลิกระบบ audit ของ master 2026-08-07)</w:t>
@@ -1403,13 +1520,13 @@
     <w:p/>
     <w:p>
       <w:pPr>
-        <w:pStyle w:val="Heading1"/>
+        <w:pStyle w:val="Heading2"/>
         <w:keepNext/>
         <w:keepLines/>
         <w:pageBreakBefore w:val="0"/>
       </w:pPr>
       <w:r>
-        <w:t>5.1 Input / Progress / Output Contract</w:t>
+        <w:t>5.9 Input / Progress / Output Contract</w:t>
       </w:r>
     </w:p>
     <w:tbl>
@@ -1441,7 +1558,7 @@
             <w:r/>
             <w:r>
               <w:rPr>
-                <w:rFonts w:ascii="Arial" w:hAnsi="Arial" w:eastAsia="Arial"/>
+                <w:rFonts w:ascii="Arial" w:hAnsi="Arial" w:eastAsia="Arial" w:cs="Tahoma"/>
                 <w:b/>
                 <w:sz w:val="18"/>
               </w:rPr>
@@ -1463,7 +1580,7 @@
             <w:r/>
             <w:r>
               <w:rPr>
-                <w:rFonts w:ascii="Arial" w:hAnsi="Arial" w:eastAsia="Arial"/>
+                <w:rFonts w:ascii="Arial" w:hAnsi="Arial" w:eastAsia="Arial" w:cs="Tahoma"/>
                 <w:b/>
                 <w:sz w:val="18"/>
               </w:rPr>
@@ -1488,13 +1605,13 @@
             </w:pPr>
             <w:r>
               <w:rPr>
-                <w:rFonts w:ascii="Arial" w:hAnsi="Arial" w:eastAsia="Arial"/>
-                <w:sz w:val="18"/>
-              </w:rPr>
-            </w:r>
-            <w:r>
-              <w:rPr>
-                <w:rFonts w:ascii="Arial" w:hAnsi="Arial" w:eastAsia="Arial"/>
+                <w:rFonts w:ascii="Arial" w:hAnsi="Arial" w:eastAsia="Arial" w:cs="Tahoma"/>
+                <w:sz w:val="18"/>
+              </w:rPr>
+            </w:r>
+            <w:r>
+              <w:rPr>
+                <w:rFonts w:ascii="Arial" w:hAnsi="Arial" w:eastAsia="Arial" w:cs="Tahoma"/>
                 <w:sz w:val="18"/>
               </w:rPr>
               <w:t>Input</w:t>
@@ -1513,13 +1630,13 @@
             </w:pPr>
             <w:r>
               <w:rPr>
-                <w:rFonts w:ascii="Arial" w:hAnsi="Arial" w:eastAsia="Arial"/>
-                <w:sz w:val="18"/>
-              </w:rPr>
-            </w:r>
-            <w:r>
-              <w:rPr>
-                <w:rFonts w:ascii="Arial" w:hAnsi="Arial" w:eastAsia="Arial"/>
+                <w:rFonts w:ascii="Arial" w:hAnsi="Arial" w:eastAsia="Arial" w:cs="Tahoma"/>
+                <w:sz w:val="18"/>
+              </w:rPr>
+            </w:r>
+            <w:r>
+              <w:rPr>
+                <w:rFonts w:ascii="Arial" w:hAnsi="Arial" w:eastAsia="Arial" w:cs="Tahoma"/>
                 <w:sz w:val="18"/>
               </w:rPr>
               <w:t>GET /store/search (ระบบ SBP เดิม); GET /api/v1/document-statuses; GET /api/v1/workflow-sections</w:t>
@@ -1543,13 +1660,13 @@
             </w:pPr>
             <w:r>
               <w:rPr>
-                <w:rFonts w:ascii="Arial" w:hAnsi="Arial" w:eastAsia="Arial"/>
-                <w:sz w:val="18"/>
-              </w:rPr>
-            </w:r>
-            <w:r>
-              <w:rPr>
-                <w:rFonts w:ascii="Arial" w:hAnsi="Arial" w:eastAsia="Arial"/>
+                <w:rFonts w:ascii="Arial" w:hAnsi="Arial" w:eastAsia="Arial" w:cs="Tahoma"/>
+                <w:sz w:val="18"/>
+              </w:rPr>
+            </w:r>
+            <w:r>
+              <w:rPr>
+                <w:rFonts w:ascii="Arial" w:hAnsi="Arial" w:eastAsia="Arial" w:cs="Tahoma"/>
                 <w:sz w:val="18"/>
               </w:rPr>
               <w:t>Progress</w:t>
@@ -1568,13 +1685,13 @@
             </w:pPr>
             <w:r>
               <w:rPr>
-                <w:rFonts w:ascii="Arial" w:hAnsi="Arial" w:eastAsia="Arial"/>
-                <w:sz w:val="18"/>
-              </w:rPr>
-            </w:r>
-            <w:r>
-              <w:rPr>
-                <w:rFonts w:ascii="Arial" w:hAnsi="Arial" w:eastAsia="Arial"/>
+                <w:rFonts w:ascii="Arial" w:hAnsi="Arial" w:eastAsia="Arial" w:cs="Tahoma"/>
+                <w:sz w:val="18"/>
+              </w:rPr>
+            </w:r>
+            <w:r>
+              <w:rPr>
+                <w:rFonts w:ascii="Arial" w:hAnsi="Arial" w:eastAsia="Arial" w:cs="Tahoma"/>
                 <w:sz w:val="18"/>
               </w:rPr>
               <w:t>Validate query; Read/write table by domain; Return standard envelope for list endpoints</w:t>
@@ -1598,13 +1715,13 @@
             </w:pPr>
             <w:r>
               <w:rPr>
-                <w:rFonts w:ascii="Arial" w:hAnsi="Arial" w:eastAsia="Arial"/>
-                <w:sz w:val="18"/>
-              </w:rPr>
-            </w:r>
-            <w:r>
-              <w:rPr>
-                <w:rFonts w:ascii="Arial" w:hAnsi="Arial" w:eastAsia="Arial"/>
+                <w:rFonts w:ascii="Arial" w:hAnsi="Arial" w:eastAsia="Arial" w:cs="Tahoma"/>
+                <w:sz w:val="18"/>
+              </w:rPr>
+            </w:r>
+            <w:r>
+              <w:rPr>
+                <w:rFonts w:ascii="Arial" w:hAnsi="Arial" w:eastAsia="Arial" w:cs="Tahoma"/>
                 <w:sz w:val="18"/>
               </w:rPr>
               <w:t>Output</w:t>
@@ -1623,13 +1740,13 @@
             </w:pPr>
             <w:r>
               <w:rPr>
-                <w:rFonts w:ascii="Arial" w:hAnsi="Arial" w:eastAsia="Arial"/>
-                <w:sz w:val="18"/>
-              </w:rPr>
-            </w:r>
-            <w:r>
-              <w:rPr>
-                <w:rFonts w:ascii="Arial" w:hAnsi="Arial" w:eastAsia="Arial"/>
+                <w:rFonts w:ascii="Arial" w:hAnsi="Arial" w:eastAsia="Arial" w:cs="Tahoma"/>
+                <w:sz w:val="18"/>
+              </w:rPr>
+            </w:r>
+            <w:r>
+              <w:rPr>
+                <w:rFonts w:ascii="Arial" w:hAnsi="Arial" w:eastAsia="Arial" w:cs="Tahoma"/>
                 <w:sz w:val="18"/>
               </w:rPr>
               <w:t>Rendered UI state or normalized API response with status/message and audit-ready trace reference.</w:t>
@@ -1681,7 +1798,7 @@
             <w:r/>
             <w:r>
               <w:rPr>
-                <w:rFonts w:ascii="Arial" w:hAnsi="Arial" w:eastAsia="Arial"/>
+                <w:rFonts w:ascii="Arial" w:hAnsi="Arial" w:eastAsia="Arial" w:cs="Tahoma"/>
                 <w:b/>
                 <w:sz w:val="18"/>
               </w:rPr>
@@ -1703,7 +1820,7 @@
             <w:r/>
             <w:r>
               <w:rPr>
-                <w:rFonts w:ascii="Arial" w:hAnsi="Arial" w:eastAsia="Arial"/>
+                <w:rFonts w:ascii="Arial" w:hAnsi="Arial" w:eastAsia="Arial" w:cs="Tahoma"/>
                 <w:b/>
                 <w:sz w:val="18"/>
               </w:rPr>
@@ -1725,7 +1842,7 @@
             <w:r/>
             <w:r>
               <w:rPr>
-                <w:rFonts w:ascii="Arial" w:hAnsi="Arial" w:eastAsia="Arial"/>
+                <w:rFonts w:ascii="Arial" w:hAnsi="Arial" w:eastAsia="Arial" w:cs="Tahoma"/>
                 <w:b/>
                 <w:sz w:val="18"/>
               </w:rPr>
@@ -1747,7 +1864,7 @@
             <w:r/>
             <w:r>
               <w:rPr>
-                <w:rFonts w:ascii="Arial" w:hAnsi="Arial" w:eastAsia="Arial"/>
+                <w:rFonts w:ascii="Arial" w:hAnsi="Arial" w:eastAsia="Arial" w:cs="Tahoma"/>
                 <w:b/>
                 <w:sz w:val="18"/>
               </w:rPr>
@@ -1772,13 +1889,13 @@
             </w:pPr>
             <w:r>
               <w:rPr>
-                <w:rFonts w:ascii="Arial" w:hAnsi="Arial" w:eastAsia="Arial"/>
-                <w:sz w:val="18"/>
-              </w:rPr>
-            </w:r>
-            <w:r>
-              <w:rPr>
-                <w:rFonts w:ascii="Arial" w:hAnsi="Arial" w:eastAsia="Arial"/>
+                <w:rFonts w:ascii="Arial" w:hAnsi="Arial" w:eastAsia="Arial" w:cs="Tahoma"/>
+                <w:sz w:val="18"/>
+              </w:rPr>
+            </w:r>
+            <w:r>
+              <w:rPr>
+                <w:rFonts w:ascii="Arial" w:hAnsi="Arial" w:eastAsia="Arial" w:cs="Tahoma"/>
                 <w:sz w:val="18"/>
               </w:rPr>
               <w:t>GET /store/search (ระบบ SBP เดิม)</w:t>
@@ -1797,13 +1914,13 @@
             </w:pPr>
             <w:r>
               <w:rPr>
-                <w:rFonts w:ascii="Arial" w:hAnsi="Arial" w:eastAsia="Arial"/>
-                <w:sz w:val="18"/>
-              </w:rPr>
-            </w:r>
-            <w:r>
-              <w:rPr>
-                <w:rFonts w:ascii="Arial" w:hAnsi="Arial" w:eastAsia="Arial"/>
+                <w:rFonts w:ascii="Arial" w:hAnsi="Arial" w:eastAsia="Arial" w:cs="Tahoma"/>
+                <w:sz w:val="18"/>
+              </w:rPr>
+            </w:r>
+            <w:r>
+              <w:rPr>
+                <w:rFonts w:ascii="Arial" w:hAnsi="Arial" w:eastAsia="Arial" w:cs="Tahoma"/>
                 <w:sz w:val="18"/>
               </w:rPr>
               <w:t>ค้นหาร้านสำหรับ popup</w:t>
@@ -1822,13 +1939,13 @@
             </w:pPr>
             <w:r>
               <w:rPr>
-                <w:rFonts w:ascii="Arial" w:hAnsi="Arial" w:eastAsia="Arial"/>
-                <w:sz w:val="18"/>
-              </w:rPr>
-            </w:r>
-            <w:r>
-              <w:rPr>
-                <w:rFonts w:ascii="Arial" w:hAnsi="Arial" w:eastAsia="Arial"/>
+                <w:rFonts w:ascii="Arial" w:hAnsi="Arial" w:eastAsia="Arial" w:cs="Tahoma"/>
+                <w:sz w:val="18"/>
+              </w:rPr>
+            </w:r>
+            <w:r>
+              <w:rPr>
+                <w:rFonts w:ascii="Arial" w:hAnsi="Arial" w:eastAsia="Arial" w:cs="Tahoma"/>
                 <w:sz w:val="18"/>
               </w:rPr>
               <w:t>Validate query</w:t>
@@ -1847,13 +1964,13 @@
             </w:pPr>
             <w:r>
               <w:rPr>
-                <w:rFonts w:ascii="Arial" w:hAnsi="Arial" w:eastAsia="Arial"/>
-                <w:sz w:val="18"/>
-              </w:rPr>
-            </w:r>
-            <w:r>
-              <w:rPr>
-                <w:rFonts w:ascii="Arial" w:hAnsi="Arial" w:eastAsia="Arial"/>
+                <w:rFonts w:ascii="Arial" w:hAnsi="Arial" w:eastAsia="Arial" w:cs="Tahoma"/>
+                <w:sz w:val="18"/>
+              </w:rPr>
+            </w:r>
+            <w:r>
+              <w:rPr>
+                <w:rFonts w:ascii="Arial" w:hAnsi="Arial" w:eastAsia="Arial" w:cs="Tahoma"/>
                 <w:sz w:val="18"/>
               </w:rPr>
               <w:t>status label ต้องเป็น verbatim</w:t>
@@ -1877,13 +1994,13 @@
             </w:pPr>
             <w:r>
               <w:rPr>
-                <w:rFonts w:ascii="Arial" w:hAnsi="Arial" w:eastAsia="Arial"/>
-                <w:sz w:val="18"/>
-              </w:rPr>
-            </w:r>
-            <w:r>
-              <w:rPr>
-                <w:rFonts w:ascii="Arial" w:hAnsi="Arial" w:eastAsia="Arial"/>
+                <w:rFonts w:ascii="Arial" w:hAnsi="Arial" w:eastAsia="Arial" w:cs="Tahoma"/>
+                <w:sz w:val="18"/>
+              </w:rPr>
+            </w:r>
+            <w:r>
+              <w:rPr>
+                <w:rFonts w:ascii="Arial" w:hAnsi="Arial" w:eastAsia="Arial" w:cs="Tahoma"/>
                 <w:sz w:val="18"/>
               </w:rPr>
               <w:t>GET /api/v1/document-statuses</w:t>
@@ -1902,13 +2019,13 @@
             </w:pPr>
             <w:r>
               <w:rPr>
-                <w:rFonts w:ascii="Arial" w:hAnsi="Arial" w:eastAsia="Arial"/>
-                <w:sz w:val="18"/>
-              </w:rPr>
-            </w:r>
-            <w:r>
-              <w:rPr>
-                <w:rFonts w:ascii="Arial" w:hAnsi="Arial" w:eastAsia="Arial"/>
+                <w:rFonts w:ascii="Arial" w:hAnsi="Arial" w:eastAsia="Arial" w:cs="Tahoma"/>
+                <w:sz w:val="18"/>
+              </w:rPr>
+            </w:r>
+            <w:r>
+              <w:rPr>
+                <w:rFonts w:ascii="Arial" w:hAnsi="Arial" w:eastAsia="Arial" w:cs="Tahoma"/>
                 <w:sz w:val="18"/>
               </w:rPr>
               <w:t>รายการสถานะเอกสาร verbatim</w:t>
@@ -1927,13 +2044,13 @@
             </w:pPr>
             <w:r>
               <w:rPr>
-                <w:rFonts w:ascii="Arial" w:hAnsi="Arial" w:eastAsia="Arial"/>
-                <w:sz w:val="18"/>
-              </w:rPr>
-            </w:r>
-            <w:r>
-              <w:rPr>
-                <w:rFonts w:ascii="Arial" w:hAnsi="Arial" w:eastAsia="Arial"/>
+                <w:rFonts w:ascii="Arial" w:hAnsi="Arial" w:eastAsia="Arial" w:cs="Tahoma"/>
+                <w:sz w:val="18"/>
+              </w:rPr>
+            </w:r>
+            <w:r>
+              <w:rPr>
+                <w:rFonts w:ascii="Arial" w:hAnsi="Arial" w:eastAsia="Arial" w:cs="Tahoma"/>
                 <w:sz w:val="18"/>
               </w:rPr>
               <w:t>Read/write table by domain</w:t>
@@ -1952,13 +2069,13 @@
             </w:pPr>
             <w:r>
               <w:rPr>
-                <w:rFonts w:ascii="Arial" w:hAnsi="Arial" w:eastAsia="Arial"/>
-                <w:sz w:val="18"/>
-              </w:rPr>
-            </w:r>
-            <w:r>
-              <w:rPr>
-                <w:rFonts w:ascii="Arial" w:hAnsi="Arial" w:eastAsia="Arial"/>
+                <w:rFonts w:ascii="Arial" w:hAnsi="Arial" w:eastAsia="Arial" w:cs="Tahoma"/>
+                <w:sz w:val="18"/>
+              </w:rPr>
+            </w:r>
+            <w:r>
+              <w:rPr>
+                <w:rFonts w:ascii="Arial" w:hAnsi="Arial" w:eastAsia="Arial" w:cs="Tahoma"/>
                 <w:sz w:val="18"/>
               </w:rPr>
               <w:t>permission mutation ต้อง audit</w:t>
@@ -1982,13 +2099,13 @@
             </w:pPr>
             <w:r>
               <w:rPr>
-                <w:rFonts w:ascii="Arial" w:hAnsi="Arial" w:eastAsia="Arial"/>
-                <w:sz w:val="18"/>
-              </w:rPr>
-            </w:r>
-            <w:r>
-              <w:rPr>
-                <w:rFonts w:ascii="Arial" w:hAnsi="Arial" w:eastAsia="Arial"/>
+                <w:rFonts w:ascii="Arial" w:hAnsi="Arial" w:eastAsia="Arial" w:cs="Tahoma"/>
+                <w:sz w:val="18"/>
+              </w:rPr>
+            </w:r>
+            <w:r>
+              <w:rPr>
+                <w:rFonts w:ascii="Arial" w:hAnsi="Arial" w:eastAsia="Arial" w:cs="Tahoma"/>
                 <w:sz w:val="18"/>
               </w:rPr>
               <w:t>GET /api/v1/workflow-sections</w:t>
@@ -2007,13 +2124,13 @@
             </w:pPr>
             <w:r>
               <w:rPr>
-                <w:rFonts w:ascii="Arial" w:hAnsi="Arial" w:eastAsia="Arial"/>
-                <w:sz w:val="18"/>
-              </w:rPr>
-            </w:r>
-            <w:r>
-              <w:rPr>
-                <w:rFonts w:ascii="Arial" w:hAnsi="Arial" w:eastAsia="Arial"/>
+                <w:rFonts w:ascii="Arial" w:hAnsi="Arial" w:eastAsia="Arial" w:cs="Tahoma"/>
+                <w:sz w:val="18"/>
+              </w:rPr>
+            </w:r>
+            <w:r>
+              <w:rPr>
+                <w:rFonts w:ascii="Arial" w:hAnsi="Arial" w:eastAsia="Arial" w:cs="Tahoma"/>
                 <w:sz w:val="18"/>
               </w:rPr>
               <w:t>รายการ section 5 ขั้น</w:t>
@@ -2032,13 +2149,13 @@
             </w:pPr>
             <w:r>
               <w:rPr>
-                <w:rFonts w:ascii="Arial" w:hAnsi="Arial" w:eastAsia="Arial"/>
-                <w:sz w:val="18"/>
-              </w:rPr>
-            </w:r>
-            <w:r>
-              <w:rPr>
-                <w:rFonts w:ascii="Arial" w:hAnsi="Arial" w:eastAsia="Arial"/>
+                <w:rFonts w:ascii="Arial" w:hAnsi="Arial" w:eastAsia="Arial" w:cs="Tahoma"/>
+                <w:sz w:val="18"/>
+              </w:rPr>
+            </w:r>
+            <w:r>
+              <w:rPr>
+                <w:rFonts w:ascii="Arial" w:hAnsi="Arial" w:eastAsia="Arial" w:cs="Tahoma"/>
                 <w:sz w:val="18"/>
               </w:rPr>
               <w:t>Return standard envelope for list endpoints</w:t>
@@ -2057,16 +2174,16 @@
             </w:pPr>
             <w:r>
               <w:rPr>
-                <w:rFonts w:ascii="Arial" w:hAnsi="Arial" w:eastAsia="Arial"/>
-                <w:sz w:val="18"/>
-              </w:rPr>
-            </w:r>
-            <w:r>
-              <w:rPr>
-                <w:rFonts w:ascii="Arial" w:hAnsi="Arial" w:eastAsia="Arial"/>
-                <w:sz w:val="18"/>
-              </w:rPr>
-              <w:t>อีเมลทั้งหมดส่งโดย engine — SBPGI ไม่กำหนดผู้รับเอง (DP-5)</w:t>
+                <w:rFonts w:ascii="Arial" w:hAnsi="Arial" w:eastAsia="Arial" w:cs="Tahoma"/>
+                <w:sz w:val="18"/>
+              </w:rPr>
+            </w:r>
+            <w:r>
+              <w:rPr>
+                <w:rFonts w:ascii="Arial" w:hAnsi="Arial" w:eastAsia="Arial" w:cs="Tahoma"/>
+                <w:sz w:val="18"/>
+              </w:rPr>
+              <w:t>SBPGI เรียก email-lib ส่งอีเมลเอง โดยใช้เลข template จาก workflow_route.email_id (ปิด DP-5 · 2026-08-14)</w:t>
             </w:r>
           </w:p>
         </w:tc>
@@ -2114,7 +2231,7 @@
             <w:r/>
             <w:r>
               <w:rPr>
-                <w:rFonts w:ascii="Arial" w:hAnsi="Arial" w:eastAsia="Arial"/>
+                <w:rFonts w:ascii="Arial" w:hAnsi="Arial" w:eastAsia="Arial" w:cs="Tahoma"/>
                 <w:b/>
                 <w:sz w:val="18"/>
               </w:rPr>
@@ -2136,7 +2253,7 @@
             <w:r/>
             <w:r>
               <w:rPr>
-                <w:rFonts w:ascii="Arial" w:hAnsi="Arial" w:eastAsia="Arial"/>
+                <w:rFonts w:ascii="Arial" w:hAnsi="Arial" w:eastAsia="Arial" w:cs="Tahoma"/>
                 <w:b/>
                 <w:sz w:val="18"/>
               </w:rPr>
@@ -2158,7 +2275,7 @@
             <w:r/>
             <w:r>
               <w:rPr>
-                <w:rFonts w:ascii="Arial" w:hAnsi="Arial" w:eastAsia="Arial"/>
+                <w:rFonts w:ascii="Arial" w:hAnsi="Arial" w:eastAsia="Arial" w:cs="Tahoma"/>
                 <w:b/>
                 <w:sz w:val="18"/>
               </w:rPr>
@@ -2183,13 +2300,13 @@
             </w:pPr>
             <w:r>
               <w:rPr>
-                <w:rFonts w:ascii="Arial" w:hAnsi="Arial" w:eastAsia="Arial"/>
-                <w:sz w:val="18"/>
-              </w:rPr>
-            </w:r>
-            <w:r>
-              <w:rPr>
-                <w:rFonts w:ascii="Arial" w:hAnsi="Arial" w:eastAsia="Arial"/>
+                <w:rFonts w:ascii="Arial" w:hAnsi="Arial" w:eastAsia="Arial" w:cs="Tahoma"/>
+                <w:sz w:val="18"/>
+              </w:rPr>
+            </w:r>
+            <w:r>
+              <w:rPr>
+                <w:rFonts w:ascii="Arial" w:hAnsi="Arial" w:eastAsia="Arial" w:cs="Tahoma"/>
                 <w:sz w:val="18"/>
               </w:rPr>
               <w:t>1</w:t>
@@ -2208,13 +2325,13 @@
             </w:pPr>
             <w:r>
               <w:rPr>
-                <w:rFonts w:ascii="Arial" w:hAnsi="Arial" w:eastAsia="Arial"/>
-                <w:sz w:val="18"/>
-              </w:rPr>
-            </w:r>
-            <w:r>
-              <w:rPr>
-                <w:rFonts w:ascii="Arial" w:hAnsi="Arial" w:eastAsia="Arial"/>
+                <w:rFonts w:ascii="Arial" w:hAnsi="Arial" w:eastAsia="Arial" w:cs="Tahoma"/>
+                <w:sz w:val="18"/>
+              </w:rPr>
+            </w:r>
+            <w:r>
+              <w:rPr>
+                <w:rFonts w:ascii="Arial" w:hAnsi="Arial" w:eastAsia="Arial" w:cs="Tahoma"/>
                 <w:sz w:val="18"/>
               </w:rPr>
               <w:t>Validate query</w:t>
@@ -2233,13 +2350,13 @@
             </w:pPr>
             <w:r>
               <w:rPr>
-                <w:rFonts w:ascii="Arial" w:hAnsi="Arial" w:eastAsia="Arial"/>
-                <w:sz w:val="18"/>
-              </w:rPr>
-            </w:r>
-            <w:r>
-              <w:rPr>
-                <w:rFonts w:ascii="Arial" w:hAnsi="Arial" w:eastAsia="Arial"/>
+                <w:rFonts w:ascii="Arial" w:hAnsi="Arial" w:eastAsia="Arial" w:cs="Tahoma"/>
+                <w:sz w:val="18"/>
+              </w:rPr>
+            </w:r>
+            <w:r>
+              <w:rPr>
+                <w:rFonts w:ascii="Arial" w:hAnsi="Arial" w:eastAsia="Arial" w:cs="Tahoma"/>
                 <w:sz w:val="18"/>
               </w:rPr>
               <w:t>store lookup</w:t>
@@ -2263,13 +2380,13 @@
             </w:pPr>
             <w:r>
               <w:rPr>
-                <w:rFonts w:ascii="Arial" w:hAnsi="Arial" w:eastAsia="Arial"/>
-                <w:sz w:val="18"/>
-              </w:rPr>
-            </w:r>
-            <w:r>
-              <w:rPr>
-                <w:rFonts w:ascii="Arial" w:hAnsi="Arial" w:eastAsia="Arial"/>
+                <w:rFonts w:ascii="Arial" w:hAnsi="Arial" w:eastAsia="Arial" w:cs="Tahoma"/>
+                <w:sz w:val="18"/>
+              </w:rPr>
+            </w:r>
+            <w:r>
+              <w:rPr>
+                <w:rFonts w:ascii="Arial" w:hAnsi="Arial" w:eastAsia="Arial" w:cs="Tahoma"/>
                 <w:sz w:val="18"/>
               </w:rPr>
               <w:t>2</w:t>
@@ -2288,13 +2405,13 @@
             </w:pPr>
             <w:r>
               <w:rPr>
-                <w:rFonts w:ascii="Arial" w:hAnsi="Arial" w:eastAsia="Arial"/>
-                <w:sz w:val="18"/>
-              </w:rPr>
-            </w:r>
-            <w:r>
-              <w:rPr>
-                <w:rFonts w:ascii="Arial" w:hAnsi="Arial" w:eastAsia="Arial"/>
+                <w:rFonts w:ascii="Arial" w:hAnsi="Arial" w:eastAsia="Arial" w:cs="Tahoma"/>
+                <w:sz w:val="18"/>
+              </w:rPr>
+            </w:r>
+            <w:r>
+              <w:rPr>
+                <w:rFonts w:ascii="Arial" w:hAnsi="Arial" w:eastAsia="Arial" w:cs="Tahoma"/>
                 <w:sz w:val="18"/>
               </w:rPr>
               <w:t>Read/write table by domain</w:t>
@@ -2313,13 +2430,13 @@
             </w:pPr>
             <w:r>
               <w:rPr>
-                <w:rFonts w:ascii="Arial" w:hAnsi="Arial" w:eastAsia="Arial"/>
-                <w:sz w:val="18"/>
-              </w:rPr>
-            </w:r>
-            <w:r>
-              <w:rPr>
-                <w:rFonts w:ascii="Arial" w:hAnsi="Arial" w:eastAsia="Arial"/>
+                <w:rFonts w:ascii="Arial" w:hAnsi="Arial" w:eastAsia="Arial" w:cs="Tahoma"/>
+                <w:sz w:val="18"/>
+              </w:rPr>
+            </w:r>
+            <w:r>
+              <w:rPr>
+                <w:rFonts w:ascii="Arial" w:hAnsi="Arial" w:eastAsia="Arial" w:cs="Tahoma"/>
                 <w:sz w:val="18"/>
               </w:rPr>
               <w:t>status lookup</w:t>
@@ -2343,13 +2460,13 @@
             </w:pPr>
             <w:r>
               <w:rPr>
-                <w:rFonts w:ascii="Arial" w:hAnsi="Arial" w:eastAsia="Arial"/>
-                <w:sz w:val="18"/>
-              </w:rPr>
-            </w:r>
-            <w:r>
-              <w:rPr>
-                <w:rFonts w:ascii="Arial" w:hAnsi="Arial" w:eastAsia="Arial"/>
+                <w:rFonts w:ascii="Arial" w:hAnsi="Arial" w:eastAsia="Arial" w:cs="Tahoma"/>
+                <w:sz w:val="18"/>
+              </w:rPr>
+            </w:r>
+            <w:r>
+              <w:rPr>
+                <w:rFonts w:ascii="Arial" w:hAnsi="Arial" w:eastAsia="Arial" w:cs="Tahoma"/>
                 <w:sz w:val="18"/>
               </w:rPr>
               <w:t>3</w:t>
@@ -2368,13 +2485,13 @@
             </w:pPr>
             <w:r>
               <w:rPr>
-                <w:rFonts w:ascii="Arial" w:hAnsi="Arial" w:eastAsia="Arial"/>
-                <w:sz w:val="18"/>
-              </w:rPr>
-            </w:r>
-            <w:r>
-              <w:rPr>
-                <w:rFonts w:ascii="Arial" w:hAnsi="Arial" w:eastAsia="Arial"/>
+                <w:rFonts w:ascii="Arial" w:hAnsi="Arial" w:eastAsia="Arial" w:cs="Tahoma"/>
+                <w:sz w:val="18"/>
+              </w:rPr>
+            </w:r>
+            <w:r>
+              <w:rPr>
+                <w:rFonts w:ascii="Arial" w:hAnsi="Arial" w:eastAsia="Arial" w:cs="Tahoma"/>
                 <w:sz w:val="18"/>
               </w:rPr>
               <w:t>Return standard envelope for list endpoints</w:t>
@@ -2393,13 +2510,13 @@
             </w:pPr>
             <w:r>
               <w:rPr>
-                <w:rFonts w:ascii="Arial" w:hAnsi="Arial" w:eastAsia="Arial"/>
-                <w:sz w:val="18"/>
-              </w:rPr>
-            </w:r>
-            <w:r>
-              <w:rPr>
-                <w:rFonts w:ascii="Arial" w:hAnsi="Arial" w:eastAsia="Arial"/>
+                <w:rFonts w:ascii="Arial" w:hAnsi="Arial" w:eastAsia="Arial" w:cs="Tahoma"/>
+                <w:sz w:val="18"/>
+              </w:rPr>
+            </w:r>
+            <w:r>
+              <w:rPr>
+                <w:rFonts w:ascii="Arial" w:hAnsi="Arial" w:eastAsia="Arial" w:cs="Tahoma"/>
                 <w:sz w:val="18"/>
               </w:rPr>
               <w:t>permission save without reason</w:t>
@@ -2451,7 +2568,7 @@
             <w:r/>
             <w:r>
               <w:rPr>
-                <w:rFonts w:ascii="Arial" w:hAnsi="Arial" w:eastAsia="Arial"/>
+                <w:rFonts w:ascii="Arial" w:hAnsi="Arial" w:eastAsia="Arial" w:cs="Tahoma"/>
                 <w:b/>
                 <w:sz w:val="18"/>
               </w:rPr>
@@ -2473,7 +2590,7 @@
             <w:r/>
             <w:r>
               <w:rPr>
-                <w:rFonts w:ascii="Arial" w:hAnsi="Arial" w:eastAsia="Arial"/>
+                <w:rFonts w:ascii="Arial" w:hAnsi="Arial" w:eastAsia="Arial" w:cs="Tahoma"/>
                 <w:b/>
                 <w:sz w:val="18"/>
               </w:rPr>
@@ -2495,7 +2612,7 @@
             <w:r/>
             <w:r>
               <w:rPr>
-                <w:rFonts w:ascii="Arial" w:hAnsi="Arial" w:eastAsia="Arial"/>
+                <w:rFonts w:ascii="Arial" w:hAnsi="Arial" w:eastAsia="Arial" w:cs="Tahoma"/>
                 <w:b/>
                 <w:sz w:val="18"/>
               </w:rPr>
@@ -2517,7 +2634,7 @@
             <w:r/>
             <w:r>
               <w:rPr>
-                <w:rFonts w:ascii="Arial" w:hAnsi="Arial" w:eastAsia="Arial"/>
+                <w:rFonts w:ascii="Arial" w:hAnsi="Arial" w:eastAsia="Arial" w:cs="Tahoma"/>
                 <w:b/>
                 <w:sz w:val="18"/>
               </w:rPr>
@@ -2542,13 +2659,13 @@
             </w:pPr>
             <w:r>
               <w:rPr>
-                <w:rFonts w:ascii="Arial" w:hAnsi="Arial" w:eastAsia="Arial"/>
-                <w:sz w:val="18"/>
-              </w:rPr>
-            </w:r>
-            <w:r>
-              <w:rPr>
-                <w:rFonts w:ascii="Arial" w:hAnsi="Arial" w:eastAsia="Arial"/>
+                <w:rFonts w:ascii="Arial" w:hAnsi="Arial" w:eastAsia="Arial" w:cs="Tahoma"/>
+                <w:sz w:val="18"/>
+              </w:rPr>
+            </w:r>
+            <w:r>
+              <w:rPr>
+                <w:rFonts w:ascii="Arial" w:hAnsi="Arial" w:eastAsia="Arial" w:cs="Tahoma"/>
                 <w:sz w:val="18"/>
               </w:rPr>
               <w:t>Store lookup</w:t>
@@ -2567,13 +2684,13 @@
             </w:pPr>
             <w:r>
               <w:rPr>
-                <w:rFonts w:ascii="Arial" w:hAnsi="Arial" w:eastAsia="Arial"/>
-                <w:sz w:val="18"/>
-              </w:rPr>
-            </w:r>
-            <w:r>
-              <w:rPr>
-                <w:rFonts w:ascii="Arial" w:hAnsi="Arial" w:eastAsia="Arial"/>
+                <w:rFonts w:ascii="Arial" w:hAnsi="Arial" w:eastAsia="Arial" w:cs="Tahoma"/>
+                <w:sz w:val="18"/>
+              </w:rPr>
+            </w:r>
+            <w:r>
+              <w:rPr>
+                <w:rFonts w:ascii="Arial" w:hAnsi="Arial" w:eastAsia="Arial" w:cs="Tahoma"/>
                 <w:sz w:val="18"/>
               </w:rPr>
               <w:t>GET</w:t>
@@ -2592,13 +2709,13 @@
             </w:pPr>
             <w:r>
               <w:rPr>
-                <w:rFonts w:ascii="Arial" w:hAnsi="Arial" w:eastAsia="Arial"/>
-                <w:sz w:val="18"/>
-              </w:rPr>
-            </w:r>
-            <w:r>
-              <w:rPr>
-                <w:rFonts w:ascii="Arial" w:hAnsi="Arial" w:eastAsia="Arial"/>
+                <w:rFonts w:ascii="Arial" w:hAnsi="Arial" w:eastAsia="Arial" w:cs="Tahoma"/>
+                <w:sz w:val="18"/>
+              </w:rPr>
+            </w:r>
+            <w:r>
+              <w:rPr>
+                <w:rFonts w:ascii="Arial" w:hAnsi="Arial" w:eastAsia="Arial" w:cs="Tahoma"/>
                 <w:sz w:val="18"/>
               </w:rPr>
               <w:t>lookup.service.searchStores</w:t>
@@ -2617,13 +2734,13 @@
             </w:pPr>
             <w:r>
               <w:rPr>
-                <w:rFonts w:ascii="Arial" w:hAnsi="Arial" w:eastAsia="Arial"/>
-                <w:sz w:val="18"/>
-              </w:rPr>
-            </w:r>
-            <w:r>
-              <w:rPr>
-                <w:rFonts w:ascii="Arial" w:hAnsi="Arial" w:eastAsia="Arial"/>
+                <w:rFonts w:ascii="Arial" w:hAnsi="Arial" w:eastAsia="Arial" w:cs="Tahoma"/>
+                <w:sz w:val="18"/>
+              </w:rPr>
+            </w:r>
+            <w:r>
+              <w:rPr>
+                <w:rFonts w:ascii="Arial" w:hAnsi="Arial" w:eastAsia="Arial" w:cs="Tahoma"/>
                 <w:sz w:val="18"/>
               </w:rPr>
               <w:t>return impacted/new stores</w:t>
@@ -2647,13 +2764,13 @@
             </w:pPr>
             <w:r>
               <w:rPr>
-                <w:rFonts w:ascii="Arial" w:hAnsi="Arial" w:eastAsia="Arial"/>
-                <w:sz w:val="18"/>
-              </w:rPr>
-            </w:r>
-            <w:r>
-              <w:rPr>
-                <w:rFonts w:ascii="Arial" w:hAnsi="Arial" w:eastAsia="Arial"/>
+                <w:rFonts w:ascii="Arial" w:hAnsi="Arial" w:eastAsia="Arial" w:cs="Tahoma"/>
+                <w:sz w:val="18"/>
+              </w:rPr>
+            </w:r>
+            <w:r>
+              <w:rPr>
+                <w:rFonts w:ascii="Arial" w:hAnsi="Arial" w:eastAsia="Arial" w:cs="Tahoma"/>
                 <w:sz w:val="18"/>
               </w:rPr>
               <w:t>Employee lookup</w:t>
@@ -2672,13 +2789,13 @@
             </w:pPr>
             <w:r>
               <w:rPr>
-                <w:rFonts w:ascii="Arial" w:hAnsi="Arial" w:eastAsia="Arial"/>
-                <w:sz w:val="18"/>
-              </w:rPr>
-            </w:r>
-            <w:r>
-              <w:rPr>
-                <w:rFonts w:ascii="Arial" w:hAnsi="Arial" w:eastAsia="Arial"/>
+                <w:rFonts w:ascii="Arial" w:hAnsi="Arial" w:eastAsia="Arial" w:cs="Tahoma"/>
+                <w:sz w:val="18"/>
+              </w:rPr>
+            </w:r>
+            <w:r>
+              <w:rPr>
+                <w:rFonts w:ascii="Arial" w:hAnsi="Arial" w:eastAsia="Arial" w:cs="Tahoma"/>
                 <w:sz w:val="18"/>
               </w:rPr>
               <w:t>GET</w:t>
@@ -2697,13 +2814,13 @@
             </w:pPr>
             <w:r>
               <w:rPr>
-                <w:rFonts w:ascii="Arial" w:hAnsi="Arial" w:eastAsia="Arial"/>
-                <w:sz w:val="18"/>
-              </w:rPr>
-            </w:r>
-            <w:r>
-              <w:rPr>
-                <w:rFonts w:ascii="Arial" w:hAnsi="Arial" w:eastAsia="Arial"/>
+                <w:rFonts w:ascii="Arial" w:hAnsi="Arial" w:eastAsia="Arial" w:cs="Tahoma"/>
+                <w:sz w:val="18"/>
+              </w:rPr>
+            </w:r>
+            <w:r>
+              <w:rPr>
+                <w:rFonts w:ascii="Arial" w:hAnsi="Arial" w:eastAsia="Arial" w:cs="Tahoma"/>
                 <w:sz w:val="18"/>
               </w:rPr>
               <w:t>employee backend เดิมของระบบ SBP (ไม่ใช่ endpoint ของ SBPGI)</w:t>
@@ -2722,13 +2839,13 @@
             </w:pPr>
             <w:r>
               <w:rPr>
-                <w:rFonts w:ascii="Arial" w:hAnsi="Arial" w:eastAsia="Arial"/>
-                <w:sz w:val="18"/>
-              </w:rPr>
-            </w:r>
-            <w:r>
-              <w:rPr>
-                <w:rFonts w:ascii="Arial" w:hAnsi="Arial" w:eastAsia="Arial"/>
+                <w:rFonts w:ascii="Arial" w:hAnsi="Arial" w:eastAsia="Arial" w:cs="Tahoma"/>
+                <w:sz w:val="18"/>
+              </w:rPr>
+            </w:r>
+            <w:r>
+              <w:rPr>
+                <w:rFonts w:ascii="Arial" w:hAnsi="Arial" w:eastAsia="Arial" w:cs="Tahoma"/>
                 <w:sz w:val="18"/>
               </w:rPr>
               <w:t>return business_user for operator popup</w:t>
@@ -2752,13 +2869,13 @@
             </w:pPr>
             <w:r>
               <w:rPr>
-                <w:rFonts w:ascii="Arial" w:hAnsi="Arial" w:eastAsia="Arial"/>
-                <w:sz w:val="18"/>
-              </w:rPr>
-            </w:r>
-            <w:r>
-              <w:rPr>
-                <w:rFonts w:ascii="Arial" w:hAnsi="Arial" w:eastAsia="Arial"/>
+                <w:rFonts w:ascii="Arial" w:hAnsi="Arial" w:eastAsia="Arial" w:cs="Tahoma"/>
+                <w:sz w:val="18"/>
+              </w:rPr>
+            </w:r>
+            <w:r>
+              <w:rPr>
+                <w:rFonts w:ascii="Arial" w:hAnsi="Arial" w:eastAsia="Arial" w:cs="Tahoma"/>
                 <w:sz w:val="18"/>
               </w:rPr>
               <w:t>Permission save</w:t>
@@ -2777,13 +2894,13 @@
             </w:pPr>
             <w:r>
               <w:rPr>
-                <w:rFonts w:ascii="Arial" w:hAnsi="Arial" w:eastAsia="Arial"/>
-                <w:sz w:val="18"/>
-              </w:rPr>
-            </w:r>
-            <w:r>
-              <w:rPr>
-                <w:rFonts w:ascii="Arial" w:hAnsi="Arial" w:eastAsia="Arial"/>
+                <w:rFonts w:ascii="Arial" w:hAnsi="Arial" w:eastAsia="Arial" w:cs="Tahoma"/>
+                <w:sz w:val="18"/>
+              </w:rPr>
+            </w:r>
+            <w:r>
+              <w:rPr>
+                <w:rFonts w:ascii="Arial" w:hAnsi="Arial" w:eastAsia="Arial" w:cs="Tahoma"/>
                 <w:sz w:val="18"/>
               </w:rPr>
               <w:t>PUT</w:t>
@@ -2802,13 +2919,13 @@
             </w:pPr>
             <w:r>
               <w:rPr>
-                <w:rFonts w:ascii="Arial" w:hAnsi="Arial" w:eastAsia="Arial"/>
-                <w:sz w:val="18"/>
-              </w:rPr>
-            </w:r>
-            <w:r>
-              <w:rPr>
-                <w:rFonts w:ascii="Arial" w:hAnsi="Arial" w:eastAsia="Arial"/>
+                <w:rFonts w:ascii="Arial" w:hAnsi="Arial" w:eastAsia="Arial" w:cs="Tahoma"/>
+                <w:sz w:val="18"/>
+              </w:rPr>
+            </w:r>
+            <w:r>
+              <w:rPr>
+                <w:rFonts w:ascii="Arial" w:hAnsi="Arial" w:eastAsia="Arial" w:cs="Tahoma"/>
                 <w:sz w:val="18"/>
               </w:rPr>
               <w:t>rbac.service.saveMenuPermission</w:t>
@@ -2827,13 +2944,13 @@
             </w:pPr>
             <w:r>
               <w:rPr>
-                <w:rFonts w:ascii="Arial" w:hAnsi="Arial" w:eastAsia="Arial"/>
-                <w:sz w:val="18"/>
-              </w:rPr>
-            </w:r>
-            <w:r>
-              <w:rPr>
-                <w:rFonts w:ascii="Arial" w:hAnsi="Arial" w:eastAsia="Arial"/>
+                <w:rFonts w:ascii="Arial" w:hAnsi="Arial" w:eastAsia="Arial" w:cs="Tahoma"/>
+                <w:sz w:val="18"/>
+              </w:rPr>
+            </w:r>
+            <w:r>
+              <w:rPr>
+                <w:rFonts w:ascii="Arial" w:hAnsi="Arial" w:eastAsia="Arial" w:cs="Tahoma"/>
                 <w:sz w:val="18"/>
               </w:rPr>
               <w:t>update can_access and audit</w:t>
@@ -2857,13 +2974,13 @@
             </w:pPr>
             <w:r>
               <w:rPr>
-                <w:rFonts w:ascii="Arial" w:hAnsi="Arial" w:eastAsia="Arial"/>
-                <w:sz w:val="18"/>
-              </w:rPr>
-            </w:r>
-            <w:r>
-              <w:rPr>
-                <w:rFonts w:ascii="Arial" w:hAnsi="Arial" w:eastAsia="Arial"/>
+                <w:rFonts w:ascii="Arial" w:hAnsi="Arial" w:eastAsia="Arial" w:cs="Tahoma"/>
+                <w:sz w:val="18"/>
+              </w:rPr>
+            </w:r>
+            <w:r>
+              <w:rPr>
+                <w:rFonts w:ascii="Arial" w:hAnsi="Arial" w:eastAsia="Arial" w:cs="Tahoma"/>
                 <w:sz w:val="18"/>
               </w:rPr>
               <w:t>Email template save/reset</w:t>
@@ -2882,13 +2999,13 @@
             </w:pPr>
             <w:r>
               <w:rPr>
-                <w:rFonts w:ascii="Arial" w:hAnsi="Arial" w:eastAsia="Arial"/>
-                <w:sz w:val="18"/>
-              </w:rPr>
-            </w:r>
-            <w:r>
-              <w:rPr>
-                <w:rFonts w:ascii="Arial" w:hAnsi="Arial" w:eastAsia="Arial"/>
+                <w:rFonts w:ascii="Arial" w:hAnsi="Arial" w:eastAsia="Arial" w:cs="Tahoma"/>
+                <w:sz w:val="18"/>
+              </w:rPr>
+            </w:r>
+            <w:r>
+              <w:rPr>
+                <w:rFonts w:ascii="Arial" w:hAnsi="Arial" w:eastAsia="Arial" w:cs="Tahoma"/>
                 <w:sz w:val="18"/>
               </w:rPr>
               <w:t>PUT/POST</w:t>
@@ -2907,13 +3024,13 @@
             </w:pPr>
             <w:r>
               <w:rPr>
-                <w:rFonts w:ascii="Arial" w:hAnsi="Arial" w:eastAsia="Arial"/>
-                <w:sz w:val="18"/>
-              </w:rPr>
-            </w:r>
-            <w:r>
-              <w:rPr>
-                <w:rFonts w:ascii="Arial" w:hAnsi="Arial" w:eastAsia="Arial"/>
+                <w:rFonts w:ascii="Arial" w:hAnsi="Arial" w:eastAsia="Arial" w:cs="Tahoma"/>
+                <w:sz w:val="18"/>
+              </w:rPr>
+            </w:r>
+            <w:r>
+              <w:rPr>
+                <w:rFonts w:ascii="Arial" w:hAnsi="Arial" w:eastAsia="Arial" w:cs="Tahoma"/>
                 <w:sz w:val="18"/>
               </w:rPr>
               <w:t>notificationTemplate.service</w:t>
@@ -2932,13 +3049,13 @@
             </w:pPr>
             <w:r>
               <w:rPr>
-                <w:rFonts w:ascii="Arial" w:hAnsi="Arial" w:eastAsia="Arial"/>
-                <w:sz w:val="18"/>
-              </w:rPr>
-            </w:r>
-            <w:r>
-              <w:rPr>
-                <w:rFonts w:ascii="Arial" w:hAnsi="Arial" w:eastAsia="Arial"/>
+                <w:rFonts w:ascii="Arial" w:hAnsi="Arial" w:eastAsia="Arial" w:cs="Tahoma"/>
+                <w:sz w:val="18"/>
+              </w:rPr>
+            </w:r>
+            <w:r>
+              <w:rPr>
+                <w:rFonts w:ascii="Arial" w:hAnsi="Arial" w:eastAsia="Arial" w:cs="Tahoma"/>
                 <w:sz w:val="18"/>
               </w:rPr>
               <w:t>update/reset template and audit</w:t>
@@ -3006,7 +3123,7 @@
             <w:r/>
             <w:r>
               <w:rPr>
-                <w:rFonts w:ascii="Arial" w:hAnsi="Arial" w:eastAsia="Arial"/>
+                <w:rFonts w:ascii="Arial" w:hAnsi="Arial" w:eastAsia="Arial" w:cs="Tahoma"/>
                 <w:b/>
                 <w:sz w:val="18"/>
               </w:rPr>
@@ -3032,7 +3149,7 @@
             <w:r/>
             <w:r>
               <w:rPr>
-                <w:rFonts w:ascii="Courier New" w:hAnsi="Courier New" w:eastAsia="Courier New"/>
+                <w:rFonts w:ascii="Courier New" w:hAnsi="Courier New" w:eastAsia="Courier New" w:cs="Tahoma"/>
                 <w:sz w:val="16"/>
               </w:rPr>
               <w:t>{</w:t>
@@ -3090,7 +3207,7 @@
             <w:r/>
             <w:r>
               <w:rPr>
-                <w:rFonts w:ascii="Arial" w:hAnsi="Arial" w:eastAsia="Arial"/>
+                <w:rFonts w:ascii="Arial" w:hAnsi="Arial" w:eastAsia="Arial" w:cs="Tahoma"/>
                 <w:b/>
                 <w:sz w:val="18"/>
               </w:rPr>
@@ -3112,7 +3229,7 @@
             <w:r/>
             <w:r>
               <w:rPr>
-                <w:rFonts w:ascii="Arial" w:hAnsi="Arial" w:eastAsia="Arial"/>
+                <w:rFonts w:ascii="Arial" w:hAnsi="Arial" w:eastAsia="Arial" w:cs="Tahoma"/>
                 <w:b/>
                 <w:sz w:val="18"/>
               </w:rPr>
@@ -3134,7 +3251,7 @@
             <w:r/>
             <w:r>
               <w:rPr>
-                <w:rFonts w:ascii="Arial" w:hAnsi="Arial" w:eastAsia="Arial"/>
+                <w:rFonts w:ascii="Arial" w:hAnsi="Arial" w:eastAsia="Arial" w:cs="Tahoma"/>
                 <w:b/>
                 <w:sz w:val="18"/>
               </w:rPr>
@@ -3156,7 +3273,7 @@
             <w:r/>
             <w:r>
               <w:rPr>
-                <w:rFonts w:ascii="Arial" w:hAnsi="Arial" w:eastAsia="Arial"/>
+                <w:rFonts w:ascii="Arial" w:hAnsi="Arial" w:eastAsia="Arial" w:cs="Tahoma"/>
                 <w:b/>
                 <w:sz w:val="18"/>
               </w:rPr>
@@ -3181,13 +3298,13 @@
             </w:pPr>
             <w:r>
               <w:rPr>
-                <w:rFonts w:ascii="Arial" w:hAnsi="Arial" w:eastAsia="Arial"/>
-                <w:sz w:val="18"/>
-              </w:rPr>
-            </w:r>
-            <w:r>
-              <w:rPr>
-                <w:rFonts w:ascii="Arial" w:hAnsi="Arial" w:eastAsia="Arial"/>
+                <w:rFonts w:ascii="Arial" w:hAnsi="Arial" w:eastAsia="Arial" w:cs="Tahoma"/>
+                <w:sz w:val="18"/>
+              </w:rPr>
+            </w:r>
+            <w:r>
+              <w:rPr>
+                <w:rFonts w:ascii="Arial" w:hAnsi="Arial" w:eastAsia="Arial" w:cs="Tahoma"/>
                 <w:sz w:val="18"/>
               </w:rPr>
               <w:t>q</w:t>
@@ -3206,13 +3323,13 @@
             </w:pPr>
             <w:r>
               <w:rPr>
-                <w:rFonts w:ascii="Arial" w:hAnsi="Arial" w:eastAsia="Arial"/>
-                <w:sz w:val="18"/>
-              </w:rPr>
-            </w:r>
-            <w:r>
-              <w:rPr>
-                <w:rFonts w:ascii="Arial" w:hAnsi="Arial" w:eastAsia="Arial"/>
+                <w:rFonts w:ascii="Arial" w:hAnsi="Arial" w:eastAsia="Arial" w:cs="Tahoma"/>
+                <w:sz w:val="18"/>
+              </w:rPr>
+            </w:r>
+            <w:r>
+              <w:rPr>
+                <w:rFonts w:ascii="Arial" w:hAnsi="Arial" w:eastAsia="Arial" w:cs="Tahoma"/>
                 <w:sz w:val="18"/>
               </w:rPr>
               <w:t>string</w:t>
@@ -3231,13 +3348,13 @@
             </w:pPr>
             <w:r>
               <w:rPr>
-                <w:rFonts w:ascii="Arial" w:hAnsi="Arial" w:eastAsia="Arial"/>
-                <w:sz w:val="18"/>
-              </w:rPr>
-            </w:r>
-            <w:r>
-              <w:rPr>
-                <w:rFonts w:ascii="Arial" w:hAnsi="Arial" w:eastAsia="Arial"/>
+                <w:rFonts w:ascii="Arial" w:hAnsi="Arial" w:eastAsia="Arial" w:cs="Tahoma"/>
+                <w:sz w:val="18"/>
+              </w:rPr>
+            </w:r>
+            <w:r>
+              <w:rPr>
+                <w:rFonts w:ascii="Arial" w:hAnsi="Arial" w:eastAsia="Arial" w:cs="Tahoma"/>
                 <w:sz w:val="18"/>
               </w:rPr>
               <w:t>No</w:t>
@@ -3256,13 +3373,13 @@
             </w:pPr>
             <w:r>
               <w:rPr>
-                <w:rFonts w:ascii="Arial" w:hAnsi="Arial" w:eastAsia="Arial"/>
-                <w:sz w:val="18"/>
-              </w:rPr>
-            </w:r>
-            <w:r>
-              <w:rPr>
-                <w:rFonts w:ascii="Arial" w:hAnsi="Arial" w:eastAsia="Arial"/>
+                <w:rFonts w:ascii="Arial" w:hAnsi="Arial" w:eastAsia="Arial" w:cs="Tahoma"/>
+                <w:sz w:val="18"/>
+              </w:rPr>
+            </w:r>
+            <w:r>
+              <w:rPr>
+                <w:rFonts w:ascii="Arial" w:hAnsi="Arial" w:eastAsia="Arial" w:cs="Tahoma"/>
                 <w:sz w:val="18"/>
               </w:rPr>
               <w:t>UTF-8; use value domain described by endpoint purpose</w:t>
@@ -3286,13 +3403,13 @@
             </w:pPr>
             <w:r>
               <w:rPr>
-                <w:rFonts w:ascii="Arial" w:hAnsi="Arial" w:eastAsia="Arial"/>
-                <w:sz w:val="18"/>
-              </w:rPr>
-            </w:r>
-            <w:r>
-              <w:rPr>
-                <w:rFonts w:ascii="Arial" w:hAnsi="Arial" w:eastAsia="Arial"/>
+                <w:rFonts w:ascii="Arial" w:hAnsi="Arial" w:eastAsia="Arial" w:cs="Tahoma"/>
+                <w:sz w:val="18"/>
+              </w:rPr>
+            </w:r>
+            <w:r>
+              <w:rPr>
+                <w:rFonts w:ascii="Arial" w:hAnsi="Arial" w:eastAsia="Arial" w:cs="Tahoma"/>
                 <w:sz w:val="18"/>
               </w:rPr>
               <w:t>type</w:t>
@@ -3311,13 +3428,13 @@
             </w:pPr>
             <w:r>
               <w:rPr>
-                <w:rFonts w:ascii="Arial" w:hAnsi="Arial" w:eastAsia="Arial"/>
-                <w:sz w:val="18"/>
-              </w:rPr>
-            </w:r>
-            <w:r>
-              <w:rPr>
-                <w:rFonts w:ascii="Arial" w:hAnsi="Arial" w:eastAsia="Arial"/>
+                <w:rFonts w:ascii="Arial" w:hAnsi="Arial" w:eastAsia="Arial" w:cs="Tahoma"/>
+                <w:sz w:val="18"/>
+              </w:rPr>
+            </w:r>
+            <w:r>
+              <w:rPr>
+                <w:rFonts w:ascii="Arial" w:hAnsi="Arial" w:eastAsia="Arial" w:cs="Tahoma"/>
                 <w:sz w:val="18"/>
               </w:rPr>
               <w:t>string</w:t>
@@ -3336,13 +3453,13 @@
             </w:pPr>
             <w:r>
               <w:rPr>
-                <w:rFonts w:ascii="Arial" w:hAnsi="Arial" w:eastAsia="Arial"/>
-                <w:sz w:val="18"/>
-              </w:rPr>
-            </w:r>
-            <w:r>
-              <w:rPr>
-                <w:rFonts w:ascii="Arial" w:hAnsi="Arial" w:eastAsia="Arial"/>
+                <w:rFonts w:ascii="Arial" w:hAnsi="Arial" w:eastAsia="Arial" w:cs="Tahoma"/>
+                <w:sz w:val="18"/>
+              </w:rPr>
+            </w:r>
+            <w:r>
+              <w:rPr>
+                <w:rFonts w:ascii="Arial" w:hAnsi="Arial" w:eastAsia="Arial" w:cs="Tahoma"/>
                 <w:sz w:val="18"/>
               </w:rPr>
               <w:t>No</w:t>
@@ -3361,13 +3478,13 @@
             </w:pPr>
             <w:r>
               <w:rPr>
-                <w:rFonts w:ascii="Arial" w:hAnsi="Arial" w:eastAsia="Arial"/>
-                <w:sz w:val="18"/>
-              </w:rPr>
-            </w:r>
-            <w:r>
-              <w:rPr>
-                <w:rFonts w:ascii="Arial" w:hAnsi="Arial" w:eastAsia="Arial"/>
+                <w:rFonts w:ascii="Arial" w:hAnsi="Arial" w:eastAsia="Arial" w:cs="Tahoma"/>
+                <w:sz w:val="18"/>
+              </w:rPr>
+            </w:r>
+            <w:r>
+              <w:rPr>
+                <w:rFonts w:ascii="Arial" w:hAnsi="Arial" w:eastAsia="Arial" w:cs="Tahoma"/>
                 <w:sz w:val="18"/>
               </w:rPr>
               <w:t>UTF-8; use value domain described by endpoint purpose</w:t>
@@ -3405,7 +3522,7 @@
             <w:r/>
             <w:r>
               <w:rPr>
-                <w:rFonts w:ascii="Arial" w:hAnsi="Arial" w:eastAsia="Arial"/>
+                <w:rFonts w:ascii="Arial" w:hAnsi="Arial" w:eastAsia="Arial" w:cs="Tahoma"/>
                 <w:b/>
                 <w:sz w:val="18"/>
               </w:rPr>
@@ -3431,7 +3548,7 @@
             <w:r/>
             <w:r>
               <w:rPr>
-                <w:rFonts w:ascii="Courier New" w:hAnsi="Courier New" w:eastAsia="Courier New"/>
+                <w:rFonts w:ascii="Courier New" w:hAnsi="Courier New" w:eastAsia="Courier New" w:cs="Tahoma"/>
                 <w:sz w:val="16"/>
               </w:rPr>
               <w:t>{</w:t>
@@ -3497,7 +3614,7 @@
             <w:r/>
             <w:r>
               <w:rPr>
-                <w:rFonts w:ascii="Arial" w:hAnsi="Arial" w:eastAsia="Arial"/>
+                <w:rFonts w:ascii="Arial" w:hAnsi="Arial" w:eastAsia="Arial" w:cs="Tahoma"/>
                 <w:b/>
                 <w:sz w:val="18"/>
               </w:rPr>
@@ -3519,7 +3636,7 @@
             <w:r/>
             <w:r>
               <w:rPr>
-                <w:rFonts w:ascii="Arial" w:hAnsi="Arial" w:eastAsia="Arial"/>
+                <w:rFonts w:ascii="Arial" w:hAnsi="Arial" w:eastAsia="Arial" w:cs="Tahoma"/>
                 <w:b/>
                 <w:sz w:val="18"/>
               </w:rPr>
@@ -3541,7 +3658,7 @@
             <w:r/>
             <w:r>
               <w:rPr>
-                <w:rFonts w:ascii="Arial" w:hAnsi="Arial" w:eastAsia="Arial"/>
+                <w:rFonts w:ascii="Arial" w:hAnsi="Arial" w:eastAsia="Arial" w:cs="Tahoma"/>
                 <w:b/>
                 <w:sz w:val="18"/>
               </w:rPr>
@@ -3563,7 +3680,7 @@
             <w:r/>
             <w:r>
               <w:rPr>
-                <w:rFonts w:ascii="Arial" w:hAnsi="Arial" w:eastAsia="Arial"/>
+                <w:rFonts w:ascii="Arial" w:hAnsi="Arial" w:eastAsia="Arial" w:cs="Tahoma"/>
                 <w:b/>
                 <w:sz w:val="18"/>
               </w:rPr>
@@ -3588,13 +3705,13 @@
             </w:pPr>
             <w:r>
               <w:rPr>
-                <w:rFonts w:ascii="Arial" w:hAnsi="Arial" w:eastAsia="Arial"/>
-                <w:sz w:val="18"/>
-              </w:rPr>
-            </w:r>
-            <w:r>
-              <w:rPr>
-                <w:rFonts w:ascii="Arial" w:hAnsi="Arial" w:eastAsia="Arial"/>
+                <w:rFonts w:ascii="Arial" w:hAnsi="Arial" w:eastAsia="Arial" w:cs="Tahoma"/>
+                <w:sz w:val="18"/>
+              </w:rPr>
+            </w:r>
+            <w:r>
+              <w:rPr>
+                <w:rFonts w:ascii="Arial" w:hAnsi="Arial" w:eastAsia="Arial" w:cs="Tahoma"/>
                 <w:sz w:val="18"/>
               </w:rPr>
               <w:t>items</w:t>
@@ -3613,13 +3730,13 @@
             </w:pPr>
             <w:r>
               <w:rPr>
-                <w:rFonts w:ascii="Arial" w:hAnsi="Arial" w:eastAsia="Arial"/>
-                <w:sz w:val="18"/>
-              </w:rPr>
-            </w:r>
-            <w:r>
-              <w:rPr>
-                <w:rFonts w:ascii="Arial" w:hAnsi="Arial" w:eastAsia="Arial"/>
+                <w:rFonts w:ascii="Arial" w:hAnsi="Arial" w:eastAsia="Arial" w:cs="Tahoma"/>
+                <w:sz w:val="18"/>
+              </w:rPr>
+            </w:r>
+            <w:r>
+              <w:rPr>
+                <w:rFonts w:ascii="Arial" w:hAnsi="Arial" w:eastAsia="Arial" w:cs="Tahoma"/>
                 <w:sz w:val="18"/>
               </w:rPr>
               <w:t>array&lt;object&gt;</w:t>
@@ -3638,13 +3755,13 @@
             </w:pPr>
             <w:r>
               <w:rPr>
-                <w:rFonts w:ascii="Arial" w:hAnsi="Arial" w:eastAsia="Arial"/>
-                <w:sz w:val="18"/>
-              </w:rPr>
-            </w:r>
-            <w:r>
-              <w:rPr>
-                <w:rFonts w:ascii="Arial" w:hAnsi="Arial" w:eastAsia="Arial"/>
+                <w:rFonts w:ascii="Arial" w:hAnsi="Arial" w:eastAsia="Arial" w:cs="Tahoma"/>
+                <w:sz w:val="18"/>
+              </w:rPr>
+            </w:r>
+            <w:r>
+              <w:rPr>
+                <w:rFonts w:ascii="Arial" w:hAnsi="Arial" w:eastAsia="Arial" w:cs="Tahoma"/>
                 <w:sz w:val="18"/>
               </w:rPr>
               <w:t>Yes</w:t>
@@ -3663,13 +3780,13 @@
             </w:pPr>
             <w:r>
               <w:rPr>
-                <w:rFonts w:ascii="Arial" w:hAnsi="Arial" w:eastAsia="Arial"/>
-                <w:sz w:val="18"/>
-              </w:rPr>
-            </w:r>
-            <w:r>
-              <w:rPr>
-                <w:rFonts w:ascii="Arial" w:hAnsi="Arial" w:eastAsia="Arial"/>
+                <w:rFonts w:ascii="Arial" w:hAnsi="Arial" w:eastAsia="Arial" w:cs="Tahoma"/>
+                <w:sz w:val="18"/>
+              </w:rPr>
+            </w:r>
+            <w:r>
+              <w:rPr>
+                <w:rFonts w:ascii="Arial" w:hAnsi="Arial" w:eastAsia="Arial" w:cs="Tahoma"/>
                 <w:sz w:val="18"/>
               </w:rPr>
               <w:t>JSON array; element type shown in Type column</w:t>
@@ -3693,13 +3810,13 @@
             </w:pPr>
             <w:r>
               <w:rPr>
-                <w:rFonts w:ascii="Arial" w:hAnsi="Arial" w:eastAsia="Arial"/>
-                <w:sz w:val="18"/>
-              </w:rPr>
-            </w:r>
-            <w:r>
-              <w:rPr>
-                <w:rFonts w:ascii="Arial" w:hAnsi="Arial" w:eastAsia="Arial"/>
+                <w:rFonts w:ascii="Arial" w:hAnsi="Arial" w:eastAsia="Arial" w:cs="Tahoma"/>
+                <w:sz w:val="18"/>
+              </w:rPr>
+            </w:r>
+            <w:r>
+              <w:rPr>
+                <w:rFonts w:ascii="Arial" w:hAnsi="Arial" w:eastAsia="Arial" w:cs="Tahoma"/>
                 <w:sz w:val="18"/>
               </w:rPr>
               <w:t>items[].storeCode</w:t>
@@ -3718,13 +3835,13 @@
             </w:pPr>
             <w:r>
               <w:rPr>
-                <w:rFonts w:ascii="Arial" w:hAnsi="Arial" w:eastAsia="Arial"/>
-                <w:sz w:val="18"/>
-              </w:rPr>
-            </w:r>
-            <w:r>
-              <w:rPr>
-                <w:rFonts w:ascii="Arial" w:hAnsi="Arial" w:eastAsia="Arial"/>
+                <w:rFonts w:ascii="Arial" w:hAnsi="Arial" w:eastAsia="Arial" w:cs="Tahoma"/>
+                <w:sz w:val="18"/>
+              </w:rPr>
+            </w:r>
+            <w:r>
+              <w:rPr>
+                <w:rFonts w:ascii="Arial" w:hAnsi="Arial" w:eastAsia="Arial" w:cs="Tahoma"/>
                 <w:sz w:val="18"/>
               </w:rPr>
               <w:t>string</w:t>
@@ -3743,13 +3860,13 @@
             </w:pPr>
             <w:r>
               <w:rPr>
-                <w:rFonts w:ascii="Arial" w:hAnsi="Arial" w:eastAsia="Arial"/>
-                <w:sz w:val="18"/>
-              </w:rPr>
-            </w:r>
-            <w:r>
-              <w:rPr>
-                <w:rFonts w:ascii="Arial" w:hAnsi="Arial" w:eastAsia="Arial"/>
+                <w:rFonts w:ascii="Arial" w:hAnsi="Arial" w:eastAsia="Arial" w:cs="Tahoma"/>
+                <w:sz w:val="18"/>
+              </w:rPr>
+            </w:r>
+            <w:r>
+              <w:rPr>
+                <w:rFonts w:ascii="Arial" w:hAnsi="Arial" w:eastAsia="Arial" w:cs="Tahoma"/>
                 <w:sz w:val="18"/>
               </w:rPr>
               <w:t>Yes</w:t>
@@ -3768,13 +3885,13 @@
             </w:pPr>
             <w:r>
               <w:rPr>
-                <w:rFonts w:ascii="Arial" w:hAnsi="Arial" w:eastAsia="Arial"/>
-                <w:sz w:val="18"/>
-              </w:rPr>
-            </w:r>
-            <w:r>
-              <w:rPr>
-                <w:rFonts w:ascii="Arial" w:hAnsi="Arial" w:eastAsia="Arial"/>
+                <w:rFonts w:ascii="Arial" w:hAnsi="Arial" w:eastAsia="Arial" w:cs="Tahoma"/>
+                <w:sz w:val="18"/>
+              </w:rPr>
+            </w:r>
+            <w:r>
+              <w:rPr>
+                <w:rFonts w:ascii="Arial" w:hAnsi="Arial" w:eastAsia="Arial" w:cs="Tahoma"/>
                 <w:sz w:val="18"/>
               </w:rPr>
               <w:t>exactly 5 digits; preserve leading zero</w:t>
@@ -3798,13 +3915,13 @@
             </w:pPr>
             <w:r>
               <w:rPr>
-                <w:rFonts w:ascii="Arial" w:hAnsi="Arial" w:eastAsia="Arial"/>
-                <w:sz w:val="18"/>
-              </w:rPr>
-            </w:r>
-            <w:r>
-              <w:rPr>
-                <w:rFonts w:ascii="Arial" w:hAnsi="Arial" w:eastAsia="Arial"/>
+                <w:rFonts w:ascii="Arial" w:hAnsi="Arial" w:eastAsia="Arial" w:cs="Tahoma"/>
+                <w:sz w:val="18"/>
+              </w:rPr>
+            </w:r>
+            <w:r>
+              <w:rPr>
+                <w:rFonts w:ascii="Arial" w:hAnsi="Arial" w:eastAsia="Arial" w:cs="Tahoma"/>
                 <w:sz w:val="18"/>
               </w:rPr>
               <w:t>items[].storeName</w:t>
@@ -3823,13 +3940,13 @@
             </w:pPr>
             <w:r>
               <w:rPr>
-                <w:rFonts w:ascii="Arial" w:hAnsi="Arial" w:eastAsia="Arial"/>
-                <w:sz w:val="18"/>
-              </w:rPr>
-            </w:r>
-            <w:r>
-              <w:rPr>
-                <w:rFonts w:ascii="Arial" w:hAnsi="Arial" w:eastAsia="Arial"/>
+                <w:rFonts w:ascii="Arial" w:hAnsi="Arial" w:eastAsia="Arial" w:cs="Tahoma"/>
+                <w:sz w:val="18"/>
+              </w:rPr>
+            </w:r>
+            <w:r>
+              <w:rPr>
+                <w:rFonts w:ascii="Arial" w:hAnsi="Arial" w:eastAsia="Arial" w:cs="Tahoma"/>
                 <w:sz w:val="18"/>
               </w:rPr>
               <w:t>string</w:t>
@@ -3848,13 +3965,13 @@
             </w:pPr>
             <w:r>
               <w:rPr>
-                <w:rFonts w:ascii="Arial" w:hAnsi="Arial" w:eastAsia="Arial"/>
-                <w:sz w:val="18"/>
-              </w:rPr>
-            </w:r>
-            <w:r>
-              <w:rPr>
-                <w:rFonts w:ascii="Arial" w:hAnsi="Arial" w:eastAsia="Arial"/>
+                <w:rFonts w:ascii="Arial" w:hAnsi="Arial" w:eastAsia="Arial" w:cs="Tahoma"/>
+                <w:sz w:val="18"/>
+              </w:rPr>
+            </w:r>
+            <w:r>
+              <w:rPr>
+                <w:rFonts w:ascii="Arial" w:hAnsi="Arial" w:eastAsia="Arial" w:cs="Tahoma"/>
                 <w:sz w:val="18"/>
               </w:rPr>
               <w:t>Yes</w:t>
@@ -3873,13 +3990,13 @@
             </w:pPr>
             <w:r>
               <w:rPr>
-                <w:rFonts w:ascii="Arial" w:hAnsi="Arial" w:eastAsia="Arial"/>
-                <w:sz w:val="18"/>
-              </w:rPr>
-            </w:r>
-            <w:r>
-              <w:rPr>
-                <w:rFonts w:ascii="Arial" w:hAnsi="Arial" w:eastAsia="Arial"/>
+                <w:rFonts w:ascii="Arial" w:hAnsi="Arial" w:eastAsia="Arial" w:cs="Tahoma"/>
+                <w:sz w:val="18"/>
+              </w:rPr>
+            </w:r>
+            <w:r>
+              <w:rPr>
+                <w:rFonts w:ascii="Arial" w:hAnsi="Arial" w:eastAsia="Arial" w:cs="Tahoma"/>
                 <w:sz w:val="18"/>
               </w:rPr>
               <w:t>UTF-8; use value domain described by endpoint purpose</w:t>
@@ -3936,7 +4053,7 @@
             <w:r/>
             <w:r>
               <w:rPr>
-                <w:rFonts w:ascii="Arial" w:hAnsi="Arial" w:eastAsia="Arial"/>
+                <w:rFonts w:ascii="Arial" w:hAnsi="Arial" w:eastAsia="Arial" w:cs="Tahoma"/>
                 <w:b/>
                 <w:sz w:val="18"/>
               </w:rPr>
@@ -3962,7 +4079,7 @@
             <w:r/>
             <w:r>
               <w:rPr>
-                <w:rFonts w:ascii="Courier New" w:hAnsi="Courier New" w:eastAsia="Courier New"/>
+                <w:rFonts w:ascii="Courier New" w:hAnsi="Courier New" w:eastAsia="Courier New" w:cs="Tahoma"/>
                 <w:sz w:val="16"/>
               </w:rPr>
               <w:t>{}</w:t>
@@ -4014,7 +4131,7 @@
             <w:r/>
             <w:r>
               <w:rPr>
-                <w:rFonts w:ascii="Arial" w:hAnsi="Arial" w:eastAsia="Arial"/>
+                <w:rFonts w:ascii="Arial" w:hAnsi="Arial" w:eastAsia="Arial" w:cs="Tahoma"/>
                 <w:b/>
                 <w:sz w:val="18"/>
               </w:rPr>
@@ -4036,7 +4153,7 @@
             <w:r/>
             <w:r>
               <w:rPr>
-                <w:rFonts w:ascii="Arial" w:hAnsi="Arial" w:eastAsia="Arial"/>
+                <w:rFonts w:ascii="Arial" w:hAnsi="Arial" w:eastAsia="Arial" w:cs="Tahoma"/>
                 <w:b/>
                 <w:sz w:val="18"/>
               </w:rPr>
@@ -4058,7 +4175,7 @@
             <w:r/>
             <w:r>
               <w:rPr>
-                <w:rFonts w:ascii="Arial" w:hAnsi="Arial" w:eastAsia="Arial"/>
+                <w:rFonts w:ascii="Arial" w:hAnsi="Arial" w:eastAsia="Arial" w:cs="Tahoma"/>
                 <w:b/>
                 <w:sz w:val="18"/>
               </w:rPr>
@@ -4080,7 +4197,7 @@
             <w:r/>
             <w:r>
               <w:rPr>
-                <w:rFonts w:ascii="Arial" w:hAnsi="Arial" w:eastAsia="Arial"/>
+                <w:rFonts w:ascii="Arial" w:hAnsi="Arial" w:eastAsia="Arial" w:cs="Tahoma"/>
                 <w:b/>
                 <w:sz w:val="18"/>
               </w:rPr>
@@ -4105,13 +4222,13 @@
             </w:pPr>
             <w:r>
               <w:rPr>
-                <w:rFonts w:ascii="Arial" w:hAnsi="Arial" w:eastAsia="Arial"/>
-                <w:sz w:val="18"/>
-              </w:rPr>
-            </w:r>
-            <w:r>
-              <w:rPr>
-                <w:rFonts w:ascii="Arial" w:hAnsi="Arial" w:eastAsia="Arial"/>
+                <w:rFonts w:ascii="Arial" w:hAnsi="Arial" w:eastAsia="Arial" w:cs="Tahoma"/>
+                <w:sz w:val="18"/>
+              </w:rPr>
+            </w:r>
+            <w:r>
+              <w:rPr>
+                <w:rFonts w:ascii="Arial" w:hAnsi="Arial" w:eastAsia="Arial" w:cs="Tahoma"/>
                 <w:sz w:val="18"/>
               </w:rPr>
               <w:t>-</w:t>
@@ -4130,13 +4247,13 @@
             </w:pPr>
             <w:r>
               <w:rPr>
-                <w:rFonts w:ascii="Arial" w:hAnsi="Arial" w:eastAsia="Arial"/>
-                <w:sz w:val="18"/>
-              </w:rPr>
-            </w:r>
-            <w:r>
-              <w:rPr>
-                <w:rFonts w:ascii="Arial" w:hAnsi="Arial" w:eastAsia="Arial"/>
+                <w:rFonts w:ascii="Arial" w:hAnsi="Arial" w:eastAsia="Arial" w:cs="Tahoma"/>
+                <w:sz w:val="18"/>
+              </w:rPr>
+            </w:r>
+            <w:r>
+              <w:rPr>
+                <w:rFonts w:ascii="Arial" w:hAnsi="Arial" w:eastAsia="Arial" w:cs="Tahoma"/>
                 <w:sz w:val="18"/>
               </w:rPr>
               <w:t>none</w:t>
@@ -4155,13 +4272,13 @@
             </w:pPr>
             <w:r>
               <w:rPr>
-                <w:rFonts w:ascii="Arial" w:hAnsi="Arial" w:eastAsia="Arial"/>
-                <w:sz w:val="18"/>
-              </w:rPr>
-            </w:r>
-            <w:r>
-              <w:rPr>
-                <w:rFonts w:ascii="Arial" w:hAnsi="Arial" w:eastAsia="Arial"/>
+                <w:rFonts w:ascii="Arial" w:hAnsi="Arial" w:eastAsia="Arial" w:cs="Tahoma"/>
+                <w:sz w:val="18"/>
+              </w:rPr>
+            </w:r>
+            <w:r>
+              <w:rPr>
+                <w:rFonts w:ascii="Arial" w:hAnsi="Arial" w:eastAsia="Arial" w:cs="Tahoma"/>
                 <w:sz w:val="18"/>
               </w:rPr>
               <w:t>No</w:t>
@@ -4180,13 +4297,13 @@
             </w:pPr>
             <w:r>
               <w:rPr>
-                <w:rFonts w:ascii="Arial" w:hAnsi="Arial" w:eastAsia="Arial"/>
-                <w:sz w:val="18"/>
-              </w:rPr>
-            </w:r>
-            <w:r>
-              <w:rPr>
-                <w:rFonts w:ascii="Arial" w:hAnsi="Arial" w:eastAsia="Arial"/>
+                <w:rFonts w:ascii="Arial" w:hAnsi="Arial" w:eastAsia="Arial" w:cs="Tahoma"/>
+                <w:sz w:val="18"/>
+              </w:rPr>
+            </w:r>
+            <w:r>
+              <w:rPr>
+                <w:rFonts w:ascii="Arial" w:hAnsi="Arial" w:eastAsia="Arial" w:cs="Tahoma"/>
                 <w:sz w:val="18"/>
               </w:rPr>
               <w:t>No fields</w:t>
@@ -4224,7 +4341,7 @@
             <w:r/>
             <w:r>
               <w:rPr>
-                <w:rFonts w:ascii="Arial" w:hAnsi="Arial" w:eastAsia="Arial"/>
+                <w:rFonts w:ascii="Arial" w:hAnsi="Arial" w:eastAsia="Arial" w:cs="Tahoma"/>
                 <w:b/>
                 <w:sz w:val="18"/>
               </w:rPr>
@@ -4250,7 +4367,7 @@
             <w:r/>
             <w:r>
               <w:rPr>
-                <w:rFonts w:ascii="Courier New" w:hAnsi="Courier New" w:eastAsia="Courier New"/>
+                <w:rFonts w:ascii="Courier New" w:hAnsi="Courier New" w:eastAsia="Courier New" w:cs="Tahoma"/>
                 <w:sz w:val="16"/>
               </w:rPr>
               <w:t>{</w:t>
@@ -4316,7 +4433,7 @@
             <w:r/>
             <w:r>
               <w:rPr>
-                <w:rFonts w:ascii="Arial" w:hAnsi="Arial" w:eastAsia="Arial"/>
+                <w:rFonts w:ascii="Arial" w:hAnsi="Arial" w:eastAsia="Arial" w:cs="Tahoma"/>
                 <w:b/>
                 <w:sz w:val="18"/>
               </w:rPr>
@@ -4338,7 +4455,7 @@
             <w:r/>
             <w:r>
               <w:rPr>
-                <w:rFonts w:ascii="Arial" w:hAnsi="Arial" w:eastAsia="Arial"/>
+                <w:rFonts w:ascii="Arial" w:hAnsi="Arial" w:eastAsia="Arial" w:cs="Tahoma"/>
                 <w:b/>
                 <w:sz w:val="18"/>
               </w:rPr>
@@ -4360,7 +4477,7 @@
             <w:r/>
             <w:r>
               <w:rPr>
-                <w:rFonts w:ascii="Arial" w:hAnsi="Arial" w:eastAsia="Arial"/>
+                <w:rFonts w:ascii="Arial" w:hAnsi="Arial" w:eastAsia="Arial" w:cs="Tahoma"/>
                 <w:b/>
                 <w:sz w:val="18"/>
               </w:rPr>
@@ -4382,7 +4499,7 @@
             <w:r/>
             <w:r>
               <w:rPr>
-                <w:rFonts w:ascii="Arial" w:hAnsi="Arial" w:eastAsia="Arial"/>
+                <w:rFonts w:ascii="Arial" w:hAnsi="Arial" w:eastAsia="Arial" w:cs="Tahoma"/>
                 <w:b/>
                 <w:sz w:val="18"/>
               </w:rPr>
@@ -4407,13 +4524,13 @@
             </w:pPr>
             <w:r>
               <w:rPr>
-                <w:rFonts w:ascii="Arial" w:hAnsi="Arial" w:eastAsia="Arial"/>
-                <w:sz w:val="18"/>
-              </w:rPr>
-            </w:r>
-            <w:r>
-              <w:rPr>
-                <w:rFonts w:ascii="Arial" w:hAnsi="Arial" w:eastAsia="Arial"/>
+                <w:rFonts w:ascii="Arial" w:hAnsi="Arial" w:eastAsia="Arial" w:cs="Tahoma"/>
+                <w:sz w:val="18"/>
+              </w:rPr>
+            </w:r>
+            <w:r>
+              <w:rPr>
+                <w:rFonts w:ascii="Arial" w:hAnsi="Arial" w:eastAsia="Arial" w:cs="Tahoma"/>
                 <w:sz w:val="18"/>
               </w:rPr>
               <w:t>items</w:t>
@@ -4432,13 +4549,13 @@
             </w:pPr>
             <w:r>
               <w:rPr>
-                <w:rFonts w:ascii="Arial" w:hAnsi="Arial" w:eastAsia="Arial"/>
-                <w:sz w:val="18"/>
-              </w:rPr>
-            </w:r>
-            <w:r>
-              <w:rPr>
-                <w:rFonts w:ascii="Arial" w:hAnsi="Arial" w:eastAsia="Arial"/>
+                <w:rFonts w:ascii="Arial" w:hAnsi="Arial" w:eastAsia="Arial" w:cs="Tahoma"/>
+                <w:sz w:val="18"/>
+              </w:rPr>
+            </w:r>
+            <w:r>
+              <w:rPr>
+                <w:rFonts w:ascii="Arial" w:hAnsi="Arial" w:eastAsia="Arial" w:cs="Tahoma"/>
                 <w:sz w:val="18"/>
               </w:rPr>
               <w:t>array&lt;object&gt;</w:t>
@@ -4457,13 +4574,13 @@
             </w:pPr>
             <w:r>
               <w:rPr>
-                <w:rFonts w:ascii="Arial" w:hAnsi="Arial" w:eastAsia="Arial"/>
-                <w:sz w:val="18"/>
-              </w:rPr>
-            </w:r>
-            <w:r>
-              <w:rPr>
-                <w:rFonts w:ascii="Arial" w:hAnsi="Arial" w:eastAsia="Arial"/>
+                <w:rFonts w:ascii="Arial" w:hAnsi="Arial" w:eastAsia="Arial" w:cs="Tahoma"/>
+                <w:sz w:val="18"/>
+              </w:rPr>
+            </w:r>
+            <w:r>
+              <w:rPr>
+                <w:rFonts w:ascii="Arial" w:hAnsi="Arial" w:eastAsia="Arial" w:cs="Tahoma"/>
                 <w:sz w:val="18"/>
               </w:rPr>
               <w:t>Yes</w:t>
@@ -4482,13 +4599,13 @@
             </w:pPr>
             <w:r>
               <w:rPr>
-                <w:rFonts w:ascii="Arial" w:hAnsi="Arial" w:eastAsia="Arial"/>
-                <w:sz w:val="18"/>
-              </w:rPr>
-            </w:r>
-            <w:r>
-              <w:rPr>
-                <w:rFonts w:ascii="Arial" w:hAnsi="Arial" w:eastAsia="Arial"/>
+                <w:rFonts w:ascii="Arial" w:hAnsi="Arial" w:eastAsia="Arial" w:cs="Tahoma"/>
+                <w:sz w:val="18"/>
+              </w:rPr>
+            </w:r>
+            <w:r>
+              <w:rPr>
+                <w:rFonts w:ascii="Arial" w:hAnsi="Arial" w:eastAsia="Arial" w:cs="Tahoma"/>
                 <w:sz w:val="18"/>
               </w:rPr>
               <w:t>JSON array; element type shown in Type column</w:t>
@@ -4512,13 +4629,13 @@
             </w:pPr>
             <w:r>
               <w:rPr>
-                <w:rFonts w:ascii="Arial" w:hAnsi="Arial" w:eastAsia="Arial"/>
-                <w:sz w:val="18"/>
-              </w:rPr>
-            </w:r>
-            <w:r>
-              <w:rPr>
-                <w:rFonts w:ascii="Arial" w:hAnsi="Arial" w:eastAsia="Arial"/>
+                <w:rFonts w:ascii="Arial" w:hAnsi="Arial" w:eastAsia="Arial" w:cs="Tahoma"/>
+                <w:sz w:val="18"/>
+              </w:rPr>
+            </w:r>
+            <w:r>
+              <w:rPr>
+                <w:rFonts w:ascii="Arial" w:hAnsi="Arial" w:eastAsia="Arial" w:cs="Tahoma"/>
                 <w:sz w:val="18"/>
               </w:rPr>
               <w:t>items[].statusCode</w:t>
@@ -4537,13 +4654,13 @@
             </w:pPr>
             <w:r>
               <w:rPr>
-                <w:rFonts w:ascii="Arial" w:hAnsi="Arial" w:eastAsia="Arial"/>
-                <w:sz w:val="18"/>
-              </w:rPr>
-            </w:r>
-            <w:r>
-              <w:rPr>
-                <w:rFonts w:ascii="Arial" w:hAnsi="Arial" w:eastAsia="Arial"/>
+                <w:rFonts w:ascii="Arial" w:hAnsi="Arial" w:eastAsia="Arial" w:cs="Tahoma"/>
+                <w:sz w:val="18"/>
+              </w:rPr>
+            </w:r>
+            <w:r>
+              <w:rPr>
+                <w:rFonts w:ascii="Arial" w:hAnsi="Arial" w:eastAsia="Arial" w:cs="Tahoma"/>
                 <w:sz w:val="18"/>
               </w:rPr>
               <w:t>string</w:t>
@@ -4562,13 +4679,13 @@
             </w:pPr>
             <w:r>
               <w:rPr>
-                <w:rFonts w:ascii="Arial" w:hAnsi="Arial" w:eastAsia="Arial"/>
-                <w:sz w:val="18"/>
-              </w:rPr>
-            </w:r>
-            <w:r>
-              <w:rPr>
-                <w:rFonts w:ascii="Arial" w:hAnsi="Arial" w:eastAsia="Arial"/>
+                <w:rFonts w:ascii="Arial" w:hAnsi="Arial" w:eastAsia="Arial" w:cs="Tahoma"/>
+                <w:sz w:val="18"/>
+              </w:rPr>
+            </w:r>
+            <w:r>
+              <w:rPr>
+                <w:rFonts w:ascii="Arial" w:hAnsi="Arial" w:eastAsia="Arial" w:cs="Tahoma"/>
                 <w:sz w:val="18"/>
               </w:rPr>
               <w:t>Yes</w:t>
@@ -4587,13 +4704,13 @@
             </w:pPr>
             <w:r>
               <w:rPr>
-                <w:rFonts w:ascii="Arial" w:hAnsi="Arial" w:eastAsia="Arial"/>
-                <w:sz w:val="18"/>
-              </w:rPr>
-            </w:r>
-            <w:r>
-              <w:rPr>
-                <w:rFonts w:ascii="Arial" w:hAnsi="Arial" w:eastAsia="Arial"/>
+                <w:rFonts w:ascii="Arial" w:hAnsi="Arial" w:eastAsia="Arial" w:cs="Tahoma"/>
+                <w:sz w:val="18"/>
+              </w:rPr>
+            </w:r>
+            <w:r>
+              <w:rPr>
+                <w:rFonts w:ascii="Arial" w:hAnsi="Arial" w:eastAsia="Arial" w:cs="Tahoma"/>
                 <w:sz w:val="18"/>
               </w:rPr>
               <w:t>canonical code; do not replace with display label</w:t>
@@ -4617,13 +4734,13 @@
             </w:pPr>
             <w:r>
               <w:rPr>
-                <w:rFonts w:ascii="Arial" w:hAnsi="Arial" w:eastAsia="Arial"/>
-                <w:sz w:val="18"/>
-              </w:rPr>
-            </w:r>
-            <w:r>
-              <w:rPr>
-                <w:rFonts w:ascii="Arial" w:hAnsi="Arial" w:eastAsia="Arial"/>
+                <w:rFonts w:ascii="Arial" w:hAnsi="Arial" w:eastAsia="Arial" w:cs="Tahoma"/>
+                <w:sz w:val="18"/>
+              </w:rPr>
+            </w:r>
+            <w:r>
+              <w:rPr>
+                <w:rFonts w:ascii="Arial" w:hAnsi="Arial" w:eastAsia="Arial" w:cs="Tahoma"/>
                 <w:sz w:val="18"/>
               </w:rPr>
               <w:t>items[].statusName</w:t>
@@ -4642,13 +4759,13 @@
             </w:pPr>
             <w:r>
               <w:rPr>
-                <w:rFonts w:ascii="Arial" w:hAnsi="Arial" w:eastAsia="Arial"/>
-                <w:sz w:val="18"/>
-              </w:rPr>
-            </w:r>
-            <w:r>
-              <w:rPr>
-                <w:rFonts w:ascii="Arial" w:hAnsi="Arial" w:eastAsia="Arial"/>
+                <w:rFonts w:ascii="Arial" w:hAnsi="Arial" w:eastAsia="Arial" w:cs="Tahoma"/>
+                <w:sz w:val="18"/>
+              </w:rPr>
+            </w:r>
+            <w:r>
+              <w:rPr>
+                <w:rFonts w:ascii="Arial" w:hAnsi="Arial" w:eastAsia="Arial" w:cs="Tahoma"/>
                 <w:sz w:val="18"/>
               </w:rPr>
               <w:t>string</w:t>
@@ -4667,13 +4784,13 @@
             </w:pPr>
             <w:r>
               <w:rPr>
-                <w:rFonts w:ascii="Arial" w:hAnsi="Arial" w:eastAsia="Arial"/>
-                <w:sz w:val="18"/>
-              </w:rPr>
-            </w:r>
-            <w:r>
-              <w:rPr>
-                <w:rFonts w:ascii="Arial" w:hAnsi="Arial" w:eastAsia="Arial"/>
+                <w:rFonts w:ascii="Arial" w:hAnsi="Arial" w:eastAsia="Arial" w:cs="Tahoma"/>
+                <w:sz w:val="18"/>
+              </w:rPr>
+            </w:r>
+            <w:r>
+              <w:rPr>
+                <w:rFonts w:ascii="Arial" w:hAnsi="Arial" w:eastAsia="Arial" w:cs="Tahoma"/>
                 <w:sz w:val="18"/>
               </w:rPr>
               <w:t>Yes</w:t>
@@ -4692,13 +4809,13 @@
             </w:pPr>
             <w:r>
               <w:rPr>
-                <w:rFonts w:ascii="Arial" w:hAnsi="Arial" w:eastAsia="Arial"/>
-                <w:sz w:val="18"/>
-              </w:rPr>
-            </w:r>
-            <w:r>
-              <w:rPr>
-                <w:rFonts w:ascii="Arial" w:hAnsi="Arial" w:eastAsia="Arial"/>
+                <w:rFonts w:ascii="Arial" w:hAnsi="Arial" w:eastAsia="Arial" w:cs="Tahoma"/>
+                <w:sz w:val="18"/>
+              </w:rPr>
+            </w:r>
+            <w:r>
+              <w:rPr>
+                <w:rFonts w:ascii="Arial" w:hAnsi="Arial" w:eastAsia="Arial" w:cs="Tahoma"/>
                 <w:sz w:val="18"/>
               </w:rPr>
               <w:t>UTF-8; use value domain described by endpoint purpose</w:t>
@@ -4755,7 +4872,7 @@
             <w:r/>
             <w:r>
               <w:rPr>
-                <w:rFonts w:ascii="Arial" w:hAnsi="Arial" w:eastAsia="Arial"/>
+                <w:rFonts w:ascii="Arial" w:hAnsi="Arial" w:eastAsia="Arial" w:cs="Tahoma"/>
                 <w:b/>
                 <w:sz w:val="18"/>
               </w:rPr>
@@ -4781,7 +4898,7 @@
             <w:r/>
             <w:r>
               <w:rPr>
-                <w:rFonts w:ascii="Courier New" w:hAnsi="Courier New" w:eastAsia="Courier New"/>
+                <w:rFonts w:ascii="Courier New" w:hAnsi="Courier New" w:eastAsia="Courier New" w:cs="Tahoma"/>
                 <w:sz w:val="16"/>
               </w:rPr>
               <w:t>{}</w:t>
@@ -4833,7 +4950,7 @@
             <w:r/>
             <w:r>
               <w:rPr>
-                <w:rFonts w:ascii="Arial" w:hAnsi="Arial" w:eastAsia="Arial"/>
+                <w:rFonts w:ascii="Arial" w:hAnsi="Arial" w:eastAsia="Arial" w:cs="Tahoma"/>
                 <w:b/>
                 <w:sz w:val="18"/>
               </w:rPr>
@@ -4855,7 +4972,7 @@
             <w:r/>
             <w:r>
               <w:rPr>
-                <w:rFonts w:ascii="Arial" w:hAnsi="Arial" w:eastAsia="Arial"/>
+                <w:rFonts w:ascii="Arial" w:hAnsi="Arial" w:eastAsia="Arial" w:cs="Tahoma"/>
                 <w:b/>
                 <w:sz w:val="18"/>
               </w:rPr>
@@ -4877,7 +4994,7 @@
             <w:r/>
             <w:r>
               <w:rPr>
-                <w:rFonts w:ascii="Arial" w:hAnsi="Arial" w:eastAsia="Arial"/>
+                <w:rFonts w:ascii="Arial" w:hAnsi="Arial" w:eastAsia="Arial" w:cs="Tahoma"/>
                 <w:b/>
                 <w:sz w:val="18"/>
               </w:rPr>
@@ -4899,7 +5016,7 @@
             <w:r/>
             <w:r>
               <w:rPr>
-                <w:rFonts w:ascii="Arial" w:hAnsi="Arial" w:eastAsia="Arial"/>
+                <w:rFonts w:ascii="Arial" w:hAnsi="Arial" w:eastAsia="Arial" w:cs="Tahoma"/>
                 <w:b/>
                 <w:sz w:val="18"/>
               </w:rPr>
@@ -4924,13 +5041,13 @@
             </w:pPr>
             <w:r>
               <w:rPr>
-                <w:rFonts w:ascii="Arial" w:hAnsi="Arial" w:eastAsia="Arial"/>
-                <w:sz w:val="18"/>
-              </w:rPr>
-            </w:r>
-            <w:r>
-              <w:rPr>
-                <w:rFonts w:ascii="Arial" w:hAnsi="Arial" w:eastAsia="Arial"/>
+                <w:rFonts w:ascii="Arial" w:hAnsi="Arial" w:eastAsia="Arial" w:cs="Tahoma"/>
+                <w:sz w:val="18"/>
+              </w:rPr>
+            </w:r>
+            <w:r>
+              <w:rPr>
+                <w:rFonts w:ascii="Arial" w:hAnsi="Arial" w:eastAsia="Arial" w:cs="Tahoma"/>
                 <w:sz w:val="18"/>
               </w:rPr>
               <w:t>-</w:t>
@@ -4949,13 +5066,13 @@
             </w:pPr>
             <w:r>
               <w:rPr>
-                <w:rFonts w:ascii="Arial" w:hAnsi="Arial" w:eastAsia="Arial"/>
-                <w:sz w:val="18"/>
-              </w:rPr>
-            </w:r>
-            <w:r>
-              <w:rPr>
-                <w:rFonts w:ascii="Arial" w:hAnsi="Arial" w:eastAsia="Arial"/>
+                <w:rFonts w:ascii="Arial" w:hAnsi="Arial" w:eastAsia="Arial" w:cs="Tahoma"/>
+                <w:sz w:val="18"/>
+              </w:rPr>
+            </w:r>
+            <w:r>
+              <w:rPr>
+                <w:rFonts w:ascii="Arial" w:hAnsi="Arial" w:eastAsia="Arial" w:cs="Tahoma"/>
                 <w:sz w:val="18"/>
               </w:rPr>
               <w:t>none</w:t>
@@ -4974,13 +5091,13 @@
             </w:pPr>
             <w:r>
               <w:rPr>
-                <w:rFonts w:ascii="Arial" w:hAnsi="Arial" w:eastAsia="Arial"/>
-                <w:sz w:val="18"/>
-              </w:rPr>
-            </w:r>
-            <w:r>
-              <w:rPr>
-                <w:rFonts w:ascii="Arial" w:hAnsi="Arial" w:eastAsia="Arial"/>
+                <w:rFonts w:ascii="Arial" w:hAnsi="Arial" w:eastAsia="Arial" w:cs="Tahoma"/>
+                <w:sz w:val="18"/>
+              </w:rPr>
+            </w:r>
+            <w:r>
+              <w:rPr>
+                <w:rFonts w:ascii="Arial" w:hAnsi="Arial" w:eastAsia="Arial" w:cs="Tahoma"/>
                 <w:sz w:val="18"/>
               </w:rPr>
               <w:t>No</w:t>
@@ -4999,13 +5116,13 @@
             </w:pPr>
             <w:r>
               <w:rPr>
-                <w:rFonts w:ascii="Arial" w:hAnsi="Arial" w:eastAsia="Arial"/>
-                <w:sz w:val="18"/>
-              </w:rPr>
-            </w:r>
-            <w:r>
-              <w:rPr>
-                <w:rFonts w:ascii="Arial" w:hAnsi="Arial" w:eastAsia="Arial"/>
+                <w:rFonts w:ascii="Arial" w:hAnsi="Arial" w:eastAsia="Arial" w:cs="Tahoma"/>
+                <w:sz w:val="18"/>
+              </w:rPr>
+            </w:r>
+            <w:r>
+              <w:rPr>
+                <w:rFonts w:ascii="Arial" w:hAnsi="Arial" w:eastAsia="Arial" w:cs="Tahoma"/>
                 <w:sz w:val="18"/>
               </w:rPr>
               <w:t>No fields</w:t>
@@ -5043,7 +5160,7 @@
             <w:r/>
             <w:r>
               <w:rPr>
-                <w:rFonts w:ascii="Arial" w:hAnsi="Arial" w:eastAsia="Arial"/>
+                <w:rFonts w:ascii="Arial" w:hAnsi="Arial" w:eastAsia="Arial" w:cs="Tahoma"/>
                 <w:b/>
                 <w:sz w:val="18"/>
               </w:rPr>
@@ -5069,7 +5186,7 @@
             <w:r/>
             <w:r>
               <w:rPr>
-                <w:rFonts w:ascii="Courier New" w:hAnsi="Courier New" w:eastAsia="Courier New"/>
+                <w:rFonts w:ascii="Courier New" w:hAnsi="Courier New" w:eastAsia="Courier New" w:cs="Tahoma"/>
                 <w:sz w:val="16"/>
               </w:rPr>
               <w:t>{</w:t>
@@ -5135,7 +5252,7 @@
             <w:r/>
             <w:r>
               <w:rPr>
-                <w:rFonts w:ascii="Arial" w:hAnsi="Arial" w:eastAsia="Arial"/>
+                <w:rFonts w:ascii="Arial" w:hAnsi="Arial" w:eastAsia="Arial" w:cs="Tahoma"/>
                 <w:b/>
                 <w:sz w:val="18"/>
               </w:rPr>
@@ -5157,7 +5274,7 @@
             <w:r/>
             <w:r>
               <w:rPr>
-                <w:rFonts w:ascii="Arial" w:hAnsi="Arial" w:eastAsia="Arial"/>
+                <w:rFonts w:ascii="Arial" w:hAnsi="Arial" w:eastAsia="Arial" w:cs="Tahoma"/>
                 <w:b/>
                 <w:sz w:val="18"/>
               </w:rPr>
@@ -5179,7 +5296,7 @@
             <w:r/>
             <w:r>
               <w:rPr>
-                <w:rFonts w:ascii="Arial" w:hAnsi="Arial" w:eastAsia="Arial"/>
+                <w:rFonts w:ascii="Arial" w:hAnsi="Arial" w:eastAsia="Arial" w:cs="Tahoma"/>
                 <w:b/>
                 <w:sz w:val="18"/>
               </w:rPr>
@@ -5201,7 +5318,7 @@
             <w:r/>
             <w:r>
               <w:rPr>
-                <w:rFonts w:ascii="Arial" w:hAnsi="Arial" w:eastAsia="Arial"/>
+                <w:rFonts w:ascii="Arial" w:hAnsi="Arial" w:eastAsia="Arial" w:cs="Tahoma"/>
                 <w:b/>
                 <w:sz w:val="18"/>
               </w:rPr>
@@ -5226,13 +5343,13 @@
             </w:pPr>
             <w:r>
               <w:rPr>
-                <w:rFonts w:ascii="Arial" w:hAnsi="Arial" w:eastAsia="Arial"/>
-                <w:sz w:val="18"/>
-              </w:rPr>
-            </w:r>
-            <w:r>
-              <w:rPr>
-                <w:rFonts w:ascii="Arial" w:hAnsi="Arial" w:eastAsia="Arial"/>
+                <w:rFonts w:ascii="Arial" w:hAnsi="Arial" w:eastAsia="Arial" w:cs="Tahoma"/>
+                <w:sz w:val="18"/>
+              </w:rPr>
+            </w:r>
+            <w:r>
+              <w:rPr>
+                <w:rFonts w:ascii="Arial" w:hAnsi="Arial" w:eastAsia="Arial" w:cs="Tahoma"/>
                 <w:sz w:val="18"/>
               </w:rPr>
               <w:t>items</w:t>
@@ -5251,13 +5368,13 @@
             </w:pPr>
             <w:r>
               <w:rPr>
-                <w:rFonts w:ascii="Arial" w:hAnsi="Arial" w:eastAsia="Arial"/>
-                <w:sz w:val="18"/>
-              </w:rPr>
-            </w:r>
-            <w:r>
-              <w:rPr>
-                <w:rFonts w:ascii="Arial" w:hAnsi="Arial" w:eastAsia="Arial"/>
+                <w:rFonts w:ascii="Arial" w:hAnsi="Arial" w:eastAsia="Arial" w:cs="Tahoma"/>
+                <w:sz w:val="18"/>
+              </w:rPr>
+            </w:r>
+            <w:r>
+              <w:rPr>
+                <w:rFonts w:ascii="Arial" w:hAnsi="Arial" w:eastAsia="Arial" w:cs="Tahoma"/>
                 <w:sz w:val="18"/>
               </w:rPr>
               <w:t>array&lt;object&gt;</w:t>
@@ -5276,13 +5393,13 @@
             </w:pPr>
             <w:r>
               <w:rPr>
-                <w:rFonts w:ascii="Arial" w:hAnsi="Arial" w:eastAsia="Arial"/>
-                <w:sz w:val="18"/>
-              </w:rPr>
-            </w:r>
-            <w:r>
-              <w:rPr>
-                <w:rFonts w:ascii="Arial" w:hAnsi="Arial" w:eastAsia="Arial"/>
+                <w:rFonts w:ascii="Arial" w:hAnsi="Arial" w:eastAsia="Arial" w:cs="Tahoma"/>
+                <w:sz w:val="18"/>
+              </w:rPr>
+            </w:r>
+            <w:r>
+              <w:rPr>
+                <w:rFonts w:ascii="Arial" w:hAnsi="Arial" w:eastAsia="Arial" w:cs="Tahoma"/>
                 <w:sz w:val="18"/>
               </w:rPr>
               <w:t>Yes</w:t>
@@ -5301,13 +5418,13 @@
             </w:pPr>
             <w:r>
               <w:rPr>
-                <w:rFonts w:ascii="Arial" w:hAnsi="Arial" w:eastAsia="Arial"/>
-                <w:sz w:val="18"/>
-              </w:rPr>
-            </w:r>
-            <w:r>
-              <w:rPr>
-                <w:rFonts w:ascii="Arial" w:hAnsi="Arial" w:eastAsia="Arial"/>
+                <w:rFonts w:ascii="Arial" w:hAnsi="Arial" w:eastAsia="Arial" w:cs="Tahoma"/>
+                <w:sz w:val="18"/>
+              </w:rPr>
+            </w:r>
+            <w:r>
+              <w:rPr>
+                <w:rFonts w:ascii="Arial" w:hAnsi="Arial" w:eastAsia="Arial" w:cs="Tahoma"/>
                 <w:sz w:val="18"/>
               </w:rPr>
               <w:t>JSON array; element type shown in Type column</w:t>
@@ -5331,13 +5448,13 @@
             </w:pPr>
             <w:r>
               <w:rPr>
-                <w:rFonts w:ascii="Arial" w:hAnsi="Arial" w:eastAsia="Arial"/>
-                <w:sz w:val="18"/>
-              </w:rPr>
-            </w:r>
-            <w:r>
-              <w:rPr>
-                <w:rFonts w:ascii="Arial" w:hAnsi="Arial" w:eastAsia="Arial"/>
+                <w:rFonts w:ascii="Arial" w:hAnsi="Arial" w:eastAsia="Arial" w:cs="Tahoma"/>
+                <w:sz w:val="18"/>
+              </w:rPr>
+            </w:r>
+            <w:r>
+              <w:rPr>
+                <w:rFonts w:ascii="Arial" w:hAnsi="Arial" w:eastAsia="Arial" w:cs="Tahoma"/>
                 <w:sz w:val="18"/>
               </w:rPr>
               <w:t>items[].sectionCode</w:t>
@@ -5356,13 +5473,13 @@
             </w:pPr>
             <w:r>
               <w:rPr>
-                <w:rFonts w:ascii="Arial" w:hAnsi="Arial" w:eastAsia="Arial"/>
-                <w:sz w:val="18"/>
-              </w:rPr>
-            </w:r>
-            <w:r>
-              <w:rPr>
-                <w:rFonts w:ascii="Arial" w:hAnsi="Arial" w:eastAsia="Arial"/>
+                <w:rFonts w:ascii="Arial" w:hAnsi="Arial" w:eastAsia="Arial" w:cs="Tahoma"/>
+                <w:sz w:val="18"/>
+              </w:rPr>
+            </w:r>
+            <w:r>
+              <w:rPr>
+                <w:rFonts w:ascii="Arial" w:hAnsi="Arial" w:eastAsia="Arial" w:cs="Tahoma"/>
                 <w:sz w:val="18"/>
               </w:rPr>
               <w:t>string</w:t>
@@ -5381,13 +5498,13 @@
             </w:pPr>
             <w:r>
               <w:rPr>
-                <w:rFonts w:ascii="Arial" w:hAnsi="Arial" w:eastAsia="Arial"/>
-                <w:sz w:val="18"/>
-              </w:rPr>
-            </w:r>
-            <w:r>
-              <w:rPr>
-                <w:rFonts w:ascii="Arial" w:hAnsi="Arial" w:eastAsia="Arial"/>
+                <w:rFonts w:ascii="Arial" w:hAnsi="Arial" w:eastAsia="Arial" w:cs="Tahoma"/>
+                <w:sz w:val="18"/>
+              </w:rPr>
+            </w:r>
+            <w:r>
+              <w:rPr>
+                <w:rFonts w:ascii="Arial" w:hAnsi="Arial" w:eastAsia="Arial" w:cs="Tahoma"/>
                 <w:sz w:val="18"/>
               </w:rPr>
               <w:t>Yes</w:t>
@@ -5406,13 +5523,13 @@
             </w:pPr>
             <w:r>
               <w:rPr>
-                <w:rFonts w:ascii="Arial" w:hAnsi="Arial" w:eastAsia="Arial"/>
-                <w:sz w:val="18"/>
-              </w:rPr>
-            </w:r>
-            <w:r>
-              <w:rPr>
-                <w:rFonts w:ascii="Arial" w:hAnsi="Arial" w:eastAsia="Arial"/>
+                <w:rFonts w:ascii="Arial" w:hAnsi="Arial" w:eastAsia="Arial" w:cs="Tahoma"/>
+                <w:sz w:val="18"/>
+              </w:rPr>
+            </w:r>
+            <w:r>
+              <w:rPr>
+                <w:rFonts w:ascii="Arial" w:hAnsi="Arial" w:eastAsia="Arial" w:cs="Tahoma"/>
                 <w:sz w:val="18"/>
               </w:rPr>
               <w:t>canonical code; do not replace with display label</w:t>
@@ -5436,13 +5553,13 @@
             </w:pPr>
             <w:r>
               <w:rPr>
-                <w:rFonts w:ascii="Arial" w:hAnsi="Arial" w:eastAsia="Arial"/>
-                <w:sz w:val="18"/>
-              </w:rPr>
-            </w:r>
-            <w:r>
-              <w:rPr>
-                <w:rFonts w:ascii="Arial" w:hAnsi="Arial" w:eastAsia="Arial"/>
+                <w:rFonts w:ascii="Arial" w:hAnsi="Arial" w:eastAsia="Arial" w:cs="Tahoma"/>
+                <w:sz w:val="18"/>
+              </w:rPr>
+            </w:r>
+            <w:r>
+              <w:rPr>
+                <w:rFonts w:ascii="Arial" w:hAnsi="Arial" w:eastAsia="Arial" w:cs="Tahoma"/>
                 <w:sz w:val="18"/>
               </w:rPr>
               <w:t>items[].sectionName</w:t>
@@ -5461,13 +5578,13 @@
             </w:pPr>
             <w:r>
               <w:rPr>
-                <w:rFonts w:ascii="Arial" w:hAnsi="Arial" w:eastAsia="Arial"/>
-                <w:sz w:val="18"/>
-              </w:rPr>
-            </w:r>
-            <w:r>
-              <w:rPr>
-                <w:rFonts w:ascii="Arial" w:hAnsi="Arial" w:eastAsia="Arial"/>
+                <w:rFonts w:ascii="Arial" w:hAnsi="Arial" w:eastAsia="Arial" w:cs="Tahoma"/>
+                <w:sz w:val="18"/>
+              </w:rPr>
+            </w:r>
+            <w:r>
+              <w:rPr>
+                <w:rFonts w:ascii="Arial" w:hAnsi="Arial" w:eastAsia="Arial" w:cs="Tahoma"/>
                 <w:sz w:val="18"/>
               </w:rPr>
               <w:t>string</w:t>
@@ -5486,13 +5603,13 @@
             </w:pPr>
             <w:r>
               <w:rPr>
-                <w:rFonts w:ascii="Arial" w:hAnsi="Arial" w:eastAsia="Arial"/>
-                <w:sz w:val="18"/>
-              </w:rPr>
-            </w:r>
-            <w:r>
-              <w:rPr>
-                <w:rFonts w:ascii="Arial" w:hAnsi="Arial" w:eastAsia="Arial"/>
+                <w:rFonts w:ascii="Arial" w:hAnsi="Arial" w:eastAsia="Arial" w:cs="Tahoma"/>
+                <w:sz w:val="18"/>
+              </w:rPr>
+            </w:r>
+            <w:r>
+              <w:rPr>
+                <w:rFonts w:ascii="Arial" w:hAnsi="Arial" w:eastAsia="Arial" w:cs="Tahoma"/>
                 <w:sz w:val="18"/>
               </w:rPr>
               <w:t>Yes</w:t>
@@ -5511,13 +5628,13 @@
             </w:pPr>
             <w:r>
               <w:rPr>
-                <w:rFonts w:ascii="Arial" w:hAnsi="Arial" w:eastAsia="Arial"/>
-                <w:sz w:val="18"/>
-              </w:rPr>
-            </w:r>
-            <w:r>
-              <w:rPr>
-                <w:rFonts w:ascii="Arial" w:hAnsi="Arial" w:eastAsia="Arial"/>
+                <w:rFonts w:ascii="Arial" w:hAnsi="Arial" w:eastAsia="Arial" w:cs="Tahoma"/>
+                <w:sz w:val="18"/>
+              </w:rPr>
+            </w:r>
+            <w:r>
+              <w:rPr>
+                <w:rFonts w:ascii="Arial" w:hAnsi="Arial" w:eastAsia="Arial" w:cs="Tahoma"/>
                 <w:sz w:val="18"/>
               </w:rPr>
               <w:t>UTF-8; use value domain described by endpoint purpose</w:t>
@@ -5576,7 +5693,7 @@
             <w:r/>
             <w:r>
               <w:rPr>
-                <w:rFonts w:ascii="Arial" w:hAnsi="Arial" w:eastAsia="Arial"/>
+                <w:rFonts w:ascii="Arial" w:hAnsi="Arial" w:eastAsia="Arial" w:cs="Tahoma"/>
                 <w:b/>
                 <w:sz w:val="18"/>
               </w:rPr>
@@ -5598,7 +5715,7 @@
             <w:r/>
             <w:r>
               <w:rPr>
-                <w:rFonts w:ascii="Arial" w:hAnsi="Arial" w:eastAsia="Arial"/>
+                <w:rFonts w:ascii="Arial" w:hAnsi="Arial" w:eastAsia="Arial" w:cs="Tahoma"/>
                 <w:b/>
                 <w:sz w:val="18"/>
               </w:rPr>
@@ -5620,7 +5737,7 @@
             <w:r/>
             <w:r>
               <w:rPr>
-                <w:rFonts w:ascii="Arial" w:hAnsi="Arial" w:eastAsia="Arial"/>
+                <w:rFonts w:ascii="Arial" w:hAnsi="Arial" w:eastAsia="Arial" w:cs="Tahoma"/>
                 <w:b/>
                 <w:sz w:val="18"/>
               </w:rPr>
@@ -5645,13 +5762,13 @@
             </w:pPr>
             <w:r>
               <w:rPr>
-                <w:rFonts w:ascii="Arial" w:hAnsi="Arial" w:eastAsia="Arial"/>
-                <w:sz w:val="18"/>
-              </w:rPr>
-            </w:r>
-            <w:r>
-              <w:rPr>
-                <w:rFonts w:ascii="Arial" w:hAnsi="Arial" w:eastAsia="Arial"/>
+                <w:rFonts w:ascii="Arial" w:hAnsi="Arial" w:eastAsia="Arial" w:cs="Tahoma"/>
+                <w:sz w:val="18"/>
+              </w:rPr>
+            </w:r>
+            <w:r>
+              <w:rPr>
+                <w:rFonts w:ascii="Arial" w:hAnsi="Arial" w:eastAsia="Arial" w:cs="Tahoma"/>
                 <w:sz w:val="18"/>
               </w:rPr>
               <w:t>impacted_stores (SBPGI) / store · mas_store · sevenshop (SBP เดิม)</w:t>
@@ -5670,13 +5787,13 @@
             </w:pPr>
             <w:r>
               <w:rPr>
-                <w:rFonts w:ascii="Arial" w:hAnsi="Arial" w:eastAsia="Arial"/>
-                <w:sz w:val="18"/>
-              </w:rPr>
-            </w:r>
-            <w:r>
-              <w:rPr>
-                <w:rFonts w:ascii="Arial" w:hAnsi="Arial" w:eastAsia="Arial"/>
+                <w:rFonts w:ascii="Arial" w:hAnsi="Arial" w:eastAsia="Arial" w:cs="Tahoma"/>
+                <w:sz w:val="18"/>
+              </w:rPr>
+            </w:r>
+            <w:r>
+              <w:rPr>
+                <w:rFonts w:ascii="Arial" w:hAnsi="Arial" w:eastAsia="Arial" w:cs="Tahoma"/>
                 <w:sz w:val="18"/>
               </w:rPr>
               <w:t>R</w:t>
@@ -5695,13 +5812,13 @@
             </w:pPr>
             <w:r>
               <w:rPr>
-                <w:rFonts w:ascii="Arial" w:hAnsi="Arial" w:eastAsia="Arial"/>
-                <w:sz w:val="18"/>
-              </w:rPr>
-            </w:r>
-            <w:r>
-              <w:rPr>
-                <w:rFonts w:ascii="Arial" w:hAnsi="Arial" w:eastAsia="Arial"/>
+                <w:rFonts w:ascii="Arial" w:hAnsi="Arial" w:eastAsia="Arial" w:cs="Tahoma"/>
+                <w:sz w:val="18"/>
+              </w:rPr>
+            </w:r>
+            <w:r>
+              <w:rPr>
+                <w:rFonts w:ascii="Arial" w:hAnsi="Arial" w:eastAsia="Arial" w:cs="Tahoma"/>
                 <w:sz w:val="18"/>
               </w:rPr>
               <w:t>store picker — SBPGI ไม่มีตาราง stores ของตัวเอง</w:t>
@@ -5725,13 +5842,13 @@
             </w:pPr>
             <w:r>
               <w:rPr>
-                <w:rFonts w:ascii="Arial" w:hAnsi="Arial" w:eastAsia="Arial"/>
-                <w:sz w:val="18"/>
-              </w:rPr>
-            </w:r>
-            <w:r>
-              <w:rPr>
-                <w:rFonts w:ascii="Arial" w:hAnsi="Arial" w:eastAsia="Arial"/>
+                <w:rFonts w:ascii="Arial" w:hAnsi="Arial" w:eastAsia="Arial" w:cs="Tahoma"/>
+                <w:sz w:val="18"/>
+              </w:rPr>
+            </w:r>
+            <w:r>
+              <w:rPr>
+                <w:rFonts w:ascii="Arial" w:hAnsi="Arial" w:eastAsia="Arial" w:cs="Tahoma"/>
                 <w:sz w:val="18"/>
               </w:rPr>
               <w:t>workflow_status / workflow_state (@srm/glb-workflow · sps_store)</w:t>
@@ -5750,13 +5867,13 @@
             </w:pPr>
             <w:r>
               <w:rPr>
-                <w:rFonts w:ascii="Arial" w:hAnsi="Arial" w:eastAsia="Arial"/>
-                <w:sz w:val="18"/>
-              </w:rPr>
-            </w:r>
-            <w:r>
-              <w:rPr>
-                <w:rFonts w:ascii="Arial" w:hAnsi="Arial" w:eastAsia="Arial"/>
+                <w:rFonts w:ascii="Arial" w:hAnsi="Arial" w:eastAsia="Arial" w:cs="Tahoma"/>
+                <w:sz w:val="18"/>
+              </w:rPr>
+            </w:r>
+            <w:r>
+              <w:rPr>
+                <w:rFonts w:ascii="Arial" w:hAnsi="Arial" w:eastAsia="Arial" w:cs="Tahoma"/>
                 <w:sz w:val="18"/>
               </w:rPr>
               <w:t>R</w:t>
@@ -5775,13 +5892,13 @@
             </w:pPr>
             <w:r>
               <w:rPr>
-                <w:rFonts w:ascii="Arial" w:hAnsi="Arial" w:eastAsia="Arial"/>
-                <w:sz w:val="18"/>
-              </w:rPr>
-            </w:r>
-            <w:r>
-              <w:rPr>
-                <w:rFonts w:ascii="Arial" w:hAnsi="Arial" w:eastAsia="Arial"/>
+                <w:rFonts w:ascii="Arial" w:hAnsi="Arial" w:eastAsia="Arial" w:cs="Tahoma"/>
+                <w:sz w:val="18"/>
+              </w:rPr>
+            </w:r>
+            <w:r>
+              <w:rPr>
+                <w:rFonts w:ascii="Arial" w:hAnsi="Arial" w:eastAsia="Arial" w:cs="Tahoma"/>
                 <w:sz w:val="18"/>
               </w:rPr>
               <w:t>lookup สถานะ verbatim และ 5 ขั้น 06/08/01/02/03 — ไม่สร้างตารางของ SBPGI เอง</w:t>
@@ -5805,13 +5922,13 @@
             </w:pPr>
             <w:r>
               <w:rPr>
-                <w:rFonts w:ascii="Arial" w:hAnsi="Arial" w:eastAsia="Arial"/>
-                <w:sz w:val="18"/>
-              </w:rPr>
-            </w:r>
-            <w:r>
-              <w:rPr>
-                <w:rFonts w:ascii="Arial" w:hAnsi="Arial" w:eastAsia="Arial"/>
+                <w:rFonts w:ascii="Arial" w:hAnsi="Arial" w:eastAsia="Arial" w:cs="Tahoma"/>
+                <w:sz w:val="18"/>
+              </w:rPr>
+            </w:r>
+            <w:r>
+              <w:rPr>
+                <w:rFonts w:ascii="Arial" w:hAnsi="Arial" w:eastAsia="Arial" w:cs="Tahoma"/>
                 <w:sz w:val="18"/>
               </w:rPr>
               <w:t>business_user (SBP เดิม)</w:t>
@@ -5830,13 +5947,13 @@
             </w:pPr>
             <w:r>
               <w:rPr>
-                <w:rFonts w:ascii="Arial" w:hAnsi="Arial" w:eastAsia="Arial"/>
-                <w:sz w:val="18"/>
-              </w:rPr>
-            </w:r>
-            <w:r>
-              <w:rPr>
-                <w:rFonts w:ascii="Arial" w:hAnsi="Arial" w:eastAsia="Arial"/>
+                <w:rFonts w:ascii="Arial" w:hAnsi="Arial" w:eastAsia="Arial" w:cs="Tahoma"/>
+                <w:sz w:val="18"/>
+              </w:rPr>
+            </w:r>
+            <w:r>
+              <w:rPr>
+                <w:rFonts w:ascii="Arial" w:hAnsi="Arial" w:eastAsia="Arial" w:cs="Tahoma"/>
                 <w:sz w:val="18"/>
               </w:rPr>
               <w:t>R</w:t>
@@ -5855,13 +5972,13 @@
             </w:pPr>
             <w:r>
               <w:rPr>
-                <w:rFonts w:ascii="Arial" w:hAnsi="Arial" w:eastAsia="Arial"/>
-                <w:sz w:val="18"/>
-              </w:rPr>
-            </w:r>
-            <w:r>
-              <w:rPr>
-                <w:rFonts w:ascii="Arial" w:hAnsi="Arial" w:eastAsia="Arial"/>
+                <w:rFonts w:ascii="Arial" w:hAnsi="Arial" w:eastAsia="Arial" w:cs="Tahoma"/>
+                <w:sz w:val="18"/>
+              </w:rPr>
+            </w:r>
+            <w:r>
+              <w:rPr>
+                <w:rFonts w:ascii="Arial" w:hAnsi="Arial" w:eastAsia="Arial" w:cs="Tahoma"/>
                 <w:sz w:val="18"/>
               </w:rPr>
               <w:t>popup ค้นหาพนักงาน — SBPGI ไม่มีตาราง employees</w:t>
@@ -5885,13 +6002,13 @@
             </w:pPr>
             <w:r>
               <w:rPr>
-                <w:rFonts w:ascii="Arial" w:hAnsi="Arial" w:eastAsia="Arial"/>
-                <w:sz w:val="18"/>
-              </w:rPr>
-            </w:r>
-            <w:r>
-              <w:rPr>
-                <w:rFonts w:ascii="Arial" w:hAnsi="Arial" w:eastAsia="Arial"/>
+                <w:rFonts w:ascii="Arial" w:hAnsi="Arial" w:eastAsia="Arial" w:cs="Tahoma"/>
+                <w:sz w:val="18"/>
+              </w:rPr>
+            </w:r>
+            <w:r>
+              <w:rPr>
+                <w:rFonts w:ascii="Arial" w:hAnsi="Arial" w:eastAsia="Arial" w:cs="Tahoma"/>
                 <w:sz w:val="18"/>
               </w:rPr>
               <w:t>auth-backend groups / menus / permissions (ระบบเดิม)</w:t>
@@ -5910,13 +6027,13 @@
             </w:pPr>
             <w:r>
               <w:rPr>
-                <w:rFonts w:ascii="Arial" w:hAnsi="Arial" w:eastAsia="Arial"/>
-                <w:sz w:val="18"/>
-              </w:rPr>
-            </w:r>
-            <w:r>
-              <w:rPr>
-                <w:rFonts w:ascii="Arial" w:hAnsi="Arial" w:eastAsia="Arial"/>
+                <w:rFonts w:ascii="Arial" w:hAnsi="Arial" w:eastAsia="Arial" w:cs="Tahoma"/>
+                <w:sz w:val="18"/>
+              </w:rPr>
+            </w:r>
+            <w:r>
+              <w:rPr>
+                <w:rFonts w:ascii="Arial" w:hAnsi="Arial" w:eastAsia="Arial" w:cs="Tahoma"/>
                 <w:sz w:val="18"/>
               </w:rPr>
               <w:t>R</w:t>
@@ -5935,13 +6052,13 @@
             </w:pPr>
             <w:r>
               <w:rPr>
-                <w:rFonts w:ascii="Arial" w:hAnsi="Arial" w:eastAsia="Arial"/>
-                <w:sz w:val="18"/>
-              </w:rPr>
-            </w:r>
-            <w:r>
-              <w:rPr>
-                <w:rFonts w:ascii="Arial" w:hAnsi="Arial" w:eastAsia="Arial"/>
+                <w:rFonts w:ascii="Arial" w:hAnsi="Arial" w:eastAsia="Arial" w:cs="Tahoma"/>
+                <w:sz w:val="18"/>
+              </w:rPr>
+            </w:r>
+            <w:r>
+              <w:rPr>
+                <w:rFonts w:ascii="Arial" w:hAnsi="Arial" w:eastAsia="Arial" w:cs="Tahoma"/>
                 <w:sz w:val="18"/>
               </w:rPr>
               <w:t>RBAC/menu matrix — จัดการที่หน้า /setting/manage-user-rights เดิม · SBPGI อ่านผ่าน header x-user-permissions เท่านั้น ไม่มีตารางของตัวเอง</w:t>
@@ -5965,16 +6082,16 @@
             </w:pPr>
             <w:r>
               <w:rPr>
-                <w:rFonts w:ascii="Arial" w:hAnsi="Arial" w:eastAsia="Arial"/>
-                <w:sz w:val="18"/>
-              </w:rPr>
-            </w:r>
-            <w:r>
-              <w:rPr>
-                <w:rFonts w:ascii="Arial" w:hAnsi="Arial" w:eastAsia="Arial"/>
-                <w:sz w:val="18"/>
-              </w:rPr>
-              <w:t>email_template + email_sent (SBP เดิม)</w:t>
+                <w:rFonts w:ascii="Arial" w:hAnsi="Arial" w:eastAsia="Arial" w:cs="Tahoma"/>
+                <w:sz w:val="18"/>
+              </w:rPr>
+            </w:r>
+            <w:r>
+              <w:rPr>
+                <w:rFonts w:ascii="Arial" w:hAnsi="Arial" w:eastAsia="Arial" w:cs="Tahoma"/>
+                <w:sz w:val="18"/>
+              </w:rPr>
+              <w:t>email_template (SBP เดิม)</w:t>
             </w:r>
           </w:p>
         </w:tc>
@@ -5990,13 +6107,13 @@
             </w:pPr>
             <w:r>
               <w:rPr>
-                <w:rFonts w:ascii="Arial" w:hAnsi="Arial" w:eastAsia="Arial"/>
-                <w:sz w:val="18"/>
-              </w:rPr>
-            </w:r>
-            <w:r>
-              <w:rPr>
-                <w:rFonts w:ascii="Arial" w:hAnsi="Arial" w:eastAsia="Arial"/>
+                <w:rFonts w:ascii="Arial" w:hAnsi="Arial" w:eastAsia="Arial" w:cs="Tahoma"/>
+                <w:sz w:val="18"/>
+              </w:rPr>
+            </w:r>
+            <w:r>
+              <w:rPr>
+                <w:rFonts w:ascii="Arial" w:hAnsi="Arial" w:eastAsia="Arial" w:cs="Tahoma"/>
                 <w:sz w:val="18"/>
               </w:rPr>
               <w:t>R</w:t>
@@ -6015,16 +6132,96 @@
             </w:pPr>
             <w:r>
               <w:rPr>
-                <w:rFonts w:ascii="Arial" w:hAnsi="Arial" w:eastAsia="Arial"/>
-                <w:sz w:val="18"/>
-              </w:rPr>
-            </w:r>
-            <w:r>
-              <w:rPr>
-                <w:rFonts w:ascii="Arial" w:hAnsi="Arial" w:eastAsia="Arial"/>
-                <w:sz w:val="18"/>
-              </w:rPr>
-              <w:t>template และ log การส่ง — engine เป็นผู้ส่ง SBPGI แค่ผูก email_id ที่ workflow_route (DP-5)</w:t>
+                <w:rFonts w:ascii="Arial" w:hAnsi="Arial" w:eastAsia="Arial" w:cs="Tahoma"/>
+                <w:sz w:val="18"/>
+              </w:rPr>
+            </w:r>
+            <w:r>
+              <w:rPr>
+                <w:rFonts w:ascii="Arial" w:hAnsi="Arial" w:eastAsia="Arial" w:cs="Tahoma"/>
+                <w:sz w:val="18"/>
+              </w:rPr>
+              <w:t>template — SBPGI อ่านผ่าน lib เท่านั้น ไม่แก้ของระบบเดิม</w:t>
+            </w:r>
+          </w:p>
+        </w:tc>
+      </w:tr>
+      <w:tr>
+        <w:trPr>
+          <w:cantSplit/>
+        </w:trPr>
+        <w:tc>
+          <w:tcPr>
+            <w:tcW w:type="dxa" w:w="3360"/>
+            <w:vAlign w:val="center"/>
+          </w:tcPr>
+          <w:p>
+            <w:pPr>
+              <w:keepLines/>
+              <w:spacing w:after="0"/>
+            </w:pPr>
+            <w:r>
+              <w:rPr>
+                <w:rFonts w:ascii="Arial" w:hAnsi="Arial" w:eastAsia="Arial" w:cs="Tahoma"/>
+                <w:sz w:val="18"/>
+              </w:rPr>
+            </w:r>
+            <w:r>
+              <w:rPr>
+                <w:rFonts w:ascii="Arial" w:hAnsi="Arial" w:eastAsia="Arial" w:cs="Tahoma"/>
+                <w:sz w:val="18"/>
+              </w:rPr>
+              <w:t>email_sent (SBP เดิม)</w:t>
+            </w:r>
+          </w:p>
+        </w:tc>
+        <w:tc>
+          <w:tcPr>
+            <w:tcW w:type="dxa" w:w="3360"/>
+            <w:vAlign w:val="center"/>
+          </w:tcPr>
+          <w:p>
+            <w:pPr>
+              <w:keepLines/>
+              <w:spacing w:after="0"/>
+            </w:pPr>
+            <w:r>
+              <w:rPr>
+                <w:rFonts w:ascii="Arial" w:hAnsi="Arial" w:eastAsia="Arial" w:cs="Tahoma"/>
+                <w:sz w:val="18"/>
+              </w:rPr>
+            </w:r>
+            <w:r>
+              <w:rPr>
+                <w:rFonts w:ascii="Arial" w:hAnsi="Arial" w:eastAsia="Arial" w:cs="Tahoma"/>
+                <w:sz w:val="18"/>
+              </w:rPr>
+              <w:t>W (โดย email-lib)</w:t>
+            </w:r>
+          </w:p>
+        </w:tc>
+        <w:tc>
+          <w:tcPr>
+            <w:tcW w:type="dxa" w:w="3360"/>
+            <w:vAlign w:val="center"/>
+          </w:tcPr>
+          <w:p>
+            <w:pPr>
+              <w:keepLines/>
+              <w:spacing w:after="0"/>
+            </w:pPr>
+            <w:r>
+              <w:rPr>
+                <w:rFonts w:ascii="Arial" w:hAnsi="Arial" w:eastAsia="Arial" w:cs="Tahoma"/>
+                <w:sz w:val="18"/>
+              </w:rPr>
+            </w:r>
+            <w:r>
+              <w:rPr>
+                <w:rFonts w:ascii="Arial" w:hAnsi="Arial" w:eastAsia="Arial" w:cs="Tahoma"/>
+                <w:sz w:val="18"/>
+              </w:rPr>
+              <w:t>log การส่ง — SBPGI เรียก sendEmail() ด้วยเลข template จาก workflow_route.email_id แล้ว lib เขียนแถวให้เอง (DP-5 · 2026-08-14) · ⚠️ คอลัมน์ผู้ส่งคือ send_by ไม่ใช่ sent_by</w:t>
             </w:r>
           </w:p>
         </w:tc>
@@ -6051,7 +6248,7 @@
       </w:r>
       <w:r>
         <w:rPr>
-          <w:rFonts w:ascii="Courier New" w:hAnsi="Courier New"/>
+          <w:rFonts w:ascii="Courier New" w:hAnsi="Courier New" w:eastAsia="Courier New" w:cs="Tahoma"/>
         </w:rPr>
         <w:t>srm-sps-spsap-store-backend</w:t>
       </w:r>
@@ -6060,7 +6257,7 @@
       </w:r>
       <w:r>
         <w:rPr>
-          <w:rFonts w:ascii="Courier New" w:hAnsi="Courier New"/>
+          <w:rFonts w:ascii="Courier New" w:hAnsi="Courier New" w:eastAsia="Courier New" w:cs="Tahoma"/>
         </w:rPr>
         <w:t>sps_store</w:t>
       </w:r>
@@ -6069,7 +6266,7 @@
       </w:r>
       <w:r>
         <w:rPr>
-          <w:rFonts w:ascii="Courier New" w:hAnsi="Courier New"/>
+          <w:rFonts w:ascii="Courier New" w:hAnsi="Courier New" w:eastAsia="Courier New" w:cs="Tahoma"/>
         </w:rPr>
         <w:t>DATA_SOURCE</w:t>
       </w:r>
@@ -6078,7 +6275,7 @@
       </w:r>
       <w:r>
         <w:rPr>
-          <w:rFonts w:ascii="Courier New" w:hAnsi="Courier New"/>
+          <w:rFonts w:ascii="Courier New" w:hAnsi="Courier New" w:eastAsia="Courier New" w:cs="Tahoma"/>
         </w:rPr>
         <w:t>srm-sps-spsap-sbp-bff</w:t>
       </w:r>
@@ -6087,7 +6284,7 @@
       </w:r>
       <w:r>
         <w:rPr>
-          <w:rFonts w:ascii="Courier New" w:hAnsi="Courier New"/>
+          <w:rFonts w:ascii="Courier New" w:hAnsi="Courier New" w:eastAsia="Courier New" w:cs="Tahoma"/>
         </w:rPr>
         <w:t>// TODO:</w:t>
       </w:r>
@@ -6096,7 +6293,7 @@
       </w:r>
       <w:r>
         <w:rPr>
-          <w:rFonts w:ascii="Courier New" w:hAnsi="Courier New"/>
+          <w:rFonts w:ascii="Courier New" w:hAnsi="Courier New" w:eastAsia="Courier New" w:cs="Tahoma"/>
         </w:rPr>
         <w:t>{success, data}</w:t>
       </w:r>
@@ -6144,7 +6341,7 @@
             <w:r/>
             <w:r>
               <w:rPr>
-                <w:rFonts w:ascii="Arial" w:hAnsi="Arial" w:eastAsia="Arial"/>
+                <w:rFonts w:ascii="Arial" w:hAnsi="Arial" w:eastAsia="Arial" w:cs="Tahoma"/>
                 <w:b/>
                 <w:sz w:val="18"/>
               </w:rPr>
@@ -6166,7 +6363,7 @@
             <w:r/>
             <w:r>
               <w:rPr>
-                <w:rFonts w:ascii="Arial" w:hAnsi="Arial" w:eastAsia="Arial"/>
+                <w:rFonts w:ascii="Arial" w:hAnsi="Arial" w:eastAsia="Arial" w:cs="Tahoma"/>
                 <w:b/>
                 <w:sz w:val="18"/>
               </w:rPr>
@@ -6191,13 +6388,13 @@
             </w:pPr>
             <w:r>
               <w:rPr>
-                <w:rFonts w:ascii="Arial" w:hAnsi="Arial" w:eastAsia="Arial"/>
-                <w:sz w:val="18"/>
-              </w:rPr>
-            </w:r>
-            <w:r>
-              <w:rPr>
-                <w:rFonts w:ascii="Arial" w:hAnsi="Arial" w:eastAsia="Arial"/>
+                <w:rFonts w:ascii="Arial" w:hAnsi="Arial" w:eastAsia="Arial" w:cs="Tahoma"/>
+                <w:sz w:val="18"/>
+              </w:rPr>
+            </w:r>
+            <w:r>
+              <w:rPr>
+                <w:rFonts w:ascii="Arial" w:hAnsi="Arial" w:eastAsia="Arial" w:cs="Tahoma"/>
                 <w:sz w:val="18"/>
               </w:rPr>
               <w:t>store-backend · src/modules/sbpgi-lookup/sbpgi-lookup.controller.ts</w:t>
@@ -6216,34 +6413,34 @@
             </w:pPr>
             <w:r>
               <w:rPr>
-                <w:rFonts w:ascii="Arial" w:hAnsi="Arial" w:eastAsia="Arial"/>
-                <w:sz w:val="18"/>
-              </w:rPr>
-            </w:r>
-            <w:r>
-              <w:rPr>
-                <w:rFonts w:ascii="Arial" w:hAnsi="Arial" w:eastAsia="Arial"/>
+                <w:rFonts w:ascii="Arial" w:hAnsi="Arial" w:eastAsia="Arial" w:cs="Tahoma"/>
+                <w:sz w:val="18"/>
+              </w:rPr>
+            </w:r>
+            <w:r>
+              <w:rPr>
+                <w:rFonts w:ascii="Arial" w:hAnsi="Arial" w:eastAsia="Arial" w:cs="Tahoma"/>
                 <w:sz w:val="18"/>
               </w:rPr>
               <w:t xml:space="preserve">route ทั้งหมดของเอกสารนี้ (2 เส้น) + </w:t>
             </w:r>
             <w:r>
               <w:rPr>
-                <w:rFonts w:ascii="Courier New" w:hAnsi="Courier New" w:eastAsia="Arial"/>
+                <w:rFonts w:ascii="Courier New" w:hAnsi="Courier New" w:eastAsia="Courier New" w:cs="Tahoma"/>
                 <w:sz w:val="18"/>
               </w:rPr>
               <w:t>@UseGuards(HttpHeaderGuard)</w:t>
             </w:r>
             <w:r>
               <w:rPr>
-                <w:rFonts w:ascii="Arial" w:hAnsi="Arial" w:eastAsia="Arial"/>
+                <w:rFonts w:ascii="Arial" w:hAnsi="Arial" w:eastAsia="Arial" w:cs="Tahoma"/>
                 <w:sz w:val="18"/>
               </w:rPr>
               <w:t xml:space="preserve"> + </w:t>
             </w:r>
             <w:r>
               <w:rPr>
-                <w:rFonts w:ascii="Courier New" w:hAnsi="Courier New" w:eastAsia="Arial"/>
+                <w:rFonts w:ascii="Courier New" w:hAnsi="Courier New" w:eastAsia="Courier New" w:cs="Tahoma"/>
                 <w:sz w:val="18"/>
               </w:rPr>
               <w:t>@UserId()</w:t>
@@ -6267,13 +6464,13 @@
             </w:pPr>
             <w:r>
               <w:rPr>
-                <w:rFonts w:ascii="Arial" w:hAnsi="Arial" w:eastAsia="Arial"/>
-                <w:sz w:val="18"/>
-              </w:rPr>
-            </w:r>
-            <w:r>
-              <w:rPr>
-                <w:rFonts w:ascii="Arial" w:hAnsi="Arial" w:eastAsia="Arial"/>
+                <w:rFonts w:ascii="Arial" w:hAnsi="Arial" w:eastAsia="Arial" w:cs="Tahoma"/>
+                <w:sz w:val="18"/>
+              </w:rPr>
+            </w:r>
+            <w:r>
+              <w:rPr>
+                <w:rFonts w:ascii="Arial" w:hAnsi="Arial" w:eastAsia="Arial" w:cs="Tahoma"/>
                 <w:sz w:val="18"/>
               </w:rPr>
               <w:t>store-backend · src/modules/sbpgi-lookup/sbpgi-lookup.service.ts</w:t>
@@ -6292,27 +6489,27 @@
             </w:pPr>
             <w:r>
               <w:rPr>
-                <w:rFonts w:ascii="Arial" w:hAnsi="Arial" w:eastAsia="Arial"/>
-                <w:sz w:val="18"/>
-              </w:rPr>
-            </w:r>
-            <w:r>
-              <w:rPr>
-                <w:rFonts w:ascii="Arial" w:hAnsi="Arial" w:eastAsia="Arial"/>
+                <w:rFonts w:ascii="Arial" w:hAnsi="Arial" w:eastAsia="Arial" w:cs="Tahoma"/>
+                <w:sz w:val="18"/>
+              </w:rPr>
+            </w:r>
+            <w:r>
+              <w:rPr>
+                <w:rFonts w:ascii="Arial" w:hAnsi="Arial" w:eastAsia="Arial" w:cs="Tahoma"/>
                 <w:sz w:val="18"/>
               </w:rPr>
               <w:t xml:space="preserve">business logic — inject </w:t>
             </w:r>
             <w:r>
               <w:rPr>
-                <w:rFonts w:ascii="Courier New" w:hAnsi="Courier New" w:eastAsia="Arial"/>
+                <w:rFonts w:ascii="Courier New" w:hAnsi="Courier New" w:eastAsia="Courier New" w:cs="Tahoma"/>
                 <w:sz w:val="18"/>
               </w:rPr>
               <w:t>'DATA_SOURCE'</w:t>
             </w:r>
             <w:r>
               <w:rPr>
-                <w:rFonts w:ascii="Arial" w:hAnsi="Arial" w:eastAsia="Arial"/>
+                <w:rFonts w:ascii="Arial" w:hAnsi="Arial" w:eastAsia="Arial" w:cs="Tahoma"/>
                 <w:sz w:val="18"/>
               </w:rPr>
               <w:t xml:space="preserve"> แล้วยิง raw SQL, mutation ใช้ QueryRunner transaction</w:t>
@@ -6336,13 +6533,13 @@
             </w:pPr>
             <w:r>
               <w:rPr>
-                <w:rFonts w:ascii="Arial" w:hAnsi="Arial" w:eastAsia="Arial"/>
-                <w:sz w:val="18"/>
-              </w:rPr>
-            </w:r>
-            <w:r>
-              <w:rPr>
-                <w:rFonts w:ascii="Arial" w:hAnsi="Arial" w:eastAsia="Arial"/>
+                <w:rFonts w:ascii="Arial" w:hAnsi="Arial" w:eastAsia="Arial" w:cs="Tahoma"/>
+                <w:sz w:val="18"/>
+              </w:rPr>
+            </w:r>
+            <w:r>
+              <w:rPr>
+                <w:rFonts w:ascii="Arial" w:hAnsi="Arial" w:eastAsia="Arial" w:cs="Tahoma"/>
                 <w:sz w:val="18"/>
               </w:rPr>
               <w:t>store-backend · src/modules/sbpgi-lookup/sbpgi-lookup.sql.ts</w:t>
@@ -6361,13 +6558,13 @@
             </w:pPr>
             <w:r>
               <w:rPr>
-                <w:rFonts w:ascii="Arial" w:hAnsi="Arial" w:eastAsia="Arial"/>
-                <w:sz w:val="18"/>
-              </w:rPr>
-            </w:r>
-            <w:r>
-              <w:rPr>
-                <w:rFonts w:ascii="Arial" w:hAnsi="Arial" w:eastAsia="Arial"/>
+                <w:rFonts w:ascii="Arial" w:hAnsi="Arial" w:eastAsia="Arial" w:cs="Tahoma"/>
+                <w:sz w:val="18"/>
+              </w:rPr>
+            </w:r>
+            <w:r>
+              <w:rPr>
+                <w:rFonts w:ascii="Arial" w:hAnsi="Arial" w:eastAsia="Arial" w:cs="Tahoma"/>
                 <w:sz w:val="18"/>
               </w:rPr>
               <w:t>เก็บ SQL ต่อ endpoint (คัดจากหัวข้อ 10) แยกออกจาก service ให้ทดสอบ/รีวิวง่าย</w:t>
@@ -6391,13 +6588,13 @@
             </w:pPr>
             <w:r>
               <w:rPr>
-                <w:rFonts w:ascii="Arial" w:hAnsi="Arial" w:eastAsia="Arial"/>
-                <w:sz w:val="18"/>
-              </w:rPr>
-            </w:r>
-            <w:r>
-              <w:rPr>
-                <w:rFonts w:ascii="Arial" w:hAnsi="Arial" w:eastAsia="Arial"/>
+                <w:rFonts w:ascii="Arial" w:hAnsi="Arial" w:eastAsia="Arial" w:cs="Tahoma"/>
+                <w:sz w:val="18"/>
+              </w:rPr>
+            </w:r>
+            <w:r>
+              <w:rPr>
+                <w:rFonts w:ascii="Arial" w:hAnsi="Arial" w:eastAsia="Arial" w:cs="Tahoma"/>
                 <w:sz w:val="18"/>
               </w:rPr>
               <w:t>store-backend · src/modules/sbpgi-lookup/dto/sbpgi-lookup.dto.ts</w:t>
@@ -6416,13 +6613,13 @@
             </w:pPr>
             <w:r>
               <w:rPr>
-                <w:rFonts w:ascii="Arial" w:hAnsi="Arial" w:eastAsia="Arial"/>
-                <w:sz w:val="18"/>
-              </w:rPr>
-            </w:r>
-            <w:r>
-              <w:rPr>
-                <w:rFonts w:ascii="Arial" w:hAnsi="Arial" w:eastAsia="Arial"/>
+                <w:rFonts w:ascii="Arial" w:hAnsi="Arial" w:eastAsia="Arial" w:cs="Tahoma"/>
+                <w:sz w:val="18"/>
+              </w:rPr>
+            </w:r>
+            <w:r>
+              <w:rPr>
+                <w:rFonts w:ascii="Arial" w:hAnsi="Arial" w:eastAsia="Arial" w:cs="Tahoma"/>
                 <w:sz w:val="18"/>
               </w:rPr>
               <w:t>DTO + class-validator ตาม validation ในหัวข้อฟิลด์ของเอกสารนี้</w:t>
@@ -6446,13 +6643,13 @@
             </w:pPr>
             <w:r>
               <w:rPr>
-                <w:rFonts w:ascii="Arial" w:hAnsi="Arial" w:eastAsia="Arial"/>
-                <w:sz w:val="18"/>
-              </w:rPr>
-            </w:r>
-            <w:r>
-              <w:rPr>
-                <w:rFonts w:ascii="Arial" w:hAnsi="Arial" w:eastAsia="Arial"/>
+                <w:rFonts w:ascii="Arial" w:hAnsi="Arial" w:eastAsia="Arial" w:cs="Tahoma"/>
+                <w:sz w:val="18"/>
+              </w:rPr>
+            </w:r>
+            <w:r>
+              <w:rPr>
+                <w:rFonts w:ascii="Arial" w:hAnsi="Arial" w:eastAsia="Arial" w:cs="Tahoma"/>
                 <w:sz w:val="18"/>
               </w:rPr>
               <w:t>store-backend · src/modules/sbpgi-lookup/sbpgi-lookup.module.ts</w:t>
@@ -6471,20 +6668,20 @@
             </w:pPr>
             <w:r>
               <w:rPr>
-                <w:rFonts w:ascii="Arial" w:hAnsi="Arial" w:eastAsia="Arial"/>
-                <w:sz w:val="18"/>
-              </w:rPr>
-            </w:r>
-            <w:r>
-              <w:rPr>
-                <w:rFonts w:ascii="Arial" w:hAnsi="Arial" w:eastAsia="Arial"/>
+                <w:rFonts w:ascii="Arial" w:hAnsi="Arial" w:eastAsia="Arial" w:cs="Tahoma"/>
+                <w:sz w:val="18"/>
+              </w:rPr>
+            </w:r>
+            <w:r>
+              <w:rPr>
+                <w:rFonts w:ascii="Arial" w:hAnsi="Arial" w:eastAsia="Arial" w:cs="Tahoma"/>
                 <w:sz w:val="18"/>
               </w:rPr>
               <w:t xml:space="preserve">ประกอบ controller/service/providers แล้ว register ที่ </w:t>
             </w:r>
             <w:r>
               <w:rPr>
-                <w:rFonts w:ascii="Courier New" w:hAnsi="Courier New" w:eastAsia="Arial"/>
+                <w:rFonts w:ascii="Courier New" w:hAnsi="Courier New" w:eastAsia="Courier New" w:cs="Tahoma"/>
                 <w:sz w:val="18"/>
               </w:rPr>
               <w:t>app.module.ts</w:t>
@@ -6508,13 +6705,13 @@
             </w:pPr>
             <w:r>
               <w:rPr>
-                <w:rFonts w:ascii="Arial" w:hAnsi="Arial" w:eastAsia="Arial"/>
-                <w:sz w:val="18"/>
-              </w:rPr>
-            </w:r>
-            <w:r>
-              <w:rPr>
-                <w:rFonts w:ascii="Arial" w:hAnsi="Arial" w:eastAsia="Arial"/>
+                <w:rFonts w:ascii="Arial" w:hAnsi="Arial" w:eastAsia="Arial" w:cs="Tahoma"/>
+                <w:sz w:val="18"/>
+              </w:rPr>
+            </w:r>
+            <w:r>
+              <w:rPr>
+                <w:rFonts w:ascii="Arial" w:hAnsi="Arial" w:eastAsia="Arial" w:cs="Tahoma"/>
                 <w:sz w:val="18"/>
               </w:rPr>
               <w:t>store-backend · src/entitys/impacted-stores.entity.ts</w:t>
@@ -6533,41 +6730,41 @@
             </w:pPr>
             <w:r>
               <w:rPr>
-                <w:rFonts w:ascii="Arial" w:hAnsi="Arial" w:eastAsia="Arial"/>
-                <w:sz w:val="18"/>
-              </w:rPr>
-            </w:r>
-            <w:r>
-              <w:rPr>
-                <w:rFonts w:ascii="Arial" w:hAnsi="Arial" w:eastAsia="Arial"/>
+                <w:rFonts w:ascii="Arial" w:hAnsi="Arial" w:eastAsia="Arial" w:cs="Tahoma"/>
+                <w:sz w:val="18"/>
+              </w:rPr>
+            </w:r>
+            <w:r>
+              <w:rPr>
+                <w:rFonts w:ascii="Arial" w:hAnsi="Arial" w:eastAsia="Arial" w:cs="Tahoma"/>
                 <w:sz w:val="18"/>
               </w:rPr>
               <w:t xml:space="preserve">entity ของ </w:t>
             </w:r>
             <w:r>
               <w:rPr>
-                <w:rFonts w:ascii="Courier New" w:hAnsi="Courier New" w:eastAsia="Arial"/>
+                <w:rFonts w:ascii="Courier New" w:hAnsi="Courier New" w:eastAsia="Courier New" w:cs="Tahoma"/>
                 <w:sz w:val="18"/>
               </w:rPr>
               <w:t>impacted_stores</w:t>
             </w:r>
             <w:r>
               <w:rPr>
-                <w:rFonts w:ascii="Arial" w:hAnsi="Arial" w:eastAsia="Arial"/>
+                <w:rFonts w:ascii="Arial" w:hAnsi="Arial" w:eastAsia="Arial" w:cs="Tahoma"/>
                 <w:sz w:val="18"/>
               </w:rPr>
               <w:t xml:space="preserve"> (</w:t>
             </w:r>
             <w:r>
               <w:rPr>
-                <w:rFonts w:ascii="Courier New" w:hAnsi="Courier New" w:eastAsia="Arial"/>
+                <w:rFonts w:ascii="Courier New" w:hAnsi="Courier New" w:eastAsia="Courier New" w:cs="Tahoma"/>
                 <w:sz w:val="18"/>
               </w:rPr>
               <w:t>@Entity({schema: process.env.DB_SCHEMA})</w:t>
             </w:r>
             <w:r>
               <w:rPr>
-                <w:rFonts w:ascii="Arial" w:hAnsi="Arial" w:eastAsia="Arial"/>
+                <w:rFonts w:ascii="Arial" w:hAnsi="Arial" w:eastAsia="Arial" w:cs="Tahoma"/>
                 <w:sz w:val="18"/>
               </w:rPr>
               <w:t>, ไม่ประกาศ relation)</w:t>
@@ -6591,13 +6788,13 @@
             </w:pPr>
             <w:r>
               <w:rPr>
-                <w:rFonts w:ascii="Arial" w:hAnsi="Arial" w:eastAsia="Arial"/>
-                <w:sz w:val="18"/>
-              </w:rPr>
-            </w:r>
-            <w:r>
-              <w:rPr>
-                <w:rFonts w:ascii="Arial" w:hAnsi="Arial" w:eastAsia="Arial"/>
+                <w:rFonts w:ascii="Arial" w:hAnsi="Arial" w:eastAsia="Arial" w:cs="Tahoma"/>
+                <w:sz w:val="18"/>
+              </w:rPr>
+            </w:r>
+            <w:r>
+              <w:rPr>
+                <w:rFonts w:ascii="Arial" w:hAnsi="Arial" w:eastAsia="Arial" w:cs="Tahoma"/>
                 <w:sz w:val="18"/>
               </w:rPr>
               <w:t>store-backend · src/entitys/business-user.entity.ts</w:t>
@@ -6616,41 +6813,41 @@
             </w:pPr>
             <w:r>
               <w:rPr>
-                <w:rFonts w:ascii="Arial" w:hAnsi="Arial" w:eastAsia="Arial"/>
-                <w:sz w:val="18"/>
-              </w:rPr>
-            </w:r>
-            <w:r>
-              <w:rPr>
-                <w:rFonts w:ascii="Arial" w:hAnsi="Arial" w:eastAsia="Arial"/>
+                <w:rFonts w:ascii="Arial" w:hAnsi="Arial" w:eastAsia="Arial" w:cs="Tahoma"/>
+                <w:sz w:val="18"/>
+              </w:rPr>
+            </w:r>
+            <w:r>
+              <w:rPr>
+                <w:rFonts w:ascii="Arial" w:hAnsi="Arial" w:eastAsia="Arial" w:cs="Tahoma"/>
                 <w:sz w:val="18"/>
               </w:rPr>
               <w:t xml:space="preserve">entity ของ </w:t>
             </w:r>
             <w:r>
               <w:rPr>
-                <w:rFonts w:ascii="Courier New" w:hAnsi="Courier New" w:eastAsia="Arial"/>
+                <w:rFonts w:ascii="Courier New" w:hAnsi="Courier New" w:eastAsia="Courier New" w:cs="Tahoma"/>
                 <w:sz w:val="18"/>
               </w:rPr>
               <w:t>business_user</w:t>
             </w:r>
             <w:r>
               <w:rPr>
-                <w:rFonts w:ascii="Arial" w:hAnsi="Arial" w:eastAsia="Arial"/>
+                <w:rFonts w:ascii="Arial" w:hAnsi="Arial" w:eastAsia="Arial" w:cs="Tahoma"/>
                 <w:sz w:val="18"/>
               </w:rPr>
               <w:t xml:space="preserve"> (</w:t>
             </w:r>
             <w:r>
               <w:rPr>
-                <w:rFonts w:ascii="Courier New" w:hAnsi="Courier New" w:eastAsia="Arial"/>
+                <w:rFonts w:ascii="Courier New" w:hAnsi="Courier New" w:eastAsia="Courier New" w:cs="Tahoma"/>
                 <w:sz w:val="18"/>
               </w:rPr>
               <w:t>@Entity({schema: process.env.DB_SCHEMA})</w:t>
             </w:r>
             <w:r>
               <w:rPr>
-                <w:rFonts w:ascii="Arial" w:hAnsi="Arial" w:eastAsia="Arial"/>
+                <w:rFonts w:ascii="Arial" w:hAnsi="Arial" w:eastAsia="Arial" w:cs="Tahoma"/>
                 <w:sz w:val="18"/>
               </w:rPr>
               <w:t>, ไม่ประกาศ relation)</w:t>
@@ -6674,13 +6871,13 @@
             </w:pPr>
             <w:r>
               <w:rPr>
-                <w:rFonts w:ascii="Arial" w:hAnsi="Arial" w:eastAsia="Arial"/>
-                <w:sz w:val="18"/>
-              </w:rPr>
-            </w:r>
-            <w:r>
-              <w:rPr>
-                <w:rFonts w:ascii="Arial" w:hAnsi="Arial" w:eastAsia="Arial"/>
+                <w:rFonts w:ascii="Arial" w:hAnsi="Arial" w:eastAsia="Arial" w:cs="Tahoma"/>
+                <w:sz w:val="18"/>
+              </w:rPr>
+            </w:r>
+            <w:r>
+              <w:rPr>
+                <w:rFonts w:ascii="Arial" w:hAnsi="Arial" w:eastAsia="Arial" w:cs="Tahoma"/>
                 <w:sz w:val="18"/>
               </w:rPr>
               <w:t>store-backend · src/entitys/permissions.entity.ts</w:t>
@@ -6699,41 +6896,41 @@
             </w:pPr>
             <w:r>
               <w:rPr>
-                <w:rFonts w:ascii="Arial" w:hAnsi="Arial" w:eastAsia="Arial"/>
-                <w:sz w:val="18"/>
-              </w:rPr>
-            </w:r>
-            <w:r>
-              <w:rPr>
-                <w:rFonts w:ascii="Arial" w:hAnsi="Arial" w:eastAsia="Arial"/>
+                <w:rFonts w:ascii="Arial" w:hAnsi="Arial" w:eastAsia="Arial" w:cs="Tahoma"/>
+                <w:sz w:val="18"/>
+              </w:rPr>
+            </w:r>
+            <w:r>
+              <w:rPr>
+                <w:rFonts w:ascii="Arial" w:hAnsi="Arial" w:eastAsia="Arial" w:cs="Tahoma"/>
                 <w:sz w:val="18"/>
               </w:rPr>
               <w:t xml:space="preserve">entity ของ </w:t>
             </w:r>
             <w:r>
               <w:rPr>
-                <w:rFonts w:ascii="Courier New" w:hAnsi="Courier New" w:eastAsia="Arial"/>
+                <w:rFonts w:ascii="Courier New" w:hAnsi="Courier New" w:eastAsia="Courier New" w:cs="Tahoma"/>
                 <w:sz w:val="18"/>
               </w:rPr>
               <w:t>permissions</w:t>
             </w:r>
             <w:r>
               <w:rPr>
-                <w:rFonts w:ascii="Arial" w:hAnsi="Arial" w:eastAsia="Arial"/>
+                <w:rFonts w:ascii="Arial" w:hAnsi="Arial" w:eastAsia="Arial" w:cs="Tahoma"/>
                 <w:sz w:val="18"/>
               </w:rPr>
               <w:t xml:space="preserve"> (</w:t>
             </w:r>
             <w:r>
               <w:rPr>
-                <w:rFonts w:ascii="Courier New" w:hAnsi="Courier New" w:eastAsia="Arial"/>
+                <w:rFonts w:ascii="Courier New" w:hAnsi="Courier New" w:eastAsia="Courier New" w:cs="Tahoma"/>
                 <w:sz w:val="18"/>
               </w:rPr>
               <w:t>@Entity({schema: process.env.DB_SCHEMA})</w:t>
             </w:r>
             <w:r>
               <w:rPr>
-                <w:rFonts w:ascii="Arial" w:hAnsi="Arial" w:eastAsia="Arial"/>
+                <w:rFonts w:ascii="Arial" w:hAnsi="Arial" w:eastAsia="Arial" w:cs="Tahoma"/>
                 <w:sz w:val="18"/>
               </w:rPr>
               <w:t>, ไม่ประกาศ relation)</w:t>
@@ -6757,13 +6954,13 @@
             </w:pPr>
             <w:r>
               <w:rPr>
-                <w:rFonts w:ascii="Arial" w:hAnsi="Arial" w:eastAsia="Arial"/>
-                <w:sz w:val="18"/>
-              </w:rPr>
-            </w:r>
-            <w:r>
-              <w:rPr>
-                <w:rFonts w:ascii="Arial" w:hAnsi="Arial" w:eastAsia="Arial"/>
+                <w:rFonts w:ascii="Arial" w:hAnsi="Arial" w:eastAsia="Arial" w:cs="Tahoma"/>
+                <w:sz w:val="18"/>
+              </w:rPr>
+            </w:r>
+            <w:r>
+              <w:rPr>
+                <w:rFonts w:ascii="Arial" w:hAnsi="Arial" w:eastAsia="Arial" w:cs="Tahoma"/>
                 <w:sz w:val="18"/>
               </w:rPr>
               <w:t>store-backend · src/providers/sbpgi/sbpgi.ts</w:t>
@@ -6782,34 +6979,34 @@
             </w:pPr>
             <w:r>
               <w:rPr>
-                <w:rFonts w:ascii="Arial" w:hAnsi="Arial" w:eastAsia="Arial"/>
-                <w:sz w:val="18"/>
-              </w:rPr>
-            </w:r>
-            <w:r>
-              <w:rPr>
-                <w:rFonts w:ascii="Arial" w:hAnsi="Arial" w:eastAsia="Arial"/>
+                <w:rFonts w:ascii="Arial" w:hAnsi="Arial" w:eastAsia="Arial" w:cs="Tahoma"/>
+                <w:sz w:val="18"/>
+              </w:rPr>
+            </w:r>
+            <w:r>
+              <w:rPr>
+                <w:rFonts w:ascii="Arial" w:hAnsi="Arial" w:eastAsia="Arial" w:cs="Tahoma"/>
                 <w:sz w:val="18"/>
               </w:rPr>
               <w:t xml:space="preserve">repository provider แบบ factory ผูก token string กับ </w:t>
             </w:r>
             <w:r>
               <w:rPr>
-                <w:rFonts w:ascii="Courier New" w:hAnsi="Courier New" w:eastAsia="Arial"/>
+                <w:rFonts w:ascii="Courier New" w:hAnsi="Courier New" w:eastAsia="Courier New" w:cs="Tahoma"/>
                 <w:sz w:val="18"/>
               </w:rPr>
               <w:t>DATA_SOURCE</w:t>
             </w:r>
             <w:r>
               <w:rPr>
-                <w:rFonts w:ascii="Arial" w:hAnsi="Arial" w:eastAsia="Arial"/>
+                <w:rFonts w:ascii="Arial" w:hAnsi="Arial" w:eastAsia="Arial" w:cs="Tahoma"/>
                 <w:sz w:val="18"/>
               </w:rPr>
               <w:t xml:space="preserve"> — </w:t>
             </w:r>
             <w:r>
               <w:rPr>
-                <w:rFonts w:ascii="Arial" w:hAnsi="Arial" w:eastAsia="Arial"/>
+                <w:rFonts w:ascii="Arial" w:hAnsi="Arial" w:eastAsia="Arial" w:cs="Tahoma"/>
                 <w:b/>
                 <w:sz w:val="18"/>
               </w:rPr>
@@ -6834,13 +7031,13 @@
             </w:pPr>
             <w:r>
               <w:rPr>
-                <w:rFonts w:ascii="Arial" w:hAnsi="Arial" w:eastAsia="Arial"/>
-                <w:sz w:val="18"/>
-              </w:rPr>
-            </w:r>
-            <w:r>
-              <w:rPr>
-                <w:rFonts w:ascii="Arial" w:hAnsi="Arial" w:eastAsia="Arial"/>
+                <w:rFonts w:ascii="Arial" w:hAnsi="Arial" w:eastAsia="Arial" w:cs="Tahoma"/>
+                <w:sz w:val="18"/>
+              </w:rPr>
+            </w:r>
+            <w:r>
+              <w:rPr>
+                <w:rFonts w:ascii="Arial" w:hAnsi="Arial" w:eastAsia="Arial" w:cs="Tahoma"/>
                 <w:sz w:val="18"/>
               </w:rPr>
               <w:t>store-backend · sql/deploy-sbpgi-lookup.sql</w:t>
@@ -6859,13 +7056,13 @@
             </w:pPr>
             <w:r>
               <w:rPr>
-                <w:rFonts w:ascii="Arial" w:hAnsi="Arial" w:eastAsia="Arial"/>
-                <w:sz w:val="18"/>
-              </w:rPr>
-            </w:r>
-            <w:r>
-              <w:rPr>
-                <w:rFonts w:ascii="Arial" w:hAnsi="Arial" w:eastAsia="Arial"/>
+                <w:rFonts w:ascii="Arial" w:hAnsi="Arial" w:eastAsia="Arial" w:cs="Tahoma"/>
+                <w:sz w:val="18"/>
+              </w:rPr>
+            </w:r>
+            <w:r>
+              <w:rPr>
+                <w:rFonts w:ascii="Arial" w:hAnsi="Arial" w:eastAsia="Arial" w:cs="Tahoma"/>
                 <w:sz w:val="18"/>
               </w:rPr>
               <w:t>DDL production แบบ idempotent (ทีมนี้ไม่ใช้ migration เป็นหลัก)</w:t>
@@ -6889,13 +7086,13 @@
             </w:pPr>
             <w:r>
               <w:rPr>
-                <w:rFonts w:ascii="Arial" w:hAnsi="Arial" w:eastAsia="Arial"/>
-                <w:sz w:val="18"/>
-              </w:rPr>
-            </w:r>
-            <w:r>
-              <w:rPr>
-                <w:rFonts w:ascii="Arial" w:hAnsi="Arial" w:eastAsia="Arial"/>
+                <w:rFonts w:ascii="Arial" w:hAnsi="Arial" w:eastAsia="Arial" w:cs="Tahoma"/>
+                <w:sz w:val="18"/>
+              </w:rPr>
+            </w:r>
+            <w:r>
+              <w:rPr>
+                <w:rFonts w:ascii="Arial" w:hAnsi="Arial" w:eastAsia="Arial" w:cs="Tahoma"/>
                 <w:sz w:val="18"/>
               </w:rPr>
               <w:t>BFF · src/common/client-services/sbpgi-client.service.ts</w:t>
@@ -6914,48 +7111,48 @@
             </w:pPr>
             <w:r>
               <w:rPr>
-                <w:rFonts w:ascii="Arial" w:hAnsi="Arial" w:eastAsia="Arial"/>
-                <w:sz w:val="18"/>
-              </w:rPr>
-            </w:r>
-            <w:r>
-              <w:rPr>
-                <w:rFonts w:ascii="Arial" w:hAnsi="Arial" w:eastAsia="Arial"/>
+                <w:rFonts w:ascii="Arial" w:hAnsi="Arial" w:eastAsia="Arial" w:cs="Tahoma"/>
+                <w:sz w:val="18"/>
+              </w:rPr>
+            </w:r>
+            <w:r>
+              <w:rPr>
+                <w:rFonts w:ascii="Arial" w:hAnsi="Arial" w:eastAsia="Arial" w:cs="Tahoma"/>
                 <w:sz w:val="18"/>
               </w:rPr>
               <w:t xml:space="preserve">client ต่อจาก </w:t>
             </w:r>
             <w:r>
               <w:rPr>
-                <w:rFonts w:ascii="Courier New" w:hAnsi="Courier New" w:eastAsia="Arial"/>
+                <w:rFonts w:ascii="Courier New" w:hAnsi="Courier New" w:eastAsia="Courier New" w:cs="Tahoma"/>
                 <w:sz w:val="18"/>
               </w:rPr>
               <w:t>BaseClientService</w:t>
             </w:r>
             <w:r>
               <w:rPr>
-                <w:rFonts w:ascii="Arial" w:hAnsi="Arial" w:eastAsia="Arial"/>
+                <w:rFonts w:ascii="Arial" w:hAnsi="Arial" w:eastAsia="Arial" w:cs="Tahoma"/>
                 <w:sz w:val="18"/>
               </w:rPr>
               <w:t xml:space="preserve"> ตั้ง baseUrl + </w:t>
             </w:r>
             <w:r>
               <w:rPr>
-                <w:rFonts w:ascii="Courier New" w:hAnsi="Courier New" w:eastAsia="Arial"/>
+                <w:rFonts w:ascii="Courier New" w:hAnsi="Courier New" w:eastAsia="Courier New" w:cs="Tahoma"/>
                 <w:sz w:val="18"/>
               </w:rPr>
               <w:t>x-api-key</w:t>
             </w:r>
             <w:r>
               <w:rPr>
-                <w:rFonts w:ascii="Arial" w:hAnsi="Arial" w:eastAsia="Arial"/>
+                <w:rFonts w:ascii="Arial" w:hAnsi="Arial" w:eastAsia="Arial" w:cs="Tahoma"/>
                 <w:sz w:val="18"/>
               </w:rPr>
               <w:t xml:space="preserve"> ตอน </w:t>
             </w:r>
             <w:r>
               <w:rPr>
-                <w:rFonts w:ascii="Courier New" w:hAnsi="Courier New" w:eastAsia="Arial"/>
+                <w:rFonts w:ascii="Courier New" w:hAnsi="Courier New" w:eastAsia="Courier New" w:cs="Tahoma"/>
                 <w:sz w:val="18"/>
               </w:rPr>
               <w:t>onModuleInit</w:t>
@@ -6979,13 +7176,13 @@
             </w:pPr>
             <w:r>
               <w:rPr>
-                <w:rFonts w:ascii="Arial" w:hAnsi="Arial" w:eastAsia="Arial"/>
-                <w:sz w:val="18"/>
-              </w:rPr>
-            </w:r>
-            <w:r>
-              <w:rPr>
-                <w:rFonts w:ascii="Arial" w:hAnsi="Arial" w:eastAsia="Arial"/>
+                <w:rFonts w:ascii="Arial" w:hAnsi="Arial" w:eastAsia="Arial" w:cs="Tahoma"/>
+                <w:sz w:val="18"/>
+              </w:rPr>
+            </w:r>
+            <w:r>
+              <w:rPr>
+                <w:rFonts w:ascii="Arial" w:hAnsi="Arial" w:eastAsia="Arial" w:cs="Tahoma"/>
                 <w:sz w:val="18"/>
               </w:rPr>
               <w:t>BFF · src/modules/sbpgi-lookup/sbpgi-lookup.controller.ts</w:t>
@@ -7004,34 +7201,35 @@
             </w:pPr>
             <w:r>
               <w:rPr>
-                <w:rFonts w:ascii="Arial" w:hAnsi="Arial" w:eastAsia="Arial"/>
-                <w:sz w:val="18"/>
-              </w:rPr>
-            </w:r>
-            <w:r>
-              <w:rPr>
-                <w:rFonts w:ascii="Arial" w:hAnsi="Arial" w:eastAsia="Arial"/>
+                <w:rFonts w:ascii="Arial" w:hAnsi="Arial" w:eastAsia="Arial" w:cs="Tahoma"/>
+                <w:sz w:val="18"/>
+              </w:rPr>
+            </w:r>
+            <w:r>
+              <w:rPr>
+                <w:rFonts w:ascii="Arial" w:hAnsi="Arial" w:eastAsia="Arial" w:cs="Tahoma"/>
                 <w:sz w:val="18"/>
               </w:rPr>
               <w:t xml:space="preserve">route ฝั่ง BFF prefix </w:t>
             </w:r>
             <w:r>
               <w:rPr>
-                <w:rFonts w:ascii="Courier New" w:hAnsi="Courier New" w:eastAsia="Arial"/>
+                <w:rFonts w:ascii="Arial" w:hAnsi="Arial" w:eastAsia="Arial" w:cs="Tahoma"/>
+                <w:color w:val="8A3324"/>
                 <w:sz w:val="18"/>
               </w:rPr>
               <w:t>/bff/sbpgi/…</w:t>
             </w:r>
             <w:r>
               <w:rPr>
-                <w:rFonts w:ascii="Arial" w:hAnsi="Arial" w:eastAsia="Arial"/>
+                <w:rFonts w:ascii="Arial" w:hAnsi="Arial" w:eastAsia="Arial" w:cs="Tahoma"/>
                 <w:sz w:val="18"/>
               </w:rPr>
               <w:t xml:space="preserve"> + </w:t>
             </w:r>
             <w:r>
               <w:rPr>
-                <w:rFonts w:ascii="Courier New" w:hAnsi="Courier New" w:eastAsia="Arial"/>
+                <w:rFonts w:ascii="Courier New" w:hAnsi="Courier New" w:eastAsia="Courier New" w:cs="Tahoma"/>
                 <w:sz w:val="18"/>
               </w:rPr>
               <w:t>@UseGuards(AuthGuard('jwt'))</w:t>
@@ -7055,13 +7253,13 @@
             </w:pPr>
             <w:r>
               <w:rPr>
-                <w:rFonts w:ascii="Arial" w:hAnsi="Arial" w:eastAsia="Arial"/>
-                <w:sz w:val="18"/>
-              </w:rPr>
-            </w:r>
-            <w:r>
-              <w:rPr>
-                <w:rFonts w:ascii="Arial" w:hAnsi="Arial" w:eastAsia="Arial"/>
+                <w:rFonts w:ascii="Arial" w:hAnsi="Arial" w:eastAsia="Arial" w:cs="Tahoma"/>
+                <w:sz w:val="18"/>
+              </w:rPr>
+            </w:r>
+            <w:r>
+              <w:rPr>
+                <w:rFonts w:ascii="Arial" w:hAnsi="Arial" w:eastAsia="Arial" w:cs="Tahoma"/>
                 <w:sz w:val="18"/>
               </w:rPr>
               <w:t>BFF · src/modules/sbpgi-lookup/sbpgi-lookup.service.ts</w:t>
@@ -7080,55 +7278,55 @@
             </w:pPr>
             <w:r>
               <w:rPr>
-                <w:rFonts w:ascii="Arial" w:hAnsi="Arial" w:eastAsia="Arial"/>
-                <w:sz w:val="18"/>
-              </w:rPr>
-            </w:r>
-            <w:r>
-              <w:rPr>
-                <w:rFonts w:ascii="Arial" w:hAnsi="Arial" w:eastAsia="Arial"/>
+                <w:rFonts w:ascii="Arial" w:hAnsi="Arial" w:eastAsia="Arial" w:cs="Tahoma"/>
+                <w:sz w:val="18"/>
+              </w:rPr>
+            </w:r>
+            <w:r>
+              <w:rPr>
+                <w:rFonts w:ascii="Arial" w:hAnsi="Arial" w:eastAsia="Arial" w:cs="Tahoma"/>
                 <w:sz w:val="18"/>
               </w:rPr>
               <w:t xml:space="preserve">แนบ </w:t>
             </w:r>
             <w:r>
               <w:rPr>
-                <w:rFonts w:ascii="Courier New" w:hAnsi="Courier New" w:eastAsia="Arial"/>
+                <w:rFonts w:ascii="Courier New" w:hAnsi="Courier New" w:eastAsia="Courier New" w:cs="Tahoma"/>
                 <w:sz w:val="18"/>
               </w:rPr>
               <w:t>x-user-id</w:t>
             </w:r>
             <w:r>
               <w:rPr>
-                <w:rFonts w:ascii="Arial" w:hAnsi="Arial" w:eastAsia="Arial"/>
+                <w:rFonts w:ascii="Arial" w:hAnsi="Arial" w:eastAsia="Arial" w:cs="Tahoma"/>
                 <w:sz w:val="18"/>
               </w:rPr>
               <w:t xml:space="preserve"> / </w:t>
             </w:r>
             <w:r>
               <w:rPr>
-                <w:rFonts w:ascii="Courier New" w:hAnsi="Courier New" w:eastAsia="Arial"/>
+                <w:rFonts w:ascii="Courier New" w:hAnsi="Courier New" w:eastAsia="Courier New" w:cs="Tahoma"/>
                 <w:sz w:val="18"/>
               </w:rPr>
               <w:t>x-user-group-id</w:t>
             </w:r>
             <w:r>
               <w:rPr>
-                <w:rFonts w:ascii="Arial" w:hAnsi="Arial" w:eastAsia="Arial"/>
+                <w:rFonts w:ascii="Arial" w:hAnsi="Arial" w:eastAsia="Arial" w:cs="Tahoma"/>
                 <w:sz w:val="18"/>
               </w:rPr>
               <w:t xml:space="preserve"> / </w:t>
             </w:r>
             <w:r>
               <w:rPr>
-                <w:rFonts w:ascii="Courier New" w:hAnsi="Courier New" w:eastAsia="Arial"/>
+                <w:rFonts w:ascii="Courier New" w:hAnsi="Courier New" w:eastAsia="Courier New" w:cs="Tahoma"/>
                 <w:sz w:val="18"/>
               </w:rPr>
               <w:t>x-user-permissions</w:t>
             </w:r>
             <w:r>
               <w:rPr>
-                <w:rFonts w:ascii="Arial" w:hAnsi="Arial" w:eastAsia="Arial"/>
+                <w:rFonts w:ascii="Arial" w:hAnsi="Arial" w:eastAsia="Arial" w:cs="Tahoma"/>
                 <w:sz w:val="18"/>
               </w:rPr>
               <w:t xml:space="preserve"> แล้ว forward ไป backend</w:t>
@@ -7173,7 +7371,7 @@
             <w:r/>
             <w:r>
               <w:rPr>
-                <w:rFonts w:ascii="Arial" w:hAnsi="Arial" w:eastAsia="Arial"/>
+                <w:rFonts w:ascii="Arial" w:hAnsi="Arial" w:eastAsia="Arial" w:cs="Tahoma"/>
                 <w:b/>
                 <w:sz w:val="18"/>
               </w:rPr>
@@ -7195,7 +7393,7 @@
             <w:r/>
             <w:r>
               <w:rPr>
-                <w:rFonts w:ascii="Arial" w:hAnsi="Arial" w:eastAsia="Arial"/>
+                <w:rFonts w:ascii="Arial" w:hAnsi="Arial" w:eastAsia="Arial" w:cs="Tahoma"/>
                 <w:b/>
                 <w:sz w:val="18"/>
               </w:rPr>
@@ -7217,7 +7415,7 @@
             <w:r/>
             <w:r>
               <w:rPr>
-                <w:rFonts w:ascii="Arial" w:hAnsi="Arial" w:eastAsia="Arial"/>
+                <w:rFonts w:ascii="Arial" w:hAnsi="Arial" w:eastAsia="Arial" w:cs="Tahoma"/>
                 <w:b/>
                 <w:sz w:val="18"/>
               </w:rPr>
@@ -7242,13 +7440,13 @@
             </w:pPr>
             <w:r>
               <w:rPr>
-                <w:rFonts w:ascii="Arial" w:hAnsi="Arial" w:eastAsia="Arial"/>
-                <w:sz w:val="18"/>
-              </w:rPr>
-            </w:r>
-            <w:r>
-              <w:rPr>
-                <w:rFonts w:ascii="Arial" w:hAnsi="Arial" w:eastAsia="Arial"/>
+                <w:rFonts w:ascii="Arial" w:hAnsi="Arial" w:eastAsia="Arial" w:cs="Tahoma"/>
+                <w:sz w:val="18"/>
+              </w:rPr>
+            </w:r>
+            <w:r>
+              <w:rPr>
+                <w:rFonts w:ascii="Arial" w:hAnsi="Arial" w:eastAsia="Arial" w:cs="Tahoma"/>
                 <w:sz w:val="18"/>
               </w:rPr>
               <w:t>GET /store/search (ระบบ SBP เดิม)</w:t>
@@ -7267,13 +7465,13 @@
             </w:pPr>
             <w:r>
               <w:rPr>
-                <w:rFonts w:ascii="Arial" w:hAnsi="Arial" w:eastAsia="Arial"/>
-                <w:sz w:val="18"/>
-              </w:rPr>
-            </w:r>
-            <w:r>
-              <w:rPr>
-                <w:rFonts w:ascii="Arial" w:hAnsi="Arial" w:eastAsia="Arial"/>
+                <w:rFonts w:ascii="Arial" w:hAnsi="Arial" w:eastAsia="Arial" w:cs="Tahoma"/>
+                <w:sz w:val="18"/>
+              </w:rPr>
+            </w:r>
+            <w:r>
+              <w:rPr>
+                <w:rFonts w:ascii="Arial" w:hAnsi="Arial" w:eastAsia="Arial" w:cs="Tahoma"/>
                 <w:sz w:val="18"/>
               </w:rPr>
               <w:t>ค้นหาร้านสำหรับ popup</w:t>
@@ -7292,13 +7490,13 @@
             </w:pPr>
             <w:r>
               <w:rPr>
-                <w:rFonts w:ascii="Arial" w:hAnsi="Arial" w:eastAsia="Arial"/>
-                <w:sz w:val="18"/>
-              </w:rPr>
-            </w:r>
-            <w:r>
-              <w:rPr>
-                <w:rFonts w:ascii="Arial" w:hAnsi="Arial" w:eastAsia="Arial"/>
+                <w:rFonts w:ascii="Arial" w:hAnsi="Arial" w:eastAsia="Arial" w:cs="Tahoma"/>
+                <w:sz w:val="18"/>
+              </w:rPr>
+            </w:r>
+            <w:r>
+              <w:rPr>
+                <w:rFonts w:ascii="Arial" w:hAnsi="Arial" w:eastAsia="Arial" w:cs="Tahoma"/>
                 <w:sz w:val="18"/>
               </w:rPr>
               <w:t>endpoint ของระบบ SBP เดิม — เรียกใช้ ไม่ต้อง implement ใหม่</w:t>
@@ -7326,7 +7524,7 @@
       </w:pPr>
       <w:r>
         <w:rPr>
-          <w:rFonts w:ascii="Courier New" w:hAnsi="Courier New"/>
+          <w:rFonts w:ascii="Courier New" w:hAnsi="Courier New" w:eastAsia="Courier New" w:cs="Tahoma"/>
           <w:sz w:val="16"/>
         </w:rPr>
         <w:t>// src/modules/sbpgi-lookup/sbpgi-lookup.controller.ts</w:t>
@@ -7399,7 +7597,7 @@
       </w:pPr>
       <w:r>
         <w:rPr>
-          <w:rFonts w:ascii="Courier New" w:hAnsi="Courier New"/>
+          <w:rFonts w:ascii="Courier New" w:hAnsi="Courier New" w:eastAsia="Courier New" w:cs="Tahoma"/>
           <w:sz w:val="16"/>
         </w:rPr>
         <w:t>// src/modules/sbpgi-lookup/dto/sbpgi-lookup.dto.ts</w:t>
@@ -7458,7 +7656,7 @@
       </w:r>
       <w:r>
         <w:rPr>
-          <w:rFonts w:ascii="Courier New" w:hAnsi="Courier New"/>
+          <w:rFonts w:ascii="Courier New" w:hAnsi="Courier New" w:eastAsia="Courier New" w:cs="Tahoma"/>
         </w:rPr>
         <w:t>throw new NotImplementedException(...)</w:t>
       </w:r>
@@ -7473,7 +7671,7 @@
       </w:pPr>
       <w:r>
         <w:rPr>
-          <w:rFonts w:ascii="Courier New" w:hAnsi="Courier New"/>
+          <w:rFonts w:ascii="Courier New" w:hAnsi="Courier New" w:eastAsia="Courier New" w:cs="Tahoma"/>
           <w:sz w:val="16"/>
         </w:rPr>
         <w:t>// src/modules/sbpgi-lookup/sbpgi-lookup.service.ts</w:t>
@@ -7569,29 +7767,47 @@
         <w:keepNext w:val="0"/>
       </w:pPr>
       <w:r>
-        <w:t xml:space="preserve">⚠️ </w:t>
+        <w:t xml:space="preserve">✅ </w:t>
       </w:r>
       <w:r>
         <w:rPr>
           <w:b/>
         </w:rPr>
-        <w:t>ชื่อ function ของ engine ยังไม่ยืนยัน (บันทึก 2026-08-07)</w:t>
+        <w:t>ชื่อ function ของ engine — ยึด LLDD ของ lib (ปิดข้อค้าง 2026-08-14)</w:t>
       </w:r>
       <w:r>
-        <w:t xml:space="preserve"> — แหล่งอ้างอิง 3 แหล่งให้ชื่อไม่ตรงกัน ชุด A </w:t>
+        <w:t xml:space="preserve"> · API จริงคือ 8 ตัวตามชีต </w:t>
       </w:r>
       <w:r>
         <w:rPr>
-          <w:rFonts w:ascii="Courier New" w:hAnsi="Courier New"/>
+          <w:rFonts w:ascii="Courier New" w:hAnsi="Courier New" w:eastAsia="Courier New" w:cs="Tahoma"/>
         </w:rPr>
-        <w:t>TSM SRM LLDD SBP workflow ไฟล์1.2</w:t>
+        <w:t>Detail</w:t>
       </w:r>
       <w:r>
-        <w:t xml:space="preserve"> ชีต Detail = </w:t>
+        <w:t xml:space="preserve"> ของ </w:t>
       </w:r>
       <w:r>
         <w:rPr>
-          <w:rFonts w:ascii="Courier New" w:hAnsi="Courier New"/>
+          <w:rFonts w:ascii="Courier New" w:hAnsi="Courier New" w:eastAsia="Courier New" w:cs="Tahoma"/>
+        </w:rPr>
+        <w:t>SBP/TSM-SRM-LLDD SBP workflow 1.2.xlsx</w:t>
+      </w:r>
+      <w:r>
+        <w:t xml:space="preserve"> (เอกสารของ lib เอง): </w:t>
+      </w:r>
+      <w:r>
+        <w:rPr>
+          <w:rFonts w:ascii="Courier New" w:hAnsi="Courier New" w:eastAsia="Courier New" w:cs="Tahoma"/>
+        </w:rPr>
+        <w:t>initializeWorkflow</w:t>
+      </w:r>
+      <w:r>
+        <w:t xml:space="preserve"> · </w:t>
+      </w:r>
+      <w:r>
+        <w:rPr>
+          <w:rFonts w:ascii="Courier New" w:hAnsi="Courier New" w:eastAsia="Courier New" w:cs="Tahoma"/>
         </w:rPr>
         <w:t>eventWorkflow</w:t>
       </w:r>
@@ -7600,120 +7816,84 @@
       </w:r>
       <w:r>
         <w:rPr>
-          <w:rFonts w:ascii="Courier New" w:hAnsi="Courier New"/>
+          <w:rFonts w:ascii="Courier New" w:hAnsi="Courier New" w:eastAsia="Courier New" w:cs="Tahoma"/>
         </w:rPr>
-        <w:t>addPreApprover</w:t>
+        <w:t>getPermissionEvents</w:t>
       </w:r>
       <w:r>
         <w:t xml:space="preserve"> · </w:t>
       </w:r>
       <w:r>
         <w:rPr>
-          <w:rFonts w:ascii="Courier New" w:hAnsi="Courier New"/>
+          <w:rFonts w:ascii="Courier New" w:hAnsi="Courier New" w:eastAsia="Courier New" w:cs="Tahoma"/>
         </w:rPr>
-        <w:t>getPendingFlowByUser</w:t>
-      </w:r>
-      <w:r>
-        <w:t xml:space="preserve"> · ชุด B ชีต </w:t>
-      </w:r>
-      <w:r>
-        <w:rPr>
-          <w:rFonts w:ascii="Courier New" w:hAnsi="Courier New"/>
-        </w:rPr>
-        <w:t>Mermaid seq</w:t>
-      </w:r>
-      <w:r>
-        <w:t xml:space="preserve"> ของไฟล์เดียวกัน = </w:t>
-      </w:r>
-      <w:r>
-        <w:rPr>
-          <w:rFonts w:ascii="Courier New" w:hAnsi="Courier New"/>
-        </w:rPr>
-        <w:t>triggerEvent</w:t>
-      </w:r>
-      <w:r>
-        <w:t xml:space="preserve"> · ชุด C </w:t>
-      </w:r>
-      <w:r>
-        <w:rPr>
-          <w:rFonts w:ascii="Courier New" w:hAnsi="Courier New"/>
-        </w:rPr>
-        <w:t>srm sps spsap store backend</w:t>
-      </w:r>
-      <w:r>
-        <w:t xml:space="preserve"> §1.5 = </w:t>
-      </w:r>
-      <w:r>
-        <w:rPr>
-          <w:rFonts w:ascii="Courier New" w:hAnsi="Courier New"/>
-        </w:rPr>
-        <w:t>TriggerEventUseCase</w:t>
+        <w:t>getHistory</w:t>
       </w:r>
       <w:r>
         <w:t xml:space="preserve"> · </w:t>
       </w:r>
       <w:r>
         <w:rPr>
-          <w:rFonts w:ascii="Courier New" w:hAnsi="Courier New"/>
+          <w:rFonts w:ascii="Courier New" w:hAnsi="Courier New" w:eastAsia="Courier New" w:cs="Tahoma"/>
         </w:rPr>
-        <w:t>AddPreparedApproverUseCase</w:t>
+        <w:t>getTransaction</w:t>
       </w:r>
       <w:r>
         <w:t xml:space="preserve"> · </w:t>
       </w:r>
       <w:r>
         <w:rPr>
-          <w:rFonts w:ascii="Courier New" w:hAnsi="Courier New"/>
+          <w:rFonts w:ascii="Courier New" w:hAnsi="Courier New" w:eastAsia="Courier New" w:cs="Tahoma"/>
         </w:rPr>
-        <w:t>GetPendingFlowUseCase</w:t>
+        <w:t>getPendingFlowByUser</w:t>
       </w:r>
       <w:r>
-        <w:t xml:space="preserve"> · ชื่อที่ใช้ใน skeleton ด้านล่างเป็น </w:t>
+        <w:t xml:space="preserve"> · </w:t>
       </w:r>
       <w:r>
         <w:rPr>
-          <w:b/>
+          <w:rFonts w:ascii="Courier New" w:hAnsi="Courier New" w:eastAsia="Courier New" w:cs="Tahoma"/>
         </w:rPr>
-        <w:t>ชื่อชั่วคราว</w:t>
+        <w:t>getWorkflowsByUser</w:t>
       </w:r>
       <w:r>
-        <w:t xml:space="preserve"> ต้องยืนยันกับทีมเจ้าของ library ก่อนเขียนโค้ดจริง (ดู </w:t>
+        <w:t xml:space="preserve"> · </w:t>
       </w:r>
       <w:r>
         <w:rPr>
-          <w:rFonts w:ascii="Courier New" w:hAnsi="Courier New"/>
+          <w:rFonts w:ascii="Courier New" w:hAnsi="Courier New" w:eastAsia="Courier New" w:cs="Tahoma"/>
+        </w:rPr>
+        <w:t>addPreApprover</w:t>
+      </w:r>
+      <w:r>
+        <w:t xml:space="preserve"> · ชื่อที่เคยขัดกันไม่ใช่ชื่อ API — *Trigger Event* เป็นชื่อหัวข้อขั้นตอนภายใน </w:t>
+      </w:r>
+      <w:r>
+        <w:rPr>
+          <w:rFonts w:ascii="Courier New" w:hAnsi="Courier New" w:eastAsia="Courier New" w:cs="Tahoma"/>
+        </w:rPr>
+        <w:t>eventWorkflow</w:t>
+      </w:r>
+      <w:r>
+        <w:t xml:space="preserve"> และ </w:t>
+      </w:r>
+      <w:r>
+        <w:rPr>
+          <w:rFonts w:ascii="Courier New" w:hAnsi="Courier New" w:eastAsia="Courier New" w:cs="Tahoma"/>
+        </w:rPr>
+        <w:t>*UseCase</w:t>
+      </w:r>
+      <w:r>
+        <w:t xml:space="preserve"> เป็น class ที่ store-backend ห่อไว้ใช้เอง (ดู </w:t>
+      </w:r>
+      <w:r>
+        <w:rPr>
+          <w:rFonts w:ascii="Courier New" w:hAnsi="Courier New" w:eastAsia="Courier New" w:cs="Tahoma"/>
         </w:rPr>
         <w:t>LLDD-BE-Workflow-Engine-Definition.pdf</w:t>
       </w:r>
       <w:r>
-        <w:t xml:space="preserve"> หัวข้อ 5.3) · engine มี </w:t>
-      </w:r>
-      <w:r>
-        <w:rPr>
-          <w:b/>
-        </w:rPr>
-        <w:t>13 ตาราง</w:t>
-      </w:r>
-      <w:r>
-        <w:t xml:space="preserve"> อยู่ใน schema </w:t>
-      </w:r>
-      <w:r>
-        <w:rPr>
-          <w:b/>
-        </w:rPr>
-        <w:t>`sps_store`</w:t>
-      </w:r>
-      <w:r>
-        <w:t xml:space="preserve"> (ไม่ใช่ 10 ตาราง และไม่ใช่ </w:t>
-      </w:r>
-      <w:r>
-        <w:rPr>
-          <w:rFonts w:ascii="Courier New" w:hAnsi="Courier New"/>
-        </w:rPr>
-        <w:t>sps_auth</w:t>
-      </w:r>
-      <w:r>
-        <w:t>)</w:t>
+        <w:t xml:space="preserve"> หัวข้อ 5.3)</w:t>
       </w:r>
     </w:p>
     <w:tbl>
@@ -7746,7 +7926,7 @@
             <w:r/>
             <w:r>
               <w:rPr>
-                <w:rFonts w:ascii="Arial" w:hAnsi="Arial" w:eastAsia="Arial"/>
+                <w:rFonts w:ascii="Arial" w:hAnsi="Arial" w:eastAsia="Arial" w:cs="Tahoma"/>
                 <w:b/>
                 <w:sz w:val="18"/>
               </w:rPr>
@@ -7768,7 +7948,7 @@
             <w:r/>
             <w:r>
               <w:rPr>
-                <w:rFonts w:ascii="Arial" w:hAnsi="Arial" w:eastAsia="Arial"/>
+                <w:rFonts w:ascii="Arial" w:hAnsi="Arial" w:eastAsia="Arial" w:cs="Tahoma"/>
                 <w:b/>
                 <w:sz w:val="18"/>
               </w:rPr>
@@ -7790,7 +7970,7 @@
             <w:r/>
             <w:r>
               <w:rPr>
-                <w:rFonts w:ascii="Arial" w:hAnsi="Arial" w:eastAsia="Arial"/>
+                <w:rFonts w:ascii="Arial" w:hAnsi="Arial" w:eastAsia="Arial" w:cs="Tahoma"/>
                 <w:b/>
                 <w:sz w:val="18"/>
               </w:rPr>
@@ -7815,13 +7995,13 @@
             </w:pPr>
             <w:r>
               <w:rPr>
-                <w:rFonts w:ascii="Arial" w:hAnsi="Arial" w:eastAsia="Arial"/>
-                <w:sz w:val="18"/>
-              </w:rPr>
-            </w:r>
-            <w:r>
-              <w:rPr>
-                <w:rFonts w:ascii="Arial" w:hAnsi="Arial" w:eastAsia="Arial"/>
+                <w:rFonts w:ascii="Arial" w:hAnsi="Arial" w:eastAsia="Arial" w:cs="Tahoma"/>
+                <w:sz w:val="18"/>
+              </w:rPr>
+            </w:r>
+            <w:r>
+              <w:rPr>
+                <w:rFonts w:ascii="Arial" w:hAnsi="Arial" w:eastAsia="Arial" w:cs="Tahoma"/>
                 <w:sz w:val="18"/>
               </w:rPr>
               <w:t>(อ่านสถานะประกอบ)</w:t>
@@ -7840,13 +8020,13 @@
             </w:pPr>
             <w:r>
               <w:rPr>
-                <w:rFonts w:ascii="Arial" w:hAnsi="Arial" w:eastAsia="Arial"/>
-                <w:sz w:val="18"/>
-              </w:rPr>
-            </w:r>
-            <w:r>
-              <w:rPr>
-                <w:rFonts w:ascii="Arial" w:hAnsi="Arial" w:eastAsia="Arial"/>
+                <w:rFonts w:ascii="Arial" w:hAnsi="Arial" w:eastAsia="Arial" w:cs="Tahoma"/>
+                <w:sz w:val="18"/>
+              </w:rPr>
+            </w:r>
+            <w:r>
+              <w:rPr>
+                <w:rFonts w:ascii="Arial" w:hAnsi="Arial" w:eastAsia="Arial" w:cs="Tahoma"/>
                 <w:sz w:val="18"/>
               </w:rPr>
               <w:t>getTransaction()</w:t>
@@ -7865,13 +8045,13 @@
             </w:pPr>
             <w:r>
               <w:rPr>
-                <w:rFonts w:ascii="Arial" w:hAnsi="Arial" w:eastAsia="Arial"/>
-                <w:sz w:val="18"/>
-              </w:rPr>
-            </w:r>
-            <w:r>
-              <w:rPr>
-                <w:rFonts w:ascii="Arial" w:hAnsi="Arial" w:eastAsia="Arial"/>
+                <w:rFonts w:ascii="Arial" w:hAnsi="Arial" w:eastAsia="Arial" w:cs="Tahoma"/>
+                <w:sz w:val="18"/>
+              </w:rPr>
+            </w:r>
+            <w:r>
+              <w:rPr>
+                <w:rFonts w:ascii="Arial" w:hAnsi="Arial" w:eastAsia="Arial" w:cs="Tahoma"/>
                 <w:sz w:val="18"/>
               </w:rPr>
               <w:t>อ่านสถานะปัจจุบันของเอกสารเพื่อประกอบ response</w:t>
@@ -7888,7 +8068,7 @@
       </w:pPr>
       <w:r>
         <w:rPr>
-          <w:rFonts w:ascii="Courier New" w:hAnsi="Courier New"/>
+          <w:rFonts w:ascii="Courier New" w:hAnsi="Courier New" w:eastAsia="Courier New" w:cs="Tahoma"/>
           <w:sz w:val="16"/>
         </w:rPr>
         <w:t>// src/modules/sbpgi-lookup/sbpgi-lookup.workflow.ts (หรือรวมไว้ใน service เดียวกัน)</w:t>
@@ -7923,7 +8103,7 @@
       </w:pPr>
       <w:r>
         <w:rPr>
-          <w:rFonts w:ascii="Courier New" w:hAnsi="Courier New"/>
+          <w:rFonts w:ascii="Courier New" w:hAnsi="Courier New" w:eastAsia="Courier New" w:cs="Tahoma"/>
           <w:sz w:val="16"/>
         </w:rPr>
         <w:t>// src/entitys/impacted-stores.entity.ts</w:t>
@@ -7984,7 +8164,7 @@
       </w:pPr>
       <w:r>
         <w:rPr>
-          <w:rFonts w:ascii="Courier New" w:hAnsi="Courier New"/>
+          <w:rFonts w:ascii="Courier New" w:hAnsi="Courier New" w:eastAsia="Courier New" w:cs="Tahoma"/>
           <w:sz w:val="16"/>
         </w:rPr>
         <w:t>// src/entitys/business-user.entity.ts</w:t>
@@ -8014,16 +8194,25 @@
       </w:r>
       <w:r>
         <w:rPr>
-          <w:rFonts w:ascii="Courier New" w:hAnsi="Courier New"/>
+          <w:rFonts w:ascii="Courier New" w:hAnsi="Courier New" w:eastAsia="Courier New" w:cs="Tahoma"/>
         </w:rPr>
         <w:t>permissions</w:t>
+      </w:r>
+      <w:r>
+        <w:t xml:space="preserve">, </w:t>
+      </w:r>
+      <w:r>
+        <w:rPr>
+          <w:rFonts w:ascii="Courier New" w:hAnsi="Courier New" w:eastAsia="Courier New" w:cs="Tahoma"/>
+        </w:rPr>
+        <w:t>email_sent</w:t>
       </w:r>
       <w:r>
         <w:t xml:space="preserve">) ใช้รูปแบบ entity เดียวกัน — คอลัมน์อ้างจาก </w:t>
       </w:r>
       <w:r>
         <w:rPr>
-          <w:rFonts w:ascii="Courier New" w:hAnsi="Courier New"/>
+          <w:rFonts w:ascii="Courier New" w:hAnsi="Courier New" w:eastAsia="Courier New" w:cs="Tahoma"/>
         </w:rPr>
         <w:t>Database design</w:t>
       </w:r>
@@ -8072,7 +8261,7 @@
             <w:r/>
             <w:r>
               <w:rPr>
-                <w:rFonts w:ascii="Arial" w:hAnsi="Arial" w:eastAsia="Arial"/>
+                <w:rFonts w:ascii="Arial" w:hAnsi="Arial" w:eastAsia="Arial" w:cs="Tahoma"/>
                 <w:b/>
                 <w:sz w:val="18"/>
               </w:rPr>
@@ -8094,7 +8283,7 @@
             <w:r/>
             <w:r>
               <w:rPr>
-                <w:rFonts w:ascii="Arial" w:hAnsi="Arial" w:eastAsia="Arial"/>
+                <w:rFonts w:ascii="Arial" w:hAnsi="Arial" w:eastAsia="Arial" w:cs="Tahoma"/>
                 <w:b/>
                 <w:sz w:val="18"/>
               </w:rPr>
@@ -8116,7 +8305,7 @@
             <w:r/>
             <w:r>
               <w:rPr>
-                <w:rFonts w:ascii="Arial" w:hAnsi="Arial" w:eastAsia="Arial"/>
+                <w:rFonts w:ascii="Arial" w:hAnsi="Arial" w:eastAsia="Arial" w:cs="Tahoma"/>
                 <w:b/>
                 <w:sz w:val="18"/>
               </w:rPr>
@@ -8141,13 +8330,13 @@
             </w:pPr>
             <w:r>
               <w:rPr>
-                <w:rFonts w:ascii="Arial" w:hAnsi="Arial" w:eastAsia="Arial"/>
-                <w:sz w:val="18"/>
-              </w:rPr>
-            </w:r>
-            <w:r>
-              <w:rPr>
-                <w:rFonts w:ascii="Arial" w:hAnsi="Arial" w:eastAsia="Arial"/>
+                <w:rFonts w:ascii="Arial" w:hAnsi="Arial" w:eastAsia="Arial" w:cs="Tahoma"/>
+                <w:sz w:val="18"/>
+              </w:rPr>
+            </w:r>
+            <w:r>
+              <w:rPr>
+                <w:rFonts w:ascii="Arial" w:hAnsi="Arial" w:eastAsia="Arial" w:cs="Tahoma"/>
                 <w:sz w:val="18"/>
               </w:rPr>
               <w:t>workflow_status</w:t>
@@ -8166,13 +8355,13 @@
             </w:pPr>
             <w:r>
               <w:rPr>
-                <w:rFonts w:ascii="Arial" w:hAnsi="Arial" w:eastAsia="Arial"/>
-                <w:sz w:val="18"/>
-              </w:rPr>
-            </w:r>
-            <w:r>
-              <w:rPr>
-                <w:rFonts w:ascii="Arial" w:hAnsi="Arial" w:eastAsia="Arial"/>
+                <w:rFonts w:ascii="Arial" w:hAnsi="Arial" w:eastAsia="Arial" w:cs="Tahoma"/>
+                <w:sz w:val="18"/>
+              </w:rPr>
+            </w:r>
+            <w:r>
+              <w:rPr>
+                <w:rFonts w:ascii="Arial" w:hAnsi="Arial" w:eastAsia="Arial" w:cs="Tahoma"/>
                 <w:sz w:val="18"/>
               </w:rPr>
               <w:t>R</w:t>
@@ -8191,13 +8380,13 @@
             </w:pPr>
             <w:r>
               <w:rPr>
-                <w:rFonts w:ascii="Arial" w:hAnsi="Arial" w:eastAsia="Arial"/>
-                <w:sz w:val="18"/>
-              </w:rPr>
-            </w:r>
-            <w:r>
-              <w:rPr>
-                <w:rFonts w:ascii="Arial" w:hAnsi="Arial" w:eastAsia="Arial"/>
+                <w:rFonts w:ascii="Arial" w:hAnsi="Arial" w:eastAsia="Arial" w:cs="Tahoma"/>
+                <w:sz w:val="18"/>
+              </w:rPr>
+            </w:r>
+            <w:r>
+              <w:rPr>
+                <w:rFonts w:ascii="Arial" w:hAnsi="Arial" w:eastAsia="Arial" w:cs="Tahoma"/>
                 <w:sz w:val="18"/>
               </w:rPr>
               <w:t>workflow engine @srm/glb-workflow</w:t>
@@ -8221,13 +8410,13 @@
             </w:pPr>
             <w:r>
               <w:rPr>
-                <w:rFonts w:ascii="Arial" w:hAnsi="Arial" w:eastAsia="Arial"/>
-                <w:sz w:val="18"/>
-              </w:rPr>
-            </w:r>
-            <w:r>
-              <w:rPr>
-                <w:rFonts w:ascii="Arial" w:hAnsi="Arial" w:eastAsia="Arial"/>
+                <w:rFonts w:ascii="Arial" w:hAnsi="Arial" w:eastAsia="Arial" w:cs="Tahoma"/>
+                <w:sz w:val="18"/>
+              </w:rPr>
+            </w:r>
+            <w:r>
+              <w:rPr>
+                <w:rFonts w:ascii="Arial" w:hAnsi="Arial" w:eastAsia="Arial" w:cs="Tahoma"/>
                 <w:sz w:val="18"/>
               </w:rPr>
               <w:t>workflow_state</w:t>
@@ -8246,13 +8435,13 @@
             </w:pPr>
             <w:r>
               <w:rPr>
-                <w:rFonts w:ascii="Arial" w:hAnsi="Arial" w:eastAsia="Arial"/>
-                <w:sz w:val="18"/>
-              </w:rPr>
-            </w:r>
-            <w:r>
-              <w:rPr>
-                <w:rFonts w:ascii="Arial" w:hAnsi="Arial" w:eastAsia="Arial"/>
+                <w:rFonts w:ascii="Arial" w:hAnsi="Arial" w:eastAsia="Arial" w:cs="Tahoma"/>
+                <w:sz w:val="18"/>
+              </w:rPr>
+            </w:r>
+            <w:r>
+              <w:rPr>
+                <w:rFonts w:ascii="Arial" w:hAnsi="Arial" w:eastAsia="Arial" w:cs="Tahoma"/>
                 <w:sz w:val="18"/>
               </w:rPr>
               <w:t>R</w:t>
@@ -8271,13 +8460,13 @@
             </w:pPr>
             <w:r>
               <w:rPr>
-                <w:rFonts w:ascii="Arial" w:hAnsi="Arial" w:eastAsia="Arial"/>
-                <w:sz w:val="18"/>
-              </w:rPr>
-            </w:r>
-            <w:r>
-              <w:rPr>
-                <w:rFonts w:ascii="Arial" w:hAnsi="Arial" w:eastAsia="Arial"/>
+                <w:rFonts w:ascii="Arial" w:hAnsi="Arial" w:eastAsia="Arial" w:cs="Tahoma"/>
+                <w:sz w:val="18"/>
+              </w:rPr>
+            </w:r>
+            <w:r>
+              <w:rPr>
+                <w:rFonts w:ascii="Arial" w:hAnsi="Arial" w:eastAsia="Arial" w:cs="Tahoma"/>
                 <w:sz w:val="18"/>
               </w:rPr>
               <w:t>workflow engine @srm/glb-workflow</w:t>
@@ -8301,13 +8490,13 @@
             </w:pPr>
             <w:r>
               <w:rPr>
-                <w:rFonts w:ascii="Arial" w:hAnsi="Arial" w:eastAsia="Arial"/>
-                <w:sz w:val="18"/>
-              </w:rPr>
-            </w:r>
-            <w:r>
-              <w:rPr>
-                <w:rFonts w:ascii="Arial" w:hAnsi="Arial" w:eastAsia="Arial"/>
+                <w:rFonts w:ascii="Arial" w:hAnsi="Arial" w:eastAsia="Arial" w:cs="Tahoma"/>
+                <w:sz w:val="18"/>
+              </w:rPr>
+            </w:r>
+            <w:r>
+              <w:rPr>
+                <w:rFonts w:ascii="Arial" w:hAnsi="Arial" w:eastAsia="Arial" w:cs="Tahoma"/>
                 <w:sz w:val="18"/>
               </w:rPr>
               <w:t>menus</w:t>
@@ -8326,13 +8515,13 @@
             </w:pPr>
             <w:r>
               <w:rPr>
-                <w:rFonts w:ascii="Arial" w:hAnsi="Arial" w:eastAsia="Arial"/>
-                <w:sz w:val="18"/>
-              </w:rPr>
-            </w:r>
-            <w:r>
-              <w:rPr>
-                <w:rFonts w:ascii="Arial" w:hAnsi="Arial" w:eastAsia="Arial"/>
+                <w:rFonts w:ascii="Arial" w:hAnsi="Arial" w:eastAsia="Arial" w:cs="Tahoma"/>
+                <w:sz w:val="18"/>
+              </w:rPr>
+            </w:r>
+            <w:r>
+              <w:rPr>
+                <w:rFonts w:ascii="Arial" w:hAnsi="Arial" w:eastAsia="Arial" w:cs="Tahoma"/>
                 <w:sz w:val="18"/>
               </w:rPr>
               <w:t>R</w:t>
@@ -8351,16 +8540,96 @@
             </w:pPr>
             <w:r>
               <w:rPr>
-                <w:rFonts w:ascii="Arial" w:hAnsi="Arial" w:eastAsia="Arial"/>
-                <w:sz w:val="18"/>
-              </w:rPr>
-            </w:r>
-            <w:r>
-              <w:rPr>
-                <w:rFonts w:ascii="Arial" w:hAnsi="Arial" w:eastAsia="Arial"/>
+                <w:rFonts w:ascii="Arial" w:hAnsi="Arial" w:eastAsia="Arial" w:cs="Tahoma"/>
+                <w:sz w:val="18"/>
+              </w:rPr>
+            </w:r>
+            <w:r>
+              <w:rPr>
+                <w:rFonts w:ascii="Arial" w:hAnsi="Arial" w:eastAsia="Arial" w:cs="Tahoma"/>
                 <w:sz w:val="18"/>
               </w:rPr>
               <w:t>auth-backend menus</w:t>
+            </w:r>
+          </w:p>
+        </w:tc>
+      </w:tr>
+      <w:tr>
+        <w:trPr>
+          <w:cantSplit/>
+        </w:trPr>
+        <w:tc>
+          <w:tcPr>
+            <w:tcW w:type="dxa" w:w="3360"/>
+            <w:vAlign w:val="center"/>
+          </w:tcPr>
+          <w:p>
+            <w:pPr>
+              <w:keepLines/>
+              <w:spacing w:after="0"/>
+            </w:pPr>
+            <w:r>
+              <w:rPr>
+                <w:rFonts w:ascii="Arial" w:hAnsi="Arial" w:eastAsia="Arial" w:cs="Tahoma"/>
+                <w:sz w:val="18"/>
+              </w:rPr>
+            </w:r>
+            <w:r>
+              <w:rPr>
+                <w:rFonts w:ascii="Arial" w:hAnsi="Arial" w:eastAsia="Arial" w:cs="Tahoma"/>
+                <w:sz w:val="18"/>
+              </w:rPr>
+              <w:t>email_template</w:t>
+            </w:r>
+          </w:p>
+        </w:tc>
+        <w:tc>
+          <w:tcPr>
+            <w:tcW w:type="dxa" w:w="3360"/>
+            <w:vAlign w:val="center"/>
+          </w:tcPr>
+          <w:p>
+            <w:pPr>
+              <w:keepLines/>
+              <w:spacing w:after="0"/>
+            </w:pPr>
+            <w:r>
+              <w:rPr>
+                <w:rFonts w:ascii="Arial" w:hAnsi="Arial" w:eastAsia="Arial" w:cs="Tahoma"/>
+                <w:sz w:val="18"/>
+              </w:rPr>
+            </w:r>
+            <w:r>
+              <w:rPr>
+                <w:rFonts w:ascii="Arial" w:hAnsi="Arial" w:eastAsia="Arial" w:cs="Tahoma"/>
+                <w:sz w:val="18"/>
+              </w:rPr>
+              <w:t>R</w:t>
+            </w:r>
+          </w:p>
+        </w:tc>
+        <w:tc>
+          <w:tcPr>
+            <w:tcW w:type="dxa" w:w="3360"/>
+            <w:vAlign w:val="center"/>
+          </w:tcPr>
+          <w:p>
+            <w:pPr>
+              <w:keepLines/>
+              <w:spacing w:after="0"/>
+            </w:pPr>
+            <w:r>
+              <w:rPr>
+                <w:rFonts w:ascii="Arial" w:hAnsi="Arial" w:eastAsia="Arial" w:cs="Tahoma"/>
+                <w:sz w:val="18"/>
+              </w:rPr>
+            </w:r>
+            <w:r>
+              <w:rPr>
+                <w:rFonts w:ascii="Arial" w:hAnsi="Arial" w:eastAsia="Arial" w:cs="Tahoma"/>
+                <w:sz w:val="18"/>
+              </w:rPr>
+              <w:t>email_template + email_sent + @gosoft-sbp/email-lib</w:t>
             </w:r>
           </w:p>
         </w:tc>
@@ -8385,7 +8654,7 @@
       </w:pPr>
       <w:r>
         <w:rPr>
-          <w:rFonts w:ascii="Courier New" w:hAnsi="Courier New"/>
+          <w:rFonts w:ascii="Courier New" w:hAnsi="Courier New" w:eastAsia="Courier New" w:cs="Tahoma"/>
           <w:sz w:val="16"/>
         </w:rPr>
         <w:t>// src/providers/sbpgi/sbpgi.ts — repository provider แบบ factory (ไม่ใช้ TypeOrmModule.forFeature)</w:t>
@@ -8514,7 +8783,7 @@
       </w:r>
       <w:r>
         <w:rPr>
-          <w:rFonts w:ascii="Courier New" w:hAnsi="Courier New"/>
+          <w:color w:val="8A3324"/>
         </w:rPr>
         <w:t>/bff/sbpgi/…</w:t>
       </w:r>
@@ -8523,7 +8792,7 @@
       </w:r>
       <w:r>
         <w:rPr>
-          <w:rFonts w:ascii="Courier New" w:hAnsi="Courier New"/>
+          <w:rFonts w:ascii="Courier New" w:hAnsi="Courier New" w:eastAsia="Courier New" w:cs="Tahoma"/>
         </w:rPr>
         <w:t>/bff</w:t>
       </w:r>
@@ -8538,7 +8807,7 @@
       </w:pPr>
       <w:r>
         <w:rPr>
-          <w:rFonts w:ascii="Courier New" w:hAnsi="Courier New"/>
+          <w:rFonts w:ascii="Courier New" w:hAnsi="Courier New" w:eastAsia="Courier New" w:cs="Tahoma"/>
           <w:sz w:val="16"/>
         </w:rPr>
         <w:t>// src/common/client-services/sbpgi-client.service.ts</w:t>
@@ -8581,7 +8850,7 @@
       </w:pPr>
       <w:r>
         <w:rPr>
-          <w:rFonts w:ascii="Courier New" w:hAnsi="Courier New"/>
+          <w:rFonts w:ascii="Courier New" w:hAnsi="Courier New" w:eastAsia="Courier New" w:cs="Tahoma"/>
           <w:sz w:val="16"/>
         </w:rPr>
         <w:t>// src/modules/sbpgi-lookup/sbpgi-lookup.service.ts (BFF)</w:t>
@@ -8727,7 +8996,7 @@
             <w:r/>
             <w:r>
               <w:rPr>
-                <w:rFonts w:ascii="Arial" w:hAnsi="Arial" w:eastAsia="Arial"/>
+                <w:rFonts w:ascii="Arial" w:hAnsi="Arial" w:eastAsia="Arial" w:cs="Tahoma"/>
                 <w:b/>
                 <w:sz w:val="18"/>
               </w:rPr>
@@ -8749,7 +9018,7 @@
             <w:r/>
             <w:r>
               <w:rPr>
-                <w:rFonts w:ascii="Arial" w:hAnsi="Arial" w:eastAsia="Arial"/>
+                <w:rFonts w:ascii="Arial" w:hAnsi="Arial" w:eastAsia="Arial" w:cs="Tahoma"/>
                 <w:b/>
                 <w:sz w:val="18"/>
               </w:rPr>
@@ -8771,7 +9040,7 @@
             <w:r/>
             <w:r>
               <w:rPr>
-                <w:rFonts w:ascii="Arial" w:hAnsi="Arial" w:eastAsia="Arial"/>
+                <w:rFonts w:ascii="Arial" w:hAnsi="Arial" w:eastAsia="Arial" w:cs="Tahoma"/>
                 <w:b/>
                 <w:sz w:val="18"/>
               </w:rPr>
@@ -8796,13 +9065,13 @@
             </w:pPr>
             <w:r>
               <w:rPr>
-                <w:rFonts w:ascii="Arial" w:hAnsi="Arial" w:eastAsia="Arial"/>
-                <w:sz w:val="18"/>
-              </w:rPr>
-            </w:r>
-            <w:r>
-              <w:rPr>
-                <w:rFonts w:ascii="Arial" w:hAnsi="Arial" w:eastAsia="Arial"/>
+                <w:rFonts w:ascii="Arial" w:hAnsi="Arial" w:eastAsia="Arial" w:cs="Tahoma"/>
+                <w:sz w:val="18"/>
+              </w:rPr>
+            </w:r>
+            <w:r>
+              <w:rPr>
+                <w:rFonts w:ascii="Arial" w:hAnsi="Arial" w:eastAsia="Arial" w:cs="Tahoma"/>
                 <w:sz w:val="18"/>
               </w:rPr>
               <w:t>impacted_stores</w:t>
@@ -8821,13 +9090,13 @@
             </w:pPr>
             <w:r>
               <w:rPr>
-                <w:rFonts w:ascii="Arial" w:hAnsi="Arial" w:eastAsia="Arial"/>
-                <w:sz w:val="18"/>
-              </w:rPr>
-            </w:r>
-            <w:r>
-              <w:rPr>
-                <w:rFonts w:ascii="Arial" w:hAnsi="Arial" w:eastAsia="Arial"/>
+                <w:rFonts w:ascii="Arial" w:hAnsi="Arial" w:eastAsia="Arial" w:cs="Tahoma"/>
+                <w:sz w:val="18"/>
+              </w:rPr>
+            </w:r>
+            <w:r>
+              <w:rPr>
+                <w:rFonts w:ascii="Arial" w:hAnsi="Arial" w:eastAsia="Arial" w:cs="Tahoma"/>
                 <w:sz w:val="18"/>
               </w:rPr>
               <w:t>R</w:t>
@@ -8846,13 +9115,13 @@
             </w:pPr>
             <w:r>
               <w:rPr>
-                <w:rFonts w:ascii="Arial" w:hAnsi="Arial" w:eastAsia="Arial"/>
-                <w:sz w:val="18"/>
-              </w:rPr>
-            </w:r>
-            <w:r>
-              <w:rPr>
-                <w:rFonts w:ascii="Arial" w:hAnsi="Arial" w:eastAsia="Arial"/>
+                <w:rFonts w:ascii="Arial" w:hAnsi="Arial" w:eastAsia="Arial" w:cs="Tahoma"/>
+                <w:sz w:val="18"/>
+              </w:rPr>
+            </w:r>
+            <w:r>
+              <w:rPr>
+                <w:rFonts w:ascii="Arial" w:hAnsi="Arial" w:eastAsia="Arial" w:cs="Tahoma"/>
                 <w:sz w:val="18"/>
               </w:rPr>
               <w:t>store picker — SBPGI ไม่มีตาราง stores ของตัวเอง</w:t>
@@ -8876,13 +9145,13 @@
             </w:pPr>
             <w:r>
               <w:rPr>
-                <w:rFonts w:ascii="Arial" w:hAnsi="Arial" w:eastAsia="Arial"/>
-                <w:sz w:val="18"/>
-              </w:rPr>
-            </w:r>
-            <w:r>
-              <w:rPr>
-                <w:rFonts w:ascii="Arial" w:hAnsi="Arial" w:eastAsia="Arial"/>
+                <w:rFonts w:ascii="Arial" w:hAnsi="Arial" w:eastAsia="Arial" w:cs="Tahoma"/>
+                <w:sz w:val="18"/>
+              </w:rPr>
+            </w:r>
+            <w:r>
+              <w:rPr>
+                <w:rFonts w:ascii="Arial" w:hAnsi="Arial" w:eastAsia="Arial" w:cs="Tahoma"/>
                 <w:sz w:val="18"/>
               </w:rPr>
               <w:t>business_user</w:t>
@@ -8901,13 +9170,13 @@
             </w:pPr>
             <w:r>
               <w:rPr>
-                <w:rFonts w:ascii="Arial" w:hAnsi="Arial" w:eastAsia="Arial"/>
-                <w:sz w:val="18"/>
-              </w:rPr>
-            </w:r>
-            <w:r>
-              <w:rPr>
-                <w:rFonts w:ascii="Arial" w:hAnsi="Arial" w:eastAsia="Arial"/>
+                <w:rFonts w:ascii="Arial" w:hAnsi="Arial" w:eastAsia="Arial" w:cs="Tahoma"/>
+                <w:sz w:val="18"/>
+              </w:rPr>
+            </w:r>
+            <w:r>
+              <w:rPr>
+                <w:rFonts w:ascii="Arial" w:hAnsi="Arial" w:eastAsia="Arial" w:cs="Tahoma"/>
                 <w:sz w:val="18"/>
               </w:rPr>
               <w:t>R</w:t>
@@ -8926,13 +9195,13 @@
             </w:pPr>
             <w:r>
               <w:rPr>
-                <w:rFonts w:ascii="Arial" w:hAnsi="Arial" w:eastAsia="Arial"/>
-                <w:sz w:val="18"/>
-              </w:rPr>
-            </w:r>
-            <w:r>
-              <w:rPr>
-                <w:rFonts w:ascii="Arial" w:hAnsi="Arial" w:eastAsia="Arial"/>
+                <w:rFonts w:ascii="Arial" w:hAnsi="Arial" w:eastAsia="Arial" w:cs="Tahoma"/>
+                <w:sz w:val="18"/>
+              </w:rPr>
+            </w:r>
+            <w:r>
+              <w:rPr>
+                <w:rFonts w:ascii="Arial" w:hAnsi="Arial" w:eastAsia="Arial" w:cs="Tahoma"/>
                 <w:sz w:val="18"/>
               </w:rPr>
               <w:t>popup ค้นหาพนักงาน — SBPGI ไม่มีตาราง employees</w:t>
@@ -8956,13 +9225,13 @@
             </w:pPr>
             <w:r>
               <w:rPr>
-                <w:rFonts w:ascii="Arial" w:hAnsi="Arial" w:eastAsia="Arial"/>
-                <w:sz w:val="18"/>
-              </w:rPr>
-            </w:r>
-            <w:r>
-              <w:rPr>
-                <w:rFonts w:ascii="Arial" w:hAnsi="Arial" w:eastAsia="Arial"/>
+                <w:rFonts w:ascii="Arial" w:hAnsi="Arial" w:eastAsia="Arial" w:cs="Tahoma"/>
+                <w:sz w:val="18"/>
+              </w:rPr>
+            </w:r>
+            <w:r>
+              <w:rPr>
+                <w:rFonts w:ascii="Arial" w:hAnsi="Arial" w:eastAsia="Arial" w:cs="Tahoma"/>
                 <w:sz w:val="18"/>
               </w:rPr>
               <w:t>permissions</w:t>
@@ -8981,13 +9250,13 @@
             </w:pPr>
             <w:r>
               <w:rPr>
-                <w:rFonts w:ascii="Arial" w:hAnsi="Arial" w:eastAsia="Arial"/>
-                <w:sz w:val="18"/>
-              </w:rPr>
-            </w:r>
-            <w:r>
-              <w:rPr>
-                <w:rFonts w:ascii="Arial" w:hAnsi="Arial" w:eastAsia="Arial"/>
+                <w:rFonts w:ascii="Arial" w:hAnsi="Arial" w:eastAsia="Arial" w:cs="Tahoma"/>
+                <w:sz w:val="18"/>
+              </w:rPr>
+            </w:r>
+            <w:r>
+              <w:rPr>
+                <w:rFonts w:ascii="Arial" w:hAnsi="Arial" w:eastAsia="Arial" w:cs="Tahoma"/>
                 <w:sz w:val="18"/>
               </w:rPr>
               <w:t>R</w:t>
@@ -9006,13 +9275,13 @@
             </w:pPr>
             <w:r>
               <w:rPr>
-                <w:rFonts w:ascii="Arial" w:hAnsi="Arial" w:eastAsia="Arial"/>
-                <w:sz w:val="18"/>
-              </w:rPr>
-            </w:r>
-            <w:r>
-              <w:rPr>
-                <w:rFonts w:ascii="Arial" w:hAnsi="Arial" w:eastAsia="Arial"/>
+                <w:rFonts w:ascii="Arial" w:hAnsi="Arial" w:eastAsia="Arial" w:cs="Tahoma"/>
+                <w:sz w:val="18"/>
+              </w:rPr>
+            </w:r>
+            <w:r>
+              <w:rPr>
+                <w:rFonts w:ascii="Arial" w:hAnsi="Arial" w:eastAsia="Arial" w:cs="Tahoma"/>
                 <w:sz w:val="18"/>
               </w:rPr>
               <w:t>RBAC/menu matrix — จัดการที่หน้า /setting/manage-user-rights เดิม · SBPGI อ่านผ่าน header x-user-permissions เท่านั้น ไม่มีตารางของตัวเอง</w:t>
@@ -9036,16 +9305,16 @@
             </w:pPr>
             <w:r>
               <w:rPr>
-                <w:rFonts w:ascii="Arial" w:hAnsi="Arial" w:eastAsia="Arial"/>
-                <w:sz w:val="18"/>
-              </w:rPr>
-            </w:r>
-            <w:r>
-              <w:rPr>
-                <w:rFonts w:ascii="Arial" w:hAnsi="Arial" w:eastAsia="Arial"/>
-                <w:sz w:val="18"/>
-              </w:rPr>
-              <w:t>workflow_status</w:t>
+                <w:rFonts w:ascii="Arial" w:hAnsi="Arial" w:eastAsia="Arial" w:cs="Tahoma"/>
+                <w:sz w:val="18"/>
+              </w:rPr>
+            </w:r>
+            <w:r>
+              <w:rPr>
+                <w:rFonts w:ascii="Arial" w:hAnsi="Arial" w:eastAsia="Arial" w:cs="Tahoma"/>
+                <w:sz w:val="18"/>
+              </w:rPr>
+              <w:t>email_sent</w:t>
             </w:r>
           </w:p>
         </w:tc>
@@ -9061,16 +9330,16 @@
             </w:pPr>
             <w:r>
               <w:rPr>
-                <w:rFonts w:ascii="Arial" w:hAnsi="Arial" w:eastAsia="Arial"/>
-                <w:sz w:val="18"/>
-              </w:rPr>
-            </w:r>
-            <w:r>
-              <w:rPr>
-                <w:rFonts w:ascii="Arial" w:hAnsi="Arial" w:eastAsia="Arial"/>
-                <w:sz w:val="18"/>
-              </w:rPr>
-              <w:t>R</w:t>
+                <w:rFonts w:ascii="Arial" w:hAnsi="Arial" w:eastAsia="Arial" w:cs="Tahoma"/>
+                <w:sz w:val="18"/>
+              </w:rPr>
+            </w:r>
+            <w:r>
+              <w:rPr>
+                <w:rFonts w:ascii="Arial" w:hAnsi="Arial" w:eastAsia="Arial" w:cs="Tahoma"/>
+                <w:sz w:val="18"/>
+              </w:rPr>
+              <w:t>W (โดย email-lib)</w:t>
             </w:r>
           </w:p>
         </w:tc>
@@ -9086,16 +9355,16 @@
             </w:pPr>
             <w:r>
               <w:rPr>
-                <w:rFonts w:ascii="Arial" w:hAnsi="Arial" w:eastAsia="Arial"/>
-                <w:sz w:val="18"/>
-              </w:rPr>
-            </w:r>
-            <w:r>
-              <w:rPr>
-                <w:rFonts w:ascii="Arial" w:hAnsi="Arial" w:eastAsia="Arial"/>
-                <w:sz w:val="18"/>
-              </w:rPr>
-              <w:t>ใช้ของระบบเดิม: workflow engine @srm/glb-workflow</w:t>
+                <w:rFonts w:ascii="Arial" w:hAnsi="Arial" w:eastAsia="Arial" w:cs="Tahoma"/>
+                <w:sz w:val="18"/>
+              </w:rPr>
+            </w:r>
+            <w:r>
+              <w:rPr>
+                <w:rFonts w:ascii="Arial" w:hAnsi="Arial" w:eastAsia="Arial" w:cs="Tahoma"/>
+                <w:sz w:val="18"/>
+              </w:rPr>
+              <w:t>log การส่ง — SBPGI เรียก sendEmail() ด้วยเลข template จาก workflow_route.email_id แล้ว lib เขียนแถวให้เอง (DP-5 · 2026-08-14) · ⚠️ คอลัมน์ผู้ส่งคือ send_by ไม่ใช่ sent_by</w:t>
             </w:r>
           </w:p>
         </w:tc>
@@ -9116,16 +9385,16 @@
             </w:pPr>
             <w:r>
               <w:rPr>
-                <w:rFonts w:ascii="Arial" w:hAnsi="Arial" w:eastAsia="Arial"/>
-                <w:sz w:val="18"/>
-              </w:rPr>
-            </w:r>
-            <w:r>
-              <w:rPr>
-                <w:rFonts w:ascii="Arial" w:hAnsi="Arial" w:eastAsia="Arial"/>
-                <w:sz w:val="18"/>
-              </w:rPr>
-              <w:t>workflow_state</w:t>
+                <w:rFonts w:ascii="Arial" w:hAnsi="Arial" w:eastAsia="Arial" w:cs="Tahoma"/>
+                <w:sz w:val="18"/>
+              </w:rPr>
+            </w:r>
+            <w:r>
+              <w:rPr>
+                <w:rFonts w:ascii="Arial" w:hAnsi="Arial" w:eastAsia="Arial" w:cs="Tahoma"/>
+                <w:sz w:val="18"/>
+              </w:rPr>
+              <w:t>workflow_status</w:t>
             </w:r>
           </w:p>
         </w:tc>
@@ -9141,13 +9410,13 @@
             </w:pPr>
             <w:r>
               <w:rPr>
-                <w:rFonts w:ascii="Arial" w:hAnsi="Arial" w:eastAsia="Arial"/>
-                <w:sz w:val="18"/>
-              </w:rPr>
-            </w:r>
-            <w:r>
-              <w:rPr>
-                <w:rFonts w:ascii="Arial" w:hAnsi="Arial" w:eastAsia="Arial"/>
+                <w:rFonts w:ascii="Arial" w:hAnsi="Arial" w:eastAsia="Arial" w:cs="Tahoma"/>
+                <w:sz w:val="18"/>
+              </w:rPr>
+            </w:r>
+            <w:r>
+              <w:rPr>
+                <w:rFonts w:ascii="Arial" w:hAnsi="Arial" w:eastAsia="Arial" w:cs="Tahoma"/>
                 <w:sz w:val="18"/>
               </w:rPr>
               <w:t>R</w:t>
@@ -9166,13 +9435,13 @@
             </w:pPr>
             <w:r>
               <w:rPr>
-                <w:rFonts w:ascii="Arial" w:hAnsi="Arial" w:eastAsia="Arial"/>
-                <w:sz w:val="18"/>
-              </w:rPr>
-            </w:r>
-            <w:r>
-              <w:rPr>
-                <w:rFonts w:ascii="Arial" w:hAnsi="Arial" w:eastAsia="Arial"/>
+                <w:rFonts w:ascii="Arial" w:hAnsi="Arial" w:eastAsia="Arial" w:cs="Tahoma"/>
+                <w:sz w:val="18"/>
+              </w:rPr>
+            </w:r>
+            <w:r>
+              <w:rPr>
+                <w:rFonts w:ascii="Arial" w:hAnsi="Arial" w:eastAsia="Arial" w:cs="Tahoma"/>
                 <w:sz w:val="18"/>
               </w:rPr>
               <w:t>ใช้ของระบบเดิม: workflow engine @srm/glb-workflow</w:t>
@@ -9196,16 +9465,16 @@
             </w:pPr>
             <w:r>
               <w:rPr>
-                <w:rFonts w:ascii="Arial" w:hAnsi="Arial" w:eastAsia="Arial"/>
-                <w:sz w:val="18"/>
-              </w:rPr>
-            </w:r>
-            <w:r>
-              <w:rPr>
-                <w:rFonts w:ascii="Arial" w:hAnsi="Arial" w:eastAsia="Arial"/>
-                <w:sz w:val="18"/>
-              </w:rPr>
-              <w:t>menus</w:t>
+                <w:rFonts w:ascii="Arial" w:hAnsi="Arial" w:eastAsia="Arial" w:cs="Tahoma"/>
+                <w:sz w:val="18"/>
+              </w:rPr>
+            </w:r>
+            <w:r>
+              <w:rPr>
+                <w:rFonts w:ascii="Arial" w:hAnsi="Arial" w:eastAsia="Arial" w:cs="Tahoma"/>
+                <w:sz w:val="18"/>
+              </w:rPr>
+              <w:t>workflow_state</w:t>
             </w:r>
           </w:p>
         </w:tc>
@@ -9221,13 +9490,13 @@
             </w:pPr>
             <w:r>
               <w:rPr>
-                <w:rFonts w:ascii="Arial" w:hAnsi="Arial" w:eastAsia="Arial"/>
-                <w:sz w:val="18"/>
-              </w:rPr>
-            </w:r>
-            <w:r>
-              <w:rPr>
-                <w:rFonts w:ascii="Arial" w:hAnsi="Arial" w:eastAsia="Arial"/>
+                <w:rFonts w:ascii="Arial" w:hAnsi="Arial" w:eastAsia="Arial" w:cs="Tahoma"/>
+                <w:sz w:val="18"/>
+              </w:rPr>
+            </w:r>
+            <w:r>
+              <w:rPr>
+                <w:rFonts w:ascii="Arial" w:hAnsi="Arial" w:eastAsia="Arial" w:cs="Tahoma"/>
                 <w:sz w:val="18"/>
               </w:rPr>
               <w:t>R</w:t>
@@ -9246,16 +9515,176 @@
             </w:pPr>
             <w:r>
               <w:rPr>
-                <w:rFonts w:ascii="Arial" w:hAnsi="Arial" w:eastAsia="Arial"/>
-                <w:sz w:val="18"/>
-              </w:rPr>
-            </w:r>
-            <w:r>
-              <w:rPr>
-                <w:rFonts w:ascii="Arial" w:hAnsi="Arial" w:eastAsia="Arial"/>
+                <w:rFonts w:ascii="Arial" w:hAnsi="Arial" w:eastAsia="Arial" w:cs="Tahoma"/>
+                <w:sz w:val="18"/>
+              </w:rPr>
+            </w:r>
+            <w:r>
+              <w:rPr>
+                <w:rFonts w:ascii="Arial" w:hAnsi="Arial" w:eastAsia="Arial" w:cs="Tahoma"/>
+                <w:sz w:val="18"/>
+              </w:rPr>
+              <w:t>ใช้ของระบบเดิม: workflow engine @srm/glb-workflow</w:t>
+            </w:r>
+          </w:p>
+        </w:tc>
+      </w:tr>
+      <w:tr>
+        <w:trPr>
+          <w:cantSplit/>
+        </w:trPr>
+        <w:tc>
+          <w:tcPr>
+            <w:tcW w:type="dxa" w:w="3360"/>
+            <w:vAlign w:val="center"/>
+          </w:tcPr>
+          <w:p>
+            <w:pPr>
+              <w:keepLines/>
+              <w:spacing w:after="0"/>
+            </w:pPr>
+            <w:r>
+              <w:rPr>
+                <w:rFonts w:ascii="Arial" w:hAnsi="Arial" w:eastAsia="Arial" w:cs="Tahoma"/>
+                <w:sz w:val="18"/>
+              </w:rPr>
+            </w:r>
+            <w:r>
+              <w:rPr>
+                <w:rFonts w:ascii="Arial" w:hAnsi="Arial" w:eastAsia="Arial" w:cs="Tahoma"/>
+                <w:sz w:val="18"/>
+              </w:rPr>
+              <w:t>menus</w:t>
+            </w:r>
+          </w:p>
+        </w:tc>
+        <w:tc>
+          <w:tcPr>
+            <w:tcW w:type="dxa" w:w="3360"/>
+            <w:vAlign w:val="center"/>
+          </w:tcPr>
+          <w:p>
+            <w:pPr>
+              <w:keepLines/>
+              <w:spacing w:after="0"/>
+            </w:pPr>
+            <w:r>
+              <w:rPr>
+                <w:rFonts w:ascii="Arial" w:hAnsi="Arial" w:eastAsia="Arial" w:cs="Tahoma"/>
+                <w:sz w:val="18"/>
+              </w:rPr>
+            </w:r>
+            <w:r>
+              <w:rPr>
+                <w:rFonts w:ascii="Arial" w:hAnsi="Arial" w:eastAsia="Arial" w:cs="Tahoma"/>
+                <w:sz w:val="18"/>
+              </w:rPr>
+              <w:t>R</w:t>
+            </w:r>
+          </w:p>
+        </w:tc>
+        <w:tc>
+          <w:tcPr>
+            <w:tcW w:type="dxa" w:w="3360"/>
+            <w:vAlign w:val="center"/>
+          </w:tcPr>
+          <w:p>
+            <w:pPr>
+              <w:keepLines/>
+              <w:spacing w:after="0"/>
+            </w:pPr>
+            <w:r>
+              <w:rPr>
+                <w:rFonts w:ascii="Arial" w:hAnsi="Arial" w:eastAsia="Arial" w:cs="Tahoma"/>
+                <w:sz w:val="18"/>
+              </w:rPr>
+            </w:r>
+            <w:r>
+              <w:rPr>
+                <w:rFonts w:ascii="Arial" w:hAnsi="Arial" w:eastAsia="Arial" w:cs="Tahoma"/>
                 <w:sz w:val="18"/>
               </w:rPr>
               <w:t>ใช้ของระบบเดิม: auth-backend menus</w:t>
+            </w:r>
+          </w:p>
+        </w:tc>
+      </w:tr>
+      <w:tr>
+        <w:trPr>
+          <w:cantSplit/>
+        </w:trPr>
+        <w:tc>
+          <w:tcPr>
+            <w:tcW w:type="dxa" w:w="3360"/>
+            <w:vAlign w:val="center"/>
+          </w:tcPr>
+          <w:p>
+            <w:pPr>
+              <w:keepLines/>
+              <w:spacing w:after="0"/>
+            </w:pPr>
+            <w:r>
+              <w:rPr>
+                <w:rFonts w:ascii="Arial" w:hAnsi="Arial" w:eastAsia="Arial" w:cs="Tahoma"/>
+                <w:sz w:val="18"/>
+              </w:rPr>
+            </w:r>
+            <w:r>
+              <w:rPr>
+                <w:rFonts w:ascii="Arial" w:hAnsi="Arial" w:eastAsia="Arial" w:cs="Tahoma"/>
+                <w:sz w:val="18"/>
+              </w:rPr>
+              <w:t>email_template</w:t>
+            </w:r>
+          </w:p>
+        </w:tc>
+        <w:tc>
+          <w:tcPr>
+            <w:tcW w:type="dxa" w:w="3360"/>
+            <w:vAlign w:val="center"/>
+          </w:tcPr>
+          <w:p>
+            <w:pPr>
+              <w:keepLines/>
+              <w:spacing w:after="0"/>
+            </w:pPr>
+            <w:r>
+              <w:rPr>
+                <w:rFonts w:ascii="Arial" w:hAnsi="Arial" w:eastAsia="Arial" w:cs="Tahoma"/>
+                <w:sz w:val="18"/>
+              </w:rPr>
+            </w:r>
+            <w:r>
+              <w:rPr>
+                <w:rFonts w:ascii="Arial" w:hAnsi="Arial" w:eastAsia="Arial" w:cs="Tahoma"/>
+                <w:sz w:val="18"/>
+              </w:rPr>
+              <w:t>R</w:t>
+            </w:r>
+          </w:p>
+        </w:tc>
+        <w:tc>
+          <w:tcPr>
+            <w:tcW w:type="dxa" w:w="3360"/>
+            <w:vAlign w:val="center"/>
+          </w:tcPr>
+          <w:p>
+            <w:pPr>
+              <w:keepLines/>
+              <w:spacing w:after="0"/>
+            </w:pPr>
+            <w:r>
+              <w:rPr>
+                <w:rFonts w:ascii="Arial" w:hAnsi="Arial" w:eastAsia="Arial" w:cs="Tahoma"/>
+                <w:sz w:val="18"/>
+              </w:rPr>
+            </w:r>
+            <w:r>
+              <w:rPr>
+                <w:rFonts w:ascii="Arial" w:hAnsi="Arial" w:eastAsia="Arial" w:cs="Tahoma"/>
+                <w:sz w:val="18"/>
+              </w:rPr>
+              <w:t>ใช้ของระบบเดิม: email_template + email_sent + @gosoft-sbp/email-lib</w:t>
             </w:r>
           </w:p>
         </w:tc>
@@ -9294,7 +9723,7 @@
       </w:pPr>
       <w:r>
         <w:rPr>
-          <w:rFonts w:ascii="Courier New" w:hAnsi="Courier New"/>
+          <w:rFonts w:ascii="Courier New" w:hAnsi="Courier New" w:eastAsia="Courier New" w:cs="Tahoma"/>
           <w:sz w:val="16"/>
         </w:rPr>
         <w:t>-- ⚠️ SQL นี้ใช้ named parameter (:name) แต่ `dataSource.query()` ของ store-backend</w:t>
@@ -9330,7 +9759,7 @@
       </w:pPr>
       <w:r>
         <w:rPr>
-          <w:rFonts w:ascii="Courier New" w:hAnsi="Courier New"/>
+          <w:rFonts w:ascii="Courier New" w:hAnsi="Courier New" w:eastAsia="Courier New" w:cs="Tahoma"/>
           <w:sz w:val="16"/>
         </w:rPr>
         <w:t>-- ⚠️ SQL นี้ใช้ named parameter (:name) แต่ `dataSource.query()` ของ store-backend</w:t>
@@ -9339,7 +9768,7 @@
         <w:br/>
         <w:t>-- ตาราง workflow_sections ของ SBPGI ถูกตัดแล้ว — อ่าน state จาก engine กลาง และวงเงินจาก common_code ของระบบเดิม</w:t>
         <w:br/>
-        <w:t>-- (approve_limit_amount = SectionLimitCost ของ K2 เดิม · GM 50,000 / AVP 300,000 ตาม SDD GI — เป็น data ไม่ hardcode)</w:t>
+        <w:t>-- (approve_limit_amount = SectionLimitCost ของ K2 เดิม · เกณฑ์เดียว 100,000 ตามมติ 2026-08-18 — เป็น data ไม่ hardcode · ขั้น 03 เป็น null = ไม่มีเพดาน)</w:t>
         <w:br/>
         <w:t>-- ⚠️ sps_store.workflow_state ไม่มีคอลัมน์ลำดับ (มีแค่ version_id · state_id · state_name · create_date)</w:t>
         <w:br/>
@@ -9423,7 +9852,7 @@
             <w:r/>
             <w:r>
               <w:rPr>
-                <w:rFonts w:ascii="Arial" w:hAnsi="Arial" w:eastAsia="Arial"/>
+                <w:rFonts w:ascii="Arial" w:hAnsi="Arial" w:eastAsia="Arial" w:cs="Tahoma"/>
                 <w:b/>
                 <w:sz w:val="18"/>
               </w:rPr>
@@ -9445,7 +9874,7 @@
             <w:r/>
             <w:r>
               <w:rPr>
-                <w:rFonts w:ascii="Arial" w:hAnsi="Arial" w:eastAsia="Arial"/>
+                <w:rFonts w:ascii="Arial" w:hAnsi="Arial" w:eastAsia="Arial" w:cs="Tahoma"/>
                 <w:b/>
                 <w:sz w:val="18"/>
               </w:rPr>
@@ -9470,13 +9899,13 @@
             </w:pPr>
             <w:r>
               <w:rPr>
-                <w:rFonts w:ascii="Arial" w:hAnsi="Arial" w:eastAsia="Arial"/>
-                <w:sz w:val="18"/>
-              </w:rPr>
-            </w:r>
-            <w:r>
-              <w:rPr>
-                <w:rFonts w:ascii="Arial" w:hAnsi="Arial" w:eastAsia="Arial"/>
+                <w:rFonts w:ascii="Arial" w:hAnsi="Arial" w:eastAsia="Arial" w:cs="Tahoma"/>
+                <w:sz w:val="18"/>
+              </w:rPr>
+            </w:r>
+            <w:r>
+              <w:rPr>
+                <w:rFonts w:ascii="Arial" w:hAnsi="Arial" w:eastAsia="Arial" w:cs="Tahoma"/>
                 <w:sz w:val="18"/>
               </w:rPr>
               <w:t>1</w:t>
@@ -9495,13 +9924,13 @@
             </w:pPr>
             <w:r>
               <w:rPr>
-                <w:rFonts w:ascii="Arial" w:hAnsi="Arial" w:eastAsia="Arial"/>
-                <w:sz w:val="18"/>
-              </w:rPr>
-            </w:r>
-            <w:r>
-              <w:rPr>
-                <w:rFonts w:ascii="Arial" w:hAnsi="Arial" w:eastAsia="Arial"/>
+                <w:rFonts w:ascii="Arial" w:hAnsi="Arial" w:eastAsia="Arial" w:cs="Tahoma"/>
+                <w:sz w:val="18"/>
+              </w:rPr>
+            </w:r>
+            <w:r>
+              <w:rPr>
+                <w:rFonts w:ascii="Arial" w:hAnsi="Arial" w:eastAsia="Arial" w:cs="Tahoma"/>
                 <w:sz w:val="18"/>
               </w:rPr>
               <w:t>Validate query</w:t>
@@ -9525,13 +9954,13 @@
             </w:pPr>
             <w:r>
               <w:rPr>
-                <w:rFonts w:ascii="Arial" w:hAnsi="Arial" w:eastAsia="Arial"/>
-                <w:sz w:val="18"/>
-              </w:rPr>
-            </w:r>
-            <w:r>
-              <w:rPr>
-                <w:rFonts w:ascii="Arial" w:hAnsi="Arial" w:eastAsia="Arial"/>
+                <w:rFonts w:ascii="Arial" w:hAnsi="Arial" w:eastAsia="Arial" w:cs="Tahoma"/>
+                <w:sz w:val="18"/>
+              </w:rPr>
+            </w:r>
+            <w:r>
+              <w:rPr>
+                <w:rFonts w:ascii="Arial" w:hAnsi="Arial" w:eastAsia="Arial" w:cs="Tahoma"/>
                 <w:sz w:val="18"/>
               </w:rPr>
               <w:t>2</w:t>
@@ -9550,13 +9979,13 @@
             </w:pPr>
             <w:r>
               <w:rPr>
-                <w:rFonts w:ascii="Arial" w:hAnsi="Arial" w:eastAsia="Arial"/>
-                <w:sz w:val="18"/>
-              </w:rPr>
-            </w:r>
-            <w:r>
-              <w:rPr>
-                <w:rFonts w:ascii="Arial" w:hAnsi="Arial" w:eastAsia="Arial"/>
+                <w:rFonts w:ascii="Arial" w:hAnsi="Arial" w:eastAsia="Arial" w:cs="Tahoma"/>
+                <w:sz w:val="18"/>
+              </w:rPr>
+            </w:r>
+            <w:r>
+              <w:rPr>
+                <w:rFonts w:ascii="Arial" w:hAnsi="Arial" w:eastAsia="Arial" w:cs="Tahoma"/>
                 <w:sz w:val="18"/>
               </w:rPr>
               <w:t>Read/write table by domain</w:t>
@@ -9580,13 +10009,13 @@
             </w:pPr>
             <w:r>
               <w:rPr>
-                <w:rFonts w:ascii="Arial" w:hAnsi="Arial" w:eastAsia="Arial"/>
-                <w:sz w:val="18"/>
-              </w:rPr>
-            </w:r>
-            <w:r>
-              <w:rPr>
-                <w:rFonts w:ascii="Arial" w:hAnsi="Arial" w:eastAsia="Arial"/>
+                <w:rFonts w:ascii="Arial" w:hAnsi="Arial" w:eastAsia="Arial" w:cs="Tahoma"/>
+                <w:sz w:val="18"/>
+              </w:rPr>
+            </w:r>
+            <w:r>
+              <w:rPr>
+                <w:rFonts w:ascii="Arial" w:hAnsi="Arial" w:eastAsia="Arial" w:cs="Tahoma"/>
                 <w:sz w:val="18"/>
               </w:rPr>
               <w:t>3</w:t>
@@ -9605,13 +10034,13 @@
             </w:pPr>
             <w:r>
               <w:rPr>
-                <w:rFonts w:ascii="Arial" w:hAnsi="Arial" w:eastAsia="Arial"/>
-                <w:sz w:val="18"/>
-              </w:rPr>
-            </w:r>
-            <w:r>
-              <w:rPr>
-                <w:rFonts w:ascii="Arial" w:hAnsi="Arial" w:eastAsia="Arial"/>
+                <w:rFonts w:ascii="Arial" w:hAnsi="Arial" w:eastAsia="Arial" w:cs="Tahoma"/>
+                <w:sz w:val="18"/>
+              </w:rPr>
+            </w:r>
+            <w:r>
+              <w:rPr>
+                <w:rFonts w:ascii="Arial" w:hAnsi="Arial" w:eastAsia="Arial" w:cs="Tahoma"/>
                 <w:sz w:val="18"/>
               </w:rPr>
               <w:t>Return standard envelope for list endpoints</w:t>
@@ -9656,7 +10085,7 @@
         <w:keepLines/>
       </w:pPr>
       <w:r>
-        <w:t>อีเมลทั้งหมดส่งโดย engine — SBPGI ไม่กำหนดผู้รับเอง (DP-5)</w:t>
+        <w:t>SBPGI เรียก email-lib ส่งอีเมลเอง โดยใช้เลข template จาก workflow_route.email_id (ปิด DP-5 · 2026-08-14)</w:t>
       </w:r>
     </w:p>
     <w:p>
@@ -9708,7 +10137,7 @@
             <w:r/>
             <w:r>
               <w:rPr>
-                <w:rFonts w:ascii="Arial" w:hAnsi="Arial" w:eastAsia="Arial"/>
+                <w:rFonts w:ascii="Arial" w:hAnsi="Arial" w:eastAsia="Arial" w:cs="Tahoma"/>
                 <w:b/>
                 <w:sz w:val="18"/>
               </w:rPr>
@@ -9730,7 +10159,7 @@
             <w:r/>
             <w:r>
               <w:rPr>
-                <w:rFonts w:ascii="Arial" w:hAnsi="Arial" w:eastAsia="Arial"/>
+                <w:rFonts w:ascii="Arial" w:hAnsi="Arial" w:eastAsia="Arial" w:cs="Tahoma"/>
                 <w:b/>
                 <w:sz w:val="18"/>
               </w:rPr>
@@ -9755,13 +10184,13 @@
             </w:pPr>
             <w:r>
               <w:rPr>
-                <w:rFonts w:ascii="Arial" w:hAnsi="Arial" w:eastAsia="Arial"/>
-                <w:sz w:val="18"/>
-              </w:rPr>
-            </w:r>
-            <w:r>
-              <w:rPr>
-                <w:rFonts w:ascii="Arial" w:hAnsi="Arial" w:eastAsia="Arial"/>
+                <w:rFonts w:ascii="Arial" w:hAnsi="Arial" w:eastAsia="Arial" w:cs="Tahoma"/>
+                <w:sz w:val="18"/>
+              </w:rPr>
+            </w:r>
+            <w:r>
+              <w:rPr>
+                <w:rFonts w:ascii="Arial" w:hAnsi="Arial" w:eastAsia="Arial" w:cs="Tahoma"/>
                 <w:sz w:val="18"/>
               </w:rPr>
               <w:t>1</w:t>
@@ -9780,13 +10209,13 @@
             </w:pPr>
             <w:r>
               <w:rPr>
-                <w:rFonts w:ascii="Arial" w:hAnsi="Arial" w:eastAsia="Arial"/>
-                <w:sz w:val="18"/>
-              </w:rPr>
-            </w:r>
-            <w:r>
-              <w:rPr>
-                <w:rFonts w:ascii="Arial" w:hAnsi="Arial" w:eastAsia="Arial"/>
+                <w:rFonts w:ascii="Arial" w:hAnsi="Arial" w:eastAsia="Arial" w:cs="Tahoma"/>
+                <w:sz w:val="18"/>
+              </w:rPr>
+            </w:r>
+            <w:r>
+              <w:rPr>
+                <w:rFonts w:ascii="Arial" w:hAnsi="Arial" w:eastAsia="Arial" w:cs="Tahoma"/>
                 <w:sz w:val="18"/>
               </w:rPr>
               <w:t>store lookup</w:t>
@@ -9810,13 +10239,13 @@
             </w:pPr>
             <w:r>
               <w:rPr>
-                <w:rFonts w:ascii="Arial" w:hAnsi="Arial" w:eastAsia="Arial"/>
-                <w:sz w:val="18"/>
-              </w:rPr>
-            </w:r>
-            <w:r>
-              <w:rPr>
-                <w:rFonts w:ascii="Arial" w:hAnsi="Arial" w:eastAsia="Arial"/>
+                <w:rFonts w:ascii="Arial" w:hAnsi="Arial" w:eastAsia="Arial" w:cs="Tahoma"/>
+                <w:sz w:val="18"/>
+              </w:rPr>
+            </w:r>
+            <w:r>
+              <w:rPr>
+                <w:rFonts w:ascii="Arial" w:hAnsi="Arial" w:eastAsia="Arial" w:cs="Tahoma"/>
                 <w:sz w:val="18"/>
               </w:rPr>
               <w:t>2</w:t>
@@ -9835,13 +10264,13 @@
             </w:pPr>
             <w:r>
               <w:rPr>
-                <w:rFonts w:ascii="Arial" w:hAnsi="Arial" w:eastAsia="Arial"/>
-                <w:sz w:val="18"/>
-              </w:rPr>
-            </w:r>
-            <w:r>
-              <w:rPr>
-                <w:rFonts w:ascii="Arial" w:hAnsi="Arial" w:eastAsia="Arial"/>
+                <w:rFonts w:ascii="Arial" w:hAnsi="Arial" w:eastAsia="Arial" w:cs="Tahoma"/>
+                <w:sz w:val="18"/>
+              </w:rPr>
+            </w:r>
+            <w:r>
+              <w:rPr>
+                <w:rFonts w:ascii="Arial" w:hAnsi="Arial" w:eastAsia="Arial" w:cs="Tahoma"/>
                 <w:sz w:val="18"/>
               </w:rPr>
               <w:t>status lookup</w:t>
@@ -9865,13 +10294,13 @@
             </w:pPr>
             <w:r>
               <w:rPr>
-                <w:rFonts w:ascii="Arial" w:hAnsi="Arial" w:eastAsia="Arial"/>
-                <w:sz w:val="18"/>
-              </w:rPr>
-            </w:r>
-            <w:r>
-              <w:rPr>
-                <w:rFonts w:ascii="Arial" w:hAnsi="Arial" w:eastAsia="Arial"/>
+                <w:rFonts w:ascii="Arial" w:hAnsi="Arial" w:eastAsia="Arial" w:cs="Tahoma"/>
+                <w:sz w:val="18"/>
+              </w:rPr>
+            </w:r>
+            <w:r>
+              <w:rPr>
+                <w:rFonts w:ascii="Arial" w:hAnsi="Arial" w:eastAsia="Arial" w:cs="Tahoma"/>
                 <w:sz w:val="18"/>
               </w:rPr>
               <w:t>3</w:t>
@@ -9890,13 +10319,13 @@
             </w:pPr>
             <w:r>
               <w:rPr>
-                <w:rFonts w:ascii="Arial" w:hAnsi="Arial" w:eastAsia="Arial"/>
-                <w:sz w:val="18"/>
-              </w:rPr>
-            </w:r>
-            <w:r>
-              <w:rPr>
-                <w:rFonts w:ascii="Arial" w:hAnsi="Arial" w:eastAsia="Arial"/>
+                <w:rFonts w:ascii="Arial" w:hAnsi="Arial" w:eastAsia="Arial" w:cs="Tahoma"/>
+                <w:sz w:val="18"/>
+              </w:rPr>
+            </w:r>
+            <w:r>
+              <w:rPr>
+                <w:rFonts w:ascii="Arial" w:hAnsi="Arial" w:eastAsia="Arial" w:cs="Tahoma"/>
                 <w:sz w:val="18"/>
               </w:rPr>
               <w:t>permission save without reason</w:t>
@@ -9920,13 +10349,13 @@
             </w:pPr>
             <w:r>
               <w:rPr>
-                <w:rFonts w:ascii="Arial" w:hAnsi="Arial" w:eastAsia="Arial"/>
-                <w:sz w:val="18"/>
-              </w:rPr>
-            </w:r>
-            <w:r>
-              <w:rPr>
-                <w:rFonts w:ascii="Arial" w:hAnsi="Arial" w:eastAsia="Arial"/>
+                <w:rFonts w:ascii="Arial" w:hAnsi="Arial" w:eastAsia="Arial" w:cs="Tahoma"/>
+                <w:sz w:val="18"/>
+              </w:rPr>
+            </w:r>
+            <w:r>
+              <w:rPr>
+                <w:rFonts w:ascii="Arial" w:hAnsi="Arial" w:eastAsia="Arial" w:cs="Tahoma"/>
                 <w:sz w:val="18"/>
               </w:rPr>
               <w:t>4</w:t>
@@ -9945,13 +10374,13 @@
             </w:pPr>
             <w:r>
               <w:rPr>
-                <w:rFonts w:ascii="Arial" w:hAnsi="Arial" w:eastAsia="Arial"/>
-                <w:sz w:val="18"/>
-              </w:rPr>
-            </w:r>
-            <w:r>
-              <w:rPr>
-                <w:rFonts w:ascii="Arial" w:hAnsi="Arial" w:eastAsia="Arial"/>
+                <w:rFonts w:ascii="Arial" w:hAnsi="Arial" w:eastAsia="Arial" w:cs="Tahoma"/>
+                <w:sz w:val="18"/>
+              </w:rPr>
+            </w:r>
+            <w:r>
+              <w:rPr>
+                <w:rFonts w:ascii="Arial" w:hAnsi="Arial" w:eastAsia="Arial" w:cs="Tahoma"/>
                 <w:sz w:val="18"/>
               </w:rPr>
               <w:t>email template reset</w:t>
@@ -9975,13 +10404,13 @@
             </w:pPr>
             <w:r>
               <w:rPr>
-                <w:rFonts w:ascii="Arial" w:hAnsi="Arial" w:eastAsia="Arial"/>
-                <w:sz w:val="18"/>
-              </w:rPr>
-            </w:r>
-            <w:r>
-              <w:rPr>
-                <w:rFonts w:ascii="Arial" w:hAnsi="Arial" w:eastAsia="Arial"/>
+                <w:rFonts w:ascii="Arial" w:hAnsi="Arial" w:eastAsia="Arial" w:cs="Tahoma"/>
+                <w:sz w:val="18"/>
+              </w:rPr>
+            </w:r>
+            <w:r>
+              <w:rPr>
+                <w:rFonts w:ascii="Arial" w:hAnsi="Arial" w:eastAsia="Arial" w:cs="Tahoma"/>
                 <w:sz w:val="18"/>
               </w:rPr>
               <w:t>5</w:t>
@@ -10000,13 +10429,13 @@
             </w:pPr>
             <w:r>
               <w:rPr>
-                <w:rFonts w:ascii="Arial" w:hAnsi="Arial" w:eastAsia="Arial"/>
-                <w:sz w:val="18"/>
-              </w:rPr>
-            </w:r>
-            <w:r>
-              <w:rPr>
-                <w:rFonts w:ascii="Arial" w:hAnsi="Arial" w:eastAsia="Arial"/>
+                <w:rFonts w:ascii="Arial" w:hAnsi="Arial" w:eastAsia="Arial" w:cs="Tahoma"/>
+                <w:sz w:val="18"/>
+              </w:rPr>
+            </w:r>
+            <w:r>
+              <w:rPr>
+                <w:rFonts w:ascii="Arial" w:hAnsi="Arial" w:eastAsia="Arial" w:cs="Tahoma"/>
                 <w:sz w:val="18"/>
               </w:rPr>
               <w:t>(ตัดออก) audit log search</w:t>
@@ -10015,6 +10444,1280 @@
         </w:tc>
       </w:tr>
     </w:tbl>
+    <w:p/>
+    <w:p>
+      <w:pPr>
+        <w:pStyle w:val="Heading1"/>
+        <w:keepNext/>
+        <w:keepLines/>
+        <w:pageBreakBefore w:val="0"/>
+      </w:pPr>
+      <w:r>
+        <w:t>14. Unit Test Scope</w:t>
+      </w:r>
+    </w:p>
+    <w:p>
+      <w:pPr>
+        <w:keepNext w:val="0"/>
+      </w:pPr>
+      <w:r>
+        <w:rPr>
+          <w:b/>
+        </w:rPr>
+        <w:t>3 ชั่วโมง</w:t>
+      </w:r>
+      <w:r>
+        <w:t xml:space="preserve"> (30% ของ implementation 10 ชั่วโมง) · เครื่องมือ: Jest + mock repository/DataSource (ไม่ต่อ DB จริง)</w:t>
+      </w:r>
+    </w:p>
+    <w:p>
+      <w:r>
+        <w:t xml:space="preserve">หัวข้อนี้คือ </w:t>
+      </w:r>
+      <w:r>
+        <w:rPr>
+          <w:b/>
+        </w:rPr>
+        <w:t>unit test</w:t>
+      </w:r>
+      <w:r>
+        <w:t xml:space="preserve"> ที่ต้องเขียนคู่กับโค้ด — ต่างจาก *Developer Test Checklist* ซึ่งเป็น scenario ระดับ end-to-end/manual ที่ใช้ตอนตรวจรับ · รายการด้านล่าง derive จาก field/validation, acceptance criteria, endpoint และตารางที่เอกสารนี้เขียน</w:t>
+      </w:r>
+    </w:p>
+    <w:tbl>
+      <w:tblPr>
+        <w:tblStyle w:val="TableGrid"/>
+        <w:tblW w:type="auto" w:w="0"/>
+        <w:jc w:val="center"/>
+        <w:tblLook w:firstColumn="1" w:firstRow="1" w:lastColumn="0" w:lastRow="0" w:noHBand="0" w:noVBand="1" w:val="04A0"/>
+      </w:tblPr>
+      <w:tblGrid>
+        <w:gridCol w:w="3360"/>
+        <w:gridCol w:w="3360"/>
+        <w:gridCol w:w="3360"/>
+      </w:tblGrid>
+      <w:tr>
+        <w:trPr>
+          <w:cantSplit/>
+        </w:trPr>
+        <w:tc>
+          <w:tcPr>
+            <w:tcW w:type="dxa" w:w="3360"/>
+            <w:vAlign w:val="center"/>
+            <w:shd w:fill="E8EEF5"/>
+          </w:tcPr>
+          <w:p>
+            <w:pPr>
+              <w:keepLines/>
+              <w:spacing w:after="0"/>
+            </w:pPr>
+            <w:r/>
+            <w:r>
+              <w:rPr>
+                <w:rFonts w:ascii="Arial" w:hAnsi="Arial" w:eastAsia="Arial" w:cs="Tahoma"/>
+                <w:b/>
+                <w:sz w:val="18"/>
+              </w:rPr>
+              <w:t>สิ่งที่ทดสอบ</w:t>
+            </w:r>
+          </w:p>
+        </w:tc>
+        <w:tc>
+          <w:tcPr>
+            <w:tcW w:type="dxa" w:w="3360"/>
+            <w:vAlign w:val="center"/>
+            <w:shd w:fill="E8EEF5"/>
+          </w:tcPr>
+          <w:p>
+            <w:pPr>
+              <w:keepLines/>
+              <w:spacing w:after="0"/>
+            </w:pPr>
+            <w:r/>
+            <w:r>
+              <w:rPr>
+                <w:rFonts w:ascii="Arial" w:hAnsi="Arial" w:eastAsia="Arial" w:cs="Tahoma"/>
+                <w:b/>
+                <w:sz w:val="18"/>
+              </w:rPr>
+              <w:t>ประเภท</w:t>
+            </w:r>
+          </w:p>
+        </w:tc>
+        <w:tc>
+          <w:tcPr>
+            <w:tcW w:type="dxa" w:w="3360"/>
+            <w:vAlign w:val="center"/>
+            <w:shd w:fill="E8EEF5"/>
+          </w:tcPr>
+          <w:p>
+            <w:pPr>
+              <w:keepLines/>
+              <w:spacing w:after="0"/>
+            </w:pPr>
+            <w:r/>
+            <w:r>
+              <w:rPr>
+                <w:rFonts w:ascii="Arial" w:hAnsi="Arial" w:eastAsia="Arial" w:cs="Tahoma"/>
+                <w:b/>
+                <w:sz w:val="18"/>
+              </w:rPr>
+              <w:t>เกณฑ์ผ่าน</w:t>
+            </w:r>
+          </w:p>
+        </w:tc>
+      </w:tr>
+      <w:tr>
+        <w:trPr>
+          <w:cantSplit/>
+        </w:trPr>
+        <w:tc>
+          <w:tcPr>
+            <w:tcW w:type="dxa" w:w="3360"/>
+            <w:vAlign w:val="center"/>
+          </w:tcPr>
+          <w:p>
+            <w:pPr>
+              <w:keepLines/>
+              <w:spacing w:after="0"/>
+            </w:pPr>
+            <w:r>
+              <w:rPr>
+                <w:rFonts w:ascii="Arial" w:hAnsi="Arial" w:eastAsia="Arial" w:cs="Tahoma"/>
+                <w:sz w:val="18"/>
+              </w:rPr>
+            </w:r>
+            <w:r>
+              <w:rPr>
+                <w:rFonts w:ascii="Courier New" w:hAnsi="Courier New" w:eastAsia="Courier New" w:cs="Tahoma"/>
+                <w:sz w:val="18"/>
+              </w:rPr>
+              <w:t>type</w:t>
+            </w:r>
+          </w:p>
+        </w:tc>
+        <w:tc>
+          <w:tcPr>
+            <w:tcW w:type="dxa" w:w="3360"/>
+            <w:vAlign w:val="center"/>
+          </w:tcPr>
+          <w:p>
+            <w:pPr>
+              <w:keepLines/>
+              <w:spacing w:after="0"/>
+            </w:pPr>
+            <w:r>
+              <w:rPr>
+                <w:rFonts w:ascii="Arial" w:hAnsi="Arial" w:eastAsia="Arial" w:cs="Tahoma"/>
+                <w:sz w:val="18"/>
+              </w:rPr>
+            </w:r>
+            <w:r>
+              <w:rPr>
+                <w:rFonts w:ascii="Arial" w:hAnsi="Arial" w:eastAsia="Arial" w:cs="Tahoma"/>
+                <w:sz w:val="18"/>
+              </w:rPr>
+              <w:t>validation</w:t>
+            </w:r>
+          </w:p>
+        </w:tc>
+        <w:tc>
+          <w:tcPr>
+            <w:tcW w:type="dxa" w:w="3360"/>
+            <w:vAlign w:val="center"/>
+          </w:tcPr>
+          <w:p>
+            <w:pPr>
+              <w:keepLines/>
+              <w:spacing w:after="0"/>
+            </w:pPr>
+            <w:r>
+              <w:rPr>
+                <w:rFonts w:ascii="Arial" w:hAnsi="Arial" w:eastAsia="Arial" w:cs="Tahoma"/>
+                <w:sz w:val="18"/>
+              </w:rPr>
+            </w:r>
+            <w:r>
+              <w:rPr>
+                <w:rFonts w:ascii="Arial" w:hAnsi="Arial" w:eastAsia="Arial" w:cs="Tahoma"/>
+                <w:sz w:val="18"/>
+              </w:rPr>
+              <w:t>ผ่านเมื่อถูกกฎ / โยน error เมื่อผิด — กฎ: required for /store/search (ระบบ SBP เดิม) · รูปแบบ: impacted|new</w:t>
+            </w:r>
+          </w:p>
+        </w:tc>
+      </w:tr>
+      <w:tr>
+        <w:trPr>
+          <w:cantSplit/>
+        </w:trPr>
+        <w:tc>
+          <w:tcPr>
+            <w:tcW w:type="dxa" w:w="3360"/>
+            <w:vAlign w:val="center"/>
+          </w:tcPr>
+          <w:p>
+            <w:pPr>
+              <w:keepLines/>
+              <w:spacing w:after="0"/>
+            </w:pPr>
+            <w:r>
+              <w:rPr>
+                <w:rFonts w:ascii="Arial" w:hAnsi="Arial" w:eastAsia="Arial" w:cs="Tahoma"/>
+                <w:sz w:val="18"/>
+              </w:rPr>
+            </w:r>
+            <w:r>
+              <w:rPr>
+                <w:rFonts w:ascii="Courier New" w:hAnsi="Courier New" w:eastAsia="Courier New" w:cs="Tahoma"/>
+                <w:sz w:val="18"/>
+              </w:rPr>
+              <w:t>roleCode</w:t>
+            </w:r>
+          </w:p>
+        </w:tc>
+        <w:tc>
+          <w:tcPr>
+            <w:tcW w:type="dxa" w:w="3360"/>
+            <w:vAlign w:val="center"/>
+          </w:tcPr>
+          <w:p>
+            <w:pPr>
+              <w:keepLines/>
+              <w:spacing w:after="0"/>
+            </w:pPr>
+            <w:r>
+              <w:rPr>
+                <w:rFonts w:ascii="Arial" w:hAnsi="Arial" w:eastAsia="Arial" w:cs="Tahoma"/>
+                <w:sz w:val="18"/>
+              </w:rPr>
+            </w:r>
+            <w:r>
+              <w:rPr>
+                <w:rFonts w:ascii="Arial" w:hAnsi="Arial" w:eastAsia="Arial" w:cs="Tahoma"/>
+                <w:sz w:val="18"/>
+              </w:rPr>
+              <w:t>validation</w:t>
+            </w:r>
+          </w:p>
+        </w:tc>
+        <w:tc>
+          <w:tcPr>
+            <w:tcW w:type="dxa" w:w="3360"/>
+            <w:vAlign w:val="center"/>
+          </w:tcPr>
+          <w:p>
+            <w:pPr>
+              <w:keepLines/>
+              <w:spacing w:after="0"/>
+            </w:pPr>
+            <w:r>
+              <w:rPr>
+                <w:rFonts w:ascii="Arial" w:hAnsi="Arial" w:eastAsia="Arial" w:cs="Tahoma"/>
+                <w:sz w:val="18"/>
+              </w:rPr>
+            </w:r>
+            <w:r>
+              <w:rPr>
+                <w:rFonts w:ascii="Arial" w:hAnsi="Arial" w:eastAsia="Arial" w:cs="Tahoma"/>
+                <w:sz w:val="18"/>
+              </w:rPr>
+              <w:t>ผ่านเมื่อถูกกฎ / โยน error เมื่อผิด — กฎ: required for permission · รูปแบบ: 00-10</w:t>
+            </w:r>
+          </w:p>
+        </w:tc>
+      </w:tr>
+      <w:tr>
+        <w:trPr>
+          <w:cantSplit/>
+        </w:trPr>
+        <w:tc>
+          <w:tcPr>
+            <w:tcW w:type="dxa" w:w="3360"/>
+            <w:vAlign w:val="center"/>
+          </w:tcPr>
+          <w:p>
+            <w:pPr>
+              <w:keepLines/>
+              <w:spacing w:after="0"/>
+            </w:pPr>
+            <w:r>
+              <w:rPr>
+                <w:rFonts w:ascii="Arial" w:hAnsi="Arial" w:eastAsia="Arial" w:cs="Tahoma"/>
+                <w:sz w:val="18"/>
+              </w:rPr>
+            </w:r>
+            <w:r>
+              <w:rPr>
+                <w:rFonts w:ascii="Courier New" w:hAnsi="Courier New" w:eastAsia="Courier New" w:cs="Tahoma"/>
+                <w:sz w:val="18"/>
+              </w:rPr>
+              <w:t>menuCode</w:t>
+            </w:r>
+          </w:p>
+        </w:tc>
+        <w:tc>
+          <w:tcPr>
+            <w:tcW w:type="dxa" w:w="3360"/>
+            <w:vAlign w:val="center"/>
+          </w:tcPr>
+          <w:p>
+            <w:pPr>
+              <w:keepLines/>
+              <w:spacing w:after="0"/>
+            </w:pPr>
+            <w:r>
+              <w:rPr>
+                <w:rFonts w:ascii="Arial" w:hAnsi="Arial" w:eastAsia="Arial" w:cs="Tahoma"/>
+                <w:sz w:val="18"/>
+              </w:rPr>
+            </w:r>
+            <w:r>
+              <w:rPr>
+                <w:rFonts w:ascii="Arial" w:hAnsi="Arial" w:eastAsia="Arial" w:cs="Tahoma"/>
+                <w:sz w:val="18"/>
+              </w:rPr>
+              <w:t>validation</w:t>
+            </w:r>
+          </w:p>
+        </w:tc>
+        <w:tc>
+          <w:tcPr>
+            <w:tcW w:type="dxa" w:w="3360"/>
+            <w:vAlign w:val="center"/>
+          </w:tcPr>
+          <w:p>
+            <w:pPr>
+              <w:keepLines/>
+              <w:spacing w:after="0"/>
+            </w:pPr>
+            <w:r>
+              <w:rPr>
+                <w:rFonts w:ascii="Arial" w:hAnsi="Arial" w:eastAsia="Arial" w:cs="Tahoma"/>
+                <w:sz w:val="18"/>
+              </w:rPr>
+            </w:r>
+            <w:r>
+              <w:rPr>
+                <w:rFonts w:ascii="Arial" w:hAnsi="Arial" w:eastAsia="Arial" w:cs="Tahoma"/>
+                <w:sz w:val="18"/>
+              </w:rPr>
+              <w:t>ผ่านเมื่อถูกกฎ / โยน error เมื่อผิด — กฎ: required for permission · รูปแบบ: string</w:t>
+            </w:r>
+          </w:p>
+        </w:tc>
+      </w:tr>
+      <w:tr>
+        <w:trPr>
+          <w:cantSplit/>
+        </w:trPr>
+        <w:tc>
+          <w:tcPr>
+            <w:tcW w:type="dxa" w:w="3360"/>
+            <w:vAlign w:val="center"/>
+          </w:tcPr>
+          <w:p>
+            <w:pPr>
+              <w:keepLines/>
+              <w:spacing w:after="0"/>
+            </w:pPr>
+            <w:r>
+              <w:rPr>
+                <w:rFonts w:ascii="Arial" w:hAnsi="Arial" w:eastAsia="Arial" w:cs="Tahoma"/>
+                <w:sz w:val="18"/>
+              </w:rPr>
+            </w:r>
+            <w:r>
+              <w:rPr>
+                <w:rFonts w:ascii="Courier New" w:hAnsi="Courier New" w:eastAsia="Courier New" w:cs="Tahoma"/>
+                <w:sz w:val="18"/>
+              </w:rPr>
+              <w:t>templateCode</w:t>
+            </w:r>
+          </w:p>
+        </w:tc>
+        <w:tc>
+          <w:tcPr>
+            <w:tcW w:type="dxa" w:w="3360"/>
+            <w:vAlign w:val="center"/>
+          </w:tcPr>
+          <w:p>
+            <w:pPr>
+              <w:keepLines/>
+              <w:spacing w:after="0"/>
+            </w:pPr>
+            <w:r>
+              <w:rPr>
+                <w:rFonts w:ascii="Arial" w:hAnsi="Arial" w:eastAsia="Arial" w:cs="Tahoma"/>
+                <w:sz w:val="18"/>
+              </w:rPr>
+            </w:r>
+            <w:r>
+              <w:rPr>
+                <w:rFonts w:ascii="Arial" w:hAnsi="Arial" w:eastAsia="Arial" w:cs="Tahoma"/>
+                <w:sz w:val="18"/>
+              </w:rPr>
+              <w:t>validation</w:t>
+            </w:r>
+          </w:p>
+        </w:tc>
+        <w:tc>
+          <w:tcPr>
+            <w:tcW w:type="dxa" w:w="3360"/>
+            <w:vAlign w:val="center"/>
+          </w:tcPr>
+          <w:p>
+            <w:pPr>
+              <w:keepLines/>
+              <w:spacing w:after="0"/>
+            </w:pPr>
+            <w:r>
+              <w:rPr>
+                <w:rFonts w:ascii="Arial" w:hAnsi="Arial" w:eastAsia="Arial" w:cs="Tahoma"/>
+                <w:sz w:val="18"/>
+              </w:rPr>
+            </w:r>
+            <w:r>
+              <w:rPr>
+                <w:rFonts w:ascii="Arial" w:hAnsi="Arial" w:eastAsia="Arial" w:cs="Tahoma"/>
+                <w:sz w:val="18"/>
+              </w:rPr>
+              <w:t>ผ่านเมื่อถูกกฎ / โยน error เมื่อผิด — กฎ: required · รูปแบบ: EM-01..EM-08</w:t>
+            </w:r>
+          </w:p>
+        </w:tc>
+      </w:tr>
+      <w:tr>
+        <w:trPr>
+          <w:cantSplit/>
+        </w:trPr>
+        <w:tc>
+          <w:tcPr>
+            <w:tcW w:type="dxa" w:w="3360"/>
+            <w:vAlign w:val="center"/>
+          </w:tcPr>
+          <w:p>
+            <w:pPr>
+              <w:keepLines/>
+              <w:spacing w:after="0"/>
+            </w:pPr>
+            <w:r>
+              <w:rPr>
+                <w:rFonts w:ascii="Arial" w:hAnsi="Arial" w:eastAsia="Arial" w:cs="Tahoma"/>
+                <w:sz w:val="18"/>
+              </w:rPr>
+            </w:r>
+            <w:r>
+              <w:rPr>
+                <w:rFonts w:ascii="Courier New" w:hAnsi="Courier New" w:eastAsia="Courier New" w:cs="Tahoma"/>
+                <w:sz w:val="18"/>
+              </w:rPr>
+              <w:t>reason</w:t>
+            </w:r>
+          </w:p>
+        </w:tc>
+        <w:tc>
+          <w:tcPr>
+            <w:tcW w:type="dxa" w:w="3360"/>
+            <w:vAlign w:val="center"/>
+          </w:tcPr>
+          <w:p>
+            <w:pPr>
+              <w:keepLines/>
+              <w:spacing w:after="0"/>
+            </w:pPr>
+            <w:r>
+              <w:rPr>
+                <w:rFonts w:ascii="Arial" w:hAnsi="Arial" w:eastAsia="Arial" w:cs="Tahoma"/>
+                <w:sz w:val="18"/>
+              </w:rPr>
+            </w:r>
+            <w:r>
+              <w:rPr>
+                <w:rFonts w:ascii="Arial" w:hAnsi="Arial" w:eastAsia="Arial" w:cs="Tahoma"/>
+                <w:sz w:val="18"/>
+              </w:rPr>
+              <w:t>validation</w:t>
+            </w:r>
+          </w:p>
+        </w:tc>
+        <w:tc>
+          <w:tcPr>
+            <w:tcW w:type="dxa" w:w="3360"/>
+            <w:vAlign w:val="center"/>
+          </w:tcPr>
+          <w:p>
+            <w:pPr>
+              <w:keepLines/>
+              <w:spacing w:after="0"/>
+            </w:pPr>
+            <w:r>
+              <w:rPr>
+                <w:rFonts w:ascii="Arial" w:hAnsi="Arial" w:eastAsia="Arial" w:cs="Tahoma"/>
+                <w:sz w:val="18"/>
+              </w:rPr>
+            </w:r>
+            <w:r>
+              <w:rPr>
+                <w:rFonts w:ascii="Arial" w:hAnsi="Arial" w:eastAsia="Arial" w:cs="Tahoma"/>
+                <w:sz w:val="18"/>
+              </w:rPr>
+              <w:t>ผ่านเมื่อถูกกฎ / โยน error เมื่อผิด — กฎ: ไม่บังคับแล้ว · รูปแบบ: text</w:t>
+            </w:r>
+          </w:p>
+        </w:tc>
+      </w:tr>
+      <w:tr>
+        <w:trPr>
+          <w:cantSplit/>
+        </w:trPr>
+        <w:tc>
+          <w:tcPr>
+            <w:tcW w:type="dxa" w:w="3360"/>
+            <w:vAlign w:val="center"/>
+          </w:tcPr>
+          <w:p>
+            <w:pPr>
+              <w:keepLines/>
+              <w:spacing w:after="0"/>
+            </w:pPr>
+            <w:r>
+              <w:rPr>
+                <w:rFonts w:ascii="Arial" w:hAnsi="Arial" w:eastAsia="Arial" w:cs="Tahoma"/>
+                <w:sz w:val="18"/>
+              </w:rPr>
+            </w:r>
+            <w:r>
+              <w:rPr>
+                <w:rFonts w:ascii="Arial" w:hAnsi="Arial" w:eastAsia="Arial" w:cs="Tahoma"/>
+                <w:sz w:val="18"/>
+              </w:rPr>
+              <w:t>business rule</w:t>
+            </w:r>
+          </w:p>
+        </w:tc>
+        <w:tc>
+          <w:tcPr>
+            <w:tcW w:type="dxa" w:w="3360"/>
+            <w:vAlign w:val="center"/>
+          </w:tcPr>
+          <w:p>
+            <w:pPr>
+              <w:keepLines/>
+              <w:spacing w:after="0"/>
+            </w:pPr>
+            <w:r>
+              <w:rPr>
+                <w:rFonts w:ascii="Arial" w:hAnsi="Arial" w:eastAsia="Arial" w:cs="Tahoma"/>
+                <w:sz w:val="18"/>
+              </w:rPr>
+            </w:r>
+            <w:r>
+              <w:rPr>
+                <w:rFonts w:ascii="Arial" w:hAnsi="Arial" w:eastAsia="Arial" w:cs="Tahoma"/>
+                <w:sz w:val="18"/>
+              </w:rPr>
+              <w:t>logic</w:t>
+            </w:r>
+          </w:p>
+        </w:tc>
+        <w:tc>
+          <w:tcPr>
+            <w:tcW w:type="dxa" w:w="3360"/>
+            <w:vAlign w:val="center"/>
+          </w:tcPr>
+          <w:p>
+            <w:pPr>
+              <w:keepLines/>
+              <w:spacing w:after="0"/>
+            </w:pPr>
+            <w:r>
+              <w:rPr>
+                <w:rFonts w:ascii="Arial" w:hAnsi="Arial" w:eastAsia="Arial" w:cs="Tahoma"/>
+                <w:sz w:val="18"/>
+              </w:rPr>
+            </w:r>
+            <w:r>
+              <w:rPr>
+                <w:rFonts w:ascii="Arial" w:hAnsi="Arial" w:eastAsia="Arial" w:cs="Tahoma"/>
+                <w:sz w:val="18"/>
+              </w:rPr>
+              <w:t>status label ต้องเป็น verbatim</w:t>
+            </w:r>
+          </w:p>
+        </w:tc>
+      </w:tr>
+      <w:tr>
+        <w:trPr>
+          <w:cantSplit/>
+        </w:trPr>
+        <w:tc>
+          <w:tcPr>
+            <w:tcW w:type="dxa" w:w="3360"/>
+            <w:vAlign w:val="center"/>
+          </w:tcPr>
+          <w:p>
+            <w:pPr>
+              <w:keepLines/>
+              <w:spacing w:after="0"/>
+            </w:pPr>
+            <w:r>
+              <w:rPr>
+                <w:rFonts w:ascii="Arial" w:hAnsi="Arial" w:eastAsia="Arial" w:cs="Tahoma"/>
+                <w:sz w:val="18"/>
+              </w:rPr>
+            </w:r>
+            <w:r>
+              <w:rPr>
+                <w:rFonts w:ascii="Arial" w:hAnsi="Arial" w:eastAsia="Arial" w:cs="Tahoma"/>
+                <w:sz w:val="18"/>
+              </w:rPr>
+              <w:t>business rule</w:t>
+            </w:r>
+          </w:p>
+        </w:tc>
+        <w:tc>
+          <w:tcPr>
+            <w:tcW w:type="dxa" w:w="3360"/>
+            <w:vAlign w:val="center"/>
+          </w:tcPr>
+          <w:p>
+            <w:pPr>
+              <w:keepLines/>
+              <w:spacing w:after="0"/>
+            </w:pPr>
+            <w:r>
+              <w:rPr>
+                <w:rFonts w:ascii="Arial" w:hAnsi="Arial" w:eastAsia="Arial" w:cs="Tahoma"/>
+                <w:sz w:val="18"/>
+              </w:rPr>
+            </w:r>
+            <w:r>
+              <w:rPr>
+                <w:rFonts w:ascii="Arial" w:hAnsi="Arial" w:eastAsia="Arial" w:cs="Tahoma"/>
+                <w:sz w:val="18"/>
+              </w:rPr>
+              <w:t>logic</w:t>
+            </w:r>
+          </w:p>
+        </w:tc>
+        <w:tc>
+          <w:tcPr>
+            <w:tcW w:type="dxa" w:w="3360"/>
+            <w:vAlign w:val="center"/>
+          </w:tcPr>
+          <w:p>
+            <w:pPr>
+              <w:keepLines/>
+              <w:spacing w:after="0"/>
+            </w:pPr>
+            <w:r>
+              <w:rPr>
+                <w:rFonts w:ascii="Arial" w:hAnsi="Arial" w:eastAsia="Arial" w:cs="Tahoma"/>
+                <w:sz w:val="18"/>
+              </w:rPr>
+            </w:r>
+            <w:r>
+              <w:rPr>
+                <w:rFonts w:ascii="Arial" w:hAnsi="Arial" w:eastAsia="Arial" w:cs="Tahoma"/>
+                <w:sz w:val="18"/>
+              </w:rPr>
+              <w:t>permission mutation ต้อง audit</w:t>
+            </w:r>
+          </w:p>
+        </w:tc>
+      </w:tr>
+      <w:tr>
+        <w:trPr>
+          <w:cantSplit/>
+        </w:trPr>
+        <w:tc>
+          <w:tcPr>
+            <w:tcW w:type="dxa" w:w="3360"/>
+            <w:vAlign w:val="center"/>
+          </w:tcPr>
+          <w:p>
+            <w:pPr>
+              <w:keepLines/>
+              <w:spacing w:after="0"/>
+            </w:pPr>
+            <w:r>
+              <w:rPr>
+                <w:rFonts w:ascii="Arial" w:hAnsi="Arial" w:eastAsia="Arial" w:cs="Tahoma"/>
+                <w:sz w:val="18"/>
+              </w:rPr>
+            </w:r>
+            <w:r>
+              <w:rPr>
+                <w:rFonts w:ascii="Arial" w:hAnsi="Arial" w:eastAsia="Arial" w:cs="Tahoma"/>
+                <w:sz w:val="18"/>
+              </w:rPr>
+              <w:t>business rule</w:t>
+            </w:r>
+          </w:p>
+        </w:tc>
+        <w:tc>
+          <w:tcPr>
+            <w:tcW w:type="dxa" w:w="3360"/>
+            <w:vAlign w:val="center"/>
+          </w:tcPr>
+          <w:p>
+            <w:pPr>
+              <w:keepLines/>
+              <w:spacing w:after="0"/>
+            </w:pPr>
+            <w:r>
+              <w:rPr>
+                <w:rFonts w:ascii="Arial" w:hAnsi="Arial" w:eastAsia="Arial" w:cs="Tahoma"/>
+                <w:sz w:val="18"/>
+              </w:rPr>
+            </w:r>
+            <w:r>
+              <w:rPr>
+                <w:rFonts w:ascii="Arial" w:hAnsi="Arial" w:eastAsia="Arial" w:cs="Tahoma"/>
+                <w:sz w:val="18"/>
+              </w:rPr>
+              <w:t>logic</w:t>
+            </w:r>
+          </w:p>
+        </w:tc>
+        <w:tc>
+          <w:tcPr>
+            <w:tcW w:type="dxa" w:w="3360"/>
+            <w:vAlign w:val="center"/>
+          </w:tcPr>
+          <w:p>
+            <w:pPr>
+              <w:keepLines/>
+              <w:spacing w:after="0"/>
+            </w:pPr>
+            <w:r>
+              <w:rPr>
+                <w:rFonts w:ascii="Arial" w:hAnsi="Arial" w:eastAsia="Arial" w:cs="Tahoma"/>
+                <w:sz w:val="18"/>
+              </w:rPr>
+            </w:r>
+            <w:r>
+              <w:rPr>
+                <w:rFonts w:ascii="Arial" w:hAnsi="Arial" w:eastAsia="Arial" w:cs="Tahoma"/>
+                <w:sz w:val="18"/>
+              </w:rPr>
+              <w:t>SBPGI เรียก email-lib ส่งอีเมลเอง โดยใช้เลข template จาก workflow_route.email_id (ปิด DP-5 · 2026-08-14)</w:t>
+            </w:r>
+          </w:p>
+        </w:tc>
+      </w:tr>
+      <w:tr>
+        <w:trPr>
+          <w:cantSplit/>
+        </w:trPr>
+        <w:tc>
+          <w:tcPr>
+            <w:tcW w:type="dxa" w:w="3360"/>
+            <w:vAlign w:val="center"/>
+          </w:tcPr>
+          <w:p>
+            <w:pPr>
+              <w:keepLines/>
+              <w:spacing w:after="0"/>
+            </w:pPr>
+            <w:r>
+              <w:rPr>
+                <w:rFonts w:ascii="Arial" w:hAnsi="Arial" w:eastAsia="Arial" w:cs="Tahoma"/>
+                <w:sz w:val="18"/>
+              </w:rPr>
+            </w:r>
+            <w:r>
+              <w:rPr>
+                <w:rFonts w:ascii="Arial" w:hAnsi="Arial" w:eastAsia="Arial" w:cs="Tahoma"/>
+                <w:sz w:val="18"/>
+              </w:rPr>
+              <w:t>business rule</w:t>
+            </w:r>
+          </w:p>
+        </w:tc>
+        <w:tc>
+          <w:tcPr>
+            <w:tcW w:type="dxa" w:w="3360"/>
+            <w:vAlign w:val="center"/>
+          </w:tcPr>
+          <w:p>
+            <w:pPr>
+              <w:keepLines/>
+              <w:spacing w:after="0"/>
+            </w:pPr>
+            <w:r>
+              <w:rPr>
+                <w:rFonts w:ascii="Arial" w:hAnsi="Arial" w:eastAsia="Arial" w:cs="Tahoma"/>
+                <w:sz w:val="18"/>
+              </w:rPr>
+            </w:r>
+            <w:r>
+              <w:rPr>
+                <w:rFonts w:ascii="Arial" w:hAnsi="Arial" w:eastAsia="Arial" w:cs="Tahoma"/>
+                <w:sz w:val="18"/>
+              </w:rPr>
+              <w:t>logic</w:t>
+            </w:r>
+          </w:p>
+        </w:tc>
+        <w:tc>
+          <w:tcPr>
+            <w:tcW w:type="dxa" w:w="3360"/>
+            <w:vAlign w:val="center"/>
+          </w:tcPr>
+          <w:p>
+            <w:pPr>
+              <w:keepLines/>
+              <w:spacing w:after="0"/>
+            </w:pPr>
+            <w:r>
+              <w:rPr>
+                <w:rFonts w:ascii="Arial" w:hAnsi="Arial" w:eastAsia="Arial" w:cs="Tahoma"/>
+                <w:sz w:val="18"/>
+              </w:rPr>
+            </w:r>
+            <w:r>
+              <w:rPr>
+                <w:rFonts w:ascii="Arial" w:hAnsi="Arial" w:eastAsia="Arial" w:cs="Tahoma"/>
+                <w:sz w:val="18"/>
+              </w:rPr>
+              <w:t>Auth Group 1 เป็น platform/external reference ไม่ใช่งาน implement ใน LLDD นี้</w:t>
+            </w:r>
+          </w:p>
+        </w:tc>
+      </w:tr>
+      <w:tr>
+        <w:trPr>
+          <w:cantSplit/>
+        </w:trPr>
+        <w:tc>
+          <w:tcPr>
+            <w:tcW w:type="dxa" w:w="3360"/>
+            <w:vAlign w:val="center"/>
+          </w:tcPr>
+          <w:p>
+            <w:pPr>
+              <w:keepLines/>
+              <w:spacing w:after="0"/>
+            </w:pPr>
+            <w:r>
+              <w:rPr>
+                <w:rFonts w:ascii="Arial" w:hAnsi="Arial" w:eastAsia="Arial" w:cs="Tahoma"/>
+                <w:sz w:val="18"/>
+              </w:rPr>
+            </w:r>
+            <w:r>
+              <w:rPr>
+                <w:rFonts w:ascii="Arial" w:hAnsi="Arial" w:eastAsia="Arial" w:cs="Tahoma"/>
+                <w:color w:val="8A3324"/>
+                <w:sz w:val="18"/>
+              </w:rPr>
+              <w:t>GET /store/search (ระบบ SBP เดิม)</w:t>
+            </w:r>
+          </w:p>
+        </w:tc>
+        <w:tc>
+          <w:tcPr>
+            <w:tcW w:type="dxa" w:w="3360"/>
+            <w:vAlign w:val="center"/>
+          </w:tcPr>
+          <w:p>
+            <w:pPr>
+              <w:keepLines/>
+              <w:spacing w:after="0"/>
+            </w:pPr>
+            <w:r>
+              <w:rPr>
+                <w:rFonts w:ascii="Arial" w:hAnsi="Arial" w:eastAsia="Arial" w:cs="Tahoma"/>
+                <w:sz w:val="18"/>
+              </w:rPr>
+            </w:r>
+            <w:r>
+              <w:rPr>
+                <w:rFonts w:ascii="Arial" w:hAnsi="Arial" w:eastAsia="Arial" w:cs="Tahoma"/>
+                <w:sz w:val="18"/>
+              </w:rPr>
+              <w:t>handler</w:t>
+            </w:r>
+          </w:p>
+        </w:tc>
+        <w:tc>
+          <w:tcPr>
+            <w:tcW w:type="dxa" w:w="3360"/>
+            <w:vAlign w:val="center"/>
+          </w:tcPr>
+          <w:p>
+            <w:pPr>
+              <w:keepLines/>
+              <w:spacing w:after="0"/>
+            </w:pPr>
+            <w:r>
+              <w:rPr>
+                <w:rFonts w:ascii="Arial" w:hAnsi="Arial" w:eastAsia="Arial" w:cs="Tahoma"/>
+                <w:sz w:val="18"/>
+              </w:rPr>
+            </w:r>
+            <w:r>
+              <w:rPr>
+                <w:rFonts w:ascii="Arial" w:hAnsi="Arial" w:eastAsia="Arial" w:cs="Tahoma"/>
+                <w:sz w:val="18"/>
+              </w:rPr>
+              <w:t>คืน {success:true,data} ตามรูปแบบที่ระบุ และคืน {success:false,error:{code,message}} เมื่อ input ผิด — mock repository/lib ไม่แตะ DB จริง</w:t>
+            </w:r>
+          </w:p>
+        </w:tc>
+      </w:tr>
+      <w:tr>
+        <w:trPr>
+          <w:cantSplit/>
+        </w:trPr>
+        <w:tc>
+          <w:tcPr>
+            <w:tcW w:type="dxa" w:w="3360"/>
+            <w:vAlign w:val="center"/>
+          </w:tcPr>
+          <w:p>
+            <w:pPr>
+              <w:keepLines/>
+              <w:spacing w:after="0"/>
+            </w:pPr>
+            <w:r>
+              <w:rPr>
+                <w:rFonts w:ascii="Arial" w:hAnsi="Arial" w:eastAsia="Arial" w:cs="Tahoma"/>
+                <w:sz w:val="18"/>
+              </w:rPr>
+            </w:r>
+            <w:r>
+              <w:rPr>
+                <w:rFonts w:ascii="Courier New" w:hAnsi="Courier New" w:eastAsia="Courier New" w:cs="Tahoma"/>
+                <w:sz w:val="18"/>
+              </w:rPr>
+              <w:t>GET /api/v1/document-statuses</w:t>
+            </w:r>
+          </w:p>
+        </w:tc>
+        <w:tc>
+          <w:tcPr>
+            <w:tcW w:type="dxa" w:w="3360"/>
+            <w:vAlign w:val="center"/>
+          </w:tcPr>
+          <w:p>
+            <w:pPr>
+              <w:keepLines/>
+              <w:spacing w:after="0"/>
+            </w:pPr>
+            <w:r>
+              <w:rPr>
+                <w:rFonts w:ascii="Arial" w:hAnsi="Arial" w:eastAsia="Arial" w:cs="Tahoma"/>
+                <w:sz w:val="18"/>
+              </w:rPr>
+            </w:r>
+            <w:r>
+              <w:rPr>
+                <w:rFonts w:ascii="Arial" w:hAnsi="Arial" w:eastAsia="Arial" w:cs="Tahoma"/>
+                <w:sz w:val="18"/>
+              </w:rPr>
+              <w:t>handler</w:t>
+            </w:r>
+          </w:p>
+        </w:tc>
+        <w:tc>
+          <w:tcPr>
+            <w:tcW w:type="dxa" w:w="3360"/>
+            <w:vAlign w:val="center"/>
+          </w:tcPr>
+          <w:p>
+            <w:pPr>
+              <w:keepLines/>
+              <w:spacing w:after="0"/>
+            </w:pPr>
+            <w:r>
+              <w:rPr>
+                <w:rFonts w:ascii="Arial" w:hAnsi="Arial" w:eastAsia="Arial" w:cs="Tahoma"/>
+                <w:sz w:val="18"/>
+              </w:rPr>
+            </w:r>
+            <w:r>
+              <w:rPr>
+                <w:rFonts w:ascii="Arial" w:hAnsi="Arial" w:eastAsia="Arial" w:cs="Tahoma"/>
+                <w:sz w:val="18"/>
+              </w:rPr>
+              <w:t>คืน {success:true,data} ตามรูปแบบที่ระบุ และคืน {success:false,error:{code,message}} เมื่อ input ผิด — mock repository/lib ไม่แตะ DB จริง</w:t>
+            </w:r>
+          </w:p>
+        </w:tc>
+      </w:tr>
+      <w:tr>
+        <w:trPr>
+          <w:cantSplit/>
+        </w:trPr>
+        <w:tc>
+          <w:tcPr>
+            <w:tcW w:type="dxa" w:w="3360"/>
+            <w:vAlign w:val="center"/>
+          </w:tcPr>
+          <w:p>
+            <w:pPr>
+              <w:keepLines/>
+              <w:spacing w:after="0"/>
+            </w:pPr>
+            <w:r>
+              <w:rPr>
+                <w:rFonts w:ascii="Arial" w:hAnsi="Arial" w:eastAsia="Arial" w:cs="Tahoma"/>
+                <w:sz w:val="18"/>
+              </w:rPr>
+            </w:r>
+            <w:r>
+              <w:rPr>
+                <w:rFonts w:ascii="Courier New" w:hAnsi="Courier New" w:eastAsia="Courier New" w:cs="Tahoma"/>
+                <w:sz w:val="18"/>
+              </w:rPr>
+              <w:t>GET /api/v1/workflow-sections</w:t>
+            </w:r>
+          </w:p>
+        </w:tc>
+        <w:tc>
+          <w:tcPr>
+            <w:tcW w:type="dxa" w:w="3360"/>
+            <w:vAlign w:val="center"/>
+          </w:tcPr>
+          <w:p>
+            <w:pPr>
+              <w:keepLines/>
+              <w:spacing w:after="0"/>
+            </w:pPr>
+            <w:r>
+              <w:rPr>
+                <w:rFonts w:ascii="Arial" w:hAnsi="Arial" w:eastAsia="Arial" w:cs="Tahoma"/>
+                <w:sz w:val="18"/>
+              </w:rPr>
+            </w:r>
+            <w:r>
+              <w:rPr>
+                <w:rFonts w:ascii="Arial" w:hAnsi="Arial" w:eastAsia="Arial" w:cs="Tahoma"/>
+                <w:sz w:val="18"/>
+              </w:rPr>
+              <w:t>handler</w:t>
+            </w:r>
+          </w:p>
+        </w:tc>
+        <w:tc>
+          <w:tcPr>
+            <w:tcW w:type="dxa" w:w="3360"/>
+            <w:vAlign w:val="center"/>
+          </w:tcPr>
+          <w:p>
+            <w:pPr>
+              <w:keepLines/>
+              <w:spacing w:after="0"/>
+            </w:pPr>
+            <w:r>
+              <w:rPr>
+                <w:rFonts w:ascii="Arial" w:hAnsi="Arial" w:eastAsia="Arial" w:cs="Tahoma"/>
+                <w:sz w:val="18"/>
+              </w:rPr>
+            </w:r>
+            <w:r>
+              <w:rPr>
+                <w:rFonts w:ascii="Arial" w:hAnsi="Arial" w:eastAsia="Arial" w:cs="Tahoma"/>
+                <w:sz w:val="18"/>
+              </w:rPr>
+              <w:t>คืน {success:true,data} ตามรูปแบบที่ระบุ และคืน {success:false,error:{code,message}} เมื่อ input ผิด — mock repository/lib ไม่แตะ DB จริง</w:t>
+            </w:r>
+          </w:p>
+        </w:tc>
+      </w:tr>
+      <w:tr>
+        <w:trPr>
+          <w:cantSplit/>
+        </w:trPr>
+        <w:tc>
+          <w:tcPr>
+            <w:tcW w:type="dxa" w:w="3360"/>
+            <w:vAlign w:val="center"/>
+          </w:tcPr>
+          <w:p>
+            <w:pPr>
+              <w:keepLines/>
+              <w:spacing w:after="0"/>
+            </w:pPr>
+            <w:r>
+              <w:rPr>
+                <w:rFonts w:ascii="Arial" w:hAnsi="Arial" w:eastAsia="Arial" w:cs="Tahoma"/>
+                <w:sz w:val="18"/>
+              </w:rPr>
+            </w:r>
+            <w:r>
+              <w:rPr>
+                <w:rFonts w:ascii="Arial" w:hAnsi="Arial" w:eastAsia="Arial" w:cs="Tahoma"/>
+                <w:color w:val="8A3324"/>
+                <w:sz w:val="18"/>
+              </w:rPr>
+              <w:t>email_sent (SBP เดิม)</w:t>
+            </w:r>
+          </w:p>
+        </w:tc>
+        <w:tc>
+          <w:tcPr>
+            <w:tcW w:type="dxa" w:w="3360"/>
+            <w:vAlign w:val="center"/>
+          </w:tcPr>
+          <w:p>
+            <w:pPr>
+              <w:keepLines/>
+              <w:spacing w:after="0"/>
+            </w:pPr>
+            <w:r>
+              <w:rPr>
+                <w:rFonts w:ascii="Arial" w:hAnsi="Arial" w:eastAsia="Arial" w:cs="Tahoma"/>
+                <w:sz w:val="18"/>
+              </w:rPr>
+            </w:r>
+            <w:r>
+              <w:rPr>
+                <w:rFonts w:ascii="Arial" w:hAnsi="Arial" w:eastAsia="Arial" w:cs="Tahoma"/>
+                <w:sz w:val="18"/>
+              </w:rPr>
+              <w:t>transaction</w:t>
+            </w:r>
+          </w:p>
+        </w:tc>
+        <w:tc>
+          <w:tcPr>
+            <w:tcW w:type="dxa" w:w="3360"/>
+            <w:vAlign w:val="center"/>
+          </w:tcPr>
+          <w:p>
+            <w:pPr>
+              <w:keepLines/>
+              <w:spacing w:after="0"/>
+            </w:pPr>
+            <w:r>
+              <w:rPr>
+                <w:rFonts w:ascii="Arial" w:hAnsi="Arial" w:eastAsia="Arial" w:cs="Tahoma"/>
+                <w:sz w:val="18"/>
+              </w:rPr>
+            </w:r>
+            <w:r>
+              <w:rPr>
+                <w:rFonts w:ascii="Arial" w:hAnsi="Arial" w:eastAsia="Arial" w:cs="Tahoma"/>
+                <w:sz w:val="18"/>
+              </w:rPr>
+              <w:t>จำลอง error กลางทาง แล้วยืนยันว่า rollback ครบ ไม่เหลือแถวค้าง (mock DataSource/QueryRunner)</w:t>
+            </w:r>
+          </w:p>
+        </w:tc>
+      </w:tr>
+      <w:tr>
+        <w:trPr>
+          <w:cantSplit/>
+        </w:trPr>
+        <w:tc>
+          <w:tcPr>
+            <w:tcW w:type="dxa" w:w="3360"/>
+            <w:vAlign w:val="center"/>
+          </w:tcPr>
+          <w:p>
+            <w:pPr>
+              <w:keepLines/>
+              <w:spacing w:after="0"/>
+            </w:pPr>
+            <w:r>
+              <w:rPr>
+                <w:rFonts w:ascii="Arial" w:hAnsi="Arial" w:eastAsia="Arial" w:cs="Tahoma"/>
+                <w:sz w:val="18"/>
+              </w:rPr>
+            </w:r>
+            <w:r>
+              <w:rPr>
+                <w:rFonts w:ascii="Arial" w:hAnsi="Arial" w:eastAsia="Arial" w:cs="Tahoma"/>
+                <w:sz w:val="18"/>
+              </w:rPr>
+              <w:t>service</w:t>
+            </w:r>
+          </w:p>
+        </w:tc>
+        <w:tc>
+          <w:tcPr>
+            <w:tcW w:type="dxa" w:w="3360"/>
+            <w:vAlign w:val="center"/>
+          </w:tcPr>
+          <w:p>
+            <w:pPr>
+              <w:keepLines/>
+              <w:spacing w:after="0"/>
+            </w:pPr>
+            <w:r>
+              <w:rPr>
+                <w:rFonts w:ascii="Arial" w:hAnsi="Arial" w:eastAsia="Arial" w:cs="Tahoma"/>
+                <w:sz w:val="18"/>
+              </w:rPr>
+            </w:r>
+            <w:r>
+              <w:rPr>
+                <w:rFonts w:ascii="Arial" w:hAnsi="Arial" w:eastAsia="Arial" w:cs="Tahoma"/>
+                <w:sz w:val="18"/>
+              </w:rPr>
+              <w:t>error mapping</w:t>
+            </w:r>
+          </w:p>
+        </w:tc>
+        <w:tc>
+          <w:tcPr>
+            <w:tcW w:type="dxa" w:w="3360"/>
+            <w:vAlign w:val="center"/>
+          </w:tcPr>
+          <w:p>
+            <w:pPr>
+              <w:keepLines/>
+              <w:spacing w:after="0"/>
+            </w:pPr>
+            <w:r>
+              <w:rPr>
+                <w:rFonts w:ascii="Arial" w:hAnsi="Arial" w:eastAsia="Arial" w:cs="Tahoma"/>
+                <w:sz w:val="18"/>
+              </w:rPr>
+            </w:r>
+            <w:r>
+              <w:rPr>
+                <w:rFonts w:ascii="Arial" w:hAnsi="Arial" w:eastAsia="Arial" w:cs="Tahoma"/>
+                <w:sz w:val="18"/>
+              </w:rPr>
+              <w:t>แปลง error ของ repository/lib เป็น error code ตามสัญญากลาง (LLDD-BE-API-Common-Contracts.pdf)</w:t>
+            </w:r>
+          </w:p>
+        </w:tc>
+      </w:tr>
+    </w:tbl>
+    <w:p/>
+    <w:p>
+      <w:pPr>
+        <w:pStyle w:val="ListBullet"/>
+        <w:keepLines/>
+      </w:pPr>
+      <w:r>
+        <w:t>ทุกเคสต้องรันได้โดยไม่ต่อ DB/บริการภายนอกจริง — mock ที่ขอบ repository/client เสมอ</w:t>
+      </w:r>
+    </w:p>
+    <w:p>
+      <w:pPr>
+        <w:pStyle w:val="ListBullet"/>
+        <w:keepLines/>
+      </w:pPr>
+      <w:r>
+        <w:t>ข้อความไทยที่ยืนยันในเทสต้องเป็น verbatim ตาม ข้อกำหนดทางธุรกิจ ห้ามพิมพ์ใหม่</w:t>
+      </w:r>
+    </w:p>
+    <w:p>
+      <w:pPr>
+        <w:pStyle w:val="ListBullet"/>
+        <w:keepLines/>
+      </w:pPr>
+      <w:r>
+        <w:t>เกณฑ์ผ่านของ CI: ทุกเคสในตารางนี้มี test จริงและผ่านทั้งหมด</w:t>
+      </w:r>
+    </w:p>
     <w:sectPr>
       <w:headerReference w:type="default" r:id="rId9"/>
       <w:footerReference w:type="default" r:id="rId10"/>
@@ -10036,7 +11739,7 @@
     </w:pPr>
     <w:r>
       <w:rPr>
-        <w:rFonts w:ascii="Arial" w:hAnsi="Arial"/>
+        <w:rFonts w:ascii="Arial" w:hAnsi="Arial" w:eastAsia="Arial" w:cs="Tahoma"/>
         <w:sz w:val="16"/>
       </w:rPr>
       <w:t xml:space="preserve">หน้า </w:t>
@@ -10055,7 +11758,7 @@
     </w:pPr>
     <w:r>
       <w:rPr>
-        <w:rFonts w:ascii="Arial" w:hAnsi="Arial" w:eastAsia="Arial"/>
+        <w:rFonts w:ascii="Arial" w:hAnsi="Arial" w:eastAsia="Arial" w:cs="Tahoma"/>
         <w:color w:val="66717F"/>
         <w:sz w:val="16"/>
       </w:rPr>
@@ -10429,7 +12132,7 @@
     <w:qFormat/>
     <w:rsid w:val="00FC693F"/>
     <w:rPr>
-      <w:rFonts w:ascii="Arial" w:hAnsi="Arial" w:eastAsia="Arial"/>
+      <w:rFonts w:ascii="Arial" w:hAnsi="Arial" w:eastAsia="Arial" w:cs="Tahoma"/>
       <w:sz w:val="20"/>
     </w:rPr>
   </w:style>
@@ -10492,7 +12195,7 @@
       <w:outlineLvl w:val="0"/>
     </w:pPr>
     <w:rPr>
-      <w:rFonts w:asciiTheme="majorHAnsi" w:eastAsiaTheme="majorEastAsia" w:hAnsiTheme="majorHAnsi" w:cstheme="majorBidi" w:ascii="Arial" w:hAnsi="Arial" w:eastAsia="Arial"/>
+      <w:rFonts w:asciiTheme="majorHAnsi" w:eastAsiaTheme="majorEastAsia" w:hAnsiTheme="majorHAnsi" w:cstheme="majorBidi" w:ascii="Arial" w:hAnsi="Arial" w:eastAsia="Arial" w:cs="Tahoma"/>
       <w:b/>
       <w:bCs/>
       <w:color w:val="1F4D78"/>
@@ -10516,7 +12219,7 @@
       <w:outlineLvl w:val="1"/>
     </w:pPr>
     <w:rPr>
-      <w:rFonts w:asciiTheme="majorHAnsi" w:eastAsiaTheme="majorEastAsia" w:hAnsiTheme="majorHAnsi" w:cstheme="majorBidi" w:ascii="Arial" w:hAnsi="Arial" w:eastAsia="Arial"/>
+      <w:rFonts w:asciiTheme="majorHAnsi" w:eastAsiaTheme="majorEastAsia" w:hAnsiTheme="majorHAnsi" w:cstheme="majorBidi" w:ascii="Arial" w:hAnsi="Arial" w:eastAsia="Arial" w:cs="Tahoma"/>
       <w:b/>
       <w:bCs/>
       <w:color w:val="2E74B5"/>
@@ -10540,7 +12243,7 @@
       <w:outlineLvl w:val="2"/>
     </w:pPr>
     <w:rPr>
-      <w:rFonts w:asciiTheme="majorHAnsi" w:eastAsiaTheme="majorEastAsia" w:hAnsiTheme="majorHAnsi" w:cstheme="majorBidi" w:ascii="Arial" w:hAnsi="Arial" w:eastAsia="Arial"/>
+      <w:rFonts w:asciiTheme="majorHAnsi" w:eastAsiaTheme="majorEastAsia" w:hAnsiTheme="majorHAnsi" w:cstheme="majorBidi" w:ascii="Arial" w:hAnsi="Arial" w:eastAsia="Arial" w:cs="Tahoma"/>
       <w:b/>
       <w:bCs/>
       <w:color w:val="1F4D78"/>
@@ -10564,7 +12267,7 @@
       <w:outlineLvl w:val="3"/>
     </w:pPr>
     <w:rPr>
-      <w:rFonts w:asciiTheme="majorHAnsi" w:eastAsiaTheme="majorEastAsia" w:hAnsiTheme="majorHAnsi" w:cstheme="majorBidi" w:ascii="Arial" w:hAnsi="Arial" w:eastAsia="Arial"/>
+      <w:rFonts w:asciiTheme="majorHAnsi" w:eastAsiaTheme="majorEastAsia" w:hAnsiTheme="majorHAnsi" w:cstheme="majorBidi" w:ascii="Arial" w:hAnsi="Arial" w:eastAsia="Arial" w:cs="Tahoma"/>
       <w:b/>
       <w:bCs/>
       <w:i/>

--- a/LLDD/word/BE/LLDD-BE-API-Lookup.docx
+++ b/LLDD/word/BE/LLDD-BE-API-Lookup.docx
@@ -1639,7 +1639,7 @@
                 <w:rFonts w:ascii="Arial" w:hAnsi="Arial" w:eastAsia="Arial" w:cs="Tahoma"/>
                 <w:sz w:val="18"/>
               </w:rPr>
-              <w:t>GET /store/search (ระบบ SBP เดิม); GET /api/v1/document-statuses; GET /api/v1/workflow-sections</w:t>
+              <w:t>GET /store/search (ระบบ SBP เดิม); GET /api/v1/sbpgi/lookup/document-statuses; GET /api/v1/sbpgi/lookup/workflow-sections</w:t>
             </w:r>
           </w:p>
         </w:tc>
@@ -1749,7 +1749,21 @@
                 <w:rFonts w:ascii="Arial" w:hAnsi="Arial" w:eastAsia="Arial" w:cs="Tahoma"/>
                 <w:sz w:val="18"/>
               </w:rPr>
-              <w:t>Rendered UI state or normalized API response with status/message and audit-ready trace reference.</w:t>
+              <w:t xml:space="preserve">ไม่มีตารางที่เอกสารนี้เขียนเอง — output คือ response ตาม envelope กลาง </w:t>
+            </w:r>
+            <w:r>
+              <w:rPr>
+                <w:rFonts w:ascii="Courier New" w:hAnsi="Courier New" w:eastAsia="Courier New" w:cs="Tahoma"/>
+                <w:sz w:val="18"/>
+              </w:rPr>
+              <w:t>{success, data}</w:t>
+            </w:r>
+            <w:r>
+              <w:rPr>
+                <w:rFonts w:ascii="Arial" w:hAnsi="Arial" w:eastAsia="Arial" w:cs="Tahoma"/>
+                <w:sz w:val="18"/>
+              </w:rPr>
+              <w:t xml:space="preserve"> และร่องรอยที่ตรวจย้อนได้ (log / consideration_logs / workflow_history ของ engine)</w:t>
             </w:r>
           </w:p>
         </w:tc>
@@ -2003,7 +2017,7 @@
                 <w:rFonts w:ascii="Arial" w:hAnsi="Arial" w:eastAsia="Arial" w:cs="Tahoma"/>
                 <w:sz w:val="18"/>
               </w:rPr>
-              <w:t>GET /api/v1/document-statuses</w:t>
+              <w:t>GET /api/v1/sbpgi/lookup/document-statuses</w:t>
             </w:r>
           </w:p>
         </w:tc>
@@ -2108,7 +2122,7 @@
                 <w:rFonts w:ascii="Arial" w:hAnsi="Arial" w:eastAsia="Arial" w:cs="Tahoma"/>
                 <w:sz w:val="18"/>
               </w:rPr>
-              <w:t>GET /api/v1/workflow-sections</w:t>
+              <w:t>GET /api/v1/sbpgi/lookup/workflow-sections</w:t>
             </w:r>
           </w:p>
         </w:tc>
@@ -4014,7 +4028,7 @@
         <w:pageBreakBefore w:val="0"/>
       </w:pPr>
       <w:r>
-        <w:t>GET /api/v1/document-statuses</w:t>
+        <w:t>GET /api/v1/sbpgi/lookup/document-statuses</w:t>
       </w:r>
     </w:p>
     <w:p>
@@ -4833,7 +4847,7 @@
         <w:pageBreakBefore w:val="0"/>
       </w:pPr>
       <w:r>
-        <w:t>GET /api/v1/workflow-sections</w:t>
+        <w:t>GET /api/v1/sbpgi/lookup/workflow-sections</w:t>
       </w:r>
     </w:p>
     <w:p>
@@ -7542,7 +7556,7 @@
         <w:br/>
         <w:t>// BFF เรียกด้วย x-api-key และแนบ x-user-id / x-user-group-id / x-user-permissions มาให้</w:t>
         <w:br/>
-        <w:t>@Controller('sbpgi')</w:t>
+        <w:t>@Controller('sbpgi/sbpgi/lookup')</w:t>
         <w:br/>
         <w:t>@UseGuards(HttpHeaderGuard)</w:t>
         <w:br/>
@@ -7551,28 +7565,28 @@
         <w:t xml:space="preserve">  constructor(private readonly service: SbpgiLookupService) {}</w:t>
         <w:br/>
         <w:br/>
-        <w:t xml:space="preserve">  // GET /api/v1/document-statuses — รายการสถานะเอกสาร verbatim</w:t>
+        <w:t xml:space="preserve">  // GET /api/v1/sbpgi/lookup/document-statuses — รายการสถานะเอกสาร verbatim</w:t>
         <w:br/>
-        <w:t xml:space="preserve">  @Get('document-statuses')</w:t>
+        <w:t xml:space="preserve">  @Get('lookup/document-statuses')</w:t>
         <w:br/>
-        <w:t xml:space="preserve">  getDocumentStatuses(@UserId() userId: string) {</w:t>
+        <w:t xml:space="preserve">  getSbpgiLookupDocumentStatuses(@UserId() userId: string) {</w:t>
         <w:br/>
         <w:t xml:space="preserve">    // TODO: ตรวจ x-user-permissions ก่อนเรียก service ถ้า endpoint นี้จำกัดสิทธิ์เมนู</w:t>
         <w:br/>
-        <w:t xml:space="preserve">    return this.service.getDocumentStatuses(userId);</w:t>
+        <w:t xml:space="preserve">    return this.service.getSbpgiLookupDocumentStatuses(userId);</w:t>
         <w:br/>
         <w:t xml:space="preserve">  }</w:t>
         <w:br/>
         <w:br/>
-        <w:t xml:space="preserve">  // GET /api/v1/workflow-sections — รายการ section 5 ขั้น</w:t>
+        <w:t xml:space="preserve">  // GET /api/v1/sbpgi/lookup/workflow-sections — รายการ section 5 ขั้น</w:t>
         <w:br/>
-        <w:t xml:space="preserve">  @Get('workflow-sections')</w:t>
+        <w:t xml:space="preserve">  @Get('lookup/workflow-sections')</w:t>
         <w:br/>
-        <w:t xml:space="preserve">  getWorkflowSections(@UserId() userId: string) {</w:t>
+        <w:t xml:space="preserve">  getSbpgiLookupWorkflowSections(@UserId() userId: string) {</w:t>
         <w:br/>
         <w:t xml:space="preserve">    // TODO: ตรวจ x-user-permissions ก่อนเรียก service ถ้า endpoint นี้จำกัดสิทธิ์เมนู</w:t>
         <w:br/>
-        <w:t xml:space="preserve">    return this.service.getWorkflowSections(userId);</w:t>
+        <w:t xml:space="preserve">    return this.service.getSbpgiLookupWorkflowSections(userId);</w:t>
         <w:br/>
         <w:t xml:space="preserve">  }</w:t>
         <w:br/>
@@ -7707,21 +7721,21 @@
         <w:t xml:space="preserve">  ) {}</w:t>
         <w:br/>
         <w:br/>
-        <w:t xml:space="preserve">  // GET /api/v1/document-statuses — รายการสถานะเอกสาร verbatim</w:t>
+        <w:t xml:space="preserve">  // GET /api/v1/sbpgi/lookup/document-statuses — รายการสถานะเอกสาร verbatim</w:t>
         <w:br/>
-        <w:t xml:space="preserve">  async getDocumentStatuses(userId: string) {</w:t>
+        <w:t xml:space="preserve">  async getSbpgiLookupDocumentStatuses(userId: string) {</w:t>
         <w:br/>
         <w:t xml:space="preserve">    const page = 1;</w:t>
         <w:br/>
         <w:t xml:space="preserve">    const size = 100; // endpoint นี้ไม่มี query param — ไม่แบ่งหน้า</w:t>
         <w:br/>
-        <w:t xml:space="preserve">    // SQL เต็มอยู่ในหัวข้อ Database SQL ของเอกสารนี้ (คีย์ 'GET /api/v1/document-statuses')</w:t>
+        <w:t xml:space="preserve">    // SQL เต็มอยู่ในหัวข้อ Database SQL ของเอกสารนี้ (คีย์ 'GET /api/v1/sbpgi/lookup/document-statuses')</w:t>
         <w:br/>
         <w:t xml:space="preserve">    // ⚠️ SQL ตัวอย่างบางเส้นเขียนด้วย named parameter (:size/:offset) แต่ dataSource.query()</w:t>
         <w:br/>
         <w:t xml:space="preserve">    //    รับเฉพาะ positional $1..$n — ต้องแปลงชื่อเป็นลำดับก่อน หรือใช้ QueryBuilder แทน</w:t>
         <w:br/>
-        <w:t xml:space="preserve">    const rows = await this.dataSource.query(SBPGI_SQL.getDocumentStatuses, [</w:t>
+        <w:t xml:space="preserve">    const rows = await this.dataSource.query(SBPGI_SQL.getSbpgiLookupDocumentStatuses, [</w:t>
         <w:br/>
         <w:t xml:space="preserve">      // TODO: เรียงพารามิเตอร์ให้ตรงกับ $1..$n ของ SQL จริง</w:t>
         <w:br/>
@@ -7736,15 +7750,15 @@
         <w:t xml:space="preserve">  }</w:t>
         <w:br/>
         <w:br/>
-        <w:t xml:space="preserve">  // GET /api/v1/workflow-sections — รายการ section 5 ขั้น</w:t>
+        <w:t xml:space="preserve">  // GET /api/v1/sbpgi/lookup/workflow-sections — รายการ section 5 ขั้น</w:t>
         <w:br/>
-        <w:t xml:space="preserve">  async getWorkflowSections(userId: string) {</w:t>
+        <w:t xml:space="preserve">  async getSbpgiLookupWorkflowSections(userId: string) {</w:t>
         <w:br/>
-        <w:t xml:space="preserve">    // TODO: implement ตาม business rule ของ GET /api/v1/workflow-sections</w:t>
+        <w:t xml:space="preserve">    // TODO: implement ตาม business rule ของ GET /api/v1/sbpgi/lookup/workflow-sections</w:t>
         <w:br/>
-        <w:t xml:space="preserve">    //       (SQL อยู่ในหัวข้อ Database SQL คีย์ 'GET /api/v1/workflow-sections')</w:t>
+        <w:t xml:space="preserve">    //       (SQL อยู่ในหัวข้อ Database SQL คีย์ 'GET /api/v1/sbpgi/lookup/workflow-sections')</w:t>
         <w:br/>
-        <w:t xml:space="preserve">    throw new NotImplementedException('getWorkflowSections ยังไม่ implement');</w:t>
+        <w:t xml:space="preserve">    throw new NotImplementedException('getSbpgiLookupWorkflowSections ยังไม่ implement');</w:t>
         <w:br/>
         <w:t xml:space="preserve">  }</w:t>
         <w:br/>
@@ -8884,16 +8898,16 @@
         <w:t xml:space="preserve">  }</w:t>
         <w:br/>
         <w:br/>
-        <w:t xml:space="preserve">  getDocumentStatuses(params: any, user: any) {</w:t>
+        <w:t xml:space="preserve">  getSbpgiLookupDocumentStatuses(params: any, user: any) {</w:t>
         <w:br/>
-        <w:t xml:space="preserve">    return this.client.get('/api/v1/document-statuses', { params, headers: this.userHeaders(user) });</w:t>
+        <w:t xml:space="preserve">    return this.client.get('/api/v1/sbpgi/lookup/document-statuses', { params, headers: this.userHeaders(user) });</w:t>
         <w:br/>
         <w:t xml:space="preserve">  }</w:t>
         <w:br/>
         <w:br/>
-        <w:t xml:space="preserve">  getWorkflowSections(params: any, user: any) {</w:t>
+        <w:t xml:space="preserve">  getSbpgiLookupWorkflowSections(params: any, user: any) {</w:t>
         <w:br/>
-        <w:t xml:space="preserve">    return this.client.get('/api/v1/workflow-sections', { params, headers: this.userHeaders(user) });</w:t>
+        <w:t xml:space="preserve">    return this.client.get('/api/v1/sbpgi/lookup/workflow-sections', { params, headers: this.userHeaders(user) });</w:t>
         <w:br/>
         <w:t xml:space="preserve">  }</w:t>
         <w:br/>
@@ -8918,24 +8932,24 @@
         <w:t xml:space="preserve">  constructor(private readonly service: SbpgiLookupBffService) {}</w:t>
         <w:br/>
         <w:br/>
-        <w:t xml:space="preserve">  // proxy ของ GET /api/v1/document-statuses</w:t>
+        <w:t xml:space="preserve">  // proxy ของ GET /api/v1/sbpgi/lookup/document-statuses</w:t>
         <w:br/>
-        <w:t xml:space="preserve">  @Get('document-statuses')</w:t>
+        <w:t xml:space="preserve">  @Get('sbpgi/lookup/document-statuses')</w:t>
         <w:br/>
-        <w:t xml:space="preserve">  getDocumentStatuses(@Query() query: any, @Req() req: any) {</w:t>
+        <w:t xml:space="preserve">  getSbpgiLookupDocumentStatuses(@Query() query: any, @Req() req: any) {</w:t>
         <w:br/>
-        <w:t xml:space="preserve">    return this.service.getDocumentStatuses(query, req.user);</w:t>
+        <w:t xml:space="preserve">    return this.service.getSbpgiLookupDocumentStatuses(query, req.user);</w:t>
         <w:br/>
         <w:t xml:space="preserve">  }</w:t>
         <w:br/>
         <w:br/>
-        <w:t xml:space="preserve">  // proxy ของ GET /api/v1/workflow-sections</w:t>
+        <w:t xml:space="preserve">  // proxy ของ GET /api/v1/sbpgi/lookup/workflow-sections</w:t>
         <w:br/>
-        <w:t xml:space="preserve">  @Get('workflow-sections')</w:t>
+        <w:t xml:space="preserve">  @Get('sbpgi/lookup/workflow-sections')</w:t>
         <w:br/>
-        <w:t xml:space="preserve">  getWorkflowSections(@Query() query: any, @Req() req: any) {</w:t>
+        <w:t xml:space="preserve">  getSbpgiLookupWorkflowSections(@Query() query: any, @Req() req: any) {</w:t>
         <w:br/>
-        <w:t xml:space="preserve">    return this.service.getWorkflowSections(query, req.user);</w:t>
+        <w:t xml:space="preserve">    return this.service.getSbpgiLookupWorkflowSections(query, req.user);</w:t>
         <w:br/>
         <w:t xml:space="preserve">  }</w:t>
         <w:br/>
@@ -9710,7 +9724,7 @@
         <w:rPr>
           <w:b/>
         </w:rPr>
-        <w:t>GET /api/v1/document-statuses</w:t>
+        <w:t>GET /api/v1/sbpgi/lookup/document-statuses</w:t>
       </w:r>
       <w:r>
         <w:t xml:space="preserve"> — รายการสถานะเอกสาร verbatim</w:t>
@@ -9746,7 +9760,7 @@
         <w:rPr>
           <w:b/>
         </w:rPr>
-        <w:t>GET /api/v1/workflow-sections</w:t>
+        <w:t>GET /api/v1/sbpgi/lookup/workflow-sections</w:t>
       </w:r>
       <w:r>
         <w:t xml:space="preserve"> — รายการ section 5 ขั้น</w:t>
@@ -11393,7 +11407,7 @@
                 <w:rFonts w:ascii="Courier New" w:hAnsi="Courier New" w:eastAsia="Courier New" w:cs="Tahoma"/>
                 <w:sz w:val="18"/>
               </w:rPr>
-              <w:t>GET /api/v1/document-statuses</w:t>
+              <w:t>GET /api/v1/sbpgi/lookup/document-statuses</w:t>
             </w:r>
           </w:p>
         </w:tc>
@@ -11473,7 +11487,7 @@
                 <w:rFonts w:ascii="Courier New" w:hAnsi="Courier New" w:eastAsia="Courier New" w:cs="Tahoma"/>
                 <w:sz w:val="18"/>
               </w:rPr>
-              <w:t>GET /api/v1/workflow-sections</w:t>
+              <w:t>GET /api/v1/sbpgi/lookup/workflow-sections</w:t>
             </w:r>
           </w:p>
         </w:tc>

--- a/LLDD/word/BE/LLDD-BE-API-Lookup.docx
+++ b/LLDD/word/BE/LLDD-BE-API-Lookup.docx
@@ -657,6 +657,802 @@
         <w:t>Common contract reference: ทุกหัวข้อ API/FE ต้องยึด LLDD-BE-API-Common-Contracts.pdf และ LLDD-FE-Integration-Contracts.pdf สำหรับ error/auth/format/pagination/action/RBAC ก่อนลงรายละเอียดเฉพาะหน้าหรือเฉพาะ endpoint</w:t>
       </w:r>
     </w:p>
+    <w:p>
+      <w:pPr>
+        <w:pStyle w:val="Heading2"/>
+        <w:keepNext/>
+        <w:keepLines/>
+        <w:pageBreakBefore w:val="0"/>
+      </w:pPr>
+      <w:r>
+        <w:t>1.1 เอกสาร LLDD ที่เกี่ยวข้อง</w:t>
+      </w:r>
+    </w:p>
+    <w:p>
+      <w:pPr>
+        <w:keepNext w:val="0"/>
+      </w:pPr>
+      <w:r>
+        <w:t>ตารางนี้สร้างจาก endpoint และตารางที่เอกสารฉบับนี้ประกาศไว้จริง — อ่านฉบับที่อยู่ในตารางก่อนลงมือ เพื่อไม่ให้สัญญา request/response หรือชื่อคอลัมน์หลุดจากกัน</w:t>
+      </w:r>
+    </w:p>
+    <w:tbl>
+      <w:tblPr>
+        <w:tblStyle w:val="TableGrid"/>
+        <w:tblW w:type="auto" w:w="0"/>
+        <w:jc w:val="center"/>
+        <w:tblLook w:firstColumn="1" w:firstRow="1" w:lastColumn="0" w:lastRow="0" w:noHBand="0" w:noVBand="1" w:val="04A0"/>
+      </w:tblPr>
+      <w:tblGrid>
+        <w:gridCol w:w="3360"/>
+        <w:gridCol w:w="3360"/>
+        <w:gridCol w:w="3360"/>
+      </w:tblGrid>
+      <w:tr>
+        <w:trPr>
+          <w:cantSplit/>
+        </w:trPr>
+        <w:tc>
+          <w:tcPr>
+            <w:tcW w:type="dxa" w:w="3360"/>
+            <w:vAlign w:val="center"/>
+            <w:shd w:fill="E8EEF5"/>
+          </w:tcPr>
+          <w:p>
+            <w:pPr>
+              <w:keepLines/>
+              <w:spacing w:after="0"/>
+            </w:pPr>
+            <w:r/>
+            <w:r>
+              <w:rPr>
+                <w:rFonts w:ascii="Arial" w:hAnsi="Arial" w:eastAsia="Arial" w:cs="Tahoma"/>
+                <w:b/>
+                <w:sz w:val="18"/>
+              </w:rPr>
+              <w:t>ความสัมพันธ์</w:t>
+            </w:r>
+          </w:p>
+        </w:tc>
+        <w:tc>
+          <w:tcPr>
+            <w:tcW w:type="dxa" w:w="3360"/>
+            <w:vAlign w:val="center"/>
+            <w:shd w:fill="E8EEF5"/>
+          </w:tcPr>
+          <w:p>
+            <w:pPr>
+              <w:keepLines/>
+              <w:spacing w:after="0"/>
+            </w:pPr>
+            <w:r/>
+            <w:r>
+              <w:rPr>
+                <w:rFonts w:ascii="Arial" w:hAnsi="Arial" w:eastAsia="Arial" w:cs="Tahoma"/>
+                <w:b/>
+                <w:sz w:val="18"/>
+              </w:rPr>
+              <w:t>เอกสาร LLDD</w:t>
+            </w:r>
+          </w:p>
+        </w:tc>
+        <w:tc>
+          <w:tcPr>
+            <w:tcW w:type="dxa" w:w="3360"/>
+            <w:vAlign w:val="center"/>
+            <w:shd w:fill="E8EEF5"/>
+          </w:tcPr>
+          <w:p>
+            <w:pPr>
+              <w:keepLines/>
+              <w:spacing w:after="0"/>
+            </w:pPr>
+            <w:r/>
+            <w:r>
+              <w:rPr>
+                <w:rFonts w:ascii="Arial" w:hAnsi="Arial" w:eastAsia="Arial" w:cs="Tahoma"/>
+                <w:b/>
+                <w:sz w:val="18"/>
+              </w:rPr>
+              <w:t>เกี่ยวข้องตรงไหน</w:t>
+            </w:r>
+          </w:p>
+        </w:tc>
+      </w:tr>
+      <w:tr>
+        <w:trPr>
+          <w:cantSplit/>
+        </w:trPr>
+        <w:tc>
+          <w:tcPr>
+            <w:tcW w:type="dxa" w:w="3360"/>
+            <w:vAlign w:val="center"/>
+          </w:tcPr>
+          <w:p>
+            <w:pPr>
+              <w:keepLines/>
+              <w:spacing w:after="0"/>
+            </w:pPr>
+            <w:r>
+              <w:rPr>
+                <w:rFonts w:ascii="Arial" w:hAnsi="Arial" w:eastAsia="Arial" w:cs="Tahoma"/>
+                <w:sz w:val="18"/>
+              </w:rPr>
+            </w:r>
+            <w:r>
+              <w:rPr>
+                <w:rFonts w:ascii="Arial" w:hAnsi="Arial" w:eastAsia="Arial" w:cs="Tahoma"/>
+                <w:sz w:val="18"/>
+              </w:rPr>
+              <w:t>ถูกเรียกจาก</w:t>
+            </w:r>
+          </w:p>
+        </w:tc>
+        <w:tc>
+          <w:tcPr>
+            <w:tcW w:type="dxa" w:w="3360"/>
+            <w:vAlign w:val="center"/>
+          </w:tcPr>
+          <w:p>
+            <w:pPr>
+              <w:keepLines/>
+              <w:spacing w:after="0"/>
+            </w:pPr>
+            <w:r>
+              <w:rPr>
+                <w:rFonts w:ascii="Arial" w:hAnsi="Arial" w:eastAsia="Arial" w:cs="Tahoma"/>
+                <w:sz w:val="18"/>
+              </w:rPr>
+            </w:r>
+            <w:r>
+              <w:rPr>
+                <w:rFonts w:ascii="Arial" w:hAnsi="Arial" w:eastAsia="Arial" w:cs="Tahoma"/>
+                <w:b/>
+                <w:sz w:val="18"/>
+              </w:rPr>
+              <w:t>LLDD-FE-Create-Document.pdf</w:t>
+            </w:r>
+          </w:p>
+        </w:tc>
+        <w:tc>
+          <w:tcPr>
+            <w:tcW w:type="dxa" w:w="3360"/>
+            <w:vAlign w:val="center"/>
+          </w:tcPr>
+          <w:p>
+            <w:pPr>
+              <w:keepLines/>
+              <w:spacing w:after="0"/>
+            </w:pPr>
+            <w:r>
+              <w:rPr>
+                <w:rFonts w:ascii="Arial" w:hAnsi="Arial" w:eastAsia="Arial" w:cs="Tahoma"/>
+                <w:sz w:val="18"/>
+              </w:rPr>
+            </w:r>
+            <w:r>
+              <w:rPr>
+                <w:rFonts w:ascii="Arial" w:hAnsi="Arial" w:eastAsia="Arial" w:cs="Tahoma"/>
+                <w:color w:val="8A3324"/>
+                <w:sz w:val="18"/>
+              </w:rPr>
+              <w:t>GET /store/search (ระบบ SBP เดิม)</w:t>
+            </w:r>
+          </w:p>
+        </w:tc>
+      </w:tr>
+      <w:tr>
+        <w:trPr>
+          <w:cantSplit/>
+        </w:trPr>
+        <w:tc>
+          <w:tcPr>
+            <w:tcW w:type="dxa" w:w="3360"/>
+            <w:vAlign w:val="center"/>
+          </w:tcPr>
+          <w:p>
+            <w:pPr>
+              <w:keepLines/>
+              <w:spacing w:after="0"/>
+            </w:pPr>
+            <w:r>
+              <w:rPr>
+                <w:rFonts w:ascii="Arial" w:hAnsi="Arial" w:eastAsia="Arial" w:cs="Tahoma"/>
+                <w:sz w:val="18"/>
+              </w:rPr>
+            </w:r>
+            <w:r>
+              <w:rPr>
+                <w:rFonts w:ascii="Arial" w:hAnsi="Arial" w:eastAsia="Arial" w:cs="Tahoma"/>
+                <w:sz w:val="18"/>
+              </w:rPr>
+              <w:t>ถูกเรียกจาก</w:t>
+            </w:r>
+          </w:p>
+        </w:tc>
+        <w:tc>
+          <w:tcPr>
+            <w:tcW w:type="dxa" w:w="3360"/>
+            <w:vAlign w:val="center"/>
+          </w:tcPr>
+          <w:p>
+            <w:pPr>
+              <w:keepLines/>
+              <w:spacing w:after="0"/>
+            </w:pPr>
+            <w:r>
+              <w:rPr>
+                <w:rFonts w:ascii="Arial" w:hAnsi="Arial" w:eastAsia="Arial" w:cs="Tahoma"/>
+                <w:sz w:val="18"/>
+              </w:rPr>
+            </w:r>
+            <w:r>
+              <w:rPr>
+                <w:rFonts w:ascii="Arial" w:hAnsi="Arial" w:eastAsia="Arial" w:cs="Tahoma"/>
+                <w:b/>
+                <w:sz w:val="18"/>
+              </w:rPr>
+              <w:t>LLDD-FE-Foundation.pdf</w:t>
+            </w:r>
+          </w:p>
+        </w:tc>
+        <w:tc>
+          <w:tcPr>
+            <w:tcW w:type="dxa" w:w="3360"/>
+            <w:vAlign w:val="center"/>
+          </w:tcPr>
+          <w:p>
+            <w:pPr>
+              <w:keepLines/>
+              <w:spacing w:after="0"/>
+            </w:pPr>
+            <w:r>
+              <w:rPr>
+                <w:rFonts w:ascii="Arial" w:hAnsi="Arial" w:eastAsia="Arial" w:cs="Tahoma"/>
+                <w:sz w:val="18"/>
+              </w:rPr>
+            </w:r>
+            <w:r>
+              <w:rPr>
+                <w:rFonts w:ascii="Courier New" w:hAnsi="Courier New" w:eastAsia="Courier New" w:cs="Tahoma"/>
+                <w:sz w:val="18"/>
+              </w:rPr>
+              <w:t>GET /api/v1/sgi/lookup/document-statuses</w:t>
+            </w:r>
+          </w:p>
+        </w:tc>
+      </w:tr>
+      <w:tr>
+        <w:trPr>
+          <w:cantSplit/>
+        </w:trPr>
+        <w:tc>
+          <w:tcPr>
+            <w:tcW w:type="dxa" w:w="3360"/>
+            <w:vAlign w:val="center"/>
+          </w:tcPr>
+          <w:p>
+            <w:pPr>
+              <w:keepLines/>
+              <w:spacing w:after="0"/>
+            </w:pPr>
+            <w:r>
+              <w:rPr>
+                <w:rFonts w:ascii="Arial" w:hAnsi="Arial" w:eastAsia="Arial" w:cs="Tahoma"/>
+                <w:sz w:val="18"/>
+              </w:rPr>
+            </w:r>
+            <w:r>
+              <w:rPr>
+                <w:rFonts w:ascii="Arial" w:hAnsi="Arial" w:eastAsia="Arial" w:cs="Tahoma"/>
+                <w:sz w:val="18"/>
+              </w:rPr>
+              <w:t>ถูกเรียกจาก</w:t>
+            </w:r>
+          </w:p>
+        </w:tc>
+        <w:tc>
+          <w:tcPr>
+            <w:tcW w:type="dxa" w:w="3360"/>
+            <w:vAlign w:val="center"/>
+          </w:tcPr>
+          <w:p>
+            <w:pPr>
+              <w:keepLines/>
+              <w:spacing w:after="0"/>
+            </w:pPr>
+            <w:r>
+              <w:rPr>
+                <w:rFonts w:ascii="Arial" w:hAnsi="Arial" w:eastAsia="Arial" w:cs="Tahoma"/>
+                <w:sz w:val="18"/>
+              </w:rPr>
+            </w:r>
+            <w:r>
+              <w:rPr>
+                <w:rFonts w:ascii="Arial" w:hAnsi="Arial" w:eastAsia="Arial" w:cs="Tahoma"/>
+                <w:b/>
+                <w:sz w:val="18"/>
+              </w:rPr>
+              <w:t>LLDD-FE-Report.pdf</w:t>
+            </w:r>
+          </w:p>
+        </w:tc>
+        <w:tc>
+          <w:tcPr>
+            <w:tcW w:type="dxa" w:w="3360"/>
+            <w:vAlign w:val="center"/>
+          </w:tcPr>
+          <w:p>
+            <w:pPr>
+              <w:keepLines/>
+              <w:spacing w:after="0"/>
+            </w:pPr>
+            <w:r>
+              <w:rPr>
+                <w:rFonts w:ascii="Arial" w:hAnsi="Arial" w:eastAsia="Arial" w:cs="Tahoma"/>
+                <w:sz w:val="18"/>
+              </w:rPr>
+            </w:r>
+            <w:r>
+              <w:rPr>
+                <w:rFonts w:ascii="Arial" w:hAnsi="Arial" w:eastAsia="Arial" w:cs="Tahoma"/>
+                <w:color w:val="8A3324"/>
+                <w:sz w:val="18"/>
+              </w:rPr>
+              <w:t>GET /store/search (ระบบ SBP เดิม)</w:t>
+            </w:r>
+          </w:p>
+        </w:tc>
+      </w:tr>
+      <w:tr>
+        <w:trPr>
+          <w:cantSplit/>
+        </w:trPr>
+        <w:tc>
+          <w:tcPr>
+            <w:tcW w:type="dxa" w:w="3360"/>
+            <w:vAlign w:val="center"/>
+          </w:tcPr>
+          <w:p>
+            <w:pPr>
+              <w:keepLines/>
+              <w:spacing w:after="0"/>
+            </w:pPr>
+            <w:r>
+              <w:rPr>
+                <w:rFonts w:ascii="Arial" w:hAnsi="Arial" w:eastAsia="Arial" w:cs="Tahoma"/>
+                <w:sz w:val="18"/>
+              </w:rPr>
+            </w:r>
+            <w:r>
+              <w:rPr>
+                <w:rFonts w:ascii="Arial" w:hAnsi="Arial" w:eastAsia="Arial" w:cs="Tahoma"/>
+                <w:sz w:val="18"/>
+              </w:rPr>
+              <w:t>สัญญากลาง</w:t>
+            </w:r>
+          </w:p>
+        </w:tc>
+        <w:tc>
+          <w:tcPr>
+            <w:tcW w:type="dxa" w:w="3360"/>
+            <w:vAlign w:val="center"/>
+          </w:tcPr>
+          <w:p>
+            <w:pPr>
+              <w:keepLines/>
+              <w:spacing w:after="0"/>
+            </w:pPr>
+            <w:r>
+              <w:rPr>
+                <w:rFonts w:ascii="Arial" w:hAnsi="Arial" w:eastAsia="Arial" w:cs="Tahoma"/>
+                <w:sz w:val="18"/>
+              </w:rPr>
+            </w:r>
+            <w:r>
+              <w:rPr>
+                <w:rFonts w:ascii="Arial" w:hAnsi="Arial" w:eastAsia="Arial" w:cs="Tahoma"/>
+                <w:b/>
+                <w:sz w:val="18"/>
+              </w:rPr>
+              <w:t>LLDD-BE-API-Common-Contracts.pdf</w:t>
+            </w:r>
+          </w:p>
+        </w:tc>
+        <w:tc>
+          <w:tcPr>
+            <w:tcW w:type="dxa" w:w="3360"/>
+            <w:vAlign w:val="center"/>
+          </w:tcPr>
+          <w:p>
+            <w:pPr>
+              <w:keepLines/>
+              <w:spacing w:after="0"/>
+            </w:pPr>
+            <w:r>
+              <w:rPr>
+                <w:rFonts w:ascii="Arial" w:hAnsi="Arial" w:eastAsia="Arial" w:cs="Tahoma"/>
+                <w:sz w:val="18"/>
+              </w:rPr>
+            </w:r>
+            <w:r>
+              <w:rPr>
+                <w:rFonts w:ascii="Arial" w:hAnsi="Arial" w:eastAsia="Arial" w:cs="Tahoma"/>
+                <w:sz w:val="18"/>
+              </w:rPr>
+              <w:t xml:space="preserve">envelope </w:t>
+            </w:r>
+            <w:r>
+              <w:rPr>
+                <w:rFonts w:ascii="Courier New" w:hAnsi="Courier New" w:eastAsia="Courier New" w:cs="Tahoma"/>
+                <w:sz w:val="18"/>
+              </w:rPr>
+              <w:t>{success,data}</w:t>
+            </w:r>
+            <w:r>
+              <w:rPr>
+                <w:rFonts w:ascii="Arial" w:hAnsi="Arial" w:eastAsia="Arial" w:cs="Tahoma"/>
+                <w:sz w:val="18"/>
+              </w:rPr>
+              <w:t xml:space="preserve"> · error code · pagination · รูปแบบวันที่/เลขเอกสาร</w:t>
+            </w:r>
+          </w:p>
+        </w:tc>
+      </w:tr>
+      <w:tr>
+        <w:trPr>
+          <w:cantSplit/>
+        </w:trPr>
+        <w:tc>
+          <w:tcPr>
+            <w:tcW w:type="dxa" w:w="3360"/>
+            <w:vAlign w:val="center"/>
+          </w:tcPr>
+          <w:p>
+            <w:pPr>
+              <w:keepLines/>
+              <w:spacing w:after="0"/>
+            </w:pPr>
+            <w:r>
+              <w:rPr>
+                <w:rFonts w:ascii="Arial" w:hAnsi="Arial" w:eastAsia="Arial" w:cs="Tahoma"/>
+                <w:sz w:val="18"/>
+              </w:rPr>
+            </w:r>
+            <w:r>
+              <w:rPr>
+                <w:rFonts w:ascii="Arial" w:hAnsi="Arial" w:eastAsia="Arial" w:cs="Tahoma"/>
+                <w:sz w:val="18"/>
+              </w:rPr>
+              <w:t>โครงสร้างข้อมูล</w:t>
+            </w:r>
+          </w:p>
+        </w:tc>
+        <w:tc>
+          <w:tcPr>
+            <w:tcW w:type="dxa" w:w="3360"/>
+            <w:vAlign w:val="center"/>
+          </w:tcPr>
+          <w:p>
+            <w:pPr>
+              <w:keepLines/>
+              <w:spacing w:after="0"/>
+            </w:pPr>
+            <w:r>
+              <w:rPr>
+                <w:rFonts w:ascii="Arial" w:hAnsi="Arial" w:eastAsia="Arial" w:cs="Tahoma"/>
+                <w:sz w:val="18"/>
+              </w:rPr>
+            </w:r>
+            <w:r>
+              <w:rPr>
+                <w:rFonts w:ascii="Arial" w:hAnsi="Arial" w:eastAsia="Arial" w:cs="Tahoma"/>
+                <w:b/>
+                <w:sz w:val="18"/>
+              </w:rPr>
+              <w:t>LLDD-BE-Database-Structure.pdf</w:t>
+            </w:r>
+          </w:p>
+        </w:tc>
+        <w:tc>
+          <w:tcPr>
+            <w:tcW w:type="dxa" w:w="3360"/>
+            <w:vAlign w:val="center"/>
+          </w:tcPr>
+          <w:p>
+            <w:pPr>
+              <w:keepLines/>
+              <w:spacing w:after="0"/>
+            </w:pPr>
+            <w:r>
+              <w:rPr>
+                <w:rFonts w:ascii="Arial" w:hAnsi="Arial" w:eastAsia="Arial" w:cs="Tahoma"/>
+                <w:sz w:val="18"/>
+              </w:rPr>
+            </w:r>
+            <w:r>
+              <w:rPr>
+                <w:rFonts w:ascii="Arial" w:hAnsi="Arial" w:eastAsia="Arial" w:cs="Tahoma"/>
+                <w:sz w:val="18"/>
+              </w:rPr>
+              <w:t>DDL ของตารางที่หัวข้อ Reference DB Mapping อ้างถึง</w:t>
+            </w:r>
+          </w:p>
+        </w:tc>
+      </w:tr>
+      <w:tr>
+        <w:trPr>
+          <w:cantSplit/>
+        </w:trPr>
+        <w:tc>
+          <w:tcPr>
+            <w:tcW w:type="dxa" w:w="3360"/>
+            <w:vAlign w:val="center"/>
+          </w:tcPr>
+          <w:p>
+            <w:pPr>
+              <w:keepLines/>
+              <w:spacing w:after="0"/>
+            </w:pPr>
+            <w:r>
+              <w:rPr>
+                <w:rFonts w:ascii="Arial" w:hAnsi="Arial" w:eastAsia="Arial" w:cs="Tahoma"/>
+                <w:sz w:val="18"/>
+              </w:rPr>
+            </w:r>
+            <w:r>
+              <w:rPr>
+                <w:rFonts w:ascii="Arial" w:hAnsi="Arial" w:eastAsia="Arial" w:cs="Tahoma"/>
+                <w:sz w:val="18"/>
+              </w:rPr>
+              <w:t>แพลตฟอร์มระบบเดิม</w:t>
+            </w:r>
+          </w:p>
+        </w:tc>
+        <w:tc>
+          <w:tcPr>
+            <w:tcW w:type="dxa" w:w="3360"/>
+            <w:vAlign w:val="center"/>
+          </w:tcPr>
+          <w:p>
+            <w:pPr>
+              <w:keepLines/>
+              <w:spacing w:after="0"/>
+            </w:pPr>
+            <w:r>
+              <w:rPr>
+                <w:rFonts w:ascii="Arial" w:hAnsi="Arial" w:eastAsia="Arial" w:cs="Tahoma"/>
+                <w:sz w:val="18"/>
+              </w:rPr>
+            </w:r>
+            <w:r>
+              <w:rPr>
+                <w:rFonts w:ascii="Arial" w:hAnsi="Arial" w:eastAsia="Arial" w:cs="Tahoma"/>
+                <w:b/>
+                <w:sz w:val="18"/>
+              </w:rPr>
+              <w:t>LLDD-BE-Integration-SBP-Platform.pdf</w:t>
+            </w:r>
+          </w:p>
+        </w:tc>
+        <w:tc>
+          <w:tcPr>
+            <w:tcW w:type="dxa" w:w="3360"/>
+            <w:vAlign w:val="center"/>
+          </w:tcPr>
+          <w:p>
+            <w:pPr>
+              <w:keepLines/>
+              <w:spacing w:after="0"/>
+            </w:pPr>
+            <w:r>
+              <w:rPr>
+                <w:rFonts w:ascii="Arial" w:hAnsi="Arial" w:eastAsia="Arial" w:cs="Tahoma"/>
+                <w:sz w:val="18"/>
+              </w:rPr>
+            </w:r>
+            <w:r>
+              <w:rPr>
+                <w:rFonts w:ascii="Arial" w:hAnsi="Arial" w:eastAsia="Arial" w:cs="Tahoma"/>
+                <w:sz w:val="18"/>
+              </w:rPr>
+              <w:t>header จาก BFF (</w:t>
+            </w:r>
+            <w:r>
+              <w:rPr>
+                <w:rFonts w:ascii="Courier New" w:hAnsi="Courier New" w:eastAsia="Courier New" w:cs="Tahoma"/>
+                <w:sz w:val="18"/>
+              </w:rPr>
+              <w:t>x-api-key</w:t>
+            </w:r>
+            <w:r>
+              <w:rPr>
+                <w:rFonts w:ascii="Arial" w:hAnsi="Arial" w:eastAsia="Arial" w:cs="Tahoma"/>
+                <w:sz w:val="18"/>
+              </w:rPr>
+              <w:t xml:space="preserve"> / </w:t>
+            </w:r>
+            <w:r>
+              <w:rPr>
+                <w:rFonts w:ascii="Courier New" w:hAnsi="Courier New" w:eastAsia="Courier New" w:cs="Tahoma"/>
+                <w:sz w:val="18"/>
+              </w:rPr>
+              <w:t>x-user-*</w:t>
+            </w:r>
+            <w:r>
+              <w:rPr>
+                <w:rFonts w:ascii="Arial" w:hAnsi="Arial" w:eastAsia="Arial" w:cs="Tahoma"/>
+                <w:sz w:val="18"/>
+              </w:rPr>
+              <w:t>) · การ reuse ตารางและ service ของระบบ SBP เดิม</w:t>
+            </w:r>
+          </w:p>
+        </w:tc>
+      </w:tr>
+      <w:tr>
+        <w:trPr>
+          <w:cantSplit/>
+        </w:trPr>
+        <w:tc>
+          <w:tcPr>
+            <w:tcW w:type="dxa" w:w="3360"/>
+            <w:vAlign w:val="center"/>
+          </w:tcPr>
+          <w:p>
+            <w:pPr>
+              <w:keepLines/>
+              <w:spacing w:after="0"/>
+            </w:pPr>
+            <w:r>
+              <w:rPr>
+                <w:rFonts w:ascii="Arial" w:hAnsi="Arial" w:eastAsia="Arial" w:cs="Tahoma"/>
+                <w:sz w:val="18"/>
+              </w:rPr>
+            </w:r>
+            <w:r>
+              <w:rPr>
+                <w:rFonts w:ascii="Arial" w:hAnsi="Arial" w:eastAsia="Arial" w:cs="Tahoma"/>
+                <w:sz w:val="18"/>
+              </w:rPr>
+              <w:t>ต้องจบก่อน (ลำดับงาน)</w:t>
+            </w:r>
+          </w:p>
+        </w:tc>
+        <w:tc>
+          <w:tcPr>
+            <w:tcW w:type="dxa" w:w="3360"/>
+            <w:vAlign w:val="center"/>
+          </w:tcPr>
+          <w:p>
+            <w:pPr>
+              <w:keepLines/>
+              <w:spacing w:after="0"/>
+            </w:pPr>
+            <w:r>
+              <w:rPr>
+                <w:rFonts w:ascii="Arial" w:hAnsi="Arial" w:eastAsia="Arial" w:cs="Tahoma"/>
+                <w:sz w:val="18"/>
+              </w:rPr>
+            </w:r>
+            <w:r>
+              <w:rPr>
+                <w:rFonts w:ascii="Arial" w:hAnsi="Arial" w:eastAsia="Arial" w:cs="Tahoma"/>
+                <w:b/>
+                <w:sz w:val="18"/>
+              </w:rPr>
+              <w:t>LLDD-BE-API-Common-Contracts.pdf</w:t>
+            </w:r>
+          </w:p>
+        </w:tc>
+        <w:tc>
+          <w:tcPr>
+            <w:tcW w:type="dxa" w:w="3360"/>
+            <w:vAlign w:val="center"/>
+          </w:tcPr>
+          <w:p>
+            <w:pPr>
+              <w:keepLines/>
+              <w:spacing w:after="0"/>
+            </w:pPr>
+            <w:r>
+              <w:rPr>
+                <w:rFonts w:ascii="Arial" w:hAnsi="Arial" w:eastAsia="Arial" w:cs="Tahoma"/>
+                <w:sz w:val="18"/>
+              </w:rPr>
+            </w:r>
+            <w:r>
+              <w:rPr>
+                <w:rFonts w:ascii="Arial" w:hAnsi="Arial" w:eastAsia="Arial" w:cs="Tahoma"/>
+                <w:sz w:val="18"/>
+              </w:rPr>
+              <w:t>เป็นฉบับต้นทางของสัญญา/โครงที่ฉบับนี้อ้าง</w:t>
+            </w:r>
+          </w:p>
+        </w:tc>
+      </w:tr>
+      <w:tr>
+        <w:trPr>
+          <w:cantSplit/>
+        </w:trPr>
+        <w:tc>
+          <w:tcPr>
+            <w:tcW w:type="dxa" w:w="3360"/>
+            <w:vAlign w:val="center"/>
+          </w:tcPr>
+          <w:p>
+            <w:pPr>
+              <w:keepLines/>
+              <w:spacing w:after="0"/>
+            </w:pPr>
+            <w:r>
+              <w:rPr>
+                <w:rFonts w:ascii="Arial" w:hAnsi="Arial" w:eastAsia="Arial" w:cs="Tahoma"/>
+                <w:sz w:val="18"/>
+              </w:rPr>
+            </w:r>
+            <w:r>
+              <w:rPr>
+                <w:rFonts w:ascii="Arial" w:hAnsi="Arial" w:eastAsia="Arial" w:cs="Tahoma"/>
+                <w:sz w:val="18"/>
+              </w:rPr>
+              <w:t>ต้องจบก่อน (ลำดับงาน)</w:t>
+            </w:r>
+          </w:p>
+        </w:tc>
+        <w:tc>
+          <w:tcPr>
+            <w:tcW w:type="dxa" w:w="3360"/>
+            <w:vAlign w:val="center"/>
+          </w:tcPr>
+          <w:p>
+            <w:pPr>
+              <w:keepLines/>
+              <w:spacing w:after="0"/>
+            </w:pPr>
+            <w:r>
+              <w:rPr>
+                <w:rFonts w:ascii="Arial" w:hAnsi="Arial" w:eastAsia="Arial" w:cs="Tahoma"/>
+                <w:sz w:val="18"/>
+              </w:rPr>
+            </w:r>
+            <w:r>
+              <w:rPr>
+                <w:rFonts w:ascii="Arial" w:hAnsi="Arial" w:eastAsia="Arial" w:cs="Tahoma"/>
+                <w:b/>
+                <w:sz w:val="18"/>
+              </w:rPr>
+              <w:t>LLDD-BE-Database-Structure.pdf</w:t>
+            </w:r>
+          </w:p>
+        </w:tc>
+        <w:tc>
+          <w:tcPr>
+            <w:tcW w:type="dxa" w:w="3360"/>
+            <w:vAlign w:val="center"/>
+          </w:tcPr>
+          <w:p>
+            <w:pPr>
+              <w:keepLines/>
+              <w:spacing w:after="0"/>
+            </w:pPr>
+            <w:r>
+              <w:rPr>
+                <w:rFonts w:ascii="Arial" w:hAnsi="Arial" w:eastAsia="Arial" w:cs="Tahoma"/>
+                <w:sz w:val="18"/>
+              </w:rPr>
+            </w:r>
+            <w:r>
+              <w:rPr>
+                <w:rFonts w:ascii="Arial" w:hAnsi="Arial" w:eastAsia="Arial" w:cs="Tahoma"/>
+                <w:sz w:val="18"/>
+              </w:rPr>
+              <w:t>เป็นฉบับต้นทางของสัญญา/โครงที่ฉบับนี้อ้าง</w:t>
+            </w:r>
+          </w:p>
+        </w:tc>
+      </w:tr>
+    </w:tbl>
+    <w:p/>
     <w:p>
       <w:pPr>
         <w:pStyle w:val="Heading1"/>
@@ -713,7 +1509,18 @@
         <w:pageBreakBefore w:val="0"/>
       </w:pPr>
       <w:r>
-        <w:t>4. Implementation Flow Diagram (Reference)</w:t>
+        <w:t>4. Implementation Flow &amp; Sequence Diagram (Reference)</w:t>
+      </w:r>
+    </w:p>
+    <w:p>
+      <w:pPr>
+        <w:pStyle w:val="Heading2"/>
+        <w:keepNext/>
+        <w:keepLines/>
+        <w:pageBreakBefore w:val="0"/>
+      </w:pPr>
+      <w:r>
+        <w:t>4.1 Implementation Flow (ลำดับขั้นการทำงาน)</w:t>
       </w:r>
     </w:p>
     <w:p>
@@ -771,6 +1578,78 @@
     </w:p>
     <w:p>
       <w:pPr>
+        <w:pStyle w:val="Heading2"/>
+        <w:keepNext/>
+        <w:keepLines/>
+        <w:pageBreakBefore w:val="0"/>
+      </w:pPr>
+      <w:r>
+        <w:t>4.2 Sequence Diagram (ใครคุยกับใคร ลำดับไหน)</w:t>
+      </w:r>
+    </w:p>
+    <w:p>
+      <w:pPr>
+        <w:keepNext w:val="0"/>
+      </w:pPr>
+      <w:r>
+        <w:t>ผู้แสดงและลำดับข้อความในภาพนี้สร้างจาก endpoint ในหัวข้อ 7 และตารางในหัวข้อ Reference DB Mapping ของเอกสารฉบับนี้เอง จึงตรงกับสัญญาเสมอ</w:t>
+      </w:r>
+    </w:p>
+    <w:p>
+      <w:pPr>
+        <w:keepNext/>
+        <w:jc w:val="center"/>
+      </w:pPr>
+      <w:r>
+        <w:drawing>
+          <wp:inline xmlns:a="http://schemas.openxmlformats.org/drawingml/2006/main" xmlns:pic="http://schemas.openxmlformats.org/drawingml/2006/picture">
+            <wp:extent cx="5669280" cy="3135602"/>
+            <wp:docPr id="2" name="Picture 2"/>
+            <wp:cNvGraphicFramePr>
+              <a:graphicFrameLocks noChangeAspect="1"/>
+            </wp:cNvGraphicFramePr>
+            <a:graphic>
+              <a:graphicData uri="http://schemas.openxmlformats.org/drawingml/2006/picture">
+                <pic:pic>
+                  <pic:nvPicPr>
+                    <pic:cNvPr id="0" name="BE-LLDD-BE-API-Lookup-sequence.png"/>
+                    <pic:cNvPicPr/>
+                  </pic:nvPicPr>
+                  <pic:blipFill>
+                    <a:blip r:embed="rId12"/>
+                    <a:stretch>
+                      <a:fillRect/>
+                    </a:stretch>
+                  </pic:blipFill>
+                  <pic:spPr>
+                    <a:xfrm>
+                      <a:off x="0" y="0"/>
+                      <a:ext cx="5669280" cy="3135602"/>
+                    </a:xfrm>
+                    <a:prstGeom prst="rect"/>
+                  </pic:spPr>
+                </pic:pic>
+              </a:graphicData>
+            </a:graphic>
+          </wp:inline>
+        </w:drawing>
+      </w:r>
+    </w:p>
+    <w:p>
+      <w:pPr>
+        <w:keepLines/>
+        <w:jc w:val="center"/>
+      </w:pPr>
+      <w:r>
+        <w:rPr>
+          <w:i/>
+          <w:sz w:val="18"/>
+        </w:rPr>
+        <w:t>รูปที่ 2: Sequence diagram: LLDD BE - API Lookup</w:t>
+      </w:r>
+    </w:p>
+    <w:p>
+      <w:pPr>
         <w:pStyle w:val="Heading1"/>
         <w:keepNext/>
         <w:keepLines/>
@@ -986,7 +1865,7 @@
                 <w:rFonts w:ascii="Arial" w:hAnsi="Arial" w:eastAsia="Arial" w:cs="Tahoma"/>
                 <w:sz w:val="18"/>
               </w:rPr>
-              <w:t>ใช้ค้นหา ร้าน (store/mas_store ระบบเดิม) · พนักงาน (business_user ระบบเดิม) · คู่แข่ง (competitors ของ SBPGI)</w:t>
+              <w:t>ใช้ค้นหา ร้าน (store/mas_store ระบบเดิม) · พนักงาน (business_user ระบบเดิม) · คู่แข่ง (sgi_competitors ของ SGI)</w:t>
             </w:r>
           </w:p>
         </w:tc>
@@ -1196,7 +2075,7 @@
                 <w:rFonts w:ascii="Arial" w:hAnsi="Arial" w:eastAsia="Arial" w:cs="Tahoma"/>
                 <w:sz w:val="18"/>
               </w:rPr>
-              <w:t>group ของ auth-backend (ระบบเดิม) — SBPGI ไม่มีตาราง roles</w:t>
+              <w:t>group ของ auth-backend (ระบบเดิม) — SGI ไม่มีตาราง roles</w:t>
             </w:r>
           </w:p>
         </w:tc>
@@ -1301,7 +2180,7 @@
                 <w:rFonts w:ascii="Arial" w:hAnsi="Arial" w:eastAsia="Arial" w:cs="Tahoma"/>
                 <w:sz w:val="18"/>
               </w:rPr>
-              <w:t>menu ของ auth-backend (ระบบเดิม) — SBPGI ไม่มีตาราง menus</w:t>
+              <w:t>menu ของ auth-backend (ระบบเดิม) — SGI ไม่มีตาราง menus</w:t>
             </w:r>
           </w:p>
         </w:tc>
@@ -1639,7 +2518,7 @@
                 <w:rFonts w:ascii="Arial" w:hAnsi="Arial" w:eastAsia="Arial" w:cs="Tahoma"/>
                 <w:sz w:val="18"/>
               </w:rPr>
-              <w:t>GET /store/search (ระบบ SBP เดิม); GET /api/v1/sbpgi/lookup/document-statuses; GET /api/v1/sbpgi/lookup/workflow-sections</w:t>
+              <w:t>GET /store/search (ระบบ SBP เดิม); GET /api/v1/sgi/lookup/document-statuses; GET /api/v1/sgi/lookup/workflow-sections</w:t>
             </w:r>
           </w:p>
         </w:tc>
@@ -1763,7 +2642,7 @@
                 <w:rFonts w:ascii="Arial" w:hAnsi="Arial" w:eastAsia="Arial" w:cs="Tahoma"/>
                 <w:sz w:val="18"/>
               </w:rPr>
-              <w:t xml:space="preserve"> และร่องรอยที่ตรวจย้อนได้ (log / consideration_logs / workflow_history ของ engine)</w:t>
+              <w:t xml:space="preserve"> และร่องรอยที่ตรวจย้อนได้ (log / sgi_consideration_logs / workflow_history ของ engine)</w:t>
             </w:r>
           </w:p>
         </w:tc>
@@ -2017,7 +2896,7 @@
                 <w:rFonts w:ascii="Arial" w:hAnsi="Arial" w:eastAsia="Arial" w:cs="Tahoma"/>
                 <w:sz w:val="18"/>
               </w:rPr>
-              <w:t>GET /api/v1/sbpgi/lookup/document-statuses</w:t>
+              <w:t>GET /api/v1/sgi/lookup/document-statuses</w:t>
             </w:r>
           </w:p>
         </w:tc>
@@ -2122,7 +3001,7 @@
                 <w:rFonts w:ascii="Arial" w:hAnsi="Arial" w:eastAsia="Arial" w:cs="Tahoma"/>
                 <w:sz w:val="18"/>
               </w:rPr>
-              <w:t>GET /api/v1/sbpgi/lookup/workflow-sections</w:t>
+              <w:t>GET /api/v1/sgi/lookup/workflow-sections</w:t>
             </w:r>
           </w:p>
         </w:tc>
@@ -2197,7 +3076,7 @@
                 <w:rFonts w:ascii="Arial" w:hAnsi="Arial" w:eastAsia="Arial" w:cs="Tahoma"/>
                 <w:sz w:val="18"/>
               </w:rPr>
-              <w:t>SBPGI เรียก email-lib ส่งอีเมลเอง โดยใช้เลข template จาก workflow_route.email_id (ปิด DP-5 · 2026-08-14)</w:t>
+              <w:t>SGI เรียก email-lib ส่งอีเมลเอง โดยใช้เลข template จาก workflow_route.email_id (ปิด DP-5 · 2026-08-14)</w:t>
             </w:r>
           </w:p>
         </w:tc>
@@ -2837,7 +3716,7 @@
                 <w:rFonts w:ascii="Arial" w:hAnsi="Arial" w:eastAsia="Arial" w:cs="Tahoma"/>
                 <w:sz w:val="18"/>
               </w:rPr>
-              <w:t>employee backend เดิมของระบบ SBP (ไม่ใช่ endpoint ของ SBPGI)</w:t>
+              <w:t>employee backend เดิมของระบบ SBP (ไม่ใช่ endpoint ของ SGI)</w:t>
             </w:r>
           </w:p>
         </w:tc>
@@ -4028,7 +4907,7 @@
         <w:pageBreakBefore w:val="0"/>
       </w:pPr>
       <w:r>
-        <w:t>GET /api/v1/sbpgi/lookup/document-statuses</w:t>
+        <w:t>GET /api/v1/sgi/lookup/document-statuses</w:t>
       </w:r>
     </w:p>
     <w:p>
@@ -4847,7 +5726,7 @@
         <w:pageBreakBefore w:val="0"/>
       </w:pPr>
       <w:r>
-        <w:t>GET /api/v1/sbpgi/lookup/workflow-sections</w:t>
+        <w:t>GET /api/v1/sgi/lookup/workflow-sections</w:t>
       </w:r>
     </w:p>
     <w:p>
@@ -5785,7 +6664,7 @@
                 <w:rFonts w:ascii="Arial" w:hAnsi="Arial" w:eastAsia="Arial" w:cs="Tahoma"/>
                 <w:sz w:val="18"/>
               </w:rPr>
-              <w:t>impacted_stores (SBPGI) / store · mas_store · sevenshop (SBP เดิม)</w:t>
+              <w:t>sgi_impacted_stores (SGI) / store · mas_store · sevenshop (SBP เดิม)</w:t>
             </w:r>
           </w:p>
         </w:tc>
@@ -5835,7 +6714,7 @@
                 <w:rFonts w:ascii="Arial" w:hAnsi="Arial" w:eastAsia="Arial" w:cs="Tahoma"/>
                 <w:sz w:val="18"/>
               </w:rPr>
-              <w:t>store picker — SBPGI ไม่มีตาราง stores ของตัวเอง</w:t>
+              <w:t>store picker — SGI ไม่มีตาราง stores ของตัวเอง</w:t>
             </w:r>
           </w:p>
         </w:tc>
@@ -5915,7 +6794,7 @@
                 <w:rFonts w:ascii="Arial" w:hAnsi="Arial" w:eastAsia="Arial" w:cs="Tahoma"/>
                 <w:sz w:val="18"/>
               </w:rPr>
-              <w:t>lookup สถานะ verbatim และ 5 ขั้น 06/08/01/02/03 — ไม่สร้างตารางของ SBPGI เอง</w:t>
+              <w:t>lookup สถานะ verbatim และ 5 ขั้น 06/08/01/02/03 — ไม่สร้างตารางของ SGI เอง</w:t>
             </w:r>
           </w:p>
         </w:tc>
@@ -5995,7 +6874,7 @@
                 <w:rFonts w:ascii="Arial" w:hAnsi="Arial" w:eastAsia="Arial" w:cs="Tahoma"/>
                 <w:sz w:val="18"/>
               </w:rPr>
-              <w:t>popup ค้นหาพนักงาน — SBPGI ไม่มีตาราง employees</w:t>
+              <w:t>popup ค้นหาพนักงาน — SGI ไม่มีตาราง employees</w:t>
             </w:r>
           </w:p>
         </w:tc>
@@ -6075,7 +6954,7 @@
                 <w:rFonts w:ascii="Arial" w:hAnsi="Arial" w:eastAsia="Arial" w:cs="Tahoma"/>
                 <w:sz w:val="18"/>
               </w:rPr>
-              <w:t>RBAC/menu matrix — จัดการที่หน้า /setting/manage-user-rights เดิม · SBPGI อ่านผ่าน header x-user-permissions เท่านั้น ไม่มีตารางของตัวเอง</w:t>
+              <w:t>RBAC/menu matrix — จัดการที่หน้า /setting/manage-user-rights เดิม · SGI อ่านผ่าน header x-user-permissions เท่านั้น ไม่มีตารางของตัวเอง</w:t>
             </w:r>
           </w:p>
         </w:tc>
@@ -6155,7 +7034,7 @@
                 <w:rFonts w:ascii="Arial" w:hAnsi="Arial" w:eastAsia="Arial" w:cs="Tahoma"/>
                 <w:sz w:val="18"/>
               </w:rPr>
-              <w:t>template — SBPGI อ่านผ่าน lib เท่านั้น ไม่แก้ของระบบเดิม</w:t>
+              <w:t>template — SGI อ่านผ่าน lib เท่านั้น ไม่แก้ของระบบเดิม</w:t>
             </w:r>
           </w:p>
         </w:tc>
@@ -6235,7 +7114,7 @@
                 <w:rFonts w:ascii="Arial" w:hAnsi="Arial" w:eastAsia="Arial" w:cs="Tahoma"/>
                 <w:sz w:val="18"/>
               </w:rPr>
-              <w:t>log การส่ง — SBPGI เรียก sendEmail() ด้วยเลข template จาก workflow_route.email_id แล้ว lib เขียนแถวให้เอง (DP-5 · 2026-08-14) · ⚠️ คอลัมน์ผู้ส่งคือ send_by ไม่ใช่ sent_by</w:t>
+              <w:t>log การส่ง — SGI เรียก sendEmail() ด้วยเลข template จาก workflow_route.email_id แล้ว lib เขียนแถวให้เอง (DP-5 · 2026-08-14) · ⚠️ คอลัมน์ผู้ส่งคือ send_by ไม่ใช่ sent_by</w:t>
             </w:r>
           </w:p>
         </w:tc>
@@ -6411,7 +7290,7 @@
                 <w:rFonts w:ascii="Arial" w:hAnsi="Arial" w:eastAsia="Arial" w:cs="Tahoma"/>
                 <w:sz w:val="18"/>
               </w:rPr>
-              <w:t>store-backend · src/modules/sbpgi-lookup/sbpgi-lookup.controller.ts</w:t>
+              <w:t>store-backend · src/modules/sgi-lookup/sgi-lookup.controller.ts</w:t>
             </w:r>
           </w:p>
         </w:tc>
@@ -6487,7 +7366,7 @@
                 <w:rFonts w:ascii="Arial" w:hAnsi="Arial" w:eastAsia="Arial" w:cs="Tahoma"/>
                 <w:sz w:val="18"/>
               </w:rPr>
-              <w:t>store-backend · src/modules/sbpgi-lookup/sbpgi-lookup.service.ts</w:t>
+              <w:t>store-backend · src/modules/sgi-lookup/sgi-lookup.service.ts</w:t>
             </w:r>
           </w:p>
         </w:tc>
@@ -6556,7 +7435,7 @@
                 <w:rFonts w:ascii="Arial" w:hAnsi="Arial" w:eastAsia="Arial" w:cs="Tahoma"/>
                 <w:sz w:val="18"/>
               </w:rPr>
-              <w:t>store-backend · src/modules/sbpgi-lookup/sbpgi-lookup.sql.ts</w:t>
+              <w:t>store-backend · src/modules/sgi-lookup/sgi-lookup.sql.ts</w:t>
             </w:r>
           </w:p>
         </w:tc>
@@ -6611,7 +7490,7 @@
                 <w:rFonts w:ascii="Arial" w:hAnsi="Arial" w:eastAsia="Arial" w:cs="Tahoma"/>
                 <w:sz w:val="18"/>
               </w:rPr>
-              <w:t>store-backend · src/modules/sbpgi-lookup/dto/sbpgi-lookup.dto.ts</w:t>
+              <w:t>store-backend · src/modules/sgi-lookup/dto/sgi-lookup.dto.ts</w:t>
             </w:r>
           </w:p>
         </w:tc>
@@ -6666,7 +7545,7 @@
                 <w:rFonts w:ascii="Arial" w:hAnsi="Arial" w:eastAsia="Arial" w:cs="Tahoma"/>
                 <w:sz w:val="18"/>
               </w:rPr>
-              <w:t>store-backend · src/modules/sbpgi-lookup/sbpgi-lookup.module.ts</w:t>
+              <w:t>store-backend · src/modules/sgi-lookup/sgi-lookup.module.ts</w:t>
             </w:r>
           </w:p>
         </w:tc>
@@ -6728,7 +7607,7 @@
                 <w:rFonts w:ascii="Arial" w:hAnsi="Arial" w:eastAsia="Arial" w:cs="Tahoma"/>
                 <w:sz w:val="18"/>
               </w:rPr>
-              <w:t>store-backend · src/entitys/impacted-stores.entity.ts</w:t>
+              <w:t>store-backend · src/entitys/sgi-impacted-stores.entity.ts</w:t>
             </w:r>
           </w:p>
         </w:tc>
@@ -6760,7 +7639,7 @@
                 <w:rFonts w:ascii="Courier New" w:hAnsi="Courier New" w:eastAsia="Courier New" w:cs="Tahoma"/>
                 <w:sz w:val="18"/>
               </w:rPr>
-              <w:t>impacted_stores</w:t>
+              <w:t>sgi_impacted_stores</w:t>
             </w:r>
             <w:r>
               <w:rPr>
@@ -6977,7 +7856,7 @@
                 <w:rFonts w:ascii="Arial" w:hAnsi="Arial" w:eastAsia="Arial" w:cs="Tahoma"/>
                 <w:sz w:val="18"/>
               </w:rPr>
-              <w:t>store-backend · src/providers/sbpgi/sbpgi.ts</w:t>
+              <w:t>store-backend · src/providers/sgi/sgi.ts</w:t>
             </w:r>
           </w:p>
         </w:tc>
@@ -7054,7 +7933,7 @@
                 <w:rFonts w:ascii="Arial" w:hAnsi="Arial" w:eastAsia="Arial" w:cs="Tahoma"/>
                 <w:sz w:val="18"/>
               </w:rPr>
-              <w:t>store-backend · sql/deploy-sbpgi-lookup.sql</w:t>
+              <w:t>store-backend · sql/deploy-sgi-lookup.sql</w:t>
             </w:r>
           </w:p>
         </w:tc>
@@ -7109,7 +7988,7 @@
                 <w:rFonts w:ascii="Arial" w:hAnsi="Arial" w:eastAsia="Arial" w:cs="Tahoma"/>
                 <w:sz w:val="18"/>
               </w:rPr>
-              <w:t>BFF · src/common/client-services/sbpgi-client.service.ts</w:t>
+              <w:t>BFF · src/common/client-services/sgi-client.service.ts</w:t>
             </w:r>
           </w:p>
         </w:tc>
@@ -7199,7 +8078,7 @@
                 <w:rFonts w:ascii="Arial" w:hAnsi="Arial" w:eastAsia="Arial" w:cs="Tahoma"/>
                 <w:sz w:val="18"/>
               </w:rPr>
-              <w:t>BFF · src/modules/sbpgi-lookup/sbpgi-lookup.controller.ts</w:t>
+              <w:t>BFF · src/modules/sgi-lookup/sgi-lookup.controller.ts</w:t>
             </w:r>
           </w:p>
         </w:tc>
@@ -7232,7 +8111,7 @@
                 <w:color w:val="8A3324"/>
                 <w:sz w:val="18"/>
               </w:rPr>
-              <w:t>/bff/sbpgi/…</w:t>
+              <w:t>/bff/sgi/…</w:t>
             </w:r>
             <w:r>
               <w:rPr>
@@ -7276,7 +8155,7 @@
                 <w:rFonts w:ascii="Arial" w:hAnsi="Arial" w:eastAsia="Arial" w:cs="Tahoma"/>
                 <w:sz w:val="18"/>
               </w:rPr>
-              <w:t>BFF · src/modules/sbpgi-lookup/sbpgi-lookup.service.ts</w:t>
+              <w:t>BFF · src/modules/sgi-lookup/sgi-lookup.service.ts</w:t>
             </w:r>
           </w:p>
         </w:tc>
@@ -7541,7 +8420,7 @@
           <w:rFonts w:ascii="Courier New" w:hAnsi="Courier New" w:eastAsia="Courier New" w:cs="Tahoma"/>
           <w:sz w:val="16"/>
         </w:rPr>
-        <w:t>// src/modules/sbpgi-lookup/sbpgi-lookup.controller.ts</w:t>
+        <w:t>// src/modules/sgi-lookup/sgi-lookup.controller.ts</w:t>
         <w:br/>
         <w:t>import { Controller, Get, UseGuards } from '@nestjs/common';</w:t>
         <w:br/>
@@ -7549,44 +8428,44 @@
         <w:br/>
         <w:t>import { UserId } from '../../common/decorators/user-id.decorator';</w:t>
         <w:br/>
-        <w:t>import { SbpgiLookupService } from './sbpgi-lookup.service';</w:t>
+        <w:t>import { SgiLookupService } from './sgi-lookup.service';</w:t>
         <w:br/>
         <w:br/>
         <w:t>// LLDD BE - API Lookup</w:t>
         <w:br/>
         <w:t>// BFF เรียกด้วย x-api-key และแนบ x-user-id / x-user-group-id / x-user-permissions มาให้</w:t>
         <w:br/>
-        <w:t>@Controller('sbpgi/sbpgi/lookup')</w:t>
+        <w:t>@Controller('sgi/sgi/lookup')</w:t>
         <w:br/>
         <w:t>@UseGuards(HttpHeaderGuard)</w:t>
         <w:br/>
-        <w:t>export class SbpgiLookupController {</w:t>
+        <w:t>export class SgiLookupController {</w:t>
         <w:br/>
-        <w:t xml:space="preserve">  constructor(private readonly service: SbpgiLookupService) {}</w:t>
+        <w:t xml:space="preserve">  constructor(private readonly service: SgiLookupService) {}</w:t>
         <w:br/>
         <w:br/>
-        <w:t xml:space="preserve">  // GET /api/v1/sbpgi/lookup/document-statuses — รายการสถานะเอกสาร verbatim</w:t>
+        <w:t xml:space="preserve">  // GET /api/v1/sgi/lookup/document-statuses — รายการสถานะเอกสาร verbatim</w:t>
         <w:br/>
         <w:t xml:space="preserve">  @Get('lookup/document-statuses')</w:t>
         <w:br/>
-        <w:t xml:space="preserve">  getSbpgiLookupDocumentStatuses(@UserId() userId: string) {</w:t>
+        <w:t xml:space="preserve">  getSgiLookupDocumentStatuses(@UserId() userId: string) {</w:t>
         <w:br/>
         <w:t xml:space="preserve">    // TODO: ตรวจ x-user-permissions ก่อนเรียก service ถ้า endpoint นี้จำกัดสิทธิ์เมนู</w:t>
         <w:br/>
-        <w:t xml:space="preserve">    return this.service.getSbpgiLookupDocumentStatuses(userId);</w:t>
+        <w:t xml:space="preserve">    return this.service.getSgiLookupDocumentStatuses(userId);</w:t>
         <w:br/>
         <w:t xml:space="preserve">  }</w:t>
         <w:br/>
         <w:br/>
-        <w:t xml:space="preserve">  // GET /api/v1/sbpgi/lookup/workflow-sections — รายการ section 5 ขั้น</w:t>
+        <w:t xml:space="preserve">  // GET /api/v1/sgi/lookup/workflow-sections — รายการ section 5 ขั้น</w:t>
         <w:br/>
         <w:t xml:space="preserve">  @Get('lookup/workflow-sections')</w:t>
         <w:br/>
-        <w:t xml:space="preserve">  getSbpgiLookupWorkflowSections(@UserId() userId: string) {</w:t>
+        <w:t xml:space="preserve">  getSgiLookupWorkflowSections(@UserId() userId: string) {</w:t>
         <w:br/>
         <w:t xml:space="preserve">    // TODO: ตรวจ x-user-permissions ก่อนเรียก service ถ้า endpoint นี้จำกัดสิทธิ์เมนู</w:t>
         <w:br/>
-        <w:t xml:space="preserve">    return this.service.getSbpgiLookupWorkflowSections(userId);</w:t>
+        <w:t xml:space="preserve">    return this.service.getSgiLookupWorkflowSections(userId);</w:t>
         <w:br/>
         <w:t xml:space="preserve">  }</w:t>
         <w:br/>
@@ -7614,7 +8493,7 @@
           <w:rFonts w:ascii="Courier New" w:hAnsi="Courier New" w:eastAsia="Courier New" w:cs="Tahoma"/>
           <w:sz w:val="16"/>
         </w:rPr>
-        <w:t>// src/modules/sbpgi-lookup/dto/sbpgi-lookup.dto.ts</w:t>
+        <w:t>// src/modules/sgi-lookup/dto/sgi-lookup.dto.ts</w:t>
         <w:br/>
         <w:t>import { Type } from 'class-transformer';</w:t>
         <w:br/>
@@ -7688,7 +8567,7 @@
           <w:rFonts w:ascii="Courier New" w:hAnsi="Courier New" w:eastAsia="Courier New" w:cs="Tahoma"/>
           <w:sz w:val="16"/>
         </w:rPr>
-        <w:t>// src/modules/sbpgi-lookup/sbpgi-lookup.service.ts</w:t>
+        <w:t>// src/modules/sgi-lookup/sgi-lookup.service.ts</w:t>
         <w:br/>
         <w:t>import { Inject, Injectable, Logger, NotFoundException, NotImplementedException } from '@nestjs/common';</w:t>
         <w:br/>
@@ -7696,18 +8575,18 @@
         <w:br/>
         <w:t>import { WorkflowService } from '../workflow/workflow.service';</w:t>
         <w:br/>
-        <w:t>import { SBPGI_SQL } from './sbpgi-lookup.sql';</w:t>
+        <w:t>import { SGI_SQL } from './sgi-lookup.sql';</w:t>
         <w:br/>
         <w:br/>
         <w:t>@Injectable()</w:t>
         <w:br/>
-        <w:t>export class SbpgiLookupService {</w:t>
+        <w:t>export class SgiLookupService {</w:t>
         <w:br/>
-        <w:t xml:space="preserve">  private readonly logger = new Logger(SbpgiLookupService.name);</w:t>
+        <w:t xml:space="preserve">  private readonly logger = new Logger(SgiLookupService.name);</w:t>
         <w:br/>
         <w:t xml:space="preserve">  // versionId ของ workflow ประกันรายได้ (ตั้งใน env เหมือน COOPERATION_WORKFLOW_VERSION_ID)</w:t>
         <w:br/>
-        <w:t xml:space="preserve">  private readonly versionId = Number(process.env.SBPGI_WORKFLOW_VERSION_ID);</w:t>
+        <w:t xml:space="preserve">  private readonly versionId = Number(process.env.SGI_WORKFLOW_VERSION_ID);</w:t>
         <w:br/>
         <w:br/>
         <w:t xml:space="preserve">  constructor(</w:t>
@@ -7721,21 +8600,21 @@
         <w:t xml:space="preserve">  ) {}</w:t>
         <w:br/>
         <w:br/>
-        <w:t xml:space="preserve">  // GET /api/v1/sbpgi/lookup/document-statuses — รายการสถานะเอกสาร verbatim</w:t>
+        <w:t xml:space="preserve">  // GET /api/v1/sgi/lookup/document-statuses — รายการสถานะเอกสาร verbatim</w:t>
         <w:br/>
-        <w:t xml:space="preserve">  async getSbpgiLookupDocumentStatuses(userId: string) {</w:t>
+        <w:t xml:space="preserve">  async getSgiLookupDocumentStatuses(userId: string) {</w:t>
         <w:br/>
         <w:t xml:space="preserve">    const page = 1;</w:t>
         <w:br/>
         <w:t xml:space="preserve">    const size = 100; // endpoint นี้ไม่มี query param — ไม่แบ่งหน้า</w:t>
         <w:br/>
-        <w:t xml:space="preserve">    // SQL เต็มอยู่ในหัวข้อ Database SQL ของเอกสารนี้ (คีย์ 'GET /api/v1/sbpgi/lookup/document-statuses')</w:t>
+        <w:t xml:space="preserve">    // SQL เต็มอยู่ในหัวข้อ Database SQL ของเอกสารนี้ (คีย์ 'GET /api/v1/sgi/lookup/document-statuses')</w:t>
         <w:br/>
         <w:t xml:space="preserve">    // ⚠️ SQL ตัวอย่างบางเส้นเขียนด้วย named parameter (:size/:offset) แต่ dataSource.query()</w:t>
         <w:br/>
         <w:t xml:space="preserve">    //    รับเฉพาะ positional $1..$n — ต้องแปลงชื่อเป็นลำดับก่อน หรือใช้ QueryBuilder แทน</w:t>
         <w:br/>
-        <w:t xml:space="preserve">    const rows = await this.dataSource.query(SBPGI_SQL.getSbpgiLookupDocumentStatuses, [</w:t>
+        <w:t xml:space="preserve">    const rows = await this.dataSource.query(SGI_SQL.getSgiLookupDocumentStatuses, [</w:t>
         <w:br/>
         <w:t xml:space="preserve">      // TODO: เรียงพารามิเตอร์ให้ตรงกับ $1..$n ของ SQL จริง</w:t>
         <w:br/>
@@ -7750,15 +8629,15 @@
         <w:t xml:space="preserve">  }</w:t>
         <w:br/>
         <w:br/>
-        <w:t xml:space="preserve">  // GET /api/v1/sbpgi/lookup/workflow-sections — รายการ section 5 ขั้น</w:t>
+        <w:t xml:space="preserve">  // GET /api/v1/sgi/lookup/workflow-sections — รายการ section 5 ขั้น</w:t>
         <w:br/>
-        <w:t xml:space="preserve">  async getSbpgiLookupWorkflowSections(userId: string) {</w:t>
+        <w:t xml:space="preserve">  async getSgiLookupWorkflowSections(userId: string) {</w:t>
         <w:br/>
-        <w:t xml:space="preserve">    // TODO: implement ตาม business rule ของ GET /api/v1/sbpgi/lookup/workflow-sections</w:t>
+        <w:t xml:space="preserve">    // TODO: implement ตาม business rule ของ GET /api/v1/sgi/lookup/workflow-sections</w:t>
         <w:br/>
-        <w:t xml:space="preserve">    //       (SQL อยู่ในหัวข้อ Database SQL คีย์ 'GET /api/v1/sbpgi/lookup/workflow-sections')</w:t>
+        <w:t xml:space="preserve">    //       (SQL อยู่ในหัวข้อ Database SQL คีย์ 'GET /api/v1/sgi/lookup/workflow-sections')</w:t>
         <w:br/>
-        <w:t xml:space="preserve">    throw new NotImplementedException('getSbpgiLookupWorkflowSections ยังไม่ implement');</w:t>
+        <w:t xml:space="preserve">    throw new NotImplementedException('getSgiLookupWorkflowSections ยังไม่ implement');</w:t>
         <w:br/>
         <w:t xml:space="preserve">  }</w:t>
         <w:br/>
@@ -7787,7 +8666,7 @@
         <w:rPr>
           <w:b/>
         </w:rPr>
-        <w:t>ชื่อ function ของ engine — ยึด LLDD ของ lib (ปิดข้อค้าง 2026-08-14)</w:t>
+        <w:t>ชื่อ function ของ engine — ยึด LLDD ของ lib (ยืนยันแล้ว 2026-08-14)</w:t>
       </w:r>
       <w:r>
         <w:t xml:space="preserve"> · API จริงคือ 8 ตัวตามชีต </w:t>
@@ -8085,7 +8964,7 @@
           <w:rFonts w:ascii="Courier New" w:hAnsi="Courier New" w:eastAsia="Courier New" w:cs="Tahoma"/>
           <w:sz w:val="16"/>
         </w:rPr>
-        <w:t>// src/modules/sbpgi-lookup/sbpgi-lookup.workflow.ts (หรือรวมไว้ใน service เดียวกัน)</w:t>
+        <w:t>// src/modules/sgi-lookup/sgi-lookup.workflow.ts (หรือรวมไว้ใน service เดียวกัน)</w:t>
         <w:br/>
         <w:t>// WorkflowService = wrapper ของ @srm/glb-workflow ที่ store-backend มีอยู่แล้ว</w:t>
         <w:br/>
@@ -8120,12 +8999,12 @@
           <w:rFonts w:ascii="Courier New" w:hAnsi="Courier New" w:eastAsia="Courier New" w:cs="Tahoma"/>
           <w:sz w:val="16"/>
         </w:rPr>
-        <w:t>// src/entitys/impacted-stores.entity.ts</w:t>
+        <w:t>// src/entitys/sgi-impacted-stores.entity.ts</w:t>
         <w:br/>
         <w:t>import { Column, Entity, PrimaryColumn } from 'typeorm';</w:t>
         <w:br/>
         <w:br/>
-        <w:t>@Entity({ name: 'impacted_stores', schema: process.env.DB_SCHEMA })</w:t>
+        <w:t>@Entity({ name: 'sgi_impacted_stores', schema: process.env.DB_SCHEMA })</w:t>
         <w:br/>
         <w:t>export class ImpactedStore {</w:t>
         <w:br/>
@@ -8164,7 +9043,7 @@
         <w:t xml:space="preserve">  isActive: boolean;</w:t>
         <w:br/>
         <w:br/>
-        <w:t xml:space="preserve">  // TODO: ตรวจความยาว/precision กับ DDL จริงใน sql/deploy-sbpgi-*.sql ก่อน merge</w:t>
+        <w:t xml:space="preserve">  // TODO: ตรวจความยาว/precision กับ DDL จริงใน sql/deploy-sgi-*.sql ก่อน merge</w:t>
         <w:br/>
         <w:t xml:space="preserve">  //       entity ชุดนี้ไม่ประกาศ relation ตาม convention (join ด้วย raw SQL)</w:t>
         <w:br/>
@@ -8671,7 +9550,7 @@
           <w:rFonts w:ascii="Courier New" w:hAnsi="Courier New" w:eastAsia="Courier New" w:cs="Tahoma"/>
           <w:sz w:val="16"/>
         </w:rPr>
-        <w:t>// src/providers/sbpgi/sbpgi.ts — repository provider แบบ factory (ไม่ใช้ TypeOrmModule.forFeature)</w:t>
+        <w:t>// src/providers/sgi/sgi.ts — repository provider แบบ factory (ไม่ใช้ TypeOrmModule.forFeature)</w:t>
         <w:br/>
         <w:t>// convention ของโฟลเดอร์ providers คือ 1 ไฟล์ต่อโดเมน ตั้งชื่อตามโดเมน (business_user/business_user.ts,</w:t>
         <w:br/>
@@ -8679,24 +9558,24 @@
         <w:br/>
         <w:t>//</w:t>
         <w:br/>
-        <w:t>// ⚠️ ไฟล์นี้ใช้ร่วมกันทุกเอกสาร BE ของ SBPGI — ให้ **merge array เพิ่ม** เข้าไฟล์เดิม ห้ามเขียนทับ</w:t>
+        <w:t>// ⚠️ ไฟล์นี้ใช้ร่วมกันทุกเอกสาร BE ของ SGI — ให้ **merge array เพิ่ม** เข้าไฟล์เดิม ห้ามเขียนทับ</w:t>
         <w:br/>
         <w:t>//    (ชื่อ const แยกต่อเอกสารไว้แล้วเพื่อไม่ให้ชนกัน)</w:t>
         <w:br/>
         <w:t>import { DataSource } from 'typeorm';</w:t>
         <w:br/>
-        <w:t>import { ImpactedStore } from '../../entitys/impacted-stores.entity';</w:t>
+        <w:t>import { ImpactedStore } from '../../entitys/sgi-impacted-stores.entity';</w:t>
         <w:br/>
         <w:t>import { BusinessUser } from '../../entitys/business-user.entity';</w:t>
         <w:br/>
         <w:t>import { Permission } from '../../entitys/permissions.entity';</w:t>
         <w:br/>
         <w:br/>
-        <w:t>export const sbpgiLookupProviders = [</w:t>
+        <w:t>export const sgiLookupProviders = [</w:t>
         <w:br/>
         <w:t xml:space="preserve">  {</w:t>
         <w:br/>
-        <w:t xml:space="preserve">    provide: 'IMPACTED_STORE_REPOSITORY',</w:t>
+        <w:t xml:space="preserve">    provide: 'SGI_IMPACTED_STORE_REPOSITORY',</w:t>
         <w:br/>
         <w:t xml:space="preserve">    useFactory: (dataSource: DataSource) =&gt; dataSource.getRepository(ImpactedStore),</w:t>
         <w:br/>
@@ -8727,7 +9606,7 @@
         <w:t>];</w:t>
         <w:br/>
         <w:br/>
-        <w:t>// src/modules/sbpgi-lookup/sbpgi-lookup.module.ts</w:t>
+        <w:t>// src/modules/sgi-lookup/sgi-lookup.module.ts</w:t>
         <w:br/>
         <w:t>import { MiddlewareConsumer, Module, NestModule } from '@nestjs/common';</w:t>
         <w:br/>
@@ -8743,38 +9622,38 @@
         <w:br/>
         <w:t>import { WorkflowModule } from '../workflow/workflow.module';</w:t>
         <w:br/>
-        <w:t>import { sbpgiLookupProviders } from '../../providers/sbpgi/sbpgi';</w:t>
+        <w:t>import { sgiLookupProviders } from '../../providers/sgi/sgi';</w:t>
         <w:br/>
-        <w:t>import { SbpgiLookupController } from './sbpgi-lookup.controller';</w:t>
+        <w:t>import { SgiLookupController } from './sgi-lookup.controller';</w:t>
         <w:br/>
-        <w:t>import { SbpgiLookupService } from './sbpgi-lookup.service';</w:t>
+        <w:t>import { SgiLookupService } from './sgi-lookup.service';</w:t>
         <w:br/>
         <w:br/>
         <w:t>@Module({</w:t>
         <w:br/>
         <w:t xml:space="preserve">  imports: [DatabaseModule, WorkflowModule],</w:t>
         <w:br/>
-        <w:t xml:space="preserve">  controllers: [SbpgiLookupController],</w:t>
+        <w:t xml:space="preserve">  controllers: [SgiLookupController],</w:t>
         <w:br/>
-        <w:t xml:space="preserve">  providers: [SbpgiLookupService, ...sbpgiLookupProviders],</w:t>
+        <w:t xml:space="preserve">  providers: [SgiLookupService, ...sgiLookupProviders],</w:t>
         <w:br/>
-        <w:t xml:space="preserve">  exports: [SbpgiLookupService],</w:t>
+        <w:t xml:space="preserve">  exports: [SgiLookupService],</w:t>
         <w:br/>
         <w:t>})</w:t>
         <w:br/>
-        <w:t>export class SbpgiLookupModule implements NestModule {</w:t>
+        <w:t>export class SgiLookupModule implements NestModule {</w:t>
         <w:br/>
         <w:t xml:space="preserve">  configure(consumer: MiddlewareConsumer) {</w:t>
         <w:br/>
         <w:t xml:space="preserve">    // ถ้าไม่ apply ตรงนี้ userId จะเป็น undefined เงียบ ๆ ทุก endpoint</w:t>
         <w:br/>
-        <w:t xml:space="preserve">    consumer.apply(UserContextMiddleware).forRoutes(SbpgiLookupController);</w:t>
+        <w:t xml:space="preserve">    consumer.apply(UserContextMiddleware).forRoutes(SgiLookupController);</w:t>
         <w:br/>
         <w:t xml:space="preserve">  }</w:t>
         <w:br/>
         <w:t>}</w:t>
         <w:br/>
-        <w:t>// TODO: register module นี้ใน app.module.ts (imports) พร้อมกับโมดูล SBPGI ตัวอื่น</w:t>
+        <w:t>// TODO: register module นี้ใน app.module.ts (imports) พร้อมกับโมดูล SGI ตัวอื่น</w:t>
       </w:r>
     </w:p>
     <w:p>
@@ -8799,7 +9678,7 @@
         <w:rPr>
           <w:color w:val="8A3324"/>
         </w:rPr>
-        <w:t>/bff/sbpgi/…</w:t>
+        <w:t>/bff/sgi/…</w:t>
       </w:r>
       <w:r>
         <w:t xml:space="preserve">) เพื่อไม่ให้ปนแบบที่มี/ไม่มี </w:t>
@@ -8824,7 +9703,7 @@
           <w:rFonts w:ascii="Courier New" w:hAnsi="Courier New" w:eastAsia="Courier New" w:cs="Tahoma"/>
           <w:sz w:val="16"/>
         </w:rPr>
-        <w:t>// src/common/client-services/sbpgi-client.service.ts</w:t>
+        <w:t>// src/common/client-services/sgi-client.service.ts</w:t>
         <w:br/>
         <w:t>import { Injectable, Logger, OnModuleInit } from '@nestjs/common';</w:t>
         <w:br/>
@@ -8833,14 +9712,14 @@
         <w:br/>
         <w:t>@Injectable()</w:t>
         <w:br/>
-        <w:t>export class SbpgiClientService extends BaseClientService implements OnModuleInit {</w:t>
+        <w:t>export class SgiClientService extends BaseClientService implements OnModuleInit {</w:t>
         <w:br/>
-        <w:t xml:space="preserve">  protected logger: Logger = new Logger(SbpgiClientService.name);</w:t>
+        <w:t xml:space="preserve">  protected logger: Logger = new Logger(SgiClientService.name);</w:t>
         <w:br/>
         <w:br/>
         <w:t xml:space="preserve">  onModuleInit() {</w:t>
         <w:br/>
-        <w:t xml:space="preserve">    // TODO: ถ้า deploy SBPGI แยก service ให้เพิ่ม API_SBPGI_BACKEND_* ใน AppConfigService</w:t>
+        <w:t xml:space="preserve">    // TODO: ถ้า deploy SGI แยก service ให้เพิ่ม API_SGI_BACKEND_* ใน AppConfigService</w:t>
         <w:br/>
         <w:t xml:space="preserve">    //       ตอนนี้ชี้ store backend ตัวเดียวกับ StoreClientService</w:t>
         <w:br/>
@@ -8854,7 +9733,7 @@
         <w:br/>
         <w:t>// BaseClientService แกะ { success, data } ให้แล้ว — service ฝั่ง BFF จึงได้ data ตรง ๆ</w:t>
         <w:br/>
-        <w:t>// TODO: เพิ่ม SbpgiClientService ใน providers/exports ของ ClientServiceModule (@Global)</w:t>
+        <w:t>// TODO: เพิ่ม SgiClientService ใน providers/exports ของ ClientServiceModule (@Global)</w:t>
       </w:r>
     </w:p>
     <w:p>
@@ -8867,18 +9746,18 @@
           <w:rFonts w:ascii="Courier New" w:hAnsi="Courier New" w:eastAsia="Courier New" w:cs="Tahoma"/>
           <w:sz w:val="16"/>
         </w:rPr>
-        <w:t>// src/modules/sbpgi-lookup/sbpgi-lookup.service.ts (BFF)</w:t>
+        <w:t>// src/modules/sgi-lookup/sgi-lookup.service.ts (BFF)</w:t>
         <w:br/>
         <w:t>import { Injectable } from '@nestjs/common';</w:t>
         <w:br/>
-        <w:t>import { SbpgiClientService } from '@common/client-services/sbpgi-client.service';</w:t>
+        <w:t>import { SgiClientService } from '@common/client-services/sgi-client.service';</w:t>
         <w:br/>
         <w:br/>
         <w:t>@Injectable()</w:t>
         <w:br/>
-        <w:t>export class SbpgiLookupBffService {</w:t>
+        <w:t>export class SgiLookupBffService {</w:t>
         <w:br/>
-        <w:t xml:space="preserve">  constructor(private readonly client: SbpgiClientService) {}</w:t>
+        <w:t xml:space="preserve">  constructor(private readonly client: SgiClientService) {}</w:t>
         <w:br/>
         <w:br/>
         <w:t xml:space="preserve">  // BFF ไม่มี DB — หน้าที่เดียวคือแนบ user context แล้ว forward</w:t>
@@ -8898,64 +9777,64 @@
         <w:t xml:space="preserve">  }</w:t>
         <w:br/>
         <w:br/>
-        <w:t xml:space="preserve">  getSbpgiLookupDocumentStatuses(params: any, user: any) {</w:t>
+        <w:t xml:space="preserve">  getSgiLookupDocumentStatuses(params: any, user: any) {</w:t>
         <w:br/>
-        <w:t xml:space="preserve">    return this.client.get('/api/v1/sbpgi/lookup/document-statuses', { params, headers: this.userHeaders(user) });</w:t>
+        <w:t xml:space="preserve">    return this.client.get('/api/v1/sgi/lookup/document-statuses', { params, headers: this.userHeaders(user) });</w:t>
         <w:br/>
         <w:t xml:space="preserve">  }</w:t>
         <w:br/>
         <w:br/>
-        <w:t xml:space="preserve">  getSbpgiLookupWorkflowSections(params: any, user: any) {</w:t>
+        <w:t xml:space="preserve">  getSgiLookupWorkflowSections(params: any, user: any) {</w:t>
         <w:br/>
-        <w:t xml:space="preserve">    return this.client.get('/api/v1/sbpgi/lookup/workflow-sections', { params, headers: this.userHeaders(user) });</w:t>
+        <w:t xml:space="preserve">    return this.client.get('/api/v1/sgi/lookup/workflow-sections', { params, headers: this.userHeaders(user) });</w:t>
         <w:br/>
         <w:t xml:space="preserve">  }</w:t>
         <w:br/>
         <w:t>}</w:t>
         <w:br/>
         <w:br/>
-        <w:t>// ---------- src/modules/sbpgi-lookup/sbpgi-lookup.controller.ts (BFF) ----------</w:t>
+        <w:t>// ---------- src/modules/sgi-lookup/sgi-lookup.controller.ts (BFF) ----------</w:t>
         <w:br/>
         <w:t>import { Body, Controller, Delete, Get, Param, Post, Put, Query, Req, UseGuards } from '@nestjs/common';</w:t>
         <w:br/>
         <w:t>import { AuthGuard } from '@nestjs/passport';</w:t>
         <w:br/>
         <w:br/>
-        <w:t>// เลือก prefix แบบเดียวทั้งโมดูล: ใช้ '/bff/sbpgi/...' (ห้ามปนกับแบบไม่มี /bff)</w:t>
+        <w:t>// เลือก prefix แบบเดียวทั้งโมดูล: ใช้ '/bff/sgi/...' (ห้ามปนกับแบบไม่มี /bff)</w:t>
         <w:br/>
-        <w:t>@Controller('bff/sbpgi/lookup')</w:t>
+        <w:t>@Controller('bff/sgi/lookup')</w:t>
         <w:br/>
         <w:t>@UseGuards(AuthGuard('jwt'))</w:t>
         <w:br/>
-        <w:t>export class SbpgiLookupBffController {</w:t>
+        <w:t>export class SgiLookupBffController {</w:t>
         <w:br/>
-        <w:t xml:space="preserve">  constructor(private readonly service: SbpgiLookupBffService) {}</w:t>
+        <w:t xml:space="preserve">  constructor(private readonly service: SgiLookupBffService) {}</w:t>
         <w:br/>
         <w:br/>
-        <w:t xml:space="preserve">  // proxy ของ GET /api/v1/sbpgi/lookup/document-statuses</w:t>
+        <w:t xml:space="preserve">  // proxy ของ GET /api/v1/sgi/lookup/document-statuses</w:t>
         <w:br/>
-        <w:t xml:space="preserve">  @Get('sbpgi/lookup/document-statuses')</w:t>
+        <w:t xml:space="preserve">  @Get('sgi/lookup/document-statuses')</w:t>
         <w:br/>
-        <w:t xml:space="preserve">  getSbpgiLookupDocumentStatuses(@Query() query: any, @Req() req: any) {</w:t>
+        <w:t xml:space="preserve">  getSgiLookupDocumentStatuses(@Query() query: any, @Req() req: any) {</w:t>
         <w:br/>
-        <w:t xml:space="preserve">    return this.service.getSbpgiLookupDocumentStatuses(query, req.user);</w:t>
+        <w:t xml:space="preserve">    return this.service.getSgiLookupDocumentStatuses(query, req.user);</w:t>
         <w:br/>
         <w:t xml:space="preserve">  }</w:t>
         <w:br/>
         <w:br/>
-        <w:t xml:space="preserve">  // proxy ของ GET /api/v1/sbpgi/lookup/workflow-sections</w:t>
+        <w:t xml:space="preserve">  // proxy ของ GET /api/v1/sgi/lookup/workflow-sections</w:t>
         <w:br/>
-        <w:t xml:space="preserve">  @Get('sbpgi/lookup/workflow-sections')</w:t>
+        <w:t xml:space="preserve">  @Get('sgi/lookup/workflow-sections')</w:t>
         <w:br/>
-        <w:t xml:space="preserve">  getSbpgiLookupWorkflowSections(@Query() query: any, @Req() req: any) {</w:t>
+        <w:t xml:space="preserve">  getSgiLookupWorkflowSections(@Query() query: any, @Req() req: any) {</w:t>
         <w:br/>
-        <w:t xml:space="preserve">    return this.service.getSbpgiLookupWorkflowSections(query, req.user);</w:t>
+        <w:t xml:space="preserve">    return this.service.getSgiLookupWorkflowSections(query, req.user);</w:t>
         <w:br/>
         <w:t xml:space="preserve">  }</w:t>
         <w:br/>
         <w:t>}</w:t>
         <w:br/>
-        <w:t>// TODO: register module ใน app.module.ts ของ BFF และเพิ่ม SbpgiClientService ใน ClientServiceModule (@Global)</w:t>
+        <w:t>// TODO: register module ใน app.module.ts ของ BFF และเพิ่ม SgiClientService ใน ClientServiceModule (@Global)</w:t>
       </w:r>
     </w:p>
     <w:p>
@@ -9088,7 +9967,7 @@
                 <w:rFonts w:ascii="Arial" w:hAnsi="Arial" w:eastAsia="Arial" w:cs="Tahoma"/>
                 <w:sz w:val="18"/>
               </w:rPr>
-              <w:t>impacted_stores</w:t>
+              <w:t>sgi_impacted_stores</w:t>
             </w:r>
           </w:p>
         </w:tc>
@@ -9138,7 +10017,7 @@
                 <w:rFonts w:ascii="Arial" w:hAnsi="Arial" w:eastAsia="Arial" w:cs="Tahoma"/>
                 <w:sz w:val="18"/>
               </w:rPr>
-              <w:t>store picker — SBPGI ไม่มีตาราง stores ของตัวเอง</w:t>
+              <w:t>store picker — SGI ไม่มีตาราง stores ของตัวเอง</w:t>
             </w:r>
           </w:p>
         </w:tc>
@@ -9218,7 +10097,7 @@
                 <w:rFonts w:ascii="Arial" w:hAnsi="Arial" w:eastAsia="Arial" w:cs="Tahoma"/>
                 <w:sz w:val="18"/>
               </w:rPr>
-              <w:t>popup ค้นหาพนักงาน — SBPGI ไม่มีตาราง employees</w:t>
+              <w:t>popup ค้นหาพนักงาน — SGI ไม่มีตาราง employees</w:t>
             </w:r>
           </w:p>
         </w:tc>
@@ -9298,7 +10177,7 @@
                 <w:rFonts w:ascii="Arial" w:hAnsi="Arial" w:eastAsia="Arial" w:cs="Tahoma"/>
                 <w:sz w:val="18"/>
               </w:rPr>
-              <w:t>RBAC/menu matrix — จัดการที่หน้า /setting/manage-user-rights เดิม · SBPGI อ่านผ่าน header x-user-permissions เท่านั้น ไม่มีตารางของตัวเอง</w:t>
+              <w:t>RBAC/menu matrix — จัดการที่หน้า /setting/manage-user-rights เดิม · SGI อ่านผ่าน header x-user-permissions เท่านั้น ไม่มีตารางของตัวเอง</w:t>
             </w:r>
           </w:p>
         </w:tc>
@@ -9378,7 +10257,7 @@
                 <w:rFonts w:ascii="Arial" w:hAnsi="Arial" w:eastAsia="Arial" w:cs="Tahoma"/>
                 <w:sz w:val="18"/>
               </w:rPr>
-              <w:t>log การส่ง — SBPGI เรียก sendEmail() ด้วยเลข template จาก workflow_route.email_id แล้ว lib เขียนแถวให้เอง (DP-5 · 2026-08-14) · ⚠️ คอลัมน์ผู้ส่งคือ send_by ไม่ใช่ sent_by</w:t>
+              <w:t>log การส่ง — SGI เรียก sendEmail() ด้วยเลข template จาก workflow_route.email_id แล้ว lib เขียนแถวให้เอง (DP-5 · 2026-08-14) · ⚠️ คอลัมน์ผู้ส่งคือ send_by ไม่ใช่ sent_by</w:t>
             </w:r>
           </w:p>
         </w:tc>
@@ -9724,7 +10603,7 @@
         <w:rPr>
           <w:b/>
         </w:rPr>
-        <w:t>GET /api/v1/sbpgi/lookup/document-statuses</w:t>
+        <w:t>GET /api/v1/sgi/lookup/document-statuses</w:t>
       </w:r>
       <w:r>
         <w:t xml:space="preserve"> — รายการสถานะเอกสาร verbatim</w:t>
@@ -9744,13 +10623,13 @@
         <w:br/>
         <w:t>--    รับเฉพาะ positional $1..$n — ต้องแปลงเป็นลำดับ หรือรันผ่าน QueryBuilder</w:t>
         <w:br/>
-        <w:t>-- ตาราง document_statuses ของ SBPGI ถูกตัดแล้ว — อ่านจาก workflow_status ของ engine กลาง</w:t>
+        <w:t>-- ตาราง document_statuses ของ SGI ถูกตัดแล้ว — อ่านจาก workflow_status ของ engine กลาง</w:t>
         <w:br/>
         <w:t>SELECT status_id AS status_code, status_name, seq AS sort_order</w:t>
         <w:br/>
         <w:t>FROM sps_store.workflow_status</w:t>
         <w:br/>
-        <w:t>WHERE version_id = :sbpgiVersionId</w:t>
+        <w:t>WHERE version_id = :sgiVersionId</w:t>
         <w:br/>
         <w:t>ORDER BY seq;</w:t>
       </w:r>
@@ -9760,7 +10639,7 @@
         <w:rPr>
           <w:b/>
         </w:rPr>
-        <w:t>GET /api/v1/sbpgi/lookup/workflow-sections</w:t>
+        <w:t>GET /api/v1/sgi/lookup/workflow-sections</w:t>
       </w:r>
       <w:r>
         <w:t xml:space="preserve"> — รายการ section 5 ขั้น</w:t>
@@ -9780,7 +10659,7 @@
         <w:br/>
         <w:t>--    รับเฉพาะ positional $1..$n — ต้องแปลงเป็นลำดับ หรือรันผ่าน QueryBuilder</w:t>
         <w:br/>
-        <w:t>-- ตาราง workflow_sections ของ SBPGI ถูกตัดแล้ว — อ่าน state จาก engine กลาง และวงเงินจาก common_code ของระบบเดิม</w:t>
+        <w:t>-- ตาราง workflow_sections ของ SGI ถูกตัดแล้ว — อ่าน state จาก engine กลาง และวงเงินจาก common_code ของระบบเดิม</w:t>
         <w:br/>
         <w:t>-- (approve_limit_amount = SectionLimitCost ของ K2 เดิม · เกณฑ์เดียว 100,000 ตามมติ 2026-08-18 — เป็น data ไม่ hardcode · ขั้น 03 เป็น null = ไม่มีเพดาน)</w:t>
         <w:br/>
@@ -9798,9 +10677,9 @@
         <w:br/>
         <w:t>LEFT JOIN sps_store.workflow_route r ON r.version_id = s.version_id AND r.from_state_id = s.state_id</w:t>
         <w:br/>
-        <w:t>LEFT JOIN common_code c ON c.code_type = 'SBPGI_APPROVE_LIMIT' AND c.code_value = s.state_id</w:t>
+        <w:t>LEFT JOIN common_code c ON c.code_type = 'SGI_APPROVE_LIMIT' AND c.code_value = s.state_id</w:t>
         <w:br/>
-        <w:t>WHERE s.version_id = :sbpgiVersionId</w:t>
+        <w:t>WHERE s.version_id = :sgiVersionId</w:t>
         <w:br/>
         <w:t>GROUP BY s.state_id, s.state_name, c.other_value</w:t>
         <w:br/>
@@ -10099,7 +10978,7 @@
         <w:keepLines/>
       </w:pPr>
       <w:r>
-        <w:t>SBPGI เรียก email-lib ส่งอีเมลเอง โดยใช้เลข template จาก workflow_route.email_id (ปิด DP-5 · 2026-08-14)</w:t>
+        <w:t>SGI เรียก email-lib ส่งอีเมลเอง โดยใช้เลข template จาก workflow_route.email_id (ปิด DP-5 · 2026-08-14)</w:t>
       </w:r>
     </w:p>
     <w:p>
@@ -11216,7 +12095,7 @@
                 <w:rFonts w:ascii="Arial" w:hAnsi="Arial" w:eastAsia="Arial" w:cs="Tahoma"/>
                 <w:sz w:val="18"/>
               </w:rPr>
-              <w:t>SBPGI เรียก email-lib ส่งอีเมลเอง โดยใช้เลข template จาก workflow_route.email_id (ปิด DP-5 · 2026-08-14)</w:t>
+              <w:t>SGI เรียก email-lib ส่งอีเมลเอง โดยใช้เลข template จาก workflow_route.email_id (ปิด DP-5 · 2026-08-14)</w:t>
             </w:r>
           </w:p>
         </w:tc>
@@ -11407,7 +12286,7 @@
                 <w:rFonts w:ascii="Courier New" w:hAnsi="Courier New" w:eastAsia="Courier New" w:cs="Tahoma"/>
                 <w:sz w:val="18"/>
               </w:rPr>
-              <w:t>GET /api/v1/sbpgi/lookup/document-statuses</w:t>
+              <w:t>GET /api/v1/sgi/lookup/document-statuses</w:t>
             </w:r>
           </w:p>
         </w:tc>
@@ -11487,7 +12366,7 @@
                 <w:rFonts w:ascii="Courier New" w:hAnsi="Courier New" w:eastAsia="Courier New" w:cs="Tahoma"/>
                 <w:sz w:val="18"/>
               </w:rPr>
-              <w:t>GET /api/v1/sbpgi/lookup/workflow-sections</w:t>
+              <w:t>GET /api/v1/sgi/lookup/workflow-sections</w:t>
             </w:r>
           </w:p>
         </w:tc>
